--- a/chi tiết database.docx
+++ b/chi tiết database.docx
@@ -6,6 +6,9 @@
       <w:pPr>
         <w:pStyle w:val="Heading3"/>
       </w:pPr>
+      <w:r>
+        <w:t>F</w:t>
+      </w:r>
       <w:r>
         <w:t>1. LOGIC ĐĂNG KÝ SALON (PARTNER)</w:t>
       </w:r>
@@ -348,7 +351,7 @@
     <w:p>
       <w:r>
         <w:pict w14:anchorId="4DDD36B1">
-          <v:rect id="_x0000_i1124" style="width:0;height:1.5pt" o:hralign="center" o:hrstd="t" o:hr="t" fillcolor="#a0a0a0" stroked="f"/>
+          <v:rect id="_x0000_i1025" style="width:0;height:1.5pt" o:hralign="center" o:hrstd="t" o:hr="t" fillcolor="#a0a0a0" stroked="f"/>
         </w:pict>
       </w:r>
     </w:p>
@@ -924,7 +927,7 @@
           <w:color w:val="1F1F1F"/>
         </w:rPr>
         <w:pict w14:anchorId="399914B8">
-          <v:rect id="_x0000_i1125" style="width:0;height:1.5pt" o:hralign="center" o:hrstd="t" o:hrnoshade="t" o:hr="t" fillcolor="gray" stroked="f"/>
+          <v:rect id="_x0000_i1026" style="width:0;height:1.5pt" o:hralign="center" o:hrstd="t" o:hrnoshade="t" o:hr="t" fillcolor="gray" stroked="f"/>
         </w:pict>
       </w:r>
     </w:p>
@@ -1140,7 +1143,7 @@
           <w:color w:val="1F1F1F"/>
         </w:rPr>
         <w:pict w14:anchorId="40BCA96A">
-          <v:rect id="_x0000_i1126" style="width:0;height:1.5pt" o:hralign="center" o:hrstd="t" o:hrnoshade="t" o:hr="t" fillcolor="gray" stroked="f"/>
+          <v:rect id="_x0000_i1027" style="width:0;height:1.5pt" o:hralign="center" o:hrstd="t" o:hrnoshade="t" o:hr="t" fillcolor="gray" stroked="f"/>
         </w:pict>
       </w:r>
     </w:p>
@@ -1365,7 +1368,7 @@
         </w:trPr>
         <w:tc>
           <w:tcPr>
-            <w:tcW w:w="0" w:type="auto"/>
+            <w:tcW w:w="1951" w:type="dxa"/>
             <w:tcBorders>
               <w:top w:val="single" w:sz="6" w:space="0" w:color="auto"/>
               <w:left w:val="single" w:sz="6" w:space="0" w:color="auto"/>
@@ -1400,7 +1403,7 @@
         </w:tc>
         <w:tc>
           <w:tcPr>
-            <w:tcW w:w="0" w:type="auto"/>
+            <w:tcW w:w="1152" w:type="dxa"/>
             <w:tcBorders>
               <w:top w:val="single" w:sz="6" w:space="0" w:color="auto"/>
               <w:left w:val="single" w:sz="6" w:space="0" w:color="auto"/>
@@ -1504,7 +1507,7 @@
         </w:trPr>
         <w:tc>
           <w:tcPr>
-            <w:tcW w:w="0" w:type="auto"/>
+            <w:tcW w:w="1951" w:type="dxa"/>
             <w:tcBorders>
               <w:top w:val="single" w:sz="6" w:space="0" w:color="auto"/>
               <w:left w:val="single" w:sz="6" w:space="0" w:color="auto"/>
@@ -1539,7 +1542,7 @@
         </w:tc>
         <w:tc>
           <w:tcPr>
-            <w:tcW w:w="0" w:type="auto"/>
+            <w:tcW w:w="1152" w:type="dxa"/>
             <w:tcBorders>
               <w:top w:val="single" w:sz="6" w:space="0" w:color="auto"/>
               <w:left w:val="single" w:sz="6" w:space="0" w:color="auto"/>
@@ -1652,7 +1655,7 @@
         </w:trPr>
         <w:tc>
           <w:tcPr>
-            <w:tcW w:w="0" w:type="auto"/>
+            <w:tcW w:w="1951" w:type="dxa"/>
             <w:tcBorders>
               <w:top w:val="single" w:sz="6" w:space="0" w:color="auto"/>
               <w:left w:val="single" w:sz="6" w:space="0" w:color="auto"/>
@@ -1687,7 +1690,7 @@
         </w:tc>
         <w:tc>
           <w:tcPr>
-            <w:tcW w:w="0" w:type="auto"/>
+            <w:tcW w:w="1152" w:type="dxa"/>
             <w:tcBorders>
               <w:top w:val="single" w:sz="6" w:space="0" w:color="auto"/>
               <w:left w:val="single" w:sz="6" w:space="0" w:color="auto"/>
@@ -1791,7 +1794,7 @@
         </w:trPr>
         <w:tc>
           <w:tcPr>
-            <w:tcW w:w="0" w:type="auto"/>
+            <w:tcW w:w="1951" w:type="dxa"/>
             <w:tcBorders>
               <w:top w:val="single" w:sz="6" w:space="0" w:color="auto"/>
               <w:left w:val="single" w:sz="6" w:space="0" w:color="auto"/>
@@ -1826,7 +1829,7 @@
         </w:tc>
         <w:tc>
           <w:tcPr>
-            <w:tcW w:w="0" w:type="auto"/>
+            <w:tcW w:w="1152" w:type="dxa"/>
             <w:tcBorders>
               <w:top w:val="single" w:sz="6" w:space="0" w:color="auto"/>
               <w:left w:val="single" w:sz="6" w:space="0" w:color="auto"/>
@@ -1930,7 +1933,7 @@
         </w:trPr>
         <w:tc>
           <w:tcPr>
-            <w:tcW w:w="0" w:type="auto"/>
+            <w:tcW w:w="1951" w:type="dxa"/>
             <w:tcBorders>
               <w:top w:val="single" w:sz="6" w:space="0" w:color="auto"/>
               <w:left w:val="single" w:sz="6" w:space="0" w:color="auto"/>
@@ -1965,7 +1968,7 @@
         </w:tc>
         <w:tc>
           <w:tcPr>
-            <w:tcW w:w="0" w:type="auto"/>
+            <w:tcW w:w="1152" w:type="dxa"/>
             <w:tcBorders>
               <w:top w:val="single" w:sz="6" w:space="0" w:color="auto"/>
               <w:left w:val="single" w:sz="6" w:space="0" w:color="auto"/>
@@ -2078,7 +2081,7 @@
         </w:trPr>
         <w:tc>
           <w:tcPr>
-            <w:tcW w:w="0" w:type="auto"/>
+            <w:tcW w:w="1951" w:type="dxa"/>
             <w:tcBorders>
               <w:top w:val="single" w:sz="6" w:space="0" w:color="auto"/>
               <w:left w:val="single" w:sz="6" w:space="0" w:color="auto"/>
@@ -2113,7 +2116,7 @@
         </w:tc>
         <w:tc>
           <w:tcPr>
-            <w:tcW w:w="0" w:type="auto"/>
+            <w:tcW w:w="1152" w:type="dxa"/>
             <w:tcBorders>
               <w:top w:val="single" w:sz="6" w:space="0" w:color="auto"/>
               <w:left w:val="single" w:sz="6" w:space="0" w:color="auto"/>
@@ -2242,7 +2245,7 @@
         </w:trPr>
         <w:tc>
           <w:tcPr>
-            <w:tcW w:w="0" w:type="auto"/>
+            <w:tcW w:w="1951" w:type="dxa"/>
             <w:tcBorders>
               <w:top w:val="single" w:sz="6" w:space="0" w:color="auto"/>
               <w:left w:val="single" w:sz="6" w:space="0" w:color="auto"/>
@@ -2277,7 +2280,7 @@
         </w:tc>
         <w:tc>
           <w:tcPr>
-            <w:tcW w:w="0" w:type="auto"/>
+            <w:tcW w:w="1152" w:type="dxa"/>
             <w:tcBorders>
               <w:top w:val="single" w:sz="6" w:space="0" w:color="auto"/>
               <w:left w:val="single" w:sz="6" w:space="0" w:color="auto"/>
@@ -2381,7 +2384,7 @@
         </w:trPr>
         <w:tc>
           <w:tcPr>
-            <w:tcW w:w="0" w:type="auto"/>
+            <w:tcW w:w="1951" w:type="dxa"/>
             <w:tcBorders>
               <w:top w:val="single" w:sz="6" w:space="0" w:color="auto"/>
               <w:left w:val="single" w:sz="6" w:space="0" w:color="auto"/>
@@ -2416,7 +2419,7 @@
         </w:tc>
         <w:tc>
           <w:tcPr>
-            <w:tcW w:w="0" w:type="auto"/>
+            <w:tcW w:w="1152" w:type="dxa"/>
             <w:tcBorders>
               <w:top w:val="single" w:sz="6" w:space="0" w:color="auto"/>
               <w:left w:val="single" w:sz="6" w:space="0" w:color="auto"/>
@@ -2536,7 +2539,7 @@
         </w:trPr>
         <w:tc>
           <w:tcPr>
-            <w:tcW w:w="0" w:type="auto"/>
+            <w:tcW w:w="1951" w:type="dxa"/>
             <w:tcBorders>
               <w:top w:val="single" w:sz="6" w:space="0" w:color="auto"/>
               <w:left w:val="single" w:sz="6" w:space="0" w:color="auto"/>
@@ -2573,7 +2576,7 @@
         </w:tc>
         <w:tc>
           <w:tcPr>
-            <w:tcW w:w="0" w:type="auto"/>
+            <w:tcW w:w="1152" w:type="dxa"/>
             <w:tcBorders>
               <w:top w:val="single" w:sz="6" w:space="0" w:color="auto"/>
               <w:left w:val="single" w:sz="6" w:space="0" w:color="auto"/>
@@ -2718,7 +2721,7 @@
         </w:trPr>
         <w:tc>
           <w:tcPr>
-            <w:tcW w:w="0" w:type="auto"/>
+            <w:tcW w:w="1951" w:type="dxa"/>
             <w:tcBorders>
               <w:top w:val="single" w:sz="6" w:space="0" w:color="auto"/>
               <w:left w:val="single" w:sz="6" w:space="0" w:color="auto"/>
@@ -2759,7 +2762,7 @@
         </w:tc>
         <w:tc>
           <w:tcPr>
-            <w:tcW w:w="0" w:type="auto"/>
+            <w:tcW w:w="1152" w:type="dxa"/>
             <w:tcBorders>
               <w:top w:val="single" w:sz="6" w:space="0" w:color="auto"/>
               <w:left w:val="single" w:sz="6" w:space="0" w:color="auto"/>
@@ -2863,14 +2866,7 @@
                 <w:color w:val="1F1F1F"/>
                 <w:bdr w:val="none" w:sz="0" w:space="0" w:color="auto" w:frame="1"/>
               </w:rPr>
-              <w:t xml:space="preserve"> Mongoose Timestamps. Dùng để sort lịch sử</w:t>
-            </w:r>
-            <w:r>
-              <w:rPr>
-                <w:color w:val="1F1F1F"/>
-                <w:bdr w:val="none" w:sz="0" w:space="0" w:color="auto" w:frame="1"/>
-              </w:rPr>
-              <w:t>…</w:t>
+              <w:t xml:space="preserve"> Mongoose Timestamps. Dùng để sort lịch sử…</w:t>
             </w:r>
           </w:p>
         </w:tc>
@@ -4277,7 +4273,7 @@
           <w:color w:val="1F1F1F"/>
         </w:rPr>
         <w:pict w14:anchorId="20BC27CB">
-          <v:rect id="_x0000_i1127" style="width:0;height:1.5pt" o:hralign="center" o:hrstd="t" o:hrnoshade="t" o:hr="t" fillcolor="gray" stroked="f"/>
+          <v:rect id="_x0000_i1028" style="width:0;height:1.5pt" o:hralign="center" o:hrstd="t" o:hrnoshade="t" o:hr="t" fillcolor="gray" stroked="f"/>
         </w:pict>
       </w:r>
     </w:p>
@@ -9066,7 +9062,7 @@
           <w:color w:val="1F1F1F"/>
         </w:rPr>
         <w:pict w14:anchorId="6D4F59E1">
-          <v:rect id="_x0000_i1128" style="width:0;height:1.5pt" o:hralign="center" o:hrstd="t" o:hrnoshade="t" o:hr="t" fillcolor="gray" stroked="f"/>
+          <v:rect id="_x0000_i1029" style="width:0;height:1.5pt" o:hralign="center" o:hrstd="t" o:hrnoshade="t" o:hr="t" fillcolor="gray" stroked="f"/>
         </w:pict>
       </w:r>
     </w:p>
@@ -12559,7 +12555,7 @@
           <w:color w:val="1F1F1F"/>
         </w:rPr>
         <w:pict w14:anchorId="1838035A">
-          <v:rect id="_x0000_i1129" style="width:0;height:1.5pt" o:hralign="center" o:hrstd="t" o:hrnoshade="t" o:hr="t" fillcolor="gray" stroked="f"/>
+          <v:rect id="_x0000_i1030" style="width:0;height:1.5pt" o:hralign="center" o:hrstd="t" o:hrnoshade="t" o:hr="t" fillcolor="gray" stroked="f"/>
         </w:pict>
       </w:r>
     </w:p>
@@ -14944,7 +14940,7 @@
         </w:rPr>
         <w:lastRenderedPageBreak/>
         <w:pict w14:anchorId="37E55BDA">
-          <v:rect id="_x0000_i1130" style="width:0;height:1.5pt" o:hralign="center" o:hrstd="t" o:hrnoshade="t" o:hr="t" fillcolor="gray" stroked="f"/>
+          <v:rect id="_x0000_i1031" style="width:0;height:1.5pt" o:hralign="center" o:hrstd="t" o:hrnoshade="t" o:hr="t" fillcolor="gray" stroked="f"/>
         </w:pict>
       </w:r>
     </w:p>
@@ -15015,10 +15011,10 @@
         <w:tblLook w:val="04A0" w:firstRow="1" w:lastRow="0" w:firstColumn="1" w:lastColumn="0" w:noHBand="0" w:noVBand="1"/>
       </w:tblPr>
       <w:tblGrid>
-        <w:gridCol w:w="2236"/>
+        <w:gridCol w:w="2284"/>
         <w:gridCol w:w="1490"/>
         <w:gridCol w:w="1252"/>
-        <w:gridCol w:w="3423"/>
+        <w:gridCol w:w="4318"/>
       </w:tblGrid>
       <w:tr>
         <w:trPr>
@@ -15585,7 +15581,25 @@
                 <w:color w:val="444746"/>
                 <w:bdr w:val="none" w:sz="0" w:space="0" w:color="auto" w:frame="1"/>
               </w:rPr>
-              <w:t>['User', 'Salon']</w:t>
+              <w:t>['</w:t>
+            </w:r>
+            <w:r>
+              <w:rPr>
+                <w:rStyle w:val="HTMLCode"/>
+                <w:rFonts w:eastAsiaTheme="minorHAnsi"/>
+                <w:color w:val="444746"/>
+                <w:bdr w:val="none" w:sz="0" w:space="0" w:color="auto" w:frame="1"/>
+              </w:rPr>
+              <w:t>Customer</w:t>
+            </w:r>
+            <w:r>
+              <w:rPr>
+                <w:rStyle w:val="HTMLCode"/>
+                <w:rFonts w:eastAsiaTheme="minorHAnsi"/>
+                <w:color w:val="444746"/>
+                <w:bdr w:val="none" w:sz="0" w:space="0" w:color="auto" w:frame="1"/>
+              </w:rPr>
+              <w:t>', 'Salon']</w:t>
             </w:r>
             <w:r>
               <w:rPr>
@@ -15593,6 +15607,142 @@
                 <w:bdr w:val="none" w:sz="0" w:space="0" w:color="auto" w:frame="1"/>
               </w:rPr>
               <w:t>.</w:t>
+            </w:r>
+          </w:p>
+        </w:tc>
+      </w:tr>
+      <w:tr>
+        <w:trPr>
+          <w:tblCellSpacing w:w="15" w:type="dxa"/>
+        </w:trPr>
+        <w:tc>
+          <w:tcPr>
+            <w:tcW w:w="0" w:type="auto"/>
+            <w:tcBorders>
+              <w:top w:val="single" w:sz="6" w:space="0" w:color="auto"/>
+              <w:left w:val="single" w:sz="6" w:space="0" w:color="auto"/>
+              <w:bottom w:val="single" w:sz="6" w:space="0" w:color="auto"/>
+              <w:right w:val="single" w:sz="6" w:space="0" w:color="auto"/>
+            </w:tcBorders>
+            <w:tcMar>
+              <w:top w:w="120" w:type="dxa"/>
+              <w:left w:w="180" w:type="dxa"/>
+              <w:bottom w:w="120" w:type="dxa"/>
+              <w:right w:w="180" w:type="dxa"/>
+            </w:tcMar>
+            <w:vAlign w:val="center"/>
+          </w:tcPr>
+          <w:p>
+            <w:pPr>
+              <w:rPr>
+                <w:rStyle w:val="HTMLCode"/>
+                <w:rFonts w:eastAsiaTheme="minorHAnsi"/>
+                <w:color w:val="444746"/>
+                <w:bdr w:val="none" w:sz="0" w:space="0" w:color="auto" w:frame="1"/>
+              </w:rPr>
+            </w:pPr>
+            <w:r>
+              <w:rPr>
+                <w:rFonts w:ascii="Courier New" w:hAnsi="Courier New" w:cs="Courier New"/>
+              </w:rPr>
+              <w:t>taggedSalonId</w:t>
+            </w:r>
+            <w:r>
+              <w:rPr>
+                <w:rFonts w:ascii="Courier New" w:hAnsi="Courier New" w:cs="Courier New"/>
+              </w:rPr>
+              <w:t>s</w:t>
+            </w:r>
+          </w:p>
+        </w:tc>
+        <w:tc>
+          <w:tcPr>
+            <w:tcW w:w="0" w:type="auto"/>
+            <w:tcBorders>
+              <w:top w:val="single" w:sz="6" w:space="0" w:color="auto"/>
+              <w:left w:val="single" w:sz="6" w:space="0" w:color="auto"/>
+              <w:bottom w:val="single" w:sz="6" w:space="0" w:color="auto"/>
+              <w:right w:val="single" w:sz="6" w:space="0" w:color="auto"/>
+            </w:tcBorders>
+            <w:tcMar>
+              <w:top w:w="120" w:type="dxa"/>
+              <w:left w:w="180" w:type="dxa"/>
+              <w:bottom w:w="120" w:type="dxa"/>
+              <w:right w:w="180" w:type="dxa"/>
+            </w:tcMar>
+            <w:vAlign w:val="center"/>
+          </w:tcPr>
+          <w:p>
+            <w:pPr>
+              <w:rPr>
+                <w:color w:val="1F1F1F"/>
+                <w:bdr w:val="none" w:sz="0" w:space="0" w:color="auto" w:frame="1"/>
+              </w:rPr>
+            </w:pPr>
+            <w:r>
+              <w:t>[ObjectId]</w:t>
+            </w:r>
+          </w:p>
+        </w:tc>
+        <w:tc>
+          <w:tcPr>
+            <w:tcW w:w="0" w:type="auto"/>
+            <w:tcBorders>
+              <w:top w:val="single" w:sz="6" w:space="0" w:color="auto"/>
+              <w:left w:val="single" w:sz="6" w:space="0" w:color="auto"/>
+              <w:bottom w:val="single" w:sz="6" w:space="0" w:color="auto"/>
+              <w:right w:val="single" w:sz="6" w:space="0" w:color="auto"/>
+            </w:tcBorders>
+            <w:tcMar>
+              <w:top w:w="120" w:type="dxa"/>
+              <w:left w:w="180" w:type="dxa"/>
+              <w:bottom w:w="120" w:type="dxa"/>
+              <w:right w:w="180" w:type="dxa"/>
+            </w:tcMar>
+            <w:vAlign w:val="center"/>
+          </w:tcPr>
+          <w:p>
+            <w:pPr>
+              <w:rPr>
+                <w:color w:val="1F1F1F"/>
+                <w:bdr w:val="none" w:sz="0" w:space="0" w:color="auto" w:frame="1"/>
+              </w:rPr>
+            </w:pPr>
+            <w:r>
+              <w:t>No</w:t>
+            </w:r>
+          </w:p>
+        </w:tc>
+        <w:tc>
+          <w:tcPr>
+            <w:tcW w:w="0" w:type="auto"/>
+            <w:tcBorders>
+              <w:top w:val="single" w:sz="6" w:space="0" w:color="auto"/>
+              <w:left w:val="single" w:sz="6" w:space="0" w:color="auto"/>
+              <w:bottom w:val="single" w:sz="6" w:space="0" w:color="auto"/>
+              <w:right w:val="single" w:sz="6" w:space="0" w:color="auto"/>
+            </w:tcBorders>
+            <w:tcMar>
+              <w:top w:w="120" w:type="dxa"/>
+              <w:left w:w="180" w:type="dxa"/>
+              <w:bottom w:w="120" w:type="dxa"/>
+              <w:right w:w="180" w:type="dxa"/>
+            </w:tcMar>
+            <w:vAlign w:val="center"/>
+          </w:tcPr>
+          <w:p>
+            <w:pPr>
+              <w:rPr>
+                <w:rFonts w:ascii="Courier New" w:hAnsi="Courier New" w:cs="Courier New"/>
+              </w:rPr>
+            </w:pPr>
+            <w:proofErr w:type="gramStart"/>
+            <w:r>
+              <w:t>Ref(</w:t>
+            </w:r>
+            <w:proofErr w:type="gramEnd"/>
+            <w:r>
+              <w:t>Salon). Khách dùng Check-in (1 ID). Admin dùng viết bài Top List (Nhiều ID).</w:t>
             </w:r>
           </w:p>
         </w:tc>
@@ -16724,6 +16874,7 @@
                 <w:color w:val="444746"/>
                 <w:bdr w:val="none" w:sz="0" w:space="0" w:color="auto" w:frame="1"/>
               </w:rPr>
+              <w:lastRenderedPageBreak/>
               <w:t>lastMessage</w:t>
             </w:r>
           </w:p>
@@ -16907,7 +17058,6 @@
                 <w:color w:val="444746"/>
                 <w:bdr w:val="none" w:sz="0" w:space="0" w:color="auto" w:frame="1"/>
               </w:rPr>
-              <w:lastRenderedPageBreak/>
               <w:t>createdAt</w:t>
             </w:r>
           </w:p>
@@ -18251,7 +18401,7 @@
           <w:color w:val="1F1F1F"/>
         </w:rPr>
         <w:pict w14:anchorId="750190F6">
-          <v:rect id="_x0000_i1131" style="width:0;height:1.5pt" o:hralign="center" o:hrstd="t" o:hrnoshade="t" o:hr="t" fillcolor="gray" stroked="f"/>
+          <v:rect id="_x0000_i1032" style="width:0;height:1.5pt" o:hralign="center" o:hrstd="t" o:hrnoshade="t" o:hr="t" fillcolor="gray" stroked="f"/>
         </w:pict>
       </w:r>
     </w:p>
@@ -18362,6 +18512,7 @@
                 <w:color w:val="1F1F1F"/>
                 <w:bdr w:val="none" w:sz="0" w:space="0" w:color="auto" w:frame="1"/>
               </w:rPr>
+              <w:lastRenderedPageBreak/>
               <w:t>Field</w:t>
             </w:r>
           </w:p>
@@ -18643,7 +18794,6 @@
                 <w:color w:val="444746"/>
                 <w:bdr w:val="none" w:sz="0" w:space="0" w:color="auto" w:frame="1"/>
               </w:rPr>
-              <w:lastRenderedPageBreak/>
               <w:t>salonId</w:t>
             </w:r>
           </w:p>
@@ -19619,7 +19769,7 @@
           <w:color w:val="1F1F1F"/>
         </w:rPr>
         <w:pict w14:anchorId="5823143E">
-          <v:rect id="_x0000_i1132" style="width:0;height:1.5pt" o:hralign="center" o:hrstd="t" o:hrnoshade="t" o:hr="t" fillcolor="gray" stroked="f"/>
+          <v:rect id="_x0000_i1033" style="width:0;height:1.5pt" o:hralign="center" o:hrstd="t" o:hrnoshade="t" o:hr="t" fillcolor="gray" stroked="f"/>
         </w:pict>
       </w:r>
     </w:p>
@@ -20118,6 +20268,7 @@
                 <w:b/>
                 <w:bCs/>
               </w:rPr>
+              <w:lastRenderedPageBreak/>
               <w:t>Staffs</w:t>
             </w:r>
           </w:p>
@@ -20259,7 +20410,6 @@
                 <w:b/>
                 <w:bCs/>
               </w:rPr>
-              <w:lastRenderedPageBreak/>
               <w:t>Services</w:t>
             </w:r>
           </w:p>
@@ -21544,6 +21694,7 @@
         <w:pStyle w:val="Heading3"/>
       </w:pPr>
       <w:r>
+        <w:lastRenderedPageBreak/>
         <w:t>3. Cụm Inventory (Kho hàng)</w:t>
       </w:r>
     </w:p>
@@ -21858,7 +22009,6 @@
                 <w:b/>
                 <w:bCs/>
               </w:rPr>
-              <w:lastRenderedPageBreak/>
               <w:t>InventoryLogs</w:t>
             </w:r>
           </w:p>
@@ -23293,6 +23443,7 @@
                 <w:b/>
                 <w:bCs/>
               </w:rPr>
+              <w:lastRenderedPageBreak/>
               <w:t>Posts</w:t>
             </w:r>
           </w:p>

--- a/chi tiết database.docx
+++ b/chi tiết database.docx
@@ -960,29 +960,33 @@
         </w:rPr>
         <w:t xml:space="preserve">Tất cả các Schema bên dưới khi code đều phải thêm option </w:t>
       </w:r>
-      <w:proofErr w:type="gramStart"/>
       <w:r>
         <w:rPr>
           <w:rStyle w:val="HTMLCode"/>
           <w:color w:val="444746"/>
           <w:bdr w:val="none" w:sz="0" w:space="0" w:color="auto" w:frame="1"/>
         </w:rPr>
-        <w:t>{ timestamps</w:t>
-      </w:r>
-      <w:proofErr w:type="gramEnd"/>
+        <w:t>{ timestamps: true }</w:t>
+      </w:r>
+      <w:r>
+        <w:rPr>
+          <w:color w:val="1F1F1F"/>
+        </w:rPr>
+        <w:t xml:space="preserve"> để tự động sinh ra 2 cột </w:t>
+      </w:r>
       <w:r>
         <w:rPr>
           <w:rStyle w:val="HTMLCode"/>
           <w:color w:val="444746"/>
           <w:bdr w:val="none" w:sz="0" w:space="0" w:color="auto" w:frame="1"/>
         </w:rPr>
-        <w:t>: true }</w:t>
+        <w:t>createdAt</w:t>
       </w:r>
       <w:r>
         <w:rPr>
           <w:color w:val="1F1F1F"/>
         </w:rPr>
-        <w:t xml:space="preserve"> để tự động sinh ra 2 cột </w:t>
+        <w:t xml:space="preserve"> và </w:t>
       </w:r>
       <w:r>
         <w:rPr>
@@ -990,20 +994,6 @@
           <w:color w:val="444746"/>
           <w:bdr w:val="none" w:sz="0" w:space="0" w:color="auto" w:frame="1"/>
         </w:rPr>
-        <w:t>createdAt</w:t>
-      </w:r>
-      <w:r>
-        <w:rPr>
-          <w:color w:val="1F1F1F"/>
-        </w:rPr>
-        <w:t xml:space="preserve"> và </w:t>
-      </w:r>
-      <w:r>
-        <w:rPr>
-          <w:rStyle w:val="HTMLCode"/>
-          <w:color w:val="444746"/>
-          <w:bdr w:val="none" w:sz="0" w:space="0" w:color="auto" w:frame="1"/>
-        </w:rPr>
         <w:t>updatedAt</w:t>
       </w:r>
       <w:r>
@@ -1040,21 +1030,7 @@
         <w:rPr>
           <w:color w:val="1F1F1F"/>
         </w:rPr>
-        <w:t xml:space="preserve">const UserSchema = new </w:t>
-      </w:r>
-      <w:proofErr w:type="gramStart"/>
-      <w:r>
-        <w:rPr>
-          <w:color w:val="1F1F1F"/>
-        </w:rPr>
-        <w:t>Schema(</w:t>
-      </w:r>
-      <w:proofErr w:type="gramEnd"/>
-      <w:r>
-        <w:rPr>
-          <w:color w:val="1F1F1F"/>
-        </w:rPr>
-        <w:t>{</w:t>
+        <w:t>const UserSchema = new Schema({</w:t>
       </w:r>
     </w:p>
     <w:p>
@@ -1099,21 +1075,7 @@
         <w:rPr>
           <w:color w:val="1F1F1F"/>
         </w:rPr>
-        <w:t xml:space="preserve">}, </w:t>
-      </w:r>
-      <w:proofErr w:type="gramStart"/>
-      <w:r>
-        <w:rPr>
-          <w:color w:val="1F1F1F"/>
-        </w:rPr>
-        <w:t>{ timestamps</w:t>
-      </w:r>
-      <w:proofErr w:type="gramEnd"/>
-      <w:r>
-        <w:rPr>
-          <w:color w:val="1F1F1F"/>
-        </w:rPr>
-        <w:t xml:space="preserve">: true }); </w:t>
+        <w:t xml:space="preserve">}, { timestamps: true }); </w:t>
       </w:r>
     </w:p>
     <w:p>
@@ -3274,21 +3236,12 @@
                 <w:color w:val="1F1F1F"/>
               </w:rPr>
             </w:pPr>
-            <w:proofErr w:type="gramStart"/>
-            <w:r>
-              <w:rPr>
-                <w:color w:val="1F1F1F"/>
-                <w:bdr w:val="none" w:sz="0" w:space="0" w:color="auto" w:frame="1"/>
-              </w:rPr>
-              <w:t>Ref(</w:t>
-            </w:r>
-            <w:proofErr w:type="gramEnd"/>
-            <w:r>
-              <w:rPr>
-                <w:color w:val="1F1F1F"/>
-                <w:bdr w:val="none" w:sz="0" w:space="0" w:color="auto" w:frame="1"/>
-              </w:rPr>
-              <w:t>User)</w:t>
+            <w:r>
+              <w:rPr>
+                <w:color w:val="1F1F1F"/>
+                <w:bdr w:val="none" w:sz="0" w:space="0" w:color="auto" w:frame="1"/>
+              </w:rPr>
+              <w:t>Ref(User)</w:t>
             </w:r>
           </w:p>
         </w:tc>
@@ -3921,7 +3874,6 @@
               </w:rPr>
               <w:t xml:space="preserve">Metadata (VD: </w:t>
             </w:r>
-            <w:proofErr w:type="gramStart"/>
             <w:r>
               <w:rPr>
                 <w:rStyle w:val="HTMLCode"/>
@@ -3929,17 +3881,7 @@
                 <w:color w:val="444746"/>
                 <w:bdr w:val="none" w:sz="0" w:space="0" w:color="auto" w:frame="1"/>
               </w:rPr>
-              <w:t>{ bookingId</w:t>
-            </w:r>
-            <w:proofErr w:type="gramEnd"/>
-            <w:r>
-              <w:rPr>
-                <w:rStyle w:val="HTMLCode"/>
-                <w:rFonts w:eastAsiaTheme="minorHAnsi"/>
-                <w:color w:val="444746"/>
-                <w:bdr w:val="none" w:sz="0" w:space="0" w:color="auto" w:frame="1"/>
-              </w:rPr>
-              <w:t>: "123" }</w:t>
+              <w:t>{ bookingId: "123" }</w:t>
             </w:r>
             <w:r>
               <w:rPr>
@@ -4693,21 +4635,12 @@
                 <w:color w:val="1F1F1F"/>
               </w:rPr>
             </w:pPr>
-            <w:proofErr w:type="gramStart"/>
-            <w:r>
-              <w:rPr>
-                <w:color w:val="1F1F1F"/>
-                <w:bdr w:val="none" w:sz="0" w:space="0" w:color="auto" w:frame="1"/>
-              </w:rPr>
-              <w:t>Ref(</w:t>
-            </w:r>
-            <w:proofErr w:type="gramEnd"/>
-            <w:r>
-              <w:rPr>
-                <w:color w:val="1F1F1F"/>
-                <w:bdr w:val="none" w:sz="0" w:space="0" w:color="auto" w:frame="1"/>
-              </w:rPr>
-              <w:t>User)</w:t>
+            <w:r>
+              <w:rPr>
+                <w:color w:val="1F1F1F"/>
+                <w:bdr w:val="none" w:sz="0" w:space="0" w:color="auto" w:frame="1"/>
+              </w:rPr>
+              <w:t>Ref(User)</w:t>
             </w:r>
           </w:p>
         </w:tc>
@@ -5055,7 +4988,6 @@
                 <w:color w:val="1F1F1F"/>
               </w:rPr>
             </w:pPr>
-            <w:proofErr w:type="gramStart"/>
             <w:r>
               <w:rPr>
                 <w:rStyle w:val="HTMLCode"/>
@@ -5063,17 +4995,7 @@
                 <w:color w:val="444746"/>
                 <w:bdr w:val="none" w:sz="0" w:space="0" w:color="auto" w:frame="1"/>
               </w:rPr>
-              <w:t>{ type</w:t>
-            </w:r>
-            <w:proofErr w:type="gramEnd"/>
-            <w:r>
-              <w:rPr>
-                <w:rStyle w:val="HTMLCode"/>
-                <w:rFonts w:eastAsiaTheme="minorHAnsi"/>
-                <w:color w:val="444746"/>
-                <w:bdr w:val="none" w:sz="0" w:space="0" w:color="auto" w:frame="1"/>
-              </w:rPr>
-              <w:t>: "Point", coordinates: [long, lat] }</w:t>
+              <w:t>{ type: "Point", coordinates: [long, lat] }</w:t>
             </w:r>
             <w:r>
               <w:rPr>
@@ -5231,7 +5153,6 @@
                 <w:color w:val="1F1F1F"/>
               </w:rPr>
             </w:pPr>
-            <w:proofErr w:type="gramStart"/>
             <w:r>
               <w:rPr>
                 <w:rStyle w:val="HTMLCode"/>
@@ -5239,17 +5160,7 @@
                 <w:color w:val="444746"/>
                 <w:bdr w:val="none" w:sz="0" w:space="0" w:color="auto" w:frame="1"/>
               </w:rPr>
-              <w:t>{ street</w:t>
-            </w:r>
-            <w:proofErr w:type="gramEnd"/>
-            <w:r>
-              <w:rPr>
-                <w:rStyle w:val="HTMLCode"/>
-                <w:rFonts w:eastAsiaTheme="minorHAnsi"/>
-                <w:color w:val="444746"/>
-                <w:bdr w:val="none" w:sz="0" w:space="0" w:color="auto" w:frame="1"/>
-              </w:rPr>
-              <w:t>, district, city }</w:t>
+              <w:t>{ street, district, city }</w:t>
             </w:r>
             <w:r>
               <w:rPr>
@@ -6215,10 +6126,10 @@
         <w:tblLook w:val="04A0" w:firstRow="1" w:lastRow="0" w:firstColumn="1" w:lastColumn="0" w:noHBand="0" w:noVBand="1"/>
       </w:tblPr>
       <w:tblGrid>
-        <w:gridCol w:w="1516"/>
+        <w:gridCol w:w="1552"/>
         <w:gridCol w:w="1339"/>
         <w:gridCol w:w="1252"/>
-        <w:gridCol w:w="5237"/>
+        <w:gridCol w:w="5201"/>
       </w:tblGrid>
       <w:tr>
         <w:trPr>
@@ -6564,21 +6475,12 @@
                 <w:color w:val="1F1F1F"/>
               </w:rPr>
             </w:pPr>
-            <w:proofErr w:type="gramStart"/>
-            <w:r>
-              <w:rPr>
-                <w:color w:val="1F1F1F"/>
-                <w:bdr w:val="none" w:sz="0" w:space="0" w:color="auto" w:frame="1"/>
-              </w:rPr>
-              <w:t>Ref(</w:t>
-            </w:r>
-            <w:proofErr w:type="gramEnd"/>
-            <w:r>
-              <w:rPr>
-                <w:color w:val="1F1F1F"/>
-                <w:bdr w:val="none" w:sz="0" w:space="0" w:color="auto" w:frame="1"/>
-              </w:rPr>
-              <w:t>Salon)</w:t>
+            <w:r>
+              <w:rPr>
+                <w:color w:val="1F1F1F"/>
+                <w:bdr w:val="none" w:sz="0" w:space="0" w:color="auto" w:frame="1"/>
+              </w:rPr>
+              <w:t>Ref(Salon)</w:t>
             </w:r>
           </w:p>
         </w:tc>
@@ -7244,6 +7146,303 @@
               <w:right w:w="180" w:type="dxa"/>
             </w:tcMar>
             <w:vAlign w:val="center"/>
+          </w:tcPr>
+          <w:p>
+            <w:pPr>
+              <w:rPr>
+                <w:rStyle w:val="HTMLCode"/>
+                <w:rFonts w:eastAsiaTheme="minorHAnsi"/>
+                <w:color w:val="444746"/>
+                <w:bdr w:val="none" w:sz="0" w:space="0" w:color="auto" w:frame="1"/>
+              </w:rPr>
+            </w:pPr>
+            <w:r>
+              <w:t>type</w:t>
+            </w:r>
+          </w:p>
+        </w:tc>
+        <w:tc>
+          <w:tcPr>
+            <w:tcW w:w="0" w:type="auto"/>
+            <w:tcBorders>
+              <w:top w:val="single" w:sz="6" w:space="0" w:color="auto"/>
+              <w:left w:val="single" w:sz="6" w:space="0" w:color="auto"/>
+              <w:bottom w:val="single" w:sz="6" w:space="0" w:color="auto"/>
+              <w:right w:val="single" w:sz="6" w:space="0" w:color="auto"/>
+            </w:tcBorders>
+            <w:tcMar>
+              <w:top w:w="120" w:type="dxa"/>
+              <w:left w:w="180" w:type="dxa"/>
+              <w:bottom w:w="120" w:type="dxa"/>
+              <w:right w:w="180" w:type="dxa"/>
+            </w:tcMar>
+            <w:vAlign w:val="center"/>
+          </w:tcPr>
+          <w:p>
+            <w:pPr>
+              <w:rPr>
+                <w:color w:val="1F1F1F"/>
+                <w:bdr w:val="none" w:sz="0" w:space="0" w:color="auto" w:frame="1"/>
+              </w:rPr>
+            </w:pPr>
+            <w:r>
+              <w:t>Enum</w:t>
+            </w:r>
+          </w:p>
+        </w:tc>
+        <w:tc>
+          <w:tcPr>
+            <w:tcW w:w="0" w:type="auto"/>
+            <w:tcBorders>
+              <w:top w:val="single" w:sz="6" w:space="0" w:color="auto"/>
+              <w:left w:val="single" w:sz="6" w:space="0" w:color="auto"/>
+              <w:bottom w:val="single" w:sz="6" w:space="0" w:color="auto"/>
+              <w:right w:val="single" w:sz="6" w:space="0" w:color="auto"/>
+            </w:tcBorders>
+            <w:tcMar>
+              <w:top w:w="120" w:type="dxa"/>
+              <w:left w:w="180" w:type="dxa"/>
+              <w:bottom w:w="120" w:type="dxa"/>
+              <w:right w:w="180" w:type="dxa"/>
+            </w:tcMar>
+            <w:vAlign w:val="center"/>
+          </w:tcPr>
+          <w:p>
+            <w:pPr>
+              <w:rPr>
+                <w:color w:val="1F1F1F"/>
+                <w:bdr w:val="none" w:sz="0" w:space="0" w:color="auto" w:frame="1"/>
+              </w:rPr>
+            </w:pPr>
+            <w:r>
+              <w:t>No</w:t>
+            </w:r>
+          </w:p>
+        </w:tc>
+        <w:tc>
+          <w:tcPr>
+            <w:tcW w:w="0" w:type="auto"/>
+            <w:tcBorders>
+              <w:top w:val="single" w:sz="6" w:space="0" w:color="auto"/>
+              <w:left w:val="single" w:sz="6" w:space="0" w:color="auto"/>
+              <w:bottom w:val="single" w:sz="6" w:space="0" w:color="auto"/>
+              <w:right w:val="single" w:sz="6" w:space="0" w:color="auto"/>
+            </w:tcBorders>
+            <w:tcMar>
+              <w:top w:w="120" w:type="dxa"/>
+              <w:left w:w="180" w:type="dxa"/>
+              <w:bottom w:w="120" w:type="dxa"/>
+              <w:right w:w="180" w:type="dxa"/>
+            </w:tcMar>
+            <w:vAlign w:val="center"/>
+          </w:tcPr>
+          <w:p>
+            <w:pPr>
+              <w:rPr>
+                <w:b/>
+                <w:bCs/>
+                <w:color w:val="1F1F1F"/>
+                <w:bdr w:val="none" w:sz="0" w:space="0" w:color="auto" w:frame="1"/>
+              </w:rPr>
+            </w:pPr>
+            <w:r>
+              <w:rPr>
+                <w:rStyle w:val="HTMLCode"/>
+                <w:rFonts w:eastAsiaTheme="minorHAnsi"/>
+              </w:rPr>
+              <w:t>['SINGLE', 'COMBO']</w:t>
+            </w:r>
+            <w:r>
+              <w:t xml:space="preserve">. Default: </w:t>
+            </w:r>
+            <w:r>
+              <w:rPr>
+                <w:rStyle w:val="HTMLCode"/>
+                <w:rFonts w:eastAsiaTheme="minorHAnsi"/>
+              </w:rPr>
+              <w:t>'SINGLE'</w:t>
+            </w:r>
+            <w:r>
+              <w:t>.</w:t>
+            </w:r>
+          </w:p>
+        </w:tc>
+      </w:tr>
+      <w:tr>
+        <w:trPr>
+          <w:tblCellSpacing w:w="15" w:type="dxa"/>
+        </w:trPr>
+        <w:tc>
+          <w:tcPr>
+            <w:tcW w:w="0" w:type="auto"/>
+            <w:tcBorders>
+              <w:top w:val="single" w:sz="6" w:space="0" w:color="auto"/>
+              <w:left w:val="single" w:sz="6" w:space="0" w:color="auto"/>
+              <w:bottom w:val="single" w:sz="6" w:space="0" w:color="auto"/>
+              <w:right w:val="single" w:sz="6" w:space="0" w:color="auto"/>
+            </w:tcBorders>
+            <w:tcMar>
+              <w:top w:w="120" w:type="dxa"/>
+              <w:left w:w="180" w:type="dxa"/>
+              <w:bottom w:w="120" w:type="dxa"/>
+              <w:right w:w="180" w:type="dxa"/>
+            </w:tcMar>
+            <w:vAlign w:val="center"/>
+          </w:tcPr>
+          <w:p>
+            <w:pPr>
+              <w:rPr>
+                <w:rStyle w:val="HTMLCode"/>
+                <w:rFonts w:eastAsiaTheme="minorHAnsi"/>
+                <w:color w:val="444746"/>
+                <w:bdr w:val="none" w:sz="0" w:space="0" w:color="auto" w:frame="1"/>
+              </w:rPr>
+            </w:pPr>
+            <w:r>
+              <w:t>comboItems</w:t>
+            </w:r>
+          </w:p>
+        </w:tc>
+        <w:tc>
+          <w:tcPr>
+            <w:tcW w:w="0" w:type="auto"/>
+            <w:tcBorders>
+              <w:top w:val="single" w:sz="6" w:space="0" w:color="auto"/>
+              <w:left w:val="single" w:sz="6" w:space="0" w:color="auto"/>
+              <w:bottom w:val="single" w:sz="6" w:space="0" w:color="auto"/>
+              <w:right w:val="single" w:sz="6" w:space="0" w:color="auto"/>
+            </w:tcBorders>
+            <w:tcMar>
+              <w:top w:w="120" w:type="dxa"/>
+              <w:left w:w="180" w:type="dxa"/>
+              <w:bottom w:w="120" w:type="dxa"/>
+              <w:right w:w="180" w:type="dxa"/>
+            </w:tcMar>
+            <w:vAlign w:val="center"/>
+          </w:tcPr>
+          <w:p>
+            <w:pPr>
+              <w:rPr>
+                <w:color w:val="1F1F1F"/>
+                <w:bdr w:val="none" w:sz="0" w:space="0" w:color="auto" w:frame="1"/>
+              </w:rPr>
+            </w:pPr>
+            <w:r>
+              <w:t>[ObjectId]</w:t>
+            </w:r>
+          </w:p>
+        </w:tc>
+        <w:tc>
+          <w:tcPr>
+            <w:tcW w:w="0" w:type="auto"/>
+            <w:tcBorders>
+              <w:top w:val="single" w:sz="6" w:space="0" w:color="auto"/>
+              <w:left w:val="single" w:sz="6" w:space="0" w:color="auto"/>
+              <w:bottom w:val="single" w:sz="6" w:space="0" w:color="auto"/>
+              <w:right w:val="single" w:sz="6" w:space="0" w:color="auto"/>
+            </w:tcBorders>
+            <w:tcMar>
+              <w:top w:w="120" w:type="dxa"/>
+              <w:left w:w="180" w:type="dxa"/>
+              <w:bottom w:w="120" w:type="dxa"/>
+              <w:right w:w="180" w:type="dxa"/>
+            </w:tcMar>
+            <w:vAlign w:val="center"/>
+          </w:tcPr>
+          <w:p>
+            <w:pPr>
+              <w:rPr>
+                <w:color w:val="1F1F1F"/>
+                <w:bdr w:val="none" w:sz="0" w:space="0" w:color="auto" w:frame="1"/>
+              </w:rPr>
+            </w:pPr>
+            <w:r>
+              <w:t>No</w:t>
+            </w:r>
+          </w:p>
+        </w:tc>
+        <w:tc>
+          <w:tcPr>
+            <w:tcW w:w="0" w:type="auto"/>
+            <w:tcBorders>
+              <w:top w:val="single" w:sz="6" w:space="0" w:color="auto"/>
+              <w:left w:val="single" w:sz="6" w:space="0" w:color="auto"/>
+              <w:bottom w:val="single" w:sz="6" w:space="0" w:color="auto"/>
+              <w:right w:val="single" w:sz="6" w:space="0" w:color="auto"/>
+            </w:tcBorders>
+            <w:tcMar>
+              <w:top w:w="120" w:type="dxa"/>
+              <w:left w:w="180" w:type="dxa"/>
+              <w:bottom w:w="120" w:type="dxa"/>
+              <w:right w:w="180" w:type="dxa"/>
+            </w:tcMar>
+            <w:vAlign w:val="center"/>
+          </w:tcPr>
+          <w:p>
+            <w:pPr>
+              <w:rPr>
+                <w:b/>
+                <w:bCs/>
+                <w:color w:val="1F1F1F"/>
+                <w:bdr w:val="none" w:sz="0" w:space="0" w:color="auto" w:frame="1"/>
+              </w:rPr>
+            </w:pPr>
+            <w:r>
+              <w:t>Ref(</w:t>
+            </w:r>
+            <w:r>
+              <w:rPr>
+                <w:rStyle w:val="HTMLCode"/>
+                <w:rFonts w:eastAsiaTheme="minorHAnsi"/>
+              </w:rPr>
+              <w:t>Service</w:t>
+            </w:r>
+            <w:r>
+              <w:t xml:space="preserve">). Chỉ dùng khi </w:t>
+            </w:r>
+            <w:r>
+              <w:rPr>
+                <w:rStyle w:val="HTMLCode"/>
+                <w:rFonts w:eastAsiaTheme="minorHAnsi"/>
+              </w:rPr>
+              <w:t>type</w:t>
+            </w:r>
+            <w:r>
+              <w:t xml:space="preserve"> là </w:t>
+            </w:r>
+            <w:r>
+              <w:rPr>
+                <w:rStyle w:val="HTMLCode"/>
+                <w:rFonts w:eastAsiaTheme="minorHAnsi"/>
+              </w:rPr>
+              <w:t>COMBO</w:t>
+            </w:r>
+            <w:r>
+              <w:t>. Chứa danh sách các dịch vụ con.</w:t>
+            </w:r>
+          </w:p>
+        </w:tc>
+      </w:tr>
+      <w:tr>
+        <w:trPr>
+          <w:tblCellSpacing w:w="15" w:type="dxa"/>
+        </w:trPr>
+        <w:tc>
+          <w:tcPr>
+            <w:tcW w:w="0" w:type="auto"/>
+            <w:tcBorders>
+              <w:top w:val="single" w:sz="6" w:space="0" w:color="auto"/>
+              <w:left w:val="single" w:sz="6" w:space="0" w:color="auto"/>
+              <w:bottom w:val="single" w:sz="6" w:space="0" w:color="auto"/>
+              <w:right w:val="single" w:sz="6" w:space="0" w:color="auto"/>
+            </w:tcBorders>
+            <w:tcMar>
+              <w:top w:w="120" w:type="dxa"/>
+              <w:left w:w="180" w:type="dxa"/>
+              <w:bottom w:w="120" w:type="dxa"/>
+              <w:right w:w="180" w:type="dxa"/>
+            </w:tcMar>
+            <w:vAlign w:val="center"/>
             <w:hideMark/>
           </w:tcPr>
           <w:p>
@@ -7563,6 +7762,2589 @@
         </w:tc>
       </w:tr>
     </w:tbl>
+    <w:p>
+      <w:pPr>
+        <w:pStyle w:val="Heading3"/>
+      </w:pPr>
+      <w:r>
+        <w:t>2. Ví dụ Dữ liệu (JSON)</w:t>
+      </w:r>
+    </w:p>
+    <w:p>
+      <w:pPr>
+        <w:pStyle w:val="NormalWeb"/>
+      </w:pPr>
+      <w:r>
+        <w:t>Hãy xem cách dữ liệu được lưu trong Database, bạn sẽ thấy nó rất logic:</w:t>
+      </w:r>
+    </w:p>
+    <w:p>
+      <w:pPr>
+        <w:pStyle w:val="NormalWeb"/>
+      </w:pPr>
+      <w:r>
+        <w:rPr>
+          <w:b/>
+          <w:bCs/>
+        </w:rPr>
+        <w:t>Dịch vụ lẻ (SINGLE):</w:t>
+      </w:r>
+    </w:p>
+    <w:p>
+      <w:r>
+        <w:rPr>
+          <w:rStyle w:val="ng-tns-c1439560824-87"/>
+        </w:rPr>
+        <w:t>JSON</w:t>
+      </w:r>
+    </w:p>
+    <w:p>
+      <w:pPr>
+        <w:pStyle w:val="HTMLPreformatted"/>
+        <w:rPr>
+          <w:rStyle w:val="HTMLCode"/>
+        </w:rPr>
+      </w:pPr>
+      <w:r>
+        <w:rPr>
+          <w:rStyle w:val="HTMLCode"/>
+        </w:rPr>
+        <w:t>{</w:t>
+      </w:r>
+    </w:p>
+    <w:p>
+      <w:pPr>
+        <w:pStyle w:val="HTMLPreformatted"/>
+        <w:rPr>
+          <w:rStyle w:val="HTMLCode"/>
+        </w:rPr>
+      </w:pPr>
+      <w:r>
+        <w:rPr>
+          <w:rStyle w:val="HTMLCode"/>
+        </w:rPr>
+        <w:t xml:space="preserve">  </w:t>
+      </w:r>
+      <w:r>
+        <w:rPr>
+          <w:rStyle w:val="hljs-attr"/>
+        </w:rPr>
+        <w:t>"_id"</w:t>
+      </w:r>
+      <w:r>
+        <w:rPr>
+          <w:rStyle w:val="HTMLCode"/>
+        </w:rPr>
+        <w:t xml:space="preserve">: </w:t>
+      </w:r>
+      <w:r>
+        <w:rPr>
+          <w:rStyle w:val="hljs-string"/>
+        </w:rPr>
+        <w:t>"id_cat_toc"</w:t>
+      </w:r>
+      <w:r>
+        <w:rPr>
+          <w:rStyle w:val="HTMLCode"/>
+        </w:rPr>
+        <w:t>,</w:t>
+      </w:r>
+    </w:p>
+    <w:p>
+      <w:pPr>
+        <w:pStyle w:val="HTMLPreformatted"/>
+        <w:rPr>
+          <w:rStyle w:val="HTMLCode"/>
+        </w:rPr>
+      </w:pPr>
+      <w:r>
+        <w:rPr>
+          <w:rStyle w:val="HTMLCode"/>
+        </w:rPr>
+        <w:t xml:space="preserve">  </w:t>
+      </w:r>
+      <w:r>
+        <w:rPr>
+          <w:rStyle w:val="hljs-attr"/>
+        </w:rPr>
+        <w:t>"name"</w:t>
+      </w:r>
+      <w:r>
+        <w:rPr>
+          <w:rStyle w:val="HTMLCode"/>
+        </w:rPr>
+        <w:t xml:space="preserve">: </w:t>
+      </w:r>
+      <w:r>
+        <w:rPr>
+          <w:rStyle w:val="hljs-string"/>
+        </w:rPr>
+        <w:t>"Cắt tóc nam"</w:t>
+      </w:r>
+      <w:r>
+        <w:rPr>
+          <w:rStyle w:val="HTMLCode"/>
+        </w:rPr>
+        <w:t>,</w:t>
+      </w:r>
+    </w:p>
+    <w:p>
+      <w:pPr>
+        <w:pStyle w:val="HTMLPreformatted"/>
+        <w:rPr>
+          <w:rStyle w:val="HTMLCode"/>
+        </w:rPr>
+      </w:pPr>
+      <w:r>
+        <w:rPr>
+          <w:rStyle w:val="HTMLCode"/>
+        </w:rPr>
+        <w:t xml:space="preserve">  </w:t>
+      </w:r>
+      <w:r>
+        <w:rPr>
+          <w:rStyle w:val="hljs-attr"/>
+        </w:rPr>
+        <w:t>"price"</w:t>
+      </w:r>
+      <w:r>
+        <w:rPr>
+          <w:rStyle w:val="HTMLCode"/>
+        </w:rPr>
+        <w:t xml:space="preserve">: </w:t>
+      </w:r>
+      <w:r>
+        <w:rPr>
+          <w:rStyle w:val="hljs-number"/>
+        </w:rPr>
+        <w:t>50000</w:t>
+      </w:r>
+      <w:r>
+        <w:rPr>
+          <w:rStyle w:val="HTMLCode"/>
+        </w:rPr>
+        <w:t>,</w:t>
+      </w:r>
+    </w:p>
+    <w:p>
+      <w:pPr>
+        <w:pStyle w:val="HTMLPreformatted"/>
+        <w:rPr>
+          <w:rStyle w:val="HTMLCode"/>
+        </w:rPr>
+      </w:pPr>
+      <w:r>
+        <w:rPr>
+          <w:rStyle w:val="HTMLCode"/>
+        </w:rPr>
+        <w:t xml:space="preserve">  </w:t>
+      </w:r>
+      <w:r>
+        <w:rPr>
+          <w:rStyle w:val="hljs-attr"/>
+        </w:rPr>
+        <w:t>"duration"</w:t>
+      </w:r>
+      <w:r>
+        <w:rPr>
+          <w:rStyle w:val="HTMLCode"/>
+        </w:rPr>
+        <w:t xml:space="preserve">: </w:t>
+      </w:r>
+      <w:r>
+        <w:rPr>
+          <w:rStyle w:val="hljs-number"/>
+        </w:rPr>
+        <w:t>30</w:t>
+      </w:r>
+      <w:r>
+        <w:rPr>
+          <w:rStyle w:val="HTMLCode"/>
+        </w:rPr>
+        <w:t>,</w:t>
+      </w:r>
+    </w:p>
+    <w:p>
+      <w:pPr>
+        <w:pStyle w:val="HTMLPreformatted"/>
+        <w:rPr>
+          <w:rStyle w:val="HTMLCode"/>
+        </w:rPr>
+      </w:pPr>
+      <w:r>
+        <w:rPr>
+          <w:rStyle w:val="HTMLCode"/>
+        </w:rPr>
+        <w:t xml:space="preserve">  </w:t>
+      </w:r>
+      <w:r>
+        <w:rPr>
+          <w:rStyle w:val="hljs-attr"/>
+        </w:rPr>
+        <w:t>"type"</w:t>
+      </w:r>
+      <w:r>
+        <w:rPr>
+          <w:rStyle w:val="HTMLCode"/>
+        </w:rPr>
+        <w:t xml:space="preserve">: </w:t>
+      </w:r>
+      <w:r>
+        <w:rPr>
+          <w:rStyle w:val="hljs-string"/>
+        </w:rPr>
+        <w:t>"SINGLE"</w:t>
+      </w:r>
+    </w:p>
+    <w:p>
+      <w:pPr>
+        <w:pStyle w:val="HTMLPreformatted"/>
+        <w:rPr>
+          <w:rStyle w:val="HTMLCode"/>
+        </w:rPr>
+      </w:pPr>
+      <w:r>
+        <w:rPr>
+          <w:rStyle w:val="HTMLCode"/>
+        </w:rPr>
+        <w:t>}</w:t>
+      </w:r>
+    </w:p>
+    <w:p>
+      <w:pPr>
+        <w:pStyle w:val="NormalWeb"/>
+      </w:pPr>
+      <w:r>
+        <w:rPr>
+          <w:b/>
+          <w:bCs/>
+        </w:rPr>
+        <w:t>Dịch vụ Combo (COMBO) - Được tạo từ các dịch vụ lẻ:</w:t>
+      </w:r>
+    </w:p>
+    <w:p>
+      <w:r>
+        <w:rPr>
+          <w:rStyle w:val="ng-tns-c1439560824-88"/>
+        </w:rPr>
+        <w:t>JSON</w:t>
+      </w:r>
+    </w:p>
+    <w:p>
+      <w:pPr>
+        <w:pStyle w:val="HTMLPreformatted"/>
+        <w:rPr>
+          <w:rStyle w:val="HTMLCode"/>
+        </w:rPr>
+      </w:pPr>
+      <w:r>
+        <w:rPr>
+          <w:rStyle w:val="HTMLCode"/>
+        </w:rPr>
+        <w:t>{</w:t>
+      </w:r>
+    </w:p>
+    <w:p>
+      <w:pPr>
+        <w:pStyle w:val="HTMLPreformatted"/>
+        <w:rPr>
+          <w:rStyle w:val="HTMLCode"/>
+        </w:rPr>
+      </w:pPr>
+      <w:r>
+        <w:rPr>
+          <w:rStyle w:val="HTMLCode"/>
+        </w:rPr>
+        <w:t xml:space="preserve">  </w:t>
+      </w:r>
+      <w:r>
+        <w:rPr>
+          <w:rStyle w:val="hljs-attr"/>
+        </w:rPr>
+        <w:t>"_id"</w:t>
+      </w:r>
+      <w:r>
+        <w:rPr>
+          <w:rStyle w:val="HTMLCode"/>
+        </w:rPr>
+        <w:t xml:space="preserve">: </w:t>
+      </w:r>
+      <w:r>
+        <w:rPr>
+          <w:rStyle w:val="hljs-string"/>
+        </w:rPr>
+        <w:t>"id_combo_vip"</w:t>
+      </w:r>
+      <w:r>
+        <w:rPr>
+          <w:rStyle w:val="HTMLCode"/>
+        </w:rPr>
+        <w:t>,</w:t>
+      </w:r>
+    </w:p>
+    <w:p>
+      <w:pPr>
+        <w:pStyle w:val="HTMLPreformatted"/>
+        <w:rPr>
+          <w:rStyle w:val="HTMLCode"/>
+        </w:rPr>
+      </w:pPr>
+      <w:r>
+        <w:rPr>
+          <w:rStyle w:val="HTMLCode"/>
+        </w:rPr>
+        <w:t xml:space="preserve">  </w:t>
+      </w:r>
+      <w:r>
+        <w:rPr>
+          <w:rStyle w:val="hljs-attr"/>
+        </w:rPr>
+        <w:t>"name"</w:t>
+      </w:r>
+      <w:r>
+        <w:rPr>
+          <w:rStyle w:val="HTMLCode"/>
+        </w:rPr>
+        <w:t xml:space="preserve">: </w:t>
+      </w:r>
+      <w:r>
+        <w:rPr>
+          <w:rStyle w:val="hljs-string"/>
+        </w:rPr>
+        <w:t>"Combo Đế Vương (Cắt + Gội)"</w:t>
+      </w:r>
+      <w:r>
+        <w:rPr>
+          <w:rStyle w:val="HTMLCode"/>
+        </w:rPr>
+        <w:t>,</w:t>
+      </w:r>
+    </w:p>
+    <w:p>
+      <w:pPr>
+        <w:pStyle w:val="HTMLPreformatted"/>
+        <w:rPr>
+          <w:rStyle w:val="HTMLCode"/>
+        </w:rPr>
+      </w:pPr>
+      <w:r>
+        <w:rPr>
+          <w:rStyle w:val="HTMLCode"/>
+        </w:rPr>
+        <w:t xml:space="preserve">  </w:t>
+      </w:r>
+      <w:r>
+        <w:rPr>
+          <w:rStyle w:val="hljs-attr"/>
+        </w:rPr>
+        <w:t>"price"</w:t>
+      </w:r>
+      <w:r>
+        <w:rPr>
+          <w:rStyle w:val="HTMLCode"/>
+        </w:rPr>
+        <w:t xml:space="preserve">: </w:t>
+      </w:r>
+      <w:r>
+        <w:rPr>
+          <w:rStyle w:val="hljs-number"/>
+        </w:rPr>
+        <w:t>80000</w:t>
+      </w:r>
+      <w:r>
+        <w:rPr>
+          <w:rStyle w:val="HTMLCode"/>
+        </w:rPr>
+        <w:t xml:space="preserve">, </w:t>
+      </w:r>
+      <w:r>
+        <w:rPr>
+          <w:rStyle w:val="hljs-comment"/>
+        </w:rPr>
+        <w:t>// Rẻ hơn tổng (50k + 50k = 100k)</w:t>
+      </w:r>
+    </w:p>
+    <w:p>
+      <w:pPr>
+        <w:pStyle w:val="HTMLPreformatted"/>
+        <w:rPr>
+          <w:rStyle w:val="HTMLCode"/>
+        </w:rPr>
+      </w:pPr>
+      <w:r>
+        <w:rPr>
+          <w:rStyle w:val="HTMLCode"/>
+        </w:rPr>
+        <w:t xml:space="preserve">  </w:t>
+      </w:r>
+      <w:r>
+        <w:rPr>
+          <w:rStyle w:val="hljs-attr"/>
+        </w:rPr>
+        <w:t>"duration"</w:t>
+      </w:r>
+      <w:r>
+        <w:rPr>
+          <w:rStyle w:val="HTMLCode"/>
+        </w:rPr>
+        <w:t xml:space="preserve">: </w:t>
+      </w:r>
+      <w:r>
+        <w:rPr>
+          <w:rStyle w:val="hljs-number"/>
+        </w:rPr>
+        <w:t>60</w:t>
+      </w:r>
+      <w:r>
+        <w:rPr>
+          <w:rStyle w:val="HTMLCode"/>
+        </w:rPr>
+        <w:t xml:space="preserve">, </w:t>
+      </w:r>
+      <w:r>
+        <w:rPr>
+          <w:rStyle w:val="hljs-comment"/>
+        </w:rPr>
+        <w:t>// Tổng thời gian</w:t>
+      </w:r>
+    </w:p>
+    <w:p>
+      <w:pPr>
+        <w:pStyle w:val="HTMLPreformatted"/>
+        <w:rPr>
+          <w:rStyle w:val="HTMLCode"/>
+        </w:rPr>
+      </w:pPr>
+      <w:r>
+        <w:rPr>
+          <w:rStyle w:val="HTMLCode"/>
+        </w:rPr>
+        <w:t xml:space="preserve">  </w:t>
+      </w:r>
+      <w:r>
+        <w:rPr>
+          <w:rStyle w:val="hljs-attr"/>
+        </w:rPr>
+        <w:t>"type"</w:t>
+      </w:r>
+      <w:r>
+        <w:rPr>
+          <w:rStyle w:val="HTMLCode"/>
+        </w:rPr>
+        <w:t xml:space="preserve">: </w:t>
+      </w:r>
+      <w:r>
+        <w:rPr>
+          <w:rStyle w:val="hljs-string"/>
+        </w:rPr>
+        <w:t>"COMBO"</w:t>
+      </w:r>
+      <w:r>
+        <w:rPr>
+          <w:rStyle w:val="HTMLCode"/>
+        </w:rPr>
+        <w:t>,</w:t>
+      </w:r>
+    </w:p>
+    <w:p>
+      <w:pPr>
+        <w:pStyle w:val="HTMLPreformatted"/>
+        <w:rPr>
+          <w:rStyle w:val="HTMLCode"/>
+        </w:rPr>
+      </w:pPr>
+      <w:r>
+        <w:rPr>
+          <w:rStyle w:val="HTMLCode"/>
+        </w:rPr>
+        <w:t xml:space="preserve">  </w:t>
+      </w:r>
+      <w:r>
+        <w:rPr>
+          <w:rStyle w:val="hljs-attr"/>
+        </w:rPr>
+        <w:t>"comboItems"</w:t>
+      </w:r>
+      <w:r>
+        <w:rPr>
+          <w:rStyle w:val="HTMLCode"/>
+        </w:rPr>
+        <w:t>: [</w:t>
+      </w:r>
+      <w:r>
+        <w:rPr>
+          <w:rStyle w:val="hljs-string"/>
+        </w:rPr>
+        <w:t>"id_cat_toc"</w:t>
+      </w:r>
+      <w:r>
+        <w:rPr>
+          <w:rStyle w:val="HTMLCode"/>
+        </w:rPr>
+        <w:t xml:space="preserve">, </w:t>
+      </w:r>
+      <w:r>
+        <w:rPr>
+          <w:rStyle w:val="hljs-string"/>
+        </w:rPr>
+        <w:t>"id_goi_dau"</w:t>
+      </w:r>
+      <w:r>
+        <w:rPr>
+          <w:rStyle w:val="HTMLCode"/>
+        </w:rPr>
+        <w:t xml:space="preserve">] </w:t>
+      </w:r>
+      <w:r>
+        <w:rPr>
+          <w:rStyle w:val="hljs-comment"/>
+        </w:rPr>
+        <w:t>// Tham chiếu đến các món lẻ</w:t>
+      </w:r>
+    </w:p>
+    <w:p>
+      <w:pPr>
+        <w:pStyle w:val="HTMLPreformatted"/>
+        <w:rPr>
+          <w:rStyle w:val="HTMLCode"/>
+        </w:rPr>
+      </w:pPr>
+      <w:r>
+        <w:rPr>
+          <w:rStyle w:val="HTMLCode"/>
+        </w:rPr>
+        <w:t>}</w:t>
+      </w:r>
+    </w:p>
+    <w:p>
+      <w:r>
+        <w:pict w14:anchorId="4AE6927C">
+          <v:rect id="_x0000_i1029" style="width:0;height:1.5pt" o:hralign="center" o:hrstd="t" o:hr="t" fillcolor="#a0a0a0" stroked="f"/>
+        </w:pict>
+      </w:r>
+    </w:p>
+    <w:p>
+      <w:pPr>
+        <w:pStyle w:val="Heading3"/>
+      </w:pPr>
+      <w:r>
+        <w:lastRenderedPageBreak/>
+        <w:t>3. Logic Xử lý (Frontend &amp; Backend)</w:t>
+      </w:r>
+    </w:p>
+    <w:p>
+      <w:pPr>
+        <w:pStyle w:val="NormalWeb"/>
+      </w:pPr>
+      <w:r>
+        <w:t>Đây là lý do tại sao cách thiết kế này cực kỳ thông minh cho Sprint 2:</w:t>
+      </w:r>
+    </w:p>
+    <w:p>
+      <w:pPr>
+        <w:pStyle w:val="NormalWeb"/>
+      </w:pPr>
+      <w:r>
+        <w:rPr>
+          <w:b/>
+          <w:bCs/>
+        </w:rPr>
+        <w:t>A. Khi tạo Combo (Frontend chủ tiệm):</w:t>
+      </w:r>
+    </w:p>
+    <w:p>
+      <w:pPr>
+        <w:pStyle w:val="NormalWeb"/>
+        <w:numPr>
+          <w:ilvl w:val="0"/>
+          <w:numId w:val="7"/>
+        </w:numPr>
+      </w:pPr>
+      <w:r>
+        <w:t>Chủ tiệm chọn: "Tạo Combo mới".</w:t>
+      </w:r>
+    </w:p>
+    <w:p>
+      <w:pPr>
+        <w:pStyle w:val="NormalWeb"/>
+        <w:numPr>
+          <w:ilvl w:val="0"/>
+          <w:numId w:val="7"/>
+        </w:numPr>
+      </w:pPr>
+      <w:r>
+        <w:t>App hiện danh sách các dịch vụ lẻ (Single) để tick chọn.</w:t>
+      </w:r>
+    </w:p>
+    <w:p>
+      <w:pPr>
+        <w:pStyle w:val="NormalWeb"/>
+        <w:numPr>
+          <w:ilvl w:val="0"/>
+          <w:numId w:val="7"/>
+        </w:numPr>
+      </w:pPr>
+      <w:r>
+        <w:t>Khi chọn xong, App tự động tính tổng tiền và tổng thời gian gợi ý.</w:t>
+      </w:r>
+    </w:p>
+    <w:p>
+      <w:pPr>
+        <w:pStyle w:val="NormalWeb"/>
+        <w:numPr>
+          <w:ilvl w:val="0"/>
+          <w:numId w:val="7"/>
+        </w:numPr>
+      </w:pPr>
+      <w:r>
+        <w:t>Chủ tiệm sửa lại giá (giảm giá đi) và lưu lại.</w:t>
+      </w:r>
+    </w:p>
+    <w:p>
+      <w:pPr>
+        <w:pStyle w:val="NormalWeb"/>
+      </w:pPr>
+      <w:r>
+        <w:rPr>
+          <w:b/>
+          <w:bCs/>
+        </w:rPr>
+        <w:t>B. Khi Khách Đặt lịch (Booking Core):</w:t>
+      </w:r>
+    </w:p>
+    <w:p>
+      <w:pPr>
+        <w:pStyle w:val="NormalWeb"/>
+        <w:numPr>
+          <w:ilvl w:val="0"/>
+          <w:numId w:val="8"/>
+        </w:numPr>
+      </w:pPr>
+      <w:r>
+        <w:rPr>
+          <w:b/>
+          <w:bCs/>
+        </w:rPr>
+        <w:t>Tin vui:</w:t>
+      </w:r>
+      <w:r>
+        <w:t xml:space="preserve"> Bạn </w:t>
+      </w:r>
+      <w:r>
+        <w:rPr>
+          <w:b/>
+          <w:bCs/>
+        </w:rPr>
+        <w:t>KHÔNG CẦN SỬA</w:t>
+      </w:r>
+      <w:r>
+        <w:t xml:space="preserve"> logic đặt lịch!</w:t>
+      </w:r>
+    </w:p>
+    <w:p>
+      <w:pPr>
+        <w:pStyle w:val="NormalWeb"/>
+        <w:numPr>
+          <w:ilvl w:val="0"/>
+          <w:numId w:val="8"/>
+        </w:numPr>
+      </w:pPr>
+      <w:r>
+        <w:t xml:space="preserve">Hệ thống đặt lịch chỉ quan tâm đến </w:t>
+      </w:r>
+      <w:r>
+        <w:rPr>
+          <w:rStyle w:val="HTMLCode"/>
+        </w:rPr>
+        <w:t>_id</w:t>
+      </w:r>
+      <w:r>
+        <w:t xml:space="preserve">, </w:t>
+      </w:r>
+      <w:r>
+        <w:rPr>
+          <w:rStyle w:val="HTMLCode"/>
+        </w:rPr>
+        <w:t>price</w:t>
+      </w:r>
+      <w:r>
+        <w:t xml:space="preserve"> và </w:t>
+      </w:r>
+      <w:r>
+        <w:rPr>
+          <w:rStyle w:val="HTMLCode"/>
+        </w:rPr>
+        <w:t>duration</w:t>
+      </w:r>
+      <w:r>
+        <w:t>.</w:t>
+      </w:r>
+    </w:p>
+    <w:p>
+      <w:pPr>
+        <w:pStyle w:val="NormalWeb"/>
+        <w:numPr>
+          <w:ilvl w:val="0"/>
+          <w:numId w:val="8"/>
+        </w:numPr>
+      </w:pPr>
+      <w:r>
+        <w:t xml:space="preserve">Khi khách đặt "Combo Đế Vương", hệ thống cứ lấy </w:t>
+      </w:r>
+      <w:r>
+        <w:rPr>
+          <w:rStyle w:val="HTMLCode"/>
+        </w:rPr>
+        <w:t>duration: 60</w:t>
+      </w:r>
+      <w:r>
+        <w:t xml:space="preserve"> phút để block lịch như một dịch vụ bình thường. Nó không cần biết bên trong gói đó có gì.</w:t>
+      </w:r>
+    </w:p>
+    <w:p>
+      <w:pPr>
+        <w:pStyle w:val="NormalWeb"/>
+      </w:pPr>
+      <w:r>
+        <w:rPr>
+          <w:b/>
+          <w:bCs/>
+        </w:rPr>
+        <w:t>C. Khi hiển thị Menu (App Khách hàng):</w:t>
+      </w:r>
+    </w:p>
+    <w:p>
+      <w:pPr>
+        <w:pStyle w:val="NormalWeb"/>
+        <w:numPr>
+          <w:ilvl w:val="0"/>
+          <w:numId w:val="9"/>
+        </w:numPr>
+      </w:pPr>
+      <w:r>
+        <w:t xml:space="preserve">Bạn có thể lọc </w:t>
+      </w:r>
+      <w:r>
+        <w:rPr>
+          <w:rStyle w:val="HTMLCode"/>
+        </w:rPr>
+        <w:t>type: 'COMBO'</w:t>
+      </w:r>
+      <w:r>
+        <w:t xml:space="preserve"> để hiển thị một mục riêng là </w:t>
+      </w:r>
+      <w:r>
+        <w:rPr>
+          <w:b/>
+          <w:bCs/>
+        </w:rPr>
+        <w:t>"Combo Tiết Kiệm"</w:t>
+      </w:r>
+      <w:r>
+        <w:t xml:space="preserve"> cho khách dễ thấy.</w:t>
+      </w:r>
+    </w:p>
+    <w:p>
+      <w:pPr>
+        <w:pStyle w:val="NormalWeb"/>
+        <w:numPr>
+          <w:ilvl w:val="0"/>
+          <w:numId w:val="9"/>
+        </w:numPr>
+      </w:pPr>
+      <w:r>
+        <w:t xml:space="preserve">Khi bấm vào chi tiết Combo, Frontend dựa vào mảng </w:t>
+      </w:r>
+      <w:r>
+        <w:rPr>
+          <w:rStyle w:val="HTMLCode"/>
+        </w:rPr>
+        <w:t>comboItems</w:t>
+      </w:r>
+      <w:r>
+        <w:t xml:space="preserve"> để liệt kê: </w:t>
+      </w:r>
+      <w:r>
+        <w:rPr>
+          <w:i/>
+          <w:iCs/>
+        </w:rPr>
+        <w:t>"Gói này bao gồm: Cắt tóc nam, Gội đầu"</w:t>
+      </w:r>
+      <w:r>
+        <w:t>.</w:t>
+      </w:r>
+    </w:p>
+    <w:p>
+      <w:pPr>
+        <w:pStyle w:val="Heading4"/>
+        <w:spacing w:after="0" w:afterAutospacing="0"/>
+        <w:rPr>
+          <w:color w:val="1F1F1F"/>
+        </w:rPr>
+      </w:pPr>
+    </w:p>
+    <w:p>
+      <w:pPr>
+        <w:pStyle w:val="NormalWeb"/>
+      </w:pPr>
+      <w:r>
+        <w:t xml:space="preserve">Để biết được slot nào "đã book" hay "chưa book" khi hiển thị lên màn hình, chúng ta sử dụng kỹ thuật </w:t>
+      </w:r>
+      <w:r>
+        <w:rPr>
+          <w:b/>
+          <w:bCs/>
+        </w:rPr>
+        <w:t>"Merge &amp; Map" (Gộp và Ánh xạ)</w:t>
+      </w:r>
+      <w:r>
+        <w:t xml:space="preserve"> ngay tại Backend trước khi trả về cho Frontend, hoặc Frontend tự xử lý.</w:t>
+      </w:r>
+    </w:p>
+    <w:p>
+      <w:pPr>
+        <w:pStyle w:val="NormalWeb"/>
+      </w:pPr>
+      <w:r>
+        <w:t xml:space="preserve">Bản chất là chúng ta sẽ trộn </w:t>
+      </w:r>
+      <w:r>
+        <w:rPr>
+          <w:b/>
+          <w:bCs/>
+        </w:rPr>
+        <w:t>2 nguồn dữ liệu</w:t>
+      </w:r>
+      <w:r>
+        <w:t xml:space="preserve"> lại với nhau để tạo ra trạng thái cuối cùng.</w:t>
+      </w:r>
+    </w:p>
+    <w:p>
+      <w:pPr>
+        <w:pStyle w:val="NormalWeb"/>
+      </w:pPr>
+      <w:r>
+        <w:t>Hãy hình dung quy trình xử lý dữ liệu (Data Flow) như sau:</w:t>
+      </w:r>
+    </w:p>
+    <w:p>
+      <w:pPr>
+        <w:pStyle w:val="Heading3"/>
+      </w:pPr>
+      <w:r>
+        <w:t>Bước 1: Chuẩn bị 2 nguồn dữ liệu (Input)</w:t>
+      </w:r>
+    </w:p>
+    <w:p>
+      <w:pPr>
+        <w:pStyle w:val="NormalWeb"/>
+      </w:pPr>
+      <w:r>
+        <w:t xml:space="preserve">Khi người dùng chọn ngày </w:t>
+      </w:r>
+      <w:r>
+        <w:rPr>
+          <w:b/>
+          <w:bCs/>
+        </w:rPr>
+        <w:t>01/02/2026</w:t>
+      </w:r>
+      <w:r>
+        <w:t xml:space="preserve"> và nhân viên </w:t>
+      </w:r>
+      <w:r>
+        <w:rPr>
+          <w:b/>
+          <w:bCs/>
+        </w:rPr>
+        <w:t>A</w:t>
+      </w:r>
+      <w:r>
+        <w:t>, Backend/Frontend sẽ có 2 cục dữ liệu:</w:t>
+      </w:r>
+    </w:p>
+    <w:p>
+      <w:pPr>
+        <w:pStyle w:val="NormalWeb"/>
+        <w:numPr>
+          <w:ilvl w:val="0"/>
+          <w:numId w:val="17"/>
+        </w:numPr>
+      </w:pPr>
+      <w:r>
+        <w:rPr>
+          <w:b/>
+          <w:bCs/>
+        </w:rPr>
+        <w:t>Cục 1 - Khung Lịch Gốc (Từ bảng Staff):</w:t>
+      </w:r>
+    </w:p>
+    <w:p>
+      <w:pPr>
+        <w:pStyle w:val="NormalWeb"/>
+        <w:numPr>
+          <w:ilvl w:val="1"/>
+          <w:numId w:val="17"/>
+        </w:numPr>
+      </w:pPr>
+      <w:r>
+        <w:t xml:space="preserve">Nhân viên A làm việc từ: </w:t>
+      </w:r>
+      <w:r>
+        <w:rPr>
+          <w:rStyle w:val="HTMLCode"/>
+        </w:rPr>
+        <w:t>08:00</w:t>
+      </w:r>
+      <w:r>
+        <w:t xml:space="preserve"> đến </w:t>
+      </w:r>
+      <w:r>
+        <w:rPr>
+          <w:rStyle w:val="HTMLCode"/>
+        </w:rPr>
+        <w:t>12:00</w:t>
+      </w:r>
+      <w:r>
+        <w:t>.</w:t>
+      </w:r>
+    </w:p>
+    <w:p>
+      <w:pPr>
+        <w:pStyle w:val="NormalWeb"/>
+        <w:numPr>
+          <w:ilvl w:val="1"/>
+          <w:numId w:val="17"/>
+        </w:numPr>
+      </w:pPr>
+      <w:r>
+        <w:t xml:space="preserve">Bước nhảy (Slot step): </w:t>
+      </w:r>
+      <w:r>
+        <w:rPr>
+          <w:rStyle w:val="HTMLCode"/>
+        </w:rPr>
+        <w:t>30 phút</w:t>
+      </w:r>
+      <w:r>
+        <w:t>.</w:t>
+      </w:r>
+    </w:p>
+    <w:p>
+      <w:pPr>
+        <w:pStyle w:val="NormalWeb"/>
+        <w:numPr>
+          <w:ilvl w:val="1"/>
+          <w:numId w:val="17"/>
+        </w:numPr>
+      </w:pPr>
+      <w:r>
+        <w:rPr>
+          <w:i/>
+          <w:iCs/>
+        </w:rPr>
+        <w:t>Tạo ra danh sách ảo:</w:t>
+      </w:r>
+      <w:r>
+        <w:t xml:space="preserve"> </w:t>
+      </w:r>
+      <w:r>
+        <w:rPr>
+          <w:rStyle w:val="HTMLCode"/>
+        </w:rPr>
+        <w:t>['08:00', '08:30', '09:00', '09:30', '10:00', '10:30', '11:00', '11:30']</w:t>
+      </w:r>
+      <w:r>
+        <w:t>.</w:t>
+      </w:r>
+    </w:p>
+    <w:p>
+      <w:pPr>
+        <w:pStyle w:val="NormalWeb"/>
+        <w:numPr>
+          <w:ilvl w:val="0"/>
+          <w:numId w:val="17"/>
+        </w:numPr>
+      </w:pPr>
+      <w:r>
+        <w:rPr>
+          <w:b/>
+          <w:bCs/>
+        </w:rPr>
+        <w:t>Cục 2 - Các đơn hàng đã có (Từ bảng Appointments):</w:t>
+      </w:r>
+    </w:p>
+    <w:p>
+      <w:pPr>
+        <w:pStyle w:val="NormalWeb"/>
+        <w:numPr>
+          <w:ilvl w:val="1"/>
+          <w:numId w:val="17"/>
+        </w:numPr>
+      </w:pPr>
+      <w:r>
+        <w:t xml:space="preserve">Query: </w:t>
+      </w:r>
+      <w:r>
+        <w:rPr>
+          <w:rStyle w:val="HTMLCode"/>
+        </w:rPr>
+        <w:t>find({ staffId: A, date: '2026-02-01' })</w:t>
+      </w:r>
+    </w:p>
+    <w:p>
+      <w:pPr>
+        <w:pStyle w:val="NormalWeb"/>
+        <w:numPr>
+          <w:ilvl w:val="1"/>
+          <w:numId w:val="17"/>
+        </w:numPr>
+      </w:pPr>
+      <w:r>
+        <w:rPr>
+          <w:i/>
+          <w:iCs/>
+        </w:rPr>
+        <w:lastRenderedPageBreak/>
+        <w:t>Kết quả:</w:t>
+      </w:r>
+      <w:r>
+        <w:t xml:space="preserve"> Có 1 đơn hàng của khách B đặt từ </w:t>
+      </w:r>
+      <w:r>
+        <w:rPr>
+          <w:rStyle w:val="HTMLCode"/>
+        </w:rPr>
+        <w:t>09:00</w:t>
+      </w:r>
+      <w:r>
+        <w:t xml:space="preserve"> đến </w:t>
+      </w:r>
+      <w:r>
+        <w:rPr>
+          <w:rStyle w:val="HTMLCode"/>
+        </w:rPr>
+        <w:t>10:00</w:t>
+      </w:r>
+      <w:r>
+        <w:t>.</w:t>
+      </w:r>
+    </w:p>
+    <w:p>
+      <w:pPr>
+        <w:pStyle w:val="Heading3"/>
+      </w:pPr>
+      <w:r>
+        <w:t>Bước 2: Thuật toán so sánh (Processing)</w:t>
+      </w:r>
+    </w:p>
+    <w:p>
+      <w:pPr>
+        <w:pStyle w:val="NormalWeb"/>
+      </w:pPr>
+      <w:r>
+        <w:t xml:space="preserve">Chúng ta chạy một vòng lặp qua </w:t>
+      </w:r>
+      <w:r>
+        <w:rPr>
+          <w:b/>
+          <w:bCs/>
+        </w:rPr>
+        <w:t>Danh sách ảo (Cục 1)</w:t>
+      </w:r>
+      <w:r>
+        <w:t xml:space="preserve"> và kiểm tra xem giờ đó có nằm trong </w:t>
+      </w:r>
+      <w:r>
+        <w:rPr>
+          <w:b/>
+          <w:bCs/>
+        </w:rPr>
+        <w:t>Khoảng thời gian bận (Cục 2)</w:t>
+      </w:r>
+      <w:r>
+        <w:t xml:space="preserve"> hay không.</w:t>
+      </w:r>
+    </w:p>
+    <w:p>
+      <w:pPr>
+        <w:pStyle w:val="NormalWeb"/>
+      </w:pPr>
+      <w:r>
+        <w:rPr>
+          <w:b/>
+          <w:bCs/>
+        </w:rPr>
+        <w:t>Mô phỏng chạy bằng cơm:</w:t>
+      </w:r>
+    </w:p>
+    <w:p>
+      <w:pPr>
+        <w:pStyle w:val="NormalWeb"/>
+        <w:numPr>
+          <w:ilvl w:val="0"/>
+          <w:numId w:val="18"/>
+        </w:numPr>
+      </w:pPr>
+      <w:r>
+        <w:t xml:space="preserve">Slot </w:t>
+      </w:r>
+      <w:r>
+        <w:rPr>
+          <w:rStyle w:val="HTMLCode"/>
+        </w:rPr>
+        <w:t>08:00</w:t>
+      </w:r>
+      <w:r>
+        <w:t xml:space="preserve">: Có nằm trong khoảng 09:00-10:00 không? -&gt; </w:t>
+      </w:r>
+      <w:r>
+        <w:rPr>
+          <w:b/>
+          <w:bCs/>
+        </w:rPr>
+        <w:t>KHÔNG</w:t>
+      </w:r>
+      <w:r>
+        <w:t xml:space="preserve">. =&gt; Trạng thái: </w:t>
+      </w:r>
+      <w:r>
+        <w:rPr>
+          <w:b/>
+          <w:bCs/>
+        </w:rPr>
+        <w:t>AVAILABLE</w:t>
+      </w:r>
+      <w:r>
+        <w:t>.</w:t>
+      </w:r>
+    </w:p>
+    <w:p>
+      <w:pPr>
+        <w:pStyle w:val="NormalWeb"/>
+        <w:numPr>
+          <w:ilvl w:val="0"/>
+          <w:numId w:val="18"/>
+        </w:numPr>
+      </w:pPr>
+      <w:r>
+        <w:t xml:space="preserve">Slot </w:t>
+      </w:r>
+      <w:r>
+        <w:rPr>
+          <w:rStyle w:val="HTMLCode"/>
+        </w:rPr>
+        <w:t>08:30</w:t>
+      </w:r>
+      <w:r>
+        <w:t xml:space="preserve">: Có nằm trong khoảng 09:00-10:00 không? -&gt; </w:t>
+      </w:r>
+      <w:r>
+        <w:rPr>
+          <w:b/>
+          <w:bCs/>
+        </w:rPr>
+        <w:t>KHÔNG</w:t>
+      </w:r>
+      <w:r>
+        <w:t xml:space="preserve">. =&gt; Trạng thái: </w:t>
+      </w:r>
+      <w:r>
+        <w:rPr>
+          <w:b/>
+          <w:bCs/>
+        </w:rPr>
+        <w:t>AVAILABLE</w:t>
+      </w:r>
+      <w:r>
+        <w:t>.</w:t>
+      </w:r>
+    </w:p>
+    <w:p>
+      <w:pPr>
+        <w:pStyle w:val="NormalWeb"/>
+        <w:numPr>
+          <w:ilvl w:val="0"/>
+          <w:numId w:val="18"/>
+        </w:numPr>
+      </w:pPr>
+      <w:r>
+        <w:t xml:space="preserve">Slot </w:t>
+      </w:r>
+      <w:r>
+        <w:rPr>
+          <w:rStyle w:val="HTMLCode"/>
+        </w:rPr>
+        <w:t>09:00</w:t>
+      </w:r>
+      <w:r>
+        <w:t xml:space="preserve">: Có nằm trong khoảng 09:00-10:00 không? -&gt; </w:t>
+      </w:r>
+      <w:r>
+        <w:rPr>
+          <w:b/>
+          <w:bCs/>
+        </w:rPr>
+        <w:t>CÓ</w:t>
+      </w:r>
+      <w:r>
+        <w:t xml:space="preserve">. =&gt; Trạng thái: </w:t>
+      </w:r>
+      <w:r>
+        <w:rPr>
+          <w:b/>
+          <w:bCs/>
+        </w:rPr>
+        <w:t>BOOKED</w:t>
+      </w:r>
+      <w:r>
+        <w:t>.</w:t>
+      </w:r>
+    </w:p>
+    <w:p>
+      <w:pPr>
+        <w:pStyle w:val="NormalWeb"/>
+        <w:numPr>
+          <w:ilvl w:val="0"/>
+          <w:numId w:val="18"/>
+        </w:numPr>
+      </w:pPr>
+      <w:r>
+        <w:t xml:space="preserve">Slot </w:t>
+      </w:r>
+      <w:r>
+        <w:rPr>
+          <w:rStyle w:val="HTMLCode"/>
+        </w:rPr>
+        <w:t>09:30</w:t>
+      </w:r>
+      <w:r>
+        <w:t xml:space="preserve">: Có nằm trong khoảng 09:00-10:00 không? -&gt; </w:t>
+      </w:r>
+      <w:r>
+        <w:rPr>
+          <w:b/>
+          <w:bCs/>
+        </w:rPr>
+        <w:t>CÓ</w:t>
+      </w:r>
+      <w:r>
+        <w:t xml:space="preserve">. =&gt; Trạng thái: </w:t>
+      </w:r>
+      <w:r>
+        <w:rPr>
+          <w:b/>
+          <w:bCs/>
+        </w:rPr>
+        <w:t>BOOKED</w:t>
+      </w:r>
+      <w:r>
+        <w:t>. (Vì khách làm 60 phút nên chiếm 2 slot).</w:t>
+      </w:r>
+    </w:p>
+    <w:p>
+      <w:pPr>
+        <w:pStyle w:val="NormalWeb"/>
+        <w:numPr>
+          <w:ilvl w:val="0"/>
+          <w:numId w:val="18"/>
+        </w:numPr>
+      </w:pPr>
+      <w:r>
+        <w:t xml:space="preserve">Slot </w:t>
+      </w:r>
+      <w:r>
+        <w:rPr>
+          <w:rStyle w:val="HTMLCode"/>
+        </w:rPr>
+        <w:t>10:00</w:t>
+      </w:r>
+      <w:r>
+        <w:t xml:space="preserve">: Có nằm trong khoảng 09:00-10:00 không? -&gt; </w:t>
+      </w:r>
+      <w:r>
+        <w:rPr>
+          <w:b/>
+          <w:bCs/>
+        </w:rPr>
+        <w:t>KHÔNG</w:t>
+      </w:r>
+      <w:r>
+        <w:t xml:space="preserve">. (Vừa khít giờ xong). =&gt; Trạng thái: </w:t>
+      </w:r>
+      <w:r>
+        <w:rPr>
+          <w:b/>
+          <w:bCs/>
+        </w:rPr>
+        <w:t>AVAILABLE</w:t>
+      </w:r>
+      <w:r>
+        <w:t>.</w:t>
+      </w:r>
+    </w:p>
+    <w:p>
+      <w:pPr>
+        <w:pStyle w:val="Heading3"/>
+      </w:pPr>
+      <w:r>
+        <w:t>Bước 3: Dữ liệu trả về cho Frontend (Output)</w:t>
+      </w:r>
+    </w:p>
+    <w:p>
+      <w:pPr>
+        <w:pStyle w:val="NormalWeb"/>
+      </w:pPr>
+      <w:r>
+        <w:t>Thay vì trả về danh sách giờ thô sơ, API sẽ trả về một mảng object đầy đủ trạng thái:</w:t>
+      </w:r>
+    </w:p>
+    <w:p>
+      <w:r>
+        <w:rPr>
+          <w:rStyle w:val="ng-tns-c1439560824-155"/>
+        </w:rPr>
+        <w:t>JSON</w:t>
+      </w:r>
+    </w:p>
+    <w:p>
+      <w:pPr>
+        <w:pStyle w:val="HTMLPreformatted"/>
+        <w:rPr>
+          <w:rStyle w:val="HTMLCode"/>
+        </w:rPr>
+      </w:pPr>
+      <w:r>
+        <w:rPr>
+          <w:rStyle w:val="HTMLCode"/>
+        </w:rPr>
+        <w:t>[</w:t>
+      </w:r>
+    </w:p>
+    <w:p>
+      <w:pPr>
+        <w:pStyle w:val="HTMLPreformatted"/>
+        <w:rPr>
+          <w:rStyle w:val="HTMLCode"/>
+        </w:rPr>
+      </w:pPr>
+      <w:r>
+        <w:rPr>
+          <w:rStyle w:val="HTMLCode"/>
+        </w:rPr>
+        <w:t xml:space="preserve">  { </w:t>
+      </w:r>
+      <w:r>
+        <w:rPr>
+          <w:rStyle w:val="hljs-attr"/>
+        </w:rPr>
+        <w:t>"time"</w:t>
+      </w:r>
+      <w:r>
+        <w:rPr>
+          <w:rStyle w:val="HTMLCode"/>
+        </w:rPr>
+        <w:t xml:space="preserve">: </w:t>
+      </w:r>
+      <w:r>
+        <w:rPr>
+          <w:rStyle w:val="hljs-string"/>
+        </w:rPr>
+        <w:t>"08:00"</w:t>
+      </w:r>
+      <w:r>
+        <w:rPr>
+          <w:rStyle w:val="HTMLCode"/>
+        </w:rPr>
+        <w:t xml:space="preserve">, </w:t>
+      </w:r>
+      <w:r>
+        <w:rPr>
+          <w:rStyle w:val="hljs-attr"/>
+        </w:rPr>
+        <w:t>"status"</w:t>
+      </w:r>
+      <w:r>
+        <w:rPr>
+          <w:rStyle w:val="HTMLCode"/>
+        </w:rPr>
+        <w:t xml:space="preserve">: </w:t>
+      </w:r>
+      <w:r>
+        <w:rPr>
+          <w:rStyle w:val="hljs-string"/>
+        </w:rPr>
+        <w:t>"available"</w:t>
+      </w:r>
+      <w:r>
+        <w:rPr>
+          <w:rStyle w:val="HTMLCode"/>
+        </w:rPr>
+        <w:t xml:space="preserve">, </w:t>
+      </w:r>
+      <w:r>
+        <w:rPr>
+          <w:rStyle w:val="hljs-attr"/>
+        </w:rPr>
+        <w:t>"bookingId"</w:t>
+      </w:r>
+      <w:r>
+        <w:rPr>
+          <w:rStyle w:val="HTMLCode"/>
+        </w:rPr>
+        <w:t xml:space="preserve">: </w:t>
+      </w:r>
+      <w:r>
+        <w:rPr>
+          <w:rStyle w:val="hljs-literal"/>
+        </w:rPr>
+        <w:t>null</w:t>
+      </w:r>
+      <w:r>
+        <w:rPr>
+          <w:rStyle w:val="HTMLCode"/>
+        </w:rPr>
+        <w:t xml:space="preserve"> },</w:t>
+      </w:r>
+    </w:p>
+    <w:p>
+      <w:pPr>
+        <w:pStyle w:val="HTMLPreformatted"/>
+        <w:rPr>
+          <w:rStyle w:val="HTMLCode"/>
+        </w:rPr>
+      </w:pPr>
+      <w:r>
+        <w:rPr>
+          <w:rStyle w:val="HTMLCode"/>
+        </w:rPr>
+        <w:t xml:space="preserve">  { </w:t>
+      </w:r>
+      <w:r>
+        <w:rPr>
+          <w:rStyle w:val="hljs-attr"/>
+        </w:rPr>
+        <w:t>"time"</w:t>
+      </w:r>
+      <w:r>
+        <w:rPr>
+          <w:rStyle w:val="HTMLCode"/>
+        </w:rPr>
+        <w:t xml:space="preserve">: </w:t>
+      </w:r>
+      <w:r>
+        <w:rPr>
+          <w:rStyle w:val="hljs-string"/>
+        </w:rPr>
+        <w:t>"08:30"</w:t>
+      </w:r>
+      <w:r>
+        <w:rPr>
+          <w:rStyle w:val="HTMLCode"/>
+        </w:rPr>
+        <w:t xml:space="preserve">, </w:t>
+      </w:r>
+      <w:r>
+        <w:rPr>
+          <w:rStyle w:val="hljs-attr"/>
+        </w:rPr>
+        <w:t>"status"</w:t>
+      </w:r>
+      <w:r>
+        <w:rPr>
+          <w:rStyle w:val="HTMLCode"/>
+        </w:rPr>
+        <w:t xml:space="preserve">: </w:t>
+      </w:r>
+      <w:r>
+        <w:rPr>
+          <w:rStyle w:val="hljs-string"/>
+        </w:rPr>
+        <w:t>"available"</w:t>
+      </w:r>
+      <w:r>
+        <w:rPr>
+          <w:rStyle w:val="HTMLCode"/>
+        </w:rPr>
+        <w:t xml:space="preserve">, </w:t>
+      </w:r>
+      <w:r>
+        <w:rPr>
+          <w:rStyle w:val="hljs-attr"/>
+        </w:rPr>
+        <w:t>"bookingId"</w:t>
+      </w:r>
+      <w:r>
+        <w:rPr>
+          <w:rStyle w:val="HTMLCode"/>
+        </w:rPr>
+        <w:t xml:space="preserve">: </w:t>
+      </w:r>
+      <w:r>
+        <w:rPr>
+          <w:rStyle w:val="hljs-literal"/>
+        </w:rPr>
+        <w:t>null</w:t>
+      </w:r>
+      <w:r>
+        <w:rPr>
+          <w:rStyle w:val="HTMLCode"/>
+        </w:rPr>
+        <w:t xml:space="preserve"> },</w:t>
+      </w:r>
+    </w:p>
+    <w:p>
+      <w:pPr>
+        <w:pStyle w:val="HTMLPreformatted"/>
+        <w:rPr>
+          <w:rStyle w:val="HTMLCode"/>
+        </w:rPr>
+      </w:pPr>
+      <w:r>
+        <w:rPr>
+          <w:rStyle w:val="HTMLCode"/>
+        </w:rPr>
+        <w:t xml:space="preserve">  { </w:t>
+      </w:r>
+      <w:r>
+        <w:rPr>
+          <w:rStyle w:val="hljs-attr"/>
+        </w:rPr>
+        <w:t>"time"</w:t>
+      </w:r>
+      <w:r>
+        <w:rPr>
+          <w:rStyle w:val="HTMLCode"/>
+        </w:rPr>
+        <w:t xml:space="preserve">: </w:t>
+      </w:r>
+      <w:r>
+        <w:rPr>
+          <w:rStyle w:val="hljs-string"/>
+        </w:rPr>
+        <w:t>"09:00"</w:t>
+      </w:r>
+      <w:r>
+        <w:rPr>
+          <w:rStyle w:val="HTMLCode"/>
+        </w:rPr>
+        <w:t xml:space="preserve">, </w:t>
+      </w:r>
+      <w:r>
+        <w:rPr>
+          <w:rStyle w:val="hljs-attr"/>
+        </w:rPr>
+        <w:t>"status"</w:t>
+      </w:r>
+      <w:r>
+        <w:rPr>
+          <w:rStyle w:val="HTMLCode"/>
+        </w:rPr>
+        <w:t xml:space="preserve">: </w:t>
+      </w:r>
+      <w:r>
+        <w:rPr>
+          <w:rStyle w:val="hljs-string"/>
+        </w:rPr>
+        <w:t>"booked"</w:t>
+      </w:r>
+      <w:r>
+        <w:rPr>
+          <w:rStyle w:val="HTMLCode"/>
+        </w:rPr>
+        <w:t xml:space="preserve">, </w:t>
+      </w:r>
+      <w:r>
+        <w:rPr>
+          <w:rStyle w:val="hljs-attr"/>
+        </w:rPr>
+        <w:t>"bookingId"</w:t>
+      </w:r>
+      <w:r>
+        <w:rPr>
+          <w:rStyle w:val="HTMLCode"/>
+        </w:rPr>
+        <w:t xml:space="preserve">: </w:t>
+      </w:r>
+      <w:r>
+        <w:rPr>
+          <w:rStyle w:val="hljs-string"/>
+        </w:rPr>
+        <w:t>"xyz_123"</w:t>
+      </w:r>
+      <w:r>
+        <w:rPr>
+          <w:rStyle w:val="HTMLCode"/>
+        </w:rPr>
+        <w:t xml:space="preserve"> }, </w:t>
+      </w:r>
+      <w:r>
+        <w:rPr>
+          <w:rStyle w:val="hljs-comment"/>
+        </w:rPr>
+        <w:t>// Đỏ</w:t>
+      </w:r>
+    </w:p>
+    <w:p>
+      <w:pPr>
+        <w:pStyle w:val="HTMLPreformatted"/>
+        <w:rPr>
+          <w:rStyle w:val="HTMLCode"/>
+        </w:rPr>
+      </w:pPr>
+      <w:r>
+        <w:rPr>
+          <w:rStyle w:val="HTMLCode"/>
+        </w:rPr>
+        <w:t xml:space="preserve">  { </w:t>
+      </w:r>
+      <w:r>
+        <w:rPr>
+          <w:rStyle w:val="hljs-attr"/>
+        </w:rPr>
+        <w:t>"time"</w:t>
+      </w:r>
+      <w:r>
+        <w:rPr>
+          <w:rStyle w:val="HTMLCode"/>
+        </w:rPr>
+        <w:t xml:space="preserve">: </w:t>
+      </w:r>
+      <w:r>
+        <w:rPr>
+          <w:rStyle w:val="hljs-string"/>
+        </w:rPr>
+        <w:t>"09:30"</w:t>
+      </w:r>
+      <w:r>
+        <w:rPr>
+          <w:rStyle w:val="HTMLCode"/>
+        </w:rPr>
+        <w:t xml:space="preserve">, </w:t>
+      </w:r>
+      <w:r>
+        <w:rPr>
+          <w:rStyle w:val="hljs-attr"/>
+        </w:rPr>
+        <w:t>"status"</w:t>
+      </w:r>
+      <w:r>
+        <w:rPr>
+          <w:rStyle w:val="HTMLCode"/>
+        </w:rPr>
+        <w:t xml:space="preserve">: </w:t>
+      </w:r>
+      <w:r>
+        <w:rPr>
+          <w:rStyle w:val="hljs-string"/>
+        </w:rPr>
+        <w:t>"booked"</w:t>
+      </w:r>
+      <w:r>
+        <w:rPr>
+          <w:rStyle w:val="HTMLCode"/>
+        </w:rPr>
+        <w:t xml:space="preserve">, </w:t>
+      </w:r>
+      <w:r>
+        <w:rPr>
+          <w:rStyle w:val="hljs-attr"/>
+        </w:rPr>
+        <w:t>"bookingId"</w:t>
+      </w:r>
+      <w:r>
+        <w:rPr>
+          <w:rStyle w:val="HTMLCode"/>
+        </w:rPr>
+        <w:t xml:space="preserve">: </w:t>
+      </w:r>
+      <w:r>
+        <w:rPr>
+          <w:rStyle w:val="hljs-string"/>
+        </w:rPr>
+        <w:t>"xyz_123"</w:t>
+      </w:r>
+      <w:r>
+        <w:rPr>
+          <w:rStyle w:val="HTMLCode"/>
+        </w:rPr>
+        <w:t xml:space="preserve"> }, </w:t>
+      </w:r>
+      <w:r>
+        <w:rPr>
+          <w:rStyle w:val="hljs-comment"/>
+        </w:rPr>
+        <w:t>// Đỏ</w:t>
+      </w:r>
+    </w:p>
+    <w:p>
+      <w:pPr>
+        <w:pStyle w:val="HTMLPreformatted"/>
+        <w:rPr>
+          <w:rStyle w:val="HTMLCode"/>
+        </w:rPr>
+      </w:pPr>
+      <w:r>
+        <w:rPr>
+          <w:rStyle w:val="HTMLCode"/>
+        </w:rPr>
+        <w:t xml:space="preserve">  { </w:t>
+      </w:r>
+      <w:r>
+        <w:rPr>
+          <w:rStyle w:val="hljs-attr"/>
+        </w:rPr>
+        <w:t>"time"</w:t>
+      </w:r>
+      <w:r>
+        <w:rPr>
+          <w:rStyle w:val="HTMLCode"/>
+        </w:rPr>
+        <w:t xml:space="preserve">: </w:t>
+      </w:r>
+      <w:r>
+        <w:rPr>
+          <w:rStyle w:val="hljs-string"/>
+        </w:rPr>
+        <w:t>"10:00"</w:t>
+      </w:r>
+      <w:r>
+        <w:rPr>
+          <w:rStyle w:val="HTMLCode"/>
+        </w:rPr>
+        <w:t xml:space="preserve">, </w:t>
+      </w:r>
+      <w:r>
+        <w:rPr>
+          <w:rStyle w:val="hljs-attr"/>
+        </w:rPr>
+        <w:t>"status"</w:t>
+      </w:r>
+      <w:r>
+        <w:rPr>
+          <w:rStyle w:val="HTMLCode"/>
+        </w:rPr>
+        <w:t xml:space="preserve">: </w:t>
+      </w:r>
+      <w:r>
+        <w:rPr>
+          <w:rStyle w:val="hljs-string"/>
+        </w:rPr>
+        <w:t>"available"</w:t>
+      </w:r>
+      <w:r>
+        <w:rPr>
+          <w:rStyle w:val="HTMLCode"/>
+        </w:rPr>
+        <w:t xml:space="preserve">, </w:t>
+      </w:r>
+      <w:r>
+        <w:rPr>
+          <w:rStyle w:val="hljs-attr"/>
+        </w:rPr>
+        <w:t>"bookingId"</w:t>
+      </w:r>
+      <w:r>
+        <w:rPr>
+          <w:rStyle w:val="HTMLCode"/>
+        </w:rPr>
+        <w:t xml:space="preserve">: </w:t>
+      </w:r>
+      <w:r>
+        <w:rPr>
+          <w:rStyle w:val="hljs-literal"/>
+        </w:rPr>
+        <w:t>null</w:t>
+      </w:r>
+      <w:r>
+        <w:rPr>
+          <w:rStyle w:val="HTMLCode"/>
+        </w:rPr>
+        <w:t xml:space="preserve"> }</w:t>
+      </w:r>
+    </w:p>
+    <w:p>
+      <w:pPr>
+        <w:pStyle w:val="HTMLPreformatted"/>
+        <w:rPr>
+          <w:rStyle w:val="HTMLCode"/>
+        </w:rPr>
+      </w:pPr>
+      <w:r>
+        <w:rPr>
+          <w:rStyle w:val="HTMLCode"/>
+        </w:rPr>
+        <w:t>]</w:t>
+      </w:r>
+    </w:p>
+    <w:p>
+      <w:r>
+        <w:pict w14:anchorId="6B9AF821">
+          <v:rect id="_x0000_i1036" style="width:0;height:1.5pt" o:hralign="center" o:hrstd="t" o:hr="t" fillcolor="#a0a0a0" stroked="f"/>
+        </w:pict>
+      </w:r>
+    </w:p>
+    <w:p>
+      <w:pPr>
+        <w:pStyle w:val="Heading3"/>
+      </w:pPr>
+      <w:r>
+        <w:t>Code Logic (Gửi cho Backend)</w:t>
+      </w:r>
+    </w:p>
+    <w:p>
+      <w:pPr>
+        <w:pStyle w:val="NormalWeb"/>
+      </w:pPr>
+      <w:r>
+        <w:t>Đây là đoạn code giả (Pseudo-code) logic nhất để xử lý việc này:</w:t>
+      </w:r>
+    </w:p>
+    <w:p>
+      <w:r>
+        <w:rPr>
+          <w:rStyle w:val="ng-tns-c1439560824-156"/>
+        </w:rPr>
+        <w:t>JavaScript</w:t>
+      </w:r>
+    </w:p>
+    <w:p>
+      <w:pPr>
+        <w:pStyle w:val="HTMLPreformatted"/>
+        <w:rPr>
+          <w:rStyle w:val="HTMLCode"/>
+        </w:rPr>
+      </w:pPr>
+      <w:r>
+        <w:rPr>
+          <w:rStyle w:val="hljs-comment"/>
+        </w:rPr>
+        <w:t>// Hàm kiểm tra xem 1 khung giờ có bị trùng lịch không</w:t>
+      </w:r>
+    </w:p>
+    <w:p>
+      <w:pPr>
+        <w:pStyle w:val="HTMLPreformatted"/>
+        <w:rPr>
+          <w:rStyle w:val="HTMLCode"/>
+        </w:rPr>
+      </w:pPr>
+      <w:r>
+        <w:rPr>
+          <w:rStyle w:val="hljs-keyword"/>
+        </w:rPr>
+        <w:t>const</w:t>
+      </w:r>
+      <w:r>
+        <w:rPr>
+          <w:rStyle w:val="HTMLCode"/>
+        </w:rPr>
+        <w:t xml:space="preserve"> isSlotBooked = </w:t>
+      </w:r>
+      <w:r>
+        <w:rPr>
+          <w:rStyle w:val="hljs-function"/>
+        </w:rPr>
+        <w:t>(</w:t>
+      </w:r>
+      <w:r>
+        <w:rPr>
+          <w:rStyle w:val="hljs-params"/>
+        </w:rPr>
+        <w:t>slotTime, appointments</w:t>
+      </w:r>
+      <w:r>
+        <w:rPr>
+          <w:rStyle w:val="hljs-function"/>
+        </w:rPr>
+        <w:t>) =&gt;</w:t>
+      </w:r>
+      <w:r>
+        <w:rPr>
+          <w:rStyle w:val="HTMLCode"/>
+        </w:rPr>
+        <w:t xml:space="preserve"> {</w:t>
+      </w:r>
+    </w:p>
+    <w:p>
+      <w:pPr>
+        <w:pStyle w:val="HTMLPreformatted"/>
+        <w:rPr>
+          <w:rStyle w:val="HTMLCode"/>
+        </w:rPr>
+      </w:pPr>
+      <w:r>
+        <w:rPr>
+          <w:rStyle w:val="HTMLCode"/>
+        </w:rPr>
+        <w:t xml:space="preserve">  </w:t>
+      </w:r>
+      <w:r>
+        <w:rPr>
+          <w:rStyle w:val="hljs-comment"/>
+        </w:rPr>
+        <w:t>// slotTime ví dụ: "09:00" -&gt; Đổi sang phút: 540</w:t>
+      </w:r>
+    </w:p>
+    <w:p>
+      <w:pPr>
+        <w:pStyle w:val="HTMLPreformatted"/>
+        <w:rPr>
+          <w:rStyle w:val="HTMLCode"/>
+        </w:rPr>
+      </w:pPr>
+      <w:r>
+        <w:rPr>
+          <w:rStyle w:val="HTMLCode"/>
+        </w:rPr>
+        <w:t xml:space="preserve">  </w:t>
+      </w:r>
+      <w:r>
+        <w:rPr>
+          <w:rStyle w:val="hljs-comment"/>
+        </w:rPr>
+        <w:t>// appointment: { start: "09:00", duration: 60 } -&gt; start: 540, end: 600</w:t>
+      </w:r>
+    </w:p>
+    <w:p>
+      <w:pPr>
+        <w:pStyle w:val="HTMLPreformatted"/>
+        <w:rPr>
+          <w:rStyle w:val="HTMLCode"/>
+        </w:rPr>
+      </w:pPr>
+    </w:p>
+    <w:p>
+      <w:pPr>
+        <w:pStyle w:val="HTMLPreformatted"/>
+        <w:rPr>
+          <w:rStyle w:val="HTMLCode"/>
+        </w:rPr>
+      </w:pPr>
+      <w:r>
+        <w:rPr>
+          <w:rStyle w:val="HTMLCode"/>
+        </w:rPr>
+        <w:t xml:space="preserve">  </w:t>
+      </w:r>
+      <w:r>
+        <w:rPr>
+          <w:rStyle w:val="hljs-keyword"/>
+        </w:rPr>
+        <w:t>return</w:t>
+      </w:r>
+      <w:r>
+        <w:rPr>
+          <w:rStyle w:val="HTMLCode"/>
+        </w:rPr>
+        <w:t xml:space="preserve"> appointments.some(</w:t>
+      </w:r>
+      <w:r>
+        <w:rPr>
+          <w:rStyle w:val="hljs-params"/>
+        </w:rPr>
+        <w:t>appt</w:t>
+      </w:r>
+      <w:r>
+        <w:rPr>
+          <w:rStyle w:val="hljs-function"/>
+        </w:rPr>
+        <w:t xml:space="preserve"> =&gt;</w:t>
+      </w:r>
+      <w:r>
+        <w:rPr>
+          <w:rStyle w:val="HTMLCode"/>
+        </w:rPr>
+        <w:t xml:space="preserve"> {</w:t>
+      </w:r>
+    </w:p>
+    <w:p>
+      <w:pPr>
+        <w:pStyle w:val="HTMLPreformatted"/>
+        <w:rPr>
+          <w:rStyle w:val="HTMLCode"/>
+        </w:rPr>
+      </w:pPr>
+      <w:r>
+        <w:rPr>
+          <w:rStyle w:val="HTMLCode"/>
+        </w:rPr>
+        <w:t xml:space="preserve">     </w:t>
+      </w:r>
+      <w:r>
+        <w:rPr>
+          <w:rStyle w:val="hljs-comment"/>
+        </w:rPr>
+        <w:t>// Logic va chạm: Giờ của slot &gt;= Giờ bắt đầu Appt VÀ Giờ slot &lt; Giờ kết thúc Appt</w:t>
+      </w:r>
+    </w:p>
+    <w:p>
+      <w:pPr>
+        <w:pStyle w:val="HTMLPreformatted"/>
+        <w:rPr>
+          <w:rStyle w:val="HTMLCode"/>
+        </w:rPr>
+      </w:pPr>
+      <w:r>
+        <w:rPr>
+          <w:rStyle w:val="HTMLCode"/>
+        </w:rPr>
+        <w:t xml:space="preserve">     </w:t>
+      </w:r>
+      <w:r>
+        <w:rPr>
+          <w:rStyle w:val="hljs-keyword"/>
+        </w:rPr>
+        <w:t>return</w:t>
+      </w:r>
+      <w:r>
+        <w:rPr>
+          <w:rStyle w:val="HTMLCode"/>
+        </w:rPr>
+        <w:t xml:space="preserve"> slotTime &gt;= appt.startTime &amp;&amp; slotTime &lt; appt.endTime;</w:t>
+      </w:r>
+    </w:p>
+    <w:p>
+      <w:pPr>
+        <w:pStyle w:val="HTMLPreformatted"/>
+        <w:rPr>
+          <w:rStyle w:val="HTMLCode"/>
+        </w:rPr>
+      </w:pPr>
+      <w:r>
+        <w:rPr>
+          <w:rStyle w:val="HTMLCode"/>
+        </w:rPr>
+        <w:t xml:space="preserve">  });</w:t>
+      </w:r>
+    </w:p>
+    <w:p>
+      <w:pPr>
+        <w:pStyle w:val="HTMLPreformatted"/>
+        <w:rPr>
+          <w:rStyle w:val="HTMLCode"/>
+        </w:rPr>
+      </w:pPr>
+      <w:r>
+        <w:rPr>
+          <w:rStyle w:val="HTMLCode"/>
+        </w:rPr>
+        <w:lastRenderedPageBreak/>
+        <w:t>}</w:t>
+      </w:r>
+    </w:p>
+    <w:p>
+      <w:pPr>
+        <w:pStyle w:val="HTMLPreformatted"/>
+        <w:rPr>
+          <w:rStyle w:val="HTMLCode"/>
+        </w:rPr>
+      </w:pPr>
+    </w:p>
+    <w:p>
+      <w:pPr>
+        <w:pStyle w:val="HTMLPreformatted"/>
+        <w:rPr>
+          <w:rStyle w:val="HTMLCode"/>
+        </w:rPr>
+      </w:pPr>
+      <w:r>
+        <w:rPr>
+          <w:rStyle w:val="hljs-comment"/>
+        </w:rPr>
+        <w:t>// Main logic</w:t>
+      </w:r>
+    </w:p>
+    <w:p>
+      <w:pPr>
+        <w:pStyle w:val="HTMLPreformatted"/>
+        <w:rPr>
+          <w:rStyle w:val="HTMLCode"/>
+        </w:rPr>
+      </w:pPr>
+      <w:r>
+        <w:rPr>
+          <w:rStyle w:val="hljs-keyword"/>
+        </w:rPr>
+        <w:t>const</w:t>
+      </w:r>
+      <w:r>
+        <w:rPr>
+          <w:rStyle w:val="HTMLCode"/>
+        </w:rPr>
+        <w:t xml:space="preserve"> allSlots = generateDailySlots(</w:t>
+      </w:r>
+      <w:r>
+        <w:rPr>
+          <w:rStyle w:val="hljs-string"/>
+        </w:rPr>
+        <w:t>"08:00"</w:t>
+      </w:r>
+      <w:r>
+        <w:rPr>
+          <w:rStyle w:val="HTMLCode"/>
+        </w:rPr>
+        <w:t xml:space="preserve">, </w:t>
+      </w:r>
+      <w:r>
+        <w:rPr>
+          <w:rStyle w:val="hljs-string"/>
+        </w:rPr>
+        <w:t>"17:00"</w:t>
+      </w:r>
+      <w:r>
+        <w:rPr>
+          <w:rStyle w:val="HTMLCode"/>
+        </w:rPr>
+        <w:t xml:space="preserve">, </w:t>
+      </w:r>
+      <w:r>
+        <w:rPr>
+          <w:rStyle w:val="hljs-number"/>
+        </w:rPr>
+        <w:t>30</w:t>
+      </w:r>
+      <w:r>
+        <w:rPr>
+          <w:rStyle w:val="HTMLCode"/>
+        </w:rPr>
+        <w:t xml:space="preserve">); </w:t>
+      </w:r>
+      <w:r>
+        <w:rPr>
+          <w:rStyle w:val="hljs-comment"/>
+        </w:rPr>
+        <w:t>// Tạo các slot 30p</w:t>
+      </w:r>
+    </w:p>
+    <w:p>
+      <w:pPr>
+        <w:pStyle w:val="HTMLPreformatted"/>
+        <w:rPr>
+          <w:rStyle w:val="HTMLCode"/>
+        </w:rPr>
+      </w:pPr>
+      <w:r>
+        <w:rPr>
+          <w:rStyle w:val="hljs-keyword"/>
+        </w:rPr>
+        <w:t>const</w:t>
+      </w:r>
+      <w:r>
+        <w:rPr>
+          <w:rStyle w:val="HTMLCode"/>
+        </w:rPr>
+        <w:t xml:space="preserve"> appointments = </w:t>
+      </w:r>
+      <w:r>
+        <w:rPr>
+          <w:rStyle w:val="hljs-keyword"/>
+        </w:rPr>
+        <w:t>await</w:t>
+      </w:r>
+      <w:r>
+        <w:rPr>
+          <w:rStyle w:val="HTMLCode"/>
+        </w:rPr>
+        <w:t xml:space="preserve"> Appointment.find({ ... }); </w:t>
+      </w:r>
+      <w:r>
+        <w:rPr>
+          <w:rStyle w:val="hljs-comment"/>
+        </w:rPr>
+        <w:t>// Lấy đơn hàng trong DB</w:t>
+      </w:r>
+    </w:p>
+    <w:p>
+      <w:pPr>
+        <w:pStyle w:val="HTMLPreformatted"/>
+        <w:rPr>
+          <w:rStyle w:val="HTMLCode"/>
+        </w:rPr>
+      </w:pPr>
+    </w:p>
+    <w:p>
+      <w:pPr>
+        <w:pStyle w:val="HTMLPreformatted"/>
+        <w:rPr>
+          <w:rStyle w:val="HTMLCode"/>
+        </w:rPr>
+      </w:pPr>
+      <w:r>
+        <w:rPr>
+          <w:rStyle w:val="hljs-keyword"/>
+        </w:rPr>
+        <w:t>const</w:t>
+      </w:r>
+      <w:r>
+        <w:rPr>
+          <w:rStyle w:val="HTMLCode"/>
+        </w:rPr>
+        <w:t xml:space="preserve"> finalSchedule = allSlots.map(</w:t>
+      </w:r>
+      <w:r>
+        <w:rPr>
+          <w:rStyle w:val="hljs-params"/>
+        </w:rPr>
+        <w:t>slot</w:t>
+      </w:r>
+      <w:r>
+        <w:rPr>
+          <w:rStyle w:val="hljs-function"/>
+        </w:rPr>
+        <w:t xml:space="preserve"> =&gt;</w:t>
+      </w:r>
+      <w:r>
+        <w:rPr>
+          <w:rStyle w:val="HTMLCode"/>
+        </w:rPr>
+        <w:t xml:space="preserve"> {</w:t>
+      </w:r>
+    </w:p>
+    <w:p>
+      <w:pPr>
+        <w:pStyle w:val="HTMLPreformatted"/>
+        <w:rPr>
+          <w:rStyle w:val="HTMLCode"/>
+        </w:rPr>
+      </w:pPr>
+      <w:r>
+        <w:rPr>
+          <w:rStyle w:val="HTMLCode"/>
+        </w:rPr>
+        <w:t xml:space="preserve">   </w:t>
+      </w:r>
+      <w:r>
+        <w:rPr>
+          <w:rStyle w:val="hljs-keyword"/>
+        </w:rPr>
+        <w:t>if</w:t>
+      </w:r>
+      <w:r>
+        <w:rPr>
+          <w:rStyle w:val="HTMLCode"/>
+        </w:rPr>
+        <w:t xml:space="preserve"> (isSlotBooked(slot, appointments)) {</w:t>
+      </w:r>
+    </w:p>
+    <w:p>
+      <w:pPr>
+        <w:pStyle w:val="HTMLPreformatted"/>
+        <w:rPr>
+          <w:rStyle w:val="HTMLCode"/>
+        </w:rPr>
+      </w:pPr>
+      <w:r>
+        <w:rPr>
+          <w:rStyle w:val="HTMLCode"/>
+        </w:rPr>
+        <w:t xml:space="preserve">       </w:t>
+      </w:r>
+      <w:r>
+        <w:rPr>
+          <w:rStyle w:val="hljs-keyword"/>
+        </w:rPr>
+        <w:t>return</w:t>
+      </w:r>
+      <w:r>
+        <w:rPr>
+          <w:rStyle w:val="HTMLCode"/>
+        </w:rPr>
+        <w:t xml:space="preserve"> { </w:t>
+      </w:r>
+      <w:r>
+        <w:rPr>
+          <w:rStyle w:val="hljs-attr"/>
+        </w:rPr>
+        <w:t>time</w:t>
+      </w:r>
+      <w:r>
+        <w:rPr>
+          <w:rStyle w:val="HTMLCode"/>
+        </w:rPr>
+        <w:t xml:space="preserve">: slot, </w:t>
+      </w:r>
+      <w:r>
+        <w:rPr>
+          <w:rStyle w:val="hljs-attr"/>
+        </w:rPr>
+        <w:t>isBooked</w:t>
+      </w:r>
+      <w:r>
+        <w:rPr>
+          <w:rStyle w:val="HTMLCode"/>
+        </w:rPr>
+        <w:t xml:space="preserve">: </w:t>
+      </w:r>
+      <w:r>
+        <w:rPr>
+          <w:rStyle w:val="hljs-literal"/>
+        </w:rPr>
+        <w:t>true</w:t>
+      </w:r>
+      <w:r>
+        <w:rPr>
+          <w:rStyle w:val="HTMLCode"/>
+        </w:rPr>
+        <w:t xml:space="preserve"> }; </w:t>
+      </w:r>
+      <w:r>
+        <w:rPr>
+          <w:rStyle w:val="hljs-comment"/>
+        </w:rPr>
+        <w:t>// Frontend hiện màu xám/đỏ</w:t>
+      </w:r>
+    </w:p>
+    <w:p>
+      <w:pPr>
+        <w:pStyle w:val="HTMLPreformatted"/>
+        <w:rPr>
+          <w:rStyle w:val="HTMLCode"/>
+        </w:rPr>
+      </w:pPr>
+      <w:r>
+        <w:rPr>
+          <w:rStyle w:val="HTMLCode"/>
+        </w:rPr>
+        <w:t xml:space="preserve">   } </w:t>
+      </w:r>
+      <w:r>
+        <w:rPr>
+          <w:rStyle w:val="hljs-keyword"/>
+        </w:rPr>
+        <w:t>else</w:t>
+      </w:r>
+      <w:r>
+        <w:rPr>
+          <w:rStyle w:val="HTMLCode"/>
+        </w:rPr>
+        <w:t xml:space="preserve"> {</w:t>
+      </w:r>
+    </w:p>
+    <w:p>
+      <w:pPr>
+        <w:pStyle w:val="HTMLPreformatted"/>
+        <w:rPr>
+          <w:rStyle w:val="HTMLCode"/>
+        </w:rPr>
+      </w:pPr>
+      <w:r>
+        <w:rPr>
+          <w:rStyle w:val="HTMLCode"/>
+        </w:rPr>
+        <w:t xml:space="preserve">       </w:t>
+      </w:r>
+      <w:r>
+        <w:rPr>
+          <w:rStyle w:val="hljs-keyword"/>
+        </w:rPr>
+        <w:t>return</w:t>
+      </w:r>
+      <w:r>
+        <w:rPr>
+          <w:rStyle w:val="HTMLCode"/>
+        </w:rPr>
+        <w:t xml:space="preserve"> { </w:t>
+      </w:r>
+      <w:r>
+        <w:rPr>
+          <w:rStyle w:val="hljs-attr"/>
+        </w:rPr>
+        <w:t>time</w:t>
+      </w:r>
+      <w:r>
+        <w:rPr>
+          <w:rStyle w:val="HTMLCode"/>
+        </w:rPr>
+        <w:t xml:space="preserve">: slot, </w:t>
+      </w:r>
+      <w:r>
+        <w:rPr>
+          <w:rStyle w:val="hljs-attr"/>
+        </w:rPr>
+        <w:t>isBooked</w:t>
+      </w:r>
+      <w:r>
+        <w:rPr>
+          <w:rStyle w:val="HTMLCode"/>
+        </w:rPr>
+        <w:t xml:space="preserve">: </w:t>
+      </w:r>
+      <w:r>
+        <w:rPr>
+          <w:rStyle w:val="hljs-literal"/>
+        </w:rPr>
+        <w:t>false</w:t>
+      </w:r>
+      <w:r>
+        <w:rPr>
+          <w:rStyle w:val="HTMLCode"/>
+        </w:rPr>
+        <w:t xml:space="preserve"> }; </w:t>
+      </w:r>
+      <w:r>
+        <w:rPr>
+          <w:rStyle w:val="hljs-comment"/>
+        </w:rPr>
+        <w:t>// Frontend hiện màu xanh/cho click</w:t>
+      </w:r>
+    </w:p>
+    <w:p>
+      <w:pPr>
+        <w:pStyle w:val="HTMLPreformatted"/>
+        <w:rPr>
+          <w:rStyle w:val="HTMLCode"/>
+        </w:rPr>
+      </w:pPr>
+      <w:r>
+        <w:rPr>
+          <w:rStyle w:val="HTMLCode"/>
+        </w:rPr>
+        <w:t xml:space="preserve">   }</w:t>
+      </w:r>
+    </w:p>
+    <w:p>
+      <w:pPr>
+        <w:pStyle w:val="HTMLPreformatted"/>
+        <w:rPr>
+          <w:rStyle w:val="HTMLCode"/>
+        </w:rPr>
+      </w:pPr>
+      <w:r>
+        <w:rPr>
+          <w:rStyle w:val="HTMLCode"/>
+        </w:rPr>
+        <w:t>});</w:t>
+      </w:r>
+    </w:p>
+    <w:p>
+      <w:pPr>
+        <w:pStyle w:val="Heading3"/>
+      </w:pPr>
+      <w:r>
+        <w:t>Kết luận cho UI (Giao diện)</w:t>
+      </w:r>
+    </w:p>
+    <w:p>
+      <w:pPr>
+        <w:pStyle w:val="NormalWeb"/>
+        <w:numPr>
+          <w:ilvl w:val="0"/>
+          <w:numId w:val="19"/>
+        </w:numPr>
+      </w:pPr>
+      <w:r>
+        <w:rPr>
+          <w:b/>
+          <w:bCs/>
+        </w:rPr>
+        <w:t>Với Khách hàng:</w:t>
+      </w:r>
+      <w:r>
+        <w:t xml:space="preserve"> Frontend chỉ render những nút nào có </w:t>
+      </w:r>
+      <w:r>
+        <w:rPr>
+          <w:rStyle w:val="HTMLCode"/>
+        </w:rPr>
+        <w:t>isBooked: false</w:t>
+      </w:r>
+      <w:r>
+        <w:t xml:space="preserve">. Những nút </w:t>
+      </w:r>
+      <w:r>
+        <w:rPr>
+          <w:rStyle w:val="HTMLCode"/>
+        </w:rPr>
+        <w:t>true</w:t>
+      </w:r>
+      <w:r>
+        <w:t xml:space="preserve"> thì ẩn đi hoặc làm mờ (disabled).</w:t>
+      </w:r>
+    </w:p>
+    <w:p>
+      <w:pPr>
+        <w:pStyle w:val="NormalWeb"/>
+        <w:numPr>
+          <w:ilvl w:val="0"/>
+          <w:numId w:val="19"/>
+        </w:numPr>
+      </w:pPr>
+      <w:r>
+        <w:rPr>
+          <w:b/>
+          <w:bCs/>
+        </w:rPr>
+        <w:t>Với Chủ tiệm (Quản lý):</w:t>
+      </w:r>
+      <w:r>
+        <w:t xml:space="preserve"> Frontend render tất cả.</w:t>
+      </w:r>
+    </w:p>
+    <w:p>
+      <w:pPr>
+        <w:pStyle w:val="NormalWeb"/>
+        <w:numPr>
+          <w:ilvl w:val="1"/>
+          <w:numId w:val="19"/>
+        </w:numPr>
+      </w:pPr>
+      <w:r>
+        <w:t>Nút Xanh (</w:t>
+      </w:r>
+      <w:r>
+        <w:rPr>
+          <w:rStyle w:val="HTMLCode"/>
+        </w:rPr>
+        <w:t>false</w:t>
+      </w:r>
+      <w:r>
+        <w:t>): Trống.</w:t>
+      </w:r>
+    </w:p>
+    <w:p>
+      <w:pPr>
+        <w:pStyle w:val="NormalWeb"/>
+        <w:numPr>
+          <w:ilvl w:val="1"/>
+          <w:numId w:val="19"/>
+        </w:numPr>
+      </w:pPr>
+      <w:r>
+        <w:t>Nút Đỏ (</w:t>
+      </w:r>
+      <w:r>
+        <w:rPr>
+          <w:rStyle w:val="HTMLCode"/>
+        </w:rPr>
+        <w:t>true</w:t>
+      </w:r>
+      <w:r>
+        <w:t>): Đã có khách (Hiển thị tên khách hàng lên đó).</w:t>
+      </w:r>
+    </w:p>
+    <w:p>
+      <w:pPr>
+        <w:pStyle w:val="Heading4"/>
+        <w:spacing w:after="0" w:afterAutospacing="0"/>
+        <w:rPr>
+          <w:color w:val="1F1F1F"/>
+        </w:rPr>
+      </w:pPr>
+    </w:p>
+    <w:p>
+      <w:pPr>
+        <w:pStyle w:val="Heading4"/>
+        <w:tabs>
+          <w:tab w:val="left" w:pos="2250"/>
+        </w:tabs>
+        <w:spacing w:after="0" w:afterAutospacing="0"/>
+        <w:rPr>
+          <w:color w:val="1F1F1F"/>
+        </w:rPr>
+      </w:pPr>
+    </w:p>
     <w:p>
       <w:pPr>
         <w:pStyle w:val="Heading4"/>
@@ -7964,21 +10746,12 @@
                 <w:color w:val="1F1F1F"/>
               </w:rPr>
             </w:pPr>
-            <w:proofErr w:type="gramStart"/>
-            <w:r>
-              <w:rPr>
-                <w:color w:val="1F1F1F"/>
-                <w:bdr w:val="none" w:sz="0" w:space="0" w:color="auto" w:frame="1"/>
-              </w:rPr>
-              <w:t>Ref(</w:t>
-            </w:r>
-            <w:proofErr w:type="gramEnd"/>
-            <w:r>
-              <w:rPr>
-                <w:color w:val="1F1F1F"/>
-                <w:bdr w:val="none" w:sz="0" w:space="0" w:color="auto" w:frame="1"/>
-              </w:rPr>
-              <w:t>Salon)</w:t>
+            <w:r>
+              <w:rPr>
+                <w:color w:val="1F1F1F"/>
+                <w:bdr w:val="none" w:sz="0" w:space="0" w:color="auto" w:frame="1"/>
+              </w:rPr>
+              <w:t>Ref(Salon)</w:t>
             </w:r>
           </w:p>
         </w:tc>
@@ -8112,21 +10885,12 @@
                 <w:color w:val="1F1F1F"/>
               </w:rPr>
             </w:pPr>
-            <w:proofErr w:type="gramStart"/>
-            <w:r>
-              <w:rPr>
-                <w:color w:val="1F1F1F"/>
-                <w:bdr w:val="none" w:sz="0" w:space="0" w:color="auto" w:frame="1"/>
-              </w:rPr>
-              <w:t>Ref(</w:t>
-            </w:r>
-            <w:proofErr w:type="gramEnd"/>
-            <w:r>
-              <w:rPr>
-                <w:color w:val="1F1F1F"/>
-                <w:bdr w:val="none" w:sz="0" w:space="0" w:color="auto" w:frame="1"/>
-              </w:rPr>
-              <w:t>User)</w:t>
+            <w:r>
+              <w:rPr>
+                <w:color w:val="1F1F1F"/>
+                <w:bdr w:val="none" w:sz="0" w:space="0" w:color="auto" w:frame="1"/>
+              </w:rPr>
+              <w:t>Ref(User)</w:t>
             </w:r>
           </w:p>
         </w:tc>
@@ -8404,23 +11168,7 @@
                 <w:color w:val="1F1F1F"/>
                 <w:bdr w:val="none" w:sz="0" w:space="0" w:color="auto" w:frame="1"/>
               </w:rPr>
-              <w:t>[</w:t>
-            </w:r>
-            <w:proofErr w:type="gramStart"/>
-            <w:r>
-              <w:rPr>
-                <w:color w:val="1F1F1F"/>
-                <w:bdr w:val="none" w:sz="0" w:space="0" w:color="auto" w:frame="1"/>
-              </w:rPr>
-              <w:t>Ref(</w:t>
-            </w:r>
-            <w:proofErr w:type="gramEnd"/>
-            <w:r>
-              <w:rPr>
-                <w:color w:val="1F1F1F"/>
-                <w:bdr w:val="none" w:sz="0" w:space="0" w:color="auto" w:frame="1"/>
-              </w:rPr>
-              <w:t>Service)]</w:t>
+              <w:t>[Ref(Service)]</w:t>
             </w:r>
           </w:p>
         </w:tc>
@@ -8528,6 +11276,7 @@
                 <w:color w:val="444746"/>
                 <w:bdr w:val="none" w:sz="0" w:space="0" w:color="auto" w:frame="1"/>
               </w:rPr>
+              <w:lastRenderedPageBreak/>
               <w:t>schedule</w:t>
             </w:r>
           </w:p>
@@ -8667,23 +11416,13 @@
               </w:rPr>
               <w:t xml:space="preserve">VD: </w:t>
             </w:r>
-            <w:proofErr w:type="gramStart"/>
             <w:r>
               <w:rPr>
                 <w:rStyle w:val="HTMLCode"/>
                 <w:color w:val="444746"/>
                 <w:bdr w:val="none" w:sz="0" w:space="0" w:color="auto" w:frame="1"/>
               </w:rPr>
-              <w:t>[{ day</w:t>
-            </w:r>
-            <w:proofErr w:type="gramEnd"/>
-            <w:r>
-              <w:rPr>
-                <w:rStyle w:val="HTMLCode"/>
-                <w:color w:val="444746"/>
-                <w:bdr w:val="none" w:sz="0" w:space="0" w:color="auto" w:frame="1"/>
-              </w:rPr>
-              <w:t>: 2, shifts: ["08:00-12:00"] }]</w:t>
+              <w:t>[{ day: 2, shifts: ["08:00-12:00"] }]</w:t>
             </w:r>
             <w:r>
               <w:rPr>
@@ -8932,7 +11671,6 @@
               </w:rPr>
             </w:pPr>
             <w:r>
-              <w:lastRenderedPageBreak/>
               <w:t>updatedAt</w:t>
             </w:r>
           </w:p>
@@ -8966,7 +11704,6 @@
                 <w:color w:val="1F1F1F"/>
                 <w:bdr w:val="none" w:sz="0" w:space="0" w:color="auto" w:frame="1"/>
               </w:rPr>
-              <w:lastRenderedPageBreak/>
               <w:t>Date</w:t>
             </w:r>
           </w:p>
@@ -9052,17 +11789,541 @@
     </w:tbl>
     <w:p>
       <w:pPr>
+        <w:pStyle w:val="Heading3"/>
+      </w:pPr>
+      <w:r>
+        <w:t xml:space="preserve">1. Tại sao KHÔNG sửa bảng </w:t>
+      </w:r>
+      <w:r>
+        <w:rPr>
+          <w:rStyle w:val="HTMLCode"/>
+          <w:rFonts w:eastAsiaTheme="majorEastAsia"/>
+        </w:rPr>
+        <w:t>Staff</w:t>
+      </w:r>
+      <w:r>
+        <w:t xml:space="preserve"> khi có khách đặt?</w:t>
+      </w:r>
+    </w:p>
+    <w:p>
+      <w:pPr>
+        <w:pStyle w:val="NormalWeb"/>
+      </w:pPr>
+      <w:r>
+        <w:t>Hãy tưởng tượng nhân viên A làm việc cả năm 2026.</w:t>
+      </w:r>
+    </w:p>
+    <w:p>
+      <w:pPr>
+        <w:pStyle w:val="NormalWeb"/>
+        <w:numPr>
+          <w:ilvl w:val="0"/>
+          <w:numId w:val="10"/>
+        </w:numPr>
+      </w:pPr>
+      <w:r>
+        <w:t xml:space="preserve">Nếu lưu trạng thái Book vào </w:t>
+      </w:r>
+      <w:r>
+        <w:rPr>
+          <w:rStyle w:val="HTMLCode"/>
+        </w:rPr>
+        <w:t>Staff.schedule</w:t>
+      </w:r>
+      <w:r>
+        <w:t xml:space="preserve">, bạn sẽ phải tạo ra hàng nghìn slot cho từng ngày trong năm vào Database ngay từ đầu? -&gt; </w:t>
+      </w:r>
+      <w:r>
+        <w:rPr>
+          <w:b/>
+          <w:bCs/>
+        </w:rPr>
+        <w:t>Quá tải Database.</w:t>
+      </w:r>
+    </w:p>
+    <w:p>
+      <w:pPr>
+        <w:pStyle w:val="NormalWeb"/>
+        <w:numPr>
+          <w:ilvl w:val="0"/>
+          <w:numId w:val="10"/>
+        </w:numPr>
+      </w:pPr>
+      <w:r>
+        <w:t xml:space="preserve">Khi khách hủy lịch, bạn phải chui vào bảng Staff tìm đúng cái ngày đó để sửa lại thành </w:t>
+      </w:r>
+      <w:r>
+        <w:rPr>
+          <w:rStyle w:val="HTMLCode"/>
+        </w:rPr>
+        <w:t>false</w:t>
+      </w:r>
+      <w:r>
+        <w:t xml:space="preserve">? -&gt; </w:t>
+      </w:r>
+      <w:r>
+        <w:rPr>
+          <w:b/>
+          <w:bCs/>
+        </w:rPr>
+        <w:t>Rất dễ lỗi và chậm.</w:t>
+      </w:r>
+    </w:p>
+    <w:p>
+      <w:pPr>
+        <w:pStyle w:val="Heading3"/>
+      </w:pPr>
+      <w:r>
+        <w:t>2. Giải pháp chuẩn: Công thức "Trừ lùi"</w:t>
+      </w:r>
+    </w:p>
+    <w:p>
+      <w:pPr>
+        <w:pStyle w:val="NormalWeb"/>
+      </w:pPr>
+      <w:r>
+        <w:t>Thay vì lưu cái gì "Đã Book", chúng ta chỉ lưu 2 thứ độc lập:</w:t>
+      </w:r>
+    </w:p>
+    <w:p>
+      <w:pPr>
+        <w:pStyle w:val="NormalWeb"/>
+        <w:numPr>
+          <w:ilvl w:val="0"/>
+          <w:numId w:val="11"/>
+        </w:numPr>
+      </w:pPr>
+      <w:r>
+        <w:rPr>
+          <w:b/>
+          <w:bCs/>
+        </w:rPr>
+        <w:t>Lịch làm việc (Staff Schedule):</w:t>
+      </w:r>
+      <w:r>
+        <w:t xml:space="preserve"> Nhân viên A làm từ 8:00 đến 17:00 (Cố định).</w:t>
+      </w:r>
+    </w:p>
+    <w:p>
+      <w:pPr>
+        <w:pStyle w:val="NormalWeb"/>
+        <w:numPr>
+          <w:ilvl w:val="0"/>
+          <w:numId w:val="11"/>
+        </w:numPr>
+      </w:pPr>
+      <w:r>
+        <w:rPr>
+          <w:b/>
+          <w:bCs/>
+        </w:rPr>
+        <w:t>Đơn hàng (Appointments):</w:t>
+      </w:r>
+      <w:r>
+        <w:t xml:space="preserve"> Khách B đã đặt lúc 09:00 - 10:00 ngày hôm nay.</w:t>
+      </w:r>
+    </w:p>
+    <w:p>
+      <w:pPr>
+        <w:pStyle w:val="NormalWeb"/>
+      </w:pPr>
+      <w:r>
+        <w:rPr>
+          <w:b/>
+          <w:bCs/>
+        </w:rPr>
+        <w:t>Khi khách hàng chọn ngày, Backend sẽ TỰ TÍNH ra các Slot trống bằng công thức:</w:t>
+      </w:r>
+    </w:p>
+    <w:p>
+      <w:r>
+        <w:t>$$Slot \ Trống = (Giờ \ Làm \ Việc) - (Các \ Đơn \ Hàng \ Đã \ Có)$$</w:t>
+      </w:r>
+    </w:p>
+    <w:p>
+      <w:r>
+        <w:pict w14:anchorId="4B1E688E">
+          <v:rect id="_x0000_i1030" style="width:0;height:1.5pt" o:hralign="center" o:hrstd="t" o:hr="t" fillcolor="#a0a0a0" stroked="f"/>
+        </w:pict>
+      </w:r>
+    </w:p>
+    <w:p>
+      <w:pPr>
+        <w:pStyle w:val="Heading3"/>
+      </w:pPr>
+      <w:r>
+        <w:t>3. Logic luồng đi (Flow) chuẩn cho Sprint 2</w:t>
+      </w:r>
+    </w:p>
+    <w:p>
+      <w:pPr>
+        <w:pStyle w:val="NormalWeb"/>
+      </w:pPr>
+      <w:r>
+        <w:t xml:space="preserve">Dưới đây là cách bạn code API </w:t>
+      </w:r>
+      <w:r>
+        <w:rPr>
+          <w:rStyle w:val="HTMLCode"/>
+        </w:rPr>
+        <w:t>getAvailableSlots</w:t>
+      </w:r>
+      <w:r>
+        <w:t xml:space="preserve"> (Lấy khung giờ trống) để hiển thị cho khách:</w:t>
+      </w:r>
+    </w:p>
+    <w:p>
+      <w:pPr>
+        <w:pStyle w:val="NormalWeb"/>
+      </w:pPr>
+      <w:r>
+        <w:rPr>
+          <w:b/>
+          <w:bCs/>
+        </w:rPr>
+        <w:t>Bước 1: Khách chọn Salon + Nhân viên + Ngày muốn làm</w:t>
+      </w:r>
+    </w:p>
+    <w:p>
+      <w:pPr>
+        <w:pStyle w:val="NormalWeb"/>
+        <w:numPr>
+          <w:ilvl w:val="0"/>
+          <w:numId w:val="12"/>
+        </w:numPr>
+      </w:pPr>
+      <w:r>
+        <w:lastRenderedPageBreak/>
+        <w:t xml:space="preserve">Frontend gửi lên: </w:t>
+      </w:r>
+      <w:r>
+        <w:rPr>
+          <w:rStyle w:val="HTMLCode"/>
+        </w:rPr>
+        <w:t>staffId</w:t>
+      </w:r>
+      <w:r>
+        <w:t xml:space="preserve">, </w:t>
+      </w:r>
+      <w:r>
+        <w:rPr>
+          <w:rStyle w:val="HTMLCode"/>
+        </w:rPr>
+        <w:t>date: "2026-02-01"</w:t>
+      </w:r>
+      <w:r>
+        <w:t xml:space="preserve">, </w:t>
+      </w:r>
+      <w:r>
+        <w:rPr>
+          <w:rStyle w:val="HTMLCode"/>
+        </w:rPr>
+        <w:t>serviceDuration: 60</w:t>
+      </w:r>
+      <w:r>
+        <w:t xml:space="preserve"> (phút).</w:t>
+      </w:r>
+    </w:p>
+    <w:p>
+      <w:pPr>
+        <w:pStyle w:val="NormalWeb"/>
+      </w:pPr>
+      <w:r>
+        <w:rPr>
+          <w:b/>
+          <w:bCs/>
+        </w:rPr>
+        <w:t>Bước 2: Backend lấy "Khung tổng" (Từ bảng Staff)</w:t>
+      </w:r>
+    </w:p>
+    <w:p>
+      <w:pPr>
+        <w:pStyle w:val="NormalWeb"/>
+        <w:numPr>
+          <w:ilvl w:val="0"/>
+          <w:numId w:val="13"/>
+        </w:numPr>
+      </w:pPr>
+      <w:r>
+        <w:t xml:space="preserve">Query </w:t>
+      </w:r>
+      <w:r>
+        <w:rPr>
+          <w:rStyle w:val="HTMLCode"/>
+        </w:rPr>
+        <w:t>Staff</w:t>
+      </w:r>
+      <w:r>
+        <w:t xml:space="preserve"> xem ngày đó nhân viên làm ca nào.</w:t>
+      </w:r>
+    </w:p>
+    <w:p>
+      <w:pPr>
+        <w:pStyle w:val="NormalWeb"/>
+        <w:numPr>
+          <w:ilvl w:val="0"/>
+          <w:numId w:val="13"/>
+        </w:numPr>
+      </w:pPr>
+      <w:r>
+        <w:rPr>
+          <w:i/>
+          <w:iCs/>
+        </w:rPr>
+        <w:t>Ví dụ:</w:t>
+      </w:r>
+      <w:r>
+        <w:t xml:space="preserve"> Ca làm việc: </w:t>
+      </w:r>
+      <w:r>
+        <w:rPr>
+          <w:rStyle w:val="HTMLCode"/>
+        </w:rPr>
+        <w:t>08:00</w:t>
+      </w:r>
+      <w:r>
+        <w:t xml:space="preserve"> đến </w:t>
+      </w:r>
+      <w:r>
+        <w:rPr>
+          <w:rStyle w:val="HTMLCode"/>
+        </w:rPr>
+        <w:t>17:00</w:t>
+      </w:r>
+      <w:r>
+        <w:t>.</w:t>
+      </w:r>
+    </w:p>
+    <w:p>
+      <w:pPr>
+        <w:pStyle w:val="NormalWeb"/>
+        <w:numPr>
+          <w:ilvl w:val="0"/>
+          <w:numId w:val="13"/>
+        </w:numPr>
+      </w:pPr>
+      <w:r>
+        <w:t xml:space="preserve">Chia nhỏ thành các Slot (mỗi 30 phút): </w:t>
+      </w:r>
+      <w:r>
+        <w:rPr>
+          <w:rStyle w:val="HTMLCode"/>
+        </w:rPr>
+        <w:t>[08:00, 08:30, 09:00, ..., 16:30]</w:t>
+      </w:r>
+      <w:r>
+        <w:t>.</w:t>
+      </w:r>
+    </w:p>
+    <w:p>
+      <w:pPr>
+        <w:pStyle w:val="NormalWeb"/>
+      </w:pPr>
+      <w:r>
+        <w:rPr>
+          <w:b/>
+          <w:bCs/>
+        </w:rPr>
+        <w:t>Bước 3: Backend lấy "Giờ bận" (Từ bảng Appointments)</w:t>
+      </w:r>
+    </w:p>
+    <w:p>
+      <w:pPr>
+        <w:pStyle w:val="NormalWeb"/>
+        <w:numPr>
+          <w:ilvl w:val="0"/>
+          <w:numId w:val="14"/>
+        </w:numPr>
+      </w:pPr>
+      <w:r>
+        <w:t xml:space="preserve">Query </w:t>
+      </w:r>
+      <w:r>
+        <w:rPr>
+          <w:rStyle w:val="HTMLCode"/>
+        </w:rPr>
+        <w:t>Appointment</w:t>
+      </w:r>
+      <w:r>
+        <w:t xml:space="preserve"> tìm các đơn của nhân viên đó trong ngày </w:t>
+      </w:r>
+      <w:r>
+        <w:rPr>
+          <w:rStyle w:val="HTMLCode"/>
+        </w:rPr>
+        <w:t>2026-02-01</w:t>
+      </w:r>
+      <w:r>
+        <w:t>.</w:t>
+      </w:r>
+    </w:p>
+    <w:p>
+      <w:pPr>
+        <w:pStyle w:val="NormalWeb"/>
+        <w:numPr>
+          <w:ilvl w:val="0"/>
+          <w:numId w:val="14"/>
+        </w:numPr>
+      </w:pPr>
+      <w:r>
+        <w:rPr>
+          <w:i/>
+          <w:iCs/>
+        </w:rPr>
+        <w:t>Kết quả:</w:t>
+      </w:r>
+      <w:r>
+        <w:t xml:space="preserve"> Có 1 đơn đã đặt từ </w:t>
+      </w:r>
+      <w:r>
+        <w:rPr>
+          <w:rStyle w:val="HTMLCode"/>
+        </w:rPr>
+        <w:t>09:00</w:t>
+      </w:r>
+      <w:r>
+        <w:t xml:space="preserve"> đến </w:t>
+      </w:r>
+      <w:r>
+        <w:rPr>
+          <w:rStyle w:val="HTMLCode"/>
+        </w:rPr>
+        <w:t>10:00</w:t>
+      </w:r>
+      <w:r>
+        <w:t>.</w:t>
+      </w:r>
+    </w:p>
+    <w:p>
+      <w:pPr>
+        <w:pStyle w:val="NormalWeb"/>
+      </w:pPr>
+      <w:r>
+        <w:rPr>
+          <w:b/>
+          <w:bCs/>
+        </w:rPr>
+        <w:t>Bước 4: Phép trừ (Backend xử lý)</w:t>
+      </w:r>
+    </w:p>
+    <w:p>
+      <w:pPr>
+        <w:pStyle w:val="NormalWeb"/>
+        <w:numPr>
+          <w:ilvl w:val="0"/>
+          <w:numId w:val="15"/>
+        </w:numPr>
+      </w:pPr>
+      <w:r>
+        <w:t xml:space="preserve">Lấy mảng ở Bước 2 </w:t>
+      </w:r>
+      <w:r>
+        <w:rPr>
+          <w:b/>
+          <w:bCs/>
+        </w:rPr>
+        <w:t>TRỪ ĐI</w:t>
+      </w:r>
+      <w:r>
+        <w:t xml:space="preserve"> khoảng thời gian ở Bước 3.</w:t>
+      </w:r>
+    </w:p>
+    <w:p>
+      <w:pPr>
+        <w:pStyle w:val="NormalWeb"/>
+        <w:numPr>
+          <w:ilvl w:val="0"/>
+          <w:numId w:val="15"/>
+        </w:numPr>
+      </w:pPr>
+      <w:r>
+        <w:t xml:space="preserve">Các slot </w:t>
+      </w:r>
+      <w:r>
+        <w:rPr>
+          <w:rStyle w:val="HTMLCode"/>
+        </w:rPr>
+        <w:t>09:00</w:t>
+      </w:r>
+      <w:r>
+        <w:t xml:space="preserve"> và </w:t>
+      </w:r>
+      <w:r>
+        <w:rPr>
+          <w:rStyle w:val="HTMLCode"/>
+        </w:rPr>
+        <w:t>09:30</w:t>
+      </w:r>
+      <w:r>
+        <w:t xml:space="preserve"> sẽ bị loại bỏ.</w:t>
+      </w:r>
+    </w:p>
+    <w:p>
+      <w:pPr>
+        <w:pStyle w:val="NormalWeb"/>
+      </w:pPr>
+      <w:r>
+        <w:rPr>
+          <w:b/>
+          <w:bCs/>
+        </w:rPr>
+        <w:t>Bước 5: Trả về Frontend</w:t>
+      </w:r>
+    </w:p>
+    <w:p>
+      <w:pPr>
+        <w:pStyle w:val="NormalWeb"/>
+        <w:numPr>
+          <w:ilvl w:val="0"/>
+          <w:numId w:val="16"/>
+        </w:numPr>
+      </w:pPr>
+      <w:r>
+        <w:t xml:space="preserve">Backend trả về danh sách cuối cùng: </w:t>
+      </w:r>
+      <w:r>
+        <w:rPr>
+          <w:rStyle w:val="HTMLCode"/>
+        </w:rPr>
+        <w:t>['08:00', '08:30', '10:00', '10:30', ...]</w:t>
+      </w:r>
+      <w:r>
+        <w:t>.</w:t>
+      </w:r>
+    </w:p>
+    <w:p>
+      <w:pPr>
+        <w:pStyle w:val="NormalWeb"/>
+        <w:numPr>
+          <w:ilvl w:val="0"/>
+          <w:numId w:val="16"/>
+        </w:numPr>
+      </w:pPr>
+      <w:r>
+        <w:t>Frontend hiển thị các nút giờ này cho khách chọn.</w:t>
+      </w:r>
+    </w:p>
+    <w:p>
+      <w:pPr>
         <w:spacing w:after="120"/>
         <w:rPr>
           <w:color w:val="1F1F1F"/>
         </w:rPr>
       </w:pPr>
-      <w:r>
+    </w:p>
+    <w:p>
+      <w:pPr>
+        <w:spacing w:after="120"/>
         <w:rPr>
           <w:color w:val="1F1F1F"/>
         </w:rPr>
+      </w:pPr>
+      <w:r>
+        <w:rPr>
+          <w:color w:val="1F1F1F"/>
+        </w:rPr>
         <w:pict w14:anchorId="6D4F59E1">
-          <v:rect id="_x0000_i1029" style="width:0;height:1.5pt" o:hralign="center" o:hrstd="t" o:hrnoshade="t" o:hr="t" fillcolor="gray" stroked="f"/>
+          <v:rect id="_x0000_i1031" style="width:0;height:1.5pt" o:hralign="center" o:hrstd="t" o:hrnoshade="t" o:hr="t" fillcolor="gray" stroked="f"/>
         </w:pict>
       </w:r>
     </w:p>
@@ -9482,21 +12743,12 @@
                 <w:color w:val="1F1F1F"/>
               </w:rPr>
             </w:pPr>
-            <w:proofErr w:type="gramStart"/>
-            <w:r>
-              <w:rPr>
-                <w:color w:val="1F1F1F"/>
-                <w:bdr w:val="none" w:sz="0" w:space="0" w:color="auto" w:frame="1"/>
-              </w:rPr>
-              <w:t>Ref(</w:t>
-            </w:r>
-            <w:proofErr w:type="gramEnd"/>
-            <w:r>
-              <w:rPr>
-                <w:color w:val="1F1F1F"/>
-                <w:bdr w:val="none" w:sz="0" w:space="0" w:color="auto" w:frame="1"/>
-              </w:rPr>
-              <w:t>User)</w:t>
+            <w:r>
+              <w:rPr>
+                <w:color w:val="1F1F1F"/>
+                <w:bdr w:val="none" w:sz="0" w:space="0" w:color="auto" w:frame="1"/>
+              </w:rPr>
+              <w:t>Ref(User)</w:t>
             </w:r>
           </w:p>
         </w:tc>
@@ -9587,130 +12839,113 @@
               <w:right w:w="180" w:type="dxa"/>
             </w:tcMar>
             <w:vAlign w:val="center"/>
-            <w:hideMark/>
-          </w:tcPr>
-          <w:p>
-            <w:pPr>
-              <w:rPr>
-                <w:color w:val="1F1F1F"/>
-              </w:rPr>
-            </w:pPr>
-            <w:r>
+          </w:tcPr>
+          <w:p>
+            <w:pPr>
               <w:rPr>
                 <w:rStyle w:val="HTMLCode"/>
                 <w:rFonts w:eastAsiaTheme="minorHAnsi"/>
                 <w:color w:val="444746"/>
                 <w:bdr w:val="none" w:sz="0" w:space="0" w:color="auto" w:frame="1"/>
               </w:rPr>
-              <w:t>salonId</w:t>
-            </w:r>
-          </w:p>
-        </w:tc>
-        <w:tc>
-          <w:tcPr>
-            <w:tcW w:w="0" w:type="auto"/>
-            <w:tcBorders>
-              <w:top w:val="single" w:sz="6" w:space="0" w:color="auto"/>
-              <w:left w:val="single" w:sz="6" w:space="0" w:color="auto"/>
-              <w:bottom w:val="single" w:sz="6" w:space="0" w:color="auto"/>
-              <w:right w:val="single" w:sz="6" w:space="0" w:color="auto"/>
-            </w:tcBorders>
-            <w:tcMar>
-              <w:top w:w="120" w:type="dxa"/>
-              <w:left w:w="180" w:type="dxa"/>
-              <w:bottom w:w="120" w:type="dxa"/>
-              <w:right w:w="180" w:type="dxa"/>
-            </w:tcMar>
-            <w:vAlign w:val="center"/>
-            <w:hideMark/>
-          </w:tcPr>
-          <w:p>
-            <w:pPr>
-              <w:rPr>
-                <w:color w:val="1F1F1F"/>
-              </w:rPr>
-            </w:pPr>
-            <w:proofErr w:type="gramStart"/>
-            <w:r>
-              <w:rPr>
-                <w:color w:val="1F1F1F"/>
-                <w:bdr w:val="none" w:sz="0" w:space="0" w:color="auto" w:frame="1"/>
-              </w:rPr>
-              <w:t>Ref(</w:t>
-            </w:r>
-            <w:proofErr w:type="gramEnd"/>
-            <w:r>
-              <w:rPr>
-                <w:color w:val="1F1F1F"/>
-                <w:bdr w:val="none" w:sz="0" w:space="0" w:color="auto" w:frame="1"/>
-              </w:rPr>
-              <w:t>Salon)</w:t>
-            </w:r>
-          </w:p>
-        </w:tc>
-        <w:tc>
-          <w:tcPr>
-            <w:tcW w:w="0" w:type="auto"/>
-            <w:tcBorders>
-              <w:top w:val="single" w:sz="6" w:space="0" w:color="auto"/>
-              <w:left w:val="single" w:sz="6" w:space="0" w:color="auto"/>
-              <w:bottom w:val="single" w:sz="6" w:space="0" w:color="auto"/>
-              <w:right w:val="single" w:sz="6" w:space="0" w:color="auto"/>
-            </w:tcBorders>
-            <w:tcMar>
-              <w:top w:w="120" w:type="dxa"/>
-              <w:left w:w="180" w:type="dxa"/>
-              <w:bottom w:w="120" w:type="dxa"/>
-              <w:right w:w="180" w:type="dxa"/>
-            </w:tcMar>
-            <w:vAlign w:val="center"/>
-            <w:hideMark/>
-          </w:tcPr>
-          <w:p>
-            <w:pPr>
-              <w:rPr>
-                <w:color w:val="1F1F1F"/>
-              </w:rPr>
-            </w:pPr>
-            <w:r>
-              <w:rPr>
-                <w:color w:val="1F1F1F"/>
-                <w:bdr w:val="none" w:sz="0" w:space="0" w:color="auto" w:frame="1"/>
-              </w:rPr>
-              <w:t>Yes</w:t>
-            </w:r>
-          </w:p>
-        </w:tc>
-        <w:tc>
-          <w:tcPr>
-            <w:tcW w:w="0" w:type="auto"/>
-            <w:tcBorders>
-              <w:top w:val="single" w:sz="6" w:space="0" w:color="auto"/>
-              <w:left w:val="single" w:sz="6" w:space="0" w:color="auto"/>
-              <w:bottom w:val="single" w:sz="6" w:space="0" w:color="auto"/>
-              <w:right w:val="single" w:sz="6" w:space="0" w:color="auto"/>
-            </w:tcBorders>
-            <w:tcMar>
-              <w:top w:w="120" w:type="dxa"/>
-              <w:left w:w="180" w:type="dxa"/>
-              <w:bottom w:w="120" w:type="dxa"/>
-              <w:right w:w="180" w:type="dxa"/>
-            </w:tcMar>
-            <w:vAlign w:val="center"/>
-            <w:hideMark/>
-          </w:tcPr>
-          <w:p>
-            <w:pPr>
-              <w:rPr>
-                <w:color w:val="1F1F1F"/>
-              </w:rPr>
-            </w:pPr>
-            <w:r>
-              <w:rPr>
-                <w:color w:val="1F1F1F"/>
-                <w:bdr w:val="none" w:sz="0" w:space="0" w:color="auto" w:frame="1"/>
-              </w:rPr>
-              <w:t>Salon nhận.</w:t>
+            </w:pPr>
+            <w:r>
+              <w:t>customerName</w:t>
+            </w:r>
+          </w:p>
+        </w:tc>
+        <w:tc>
+          <w:tcPr>
+            <w:tcW w:w="0" w:type="auto"/>
+            <w:tcBorders>
+              <w:top w:val="single" w:sz="6" w:space="0" w:color="auto"/>
+              <w:left w:val="single" w:sz="6" w:space="0" w:color="auto"/>
+              <w:bottom w:val="single" w:sz="6" w:space="0" w:color="auto"/>
+              <w:right w:val="single" w:sz="6" w:space="0" w:color="auto"/>
+            </w:tcBorders>
+            <w:tcMar>
+              <w:top w:w="120" w:type="dxa"/>
+              <w:left w:w="180" w:type="dxa"/>
+              <w:bottom w:w="120" w:type="dxa"/>
+              <w:right w:w="180" w:type="dxa"/>
+            </w:tcMar>
+            <w:vAlign w:val="center"/>
+          </w:tcPr>
+          <w:p>
+            <w:pPr>
+              <w:rPr>
+                <w:color w:val="1F1F1F"/>
+                <w:bdr w:val="none" w:sz="0" w:space="0" w:color="auto" w:frame="1"/>
+              </w:rPr>
+            </w:pPr>
+            <w:r>
+              <w:rPr>
+                <w:color w:val="1F1F1F"/>
+                <w:bdr w:val="none" w:sz="0" w:space="0" w:color="auto" w:frame="1"/>
+              </w:rPr>
+              <w:t>String</w:t>
+            </w:r>
+          </w:p>
+        </w:tc>
+        <w:tc>
+          <w:tcPr>
+            <w:tcW w:w="0" w:type="auto"/>
+            <w:tcBorders>
+              <w:top w:val="single" w:sz="6" w:space="0" w:color="auto"/>
+              <w:left w:val="single" w:sz="6" w:space="0" w:color="auto"/>
+              <w:bottom w:val="single" w:sz="6" w:space="0" w:color="auto"/>
+              <w:right w:val="single" w:sz="6" w:space="0" w:color="auto"/>
+            </w:tcBorders>
+            <w:tcMar>
+              <w:top w:w="120" w:type="dxa"/>
+              <w:left w:w="180" w:type="dxa"/>
+              <w:bottom w:w="120" w:type="dxa"/>
+              <w:right w:w="180" w:type="dxa"/>
+            </w:tcMar>
+            <w:vAlign w:val="center"/>
+          </w:tcPr>
+          <w:p>
+            <w:pPr>
+              <w:rPr>
+                <w:color w:val="1F1F1F"/>
+                <w:bdr w:val="none" w:sz="0" w:space="0" w:color="auto" w:frame="1"/>
+              </w:rPr>
+            </w:pPr>
+            <w:r>
+              <w:rPr>
+                <w:color w:val="1F1F1F"/>
+                <w:bdr w:val="none" w:sz="0" w:space="0" w:color="auto" w:frame="1"/>
+              </w:rPr>
+              <w:t>No</w:t>
+            </w:r>
+          </w:p>
+        </w:tc>
+        <w:tc>
+          <w:tcPr>
+            <w:tcW w:w="0" w:type="auto"/>
+            <w:tcBorders>
+              <w:top w:val="single" w:sz="6" w:space="0" w:color="auto"/>
+              <w:left w:val="single" w:sz="6" w:space="0" w:color="auto"/>
+              <w:bottom w:val="single" w:sz="6" w:space="0" w:color="auto"/>
+              <w:right w:val="single" w:sz="6" w:space="0" w:color="auto"/>
+            </w:tcBorders>
+            <w:tcMar>
+              <w:top w:w="120" w:type="dxa"/>
+              <w:left w:w="180" w:type="dxa"/>
+              <w:bottom w:w="120" w:type="dxa"/>
+              <w:right w:w="180" w:type="dxa"/>
+            </w:tcMar>
+            <w:vAlign w:val="center"/>
+          </w:tcPr>
+          <w:p>
+            <w:pPr>
+              <w:rPr>
+                <w:color w:val="1F1F1F"/>
+                <w:bdr w:val="none" w:sz="0" w:space="0" w:color="auto" w:frame="1"/>
+              </w:rPr>
+            </w:pPr>
+            <w:r>
+              <w:t>(NEW) Dùng lưu tên khách vãng lai (VD: "Chị Lan 090xxx").</w:t>
             </w:r>
           </w:p>
         </w:tc>
@@ -9750,115 +12985,106 @@
                 <w:color w:val="444746"/>
                 <w:bdr w:val="none" w:sz="0" w:space="0" w:color="auto" w:frame="1"/>
               </w:rPr>
-              <w:t>staffId</w:t>
-            </w:r>
-          </w:p>
-        </w:tc>
-        <w:tc>
-          <w:tcPr>
-            <w:tcW w:w="0" w:type="auto"/>
-            <w:tcBorders>
-              <w:top w:val="single" w:sz="6" w:space="0" w:color="auto"/>
-              <w:left w:val="single" w:sz="6" w:space="0" w:color="auto"/>
-              <w:bottom w:val="single" w:sz="6" w:space="0" w:color="auto"/>
-              <w:right w:val="single" w:sz="6" w:space="0" w:color="auto"/>
-            </w:tcBorders>
-            <w:tcMar>
-              <w:top w:w="120" w:type="dxa"/>
-              <w:left w:w="180" w:type="dxa"/>
-              <w:bottom w:w="120" w:type="dxa"/>
-              <w:right w:w="180" w:type="dxa"/>
-            </w:tcMar>
-            <w:vAlign w:val="center"/>
-            <w:hideMark/>
-          </w:tcPr>
-          <w:p>
-            <w:pPr>
-              <w:rPr>
-                <w:color w:val="1F1F1F"/>
-              </w:rPr>
-            </w:pPr>
-            <w:proofErr w:type="gramStart"/>
-            <w:r>
-              <w:rPr>
-                <w:color w:val="1F1F1F"/>
-                <w:bdr w:val="none" w:sz="0" w:space="0" w:color="auto" w:frame="1"/>
-              </w:rPr>
-              <w:t>Ref(</w:t>
-            </w:r>
-            <w:proofErr w:type="gramEnd"/>
-            <w:r>
-              <w:rPr>
-                <w:color w:val="1F1F1F"/>
-                <w:bdr w:val="none" w:sz="0" w:space="0" w:color="auto" w:frame="1"/>
-              </w:rPr>
-              <w:t>Staff)</w:t>
-            </w:r>
-          </w:p>
-        </w:tc>
-        <w:tc>
-          <w:tcPr>
-            <w:tcW w:w="0" w:type="auto"/>
-            <w:tcBorders>
-              <w:top w:val="single" w:sz="6" w:space="0" w:color="auto"/>
-              <w:left w:val="single" w:sz="6" w:space="0" w:color="auto"/>
-              <w:bottom w:val="single" w:sz="6" w:space="0" w:color="auto"/>
-              <w:right w:val="single" w:sz="6" w:space="0" w:color="auto"/>
-            </w:tcBorders>
-            <w:tcMar>
-              <w:top w:w="120" w:type="dxa"/>
-              <w:left w:w="180" w:type="dxa"/>
-              <w:bottom w:w="120" w:type="dxa"/>
-              <w:right w:w="180" w:type="dxa"/>
-            </w:tcMar>
-            <w:vAlign w:val="center"/>
-            <w:hideMark/>
-          </w:tcPr>
-          <w:p>
-            <w:pPr>
-              <w:rPr>
-                <w:color w:val="1F1F1F"/>
-              </w:rPr>
-            </w:pPr>
-            <w:r>
-              <w:rPr>
-                <w:color w:val="1F1F1F"/>
-                <w:bdr w:val="none" w:sz="0" w:space="0" w:color="auto" w:frame="1"/>
-              </w:rPr>
-              <w:t>No</w:t>
-            </w:r>
-          </w:p>
-        </w:tc>
-        <w:tc>
-          <w:tcPr>
-            <w:tcW w:w="0" w:type="auto"/>
-            <w:tcBorders>
-              <w:top w:val="single" w:sz="6" w:space="0" w:color="auto"/>
-              <w:left w:val="single" w:sz="6" w:space="0" w:color="auto"/>
-              <w:bottom w:val="single" w:sz="6" w:space="0" w:color="auto"/>
-              <w:right w:val="single" w:sz="6" w:space="0" w:color="auto"/>
-            </w:tcBorders>
-            <w:tcMar>
-              <w:top w:w="120" w:type="dxa"/>
-              <w:left w:w="180" w:type="dxa"/>
-              <w:bottom w:w="120" w:type="dxa"/>
-              <w:right w:w="180" w:type="dxa"/>
-            </w:tcMar>
-            <w:vAlign w:val="center"/>
-            <w:hideMark/>
-          </w:tcPr>
-          <w:p>
-            <w:pPr>
-              <w:rPr>
-                <w:color w:val="1F1F1F"/>
-              </w:rPr>
-            </w:pPr>
-            <w:r>
-              <w:rPr>
-                <w:color w:val="1F1F1F"/>
-                <w:bdr w:val="none" w:sz="0" w:space="0" w:color="auto" w:frame="1"/>
-              </w:rPr>
-              <w:t>Null = Chọn ngẫu nhiên.</w:t>
+              <w:t>salonId</w:t>
+            </w:r>
+          </w:p>
+        </w:tc>
+        <w:tc>
+          <w:tcPr>
+            <w:tcW w:w="0" w:type="auto"/>
+            <w:tcBorders>
+              <w:top w:val="single" w:sz="6" w:space="0" w:color="auto"/>
+              <w:left w:val="single" w:sz="6" w:space="0" w:color="auto"/>
+              <w:bottom w:val="single" w:sz="6" w:space="0" w:color="auto"/>
+              <w:right w:val="single" w:sz="6" w:space="0" w:color="auto"/>
+            </w:tcBorders>
+            <w:tcMar>
+              <w:top w:w="120" w:type="dxa"/>
+              <w:left w:w="180" w:type="dxa"/>
+              <w:bottom w:w="120" w:type="dxa"/>
+              <w:right w:w="180" w:type="dxa"/>
+            </w:tcMar>
+            <w:vAlign w:val="center"/>
+            <w:hideMark/>
+          </w:tcPr>
+          <w:p>
+            <w:pPr>
+              <w:rPr>
+                <w:color w:val="1F1F1F"/>
+              </w:rPr>
+            </w:pPr>
+            <w:r>
+              <w:rPr>
+                <w:color w:val="1F1F1F"/>
+                <w:bdr w:val="none" w:sz="0" w:space="0" w:color="auto" w:frame="1"/>
+              </w:rPr>
+              <w:t>Ref(Salon)</w:t>
+            </w:r>
+          </w:p>
+        </w:tc>
+        <w:tc>
+          <w:tcPr>
+            <w:tcW w:w="0" w:type="auto"/>
+            <w:tcBorders>
+              <w:top w:val="single" w:sz="6" w:space="0" w:color="auto"/>
+              <w:left w:val="single" w:sz="6" w:space="0" w:color="auto"/>
+              <w:bottom w:val="single" w:sz="6" w:space="0" w:color="auto"/>
+              <w:right w:val="single" w:sz="6" w:space="0" w:color="auto"/>
+            </w:tcBorders>
+            <w:tcMar>
+              <w:top w:w="120" w:type="dxa"/>
+              <w:left w:w="180" w:type="dxa"/>
+              <w:bottom w:w="120" w:type="dxa"/>
+              <w:right w:w="180" w:type="dxa"/>
+            </w:tcMar>
+            <w:vAlign w:val="center"/>
+            <w:hideMark/>
+          </w:tcPr>
+          <w:p>
+            <w:pPr>
+              <w:rPr>
+                <w:color w:val="1F1F1F"/>
+              </w:rPr>
+            </w:pPr>
+            <w:r>
+              <w:rPr>
+                <w:color w:val="1F1F1F"/>
+                <w:bdr w:val="none" w:sz="0" w:space="0" w:color="auto" w:frame="1"/>
+              </w:rPr>
+              <w:t>Yes</w:t>
+            </w:r>
+          </w:p>
+        </w:tc>
+        <w:tc>
+          <w:tcPr>
+            <w:tcW w:w="0" w:type="auto"/>
+            <w:tcBorders>
+              <w:top w:val="single" w:sz="6" w:space="0" w:color="auto"/>
+              <w:left w:val="single" w:sz="6" w:space="0" w:color="auto"/>
+              <w:bottom w:val="single" w:sz="6" w:space="0" w:color="auto"/>
+              <w:right w:val="single" w:sz="6" w:space="0" w:color="auto"/>
+            </w:tcBorders>
+            <w:tcMar>
+              <w:top w:w="120" w:type="dxa"/>
+              <w:left w:w="180" w:type="dxa"/>
+              <w:bottom w:w="120" w:type="dxa"/>
+              <w:right w:w="180" w:type="dxa"/>
+            </w:tcMar>
+            <w:vAlign w:val="center"/>
+            <w:hideMark/>
+          </w:tcPr>
+          <w:p>
+            <w:pPr>
+              <w:rPr>
+                <w:color w:val="1F1F1F"/>
+              </w:rPr>
+            </w:pPr>
+            <w:r>
+              <w:rPr>
+                <w:color w:val="1F1F1F"/>
+                <w:bdr w:val="none" w:sz="0" w:space="0" w:color="auto" w:frame="1"/>
+              </w:rPr>
+              <w:t>Salon nhận.</w:t>
             </w:r>
           </w:p>
         </w:tc>
@@ -9898,122 +13124,107 @@
                 <w:color w:val="444746"/>
                 <w:bdr w:val="none" w:sz="0" w:space="0" w:color="auto" w:frame="1"/>
               </w:rPr>
-              <w:t>serviceIds</w:t>
-            </w:r>
-          </w:p>
-        </w:tc>
-        <w:tc>
-          <w:tcPr>
-            <w:tcW w:w="0" w:type="auto"/>
-            <w:tcBorders>
-              <w:top w:val="single" w:sz="6" w:space="0" w:color="auto"/>
-              <w:left w:val="single" w:sz="6" w:space="0" w:color="auto"/>
-              <w:bottom w:val="single" w:sz="6" w:space="0" w:color="auto"/>
-              <w:right w:val="single" w:sz="6" w:space="0" w:color="auto"/>
-            </w:tcBorders>
-            <w:tcMar>
-              <w:top w:w="120" w:type="dxa"/>
-              <w:left w:w="180" w:type="dxa"/>
-              <w:bottom w:w="120" w:type="dxa"/>
-              <w:right w:w="180" w:type="dxa"/>
-            </w:tcMar>
-            <w:vAlign w:val="center"/>
-            <w:hideMark/>
-          </w:tcPr>
-          <w:p>
-            <w:pPr>
-              <w:rPr>
-                <w:color w:val="1F1F1F"/>
-              </w:rPr>
-            </w:pPr>
-            <w:r>
-              <w:rPr>
-                <w:color w:val="1F1F1F"/>
-                <w:bdr w:val="none" w:sz="0" w:space="0" w:color="auto" w:frame="1"/>
-              </w:rPr>
-              <w:t>[</w:t>
-            </w:r>
-            <w:proofErr w:type="gramStart"/>
-            <w:r>
-              <w:rPr>
-                <w:color w:val="1F1F1F"/>
-                <w:bdr w:val="none" w:sz="0" w:space="0" w:color="auto" w:frame="1"/>
-              </w:rPr>
-              <w:t>Ref(</w:t>
-            </w:r>
-            <w:proofErr w:type="gramEnd"/>
-            <w:r>
-              <w:rPr>
-                <w:color w:val="1F1F1F"/>
-                <w:bdr w:val="none" w:sz="0" w:space="0" w:color="auto" w:frame="1"/>
-              </w:rPr>
-              <w:t>Service)]</w:t>
-            </w:r>
-          </w:p>
-        </w:tc>
-        <w:tc>
-          <w:tcPr>
-            <w:tcW w:w="0" w:type="auto"/>
-            <w:tcBorders>
-              <w:top w:val="single" w:sz="6" w:space="0" w:color="auto"/>
-              <w:left w:val="single" w:sz="6" w:space="0" w:color="auto"/>
-              <w:bottom w:val="single" w:sz="6" w:space="0" w:color="auto"/>
-              <w:right w:val="single" w:sz="6" w:space="0" w:color="auto"/>
-            </w:tcBorders>
-            <w:tcMar>
-              <w:top w:w="120" w:type="dxa"/>
-              <w:left w:w="180" w:type="dxa"/>
-              <w:bottom w:w="120" w:type="dxa"/>
-              <w:right w:w="180" w:type="dxa"/>
-            </w:tcMar>
-            <w:vAlign w:val="center"/>
-            <w:hideMark/>
-          </w:tcPr>
-          <w:p>
-            <w:pPr>
-              <w:rPr>
-                <w:color w:val="1F1F1F"/>
-              </w:rPr>
-            </w:pPr>
-            <w:r>
-              <w:rPr>
-                <w:color w:val="1F1F1F"/>
-                <w:bdr w:val="none" w:sz="0" w:space="0" w:color="auto" w:frame="1"/>
-              </w:rPr>
-              <w:t>Yes</w:t>
-            </w:r>
-          </w:p>
-        </w:tc>
-        <w:tc>
-          <w:tcPr>
-            <w:tcW w:w="0" w:type="auto"/>
-            <w:tcBorders>
-              <w:top w:val="single" w:sz="6" w:space="0" w:color="auto"/>
-              <w:left w:val="single" w:sz="6" w:space="0" w:color="auto"/>
-              <w:bottom w:val="single" w:sz="6" w:space="0" w:color="auto"/>
-              <w:right w:val="single" w:sz="6" w:space="0" w:color="auto"/>
-            </w:tcBorders>
-            <w:tcMar>
-              <w:top w:w="120" w:type="dxa"/>
-              <w:left w:w="180" w:type="dxa"/>
-              <w:bottom w:w="120" w:type="dxa"/>
-              <w:right w:w="180" w:type="dxa"/>
-            </w:tcMar>
-            <w:vAlign w:val="center"/>
-            <w:hideMark/>
-          </w:tcPr>
-          <w:p>
-            <w:pPr>
-              <w:rPr>
-                <w:color w:val="1F1F1F"/>
-              </w:rPr>
-            </w:pPr>
-            <w:r>
-              <w:rPr>
-                <w:color w:val="1F1F1F"/>
-                <w:bdr w:val="none" w:sz="0" w:space="0" w:color="auto" w:frame="1"/>
-              </w:rPr>
-              <w:t>Dịch vụ.</w:t>
+              <w:lastRenderedPageBreak/>
+              <w:t>staffId</w:t>
+            </w:r>
+          </w:p>
+        </w:tc>
+        <w:tc>
+          <w:tcPr>
+            <w:tcW w:w="0" w:type="auto"/>
+            <w:tcBorders>
+              <w:top w:val="single" w:sz="6" w:space="0" w:color="auto"/>
+              <w:left w:val="single" w:sz="6" w:space="0" w:color="auto"/>
+              <w:bottom w:val="single" w:sz="6" w:space="0" w:color="auto"/>
+              <w:right w:val="single" w:sz="6" w:space="0" w:color="auto"/>
+            </w:tcBorders>
+            <w:tcMar>
+              <w:top w:w="120" w:type="dxa"/>
+              <w:left w:w="180" w:type="dxa"/>
+              <w:bottom w:w="120" w:type="dxa"/>
+              <w:right w:w="180" w:type="dxa"/>
+            </w:tcMar>
+            <w:vAlign w:val="center"/>
+            <w:hideMark/>
+          </w:tcPr>
+          <w:p>
+            <w:pPr>
+              <w:rPr>
+                <w:color w:val="1F1F1F"/>
+              </w:rPr>
+            </w:pPr>
+            <w:r>
+              <w:rPr>
+                <w:color w:val="1F1F1F"/>
+                <w:bdr w:val="none" w:sz="0" w:space="0" w:color="auto" w:frame="1"/>
+              </w:rPr>
+              <w:t>Ref(Staff)</w:t>
+            </w:r>
+          </w:p>
+        </w:tc>
+        <w:tc>
+          <w:tcPr>
+            <w:tcW w:w="0" w:type="auto"/>
+            <w:tcBorders>
+              <w:top w:val="single" w:sz="6" w:space="0" w:color="auto"/>
+              <w:left w:val="single" w:sz="6" w:space="0" w:color="auto"/>
+              <w:bottom w:val="single" w:sz="6" w:space="0" w:color="auto"/>
+              <w:right w:val="single" w:sz="6" w:space="0" w:color="auto"/>
+            </w:tcBorders>
+            <w:tcMar>
+              <w:top w:w="120" w:type="dxa"/>
+              <w:left w:w="180" w:type="dxa"/>
+              <w:bottom w:w="120" w:type="dxa"/>
+              <w:right w:w="180" w:type="dxa"/>
+            </w:tcMar>
+            <w:vAlign w:val="center"/>
+            <w:hideMark/>
+          </w:tcPr>
+          <w:p>
+            <w:pPr>
+              <w:rPr>
+                <w:color w:val="1F1F1F"/>
+              </w:rPr>
+            </w:pPr>
+            <w:r>
+              <w:rPr>
+                <w:color w:val="1F1F1F"/>
+                <w:bdr w:val="none" w:sz="0" w:space="0" w:color="auto" w:frame="1"/>
+              </w:rPr>
+              <w:t>No</w:t>
+            </w:r>
+          </w:p>
+        </w:tc>
+        <w:tc>
+          <w:tcPr>
+            <w:tcW w:w="0" w:type="auto"/>
+            <w:tcBorders>
+              <w:top w:val="single" w:sz="6" w:space="0" w:color="auto"/>
+              <w:left w:val="single" w:sz="6" w:space="0" w:color="auto"/>
+              <w:bottom w:val="single" w:sz="6" w:space="0" w:color="auto"/>
+              <w:right w:val="single" w:sz="6" w:space="0" w:color="auto"/>
+            </w:tcBorders>
+            <w:tcMar>
+              <w:top w:w="120" w:type="dxa"/>
+              <w:left w:w="180" w:type="dxa"/>
+              <w:bottom w:w="120" w:type="dxa"/>
+              <w:right w:w="180" w:type="dxa"/>
+            </w:tcMar>
+            <w:vAlign w:val="center"/>
+            <w:hideMark/>
+          </w:tcPr>
+          <w:p>
+            <w:pPr>
+              <w:rPr>
+                <w:color w:val="1F1F1F"/>
+              </w:rPr>
+            </w:pPr>
+            <w:r>
+              <w:rPr>
+                <w:color w:val="1F1F1F"/>
+                <w:bdr w:val="none" w:sz="0" w:space="0" w:color="auto" w:frame="1"/>
+              </w:rPr>
+              <w:t>Null = Chọn ngẫu nhiên.</w:t>
             </w:r>
           </w:p>
         </w:tc>
@@ -10053,40 +13264,40 @@
                 <w:color w:val="444746"/>
                 <w:bdr w:val="none" w:sz="0" w:space="0" w:color="auto" w:frame="1"/>
               </w:rPr>
-              <w:t>date</w:t>
-            </w:r>
-          </w:p>
-        </w:tc>
-        <w:tc>
-          <w:tcPr>
-            <w:tcW w:w="0" w:type="auto"/>
-            <w:tcBorders>
-              <w:top w:val="single" w:sz="6" w:space="0" w:color="auto"/>
-              <w:left w:val="single" w:sz="6" w:space="0" w:color="auto"/>
-              <w:bottom w:val="single" w:sz="6" w:space="0" w:color="auto"/>
-              <w:right w:val="single" w:sz="6" w:space="0" w:color="auto"/>
-            </w:tcBorders>
-            <w:tcMar>
-              <w:top w:w="120" w:type="dxa"/>
-              <w:left w:w="180" w:type="dxa"/>
-              <w:bottom w:w="120" w:type="dxa"/>
-              <w:right w:w="180" w:type="dxa"/>
-            </w:tcMar>
-            <w:vAlign w:val="center"/>
-            <w:hideMark/>
-          </w:tcPr>
-          <w:p>
-            <w:pPr>
-              <w:rPr>
-                <w:color w:val="1F1F1F"/>
-              </w:rPr>
-            </w:pPr>
-            <w:r>
-              <w:rPr>
-                <w:color w:val="1F1F1F"/>
-                <w:bdr w:val="none" w:sz="0" w:space="0" w:color="auto" w:frame="1"/>
-              </w:rPr>
-              <w:t>Date</w:t>
+              <w:t>serviceIds</w:t>
+            </w:r>
+          </w:p>
+        </w:tc>
+        <w:tc>
+          <w:tcPr>
+            <w:tcW w:w="0" w:type="auto"/>
+            <w:tcBorders>
+              <w:top w:val="single" w:sz="6" w:space="0" w:color="auto"/>
+              <w:left w:val="single" w:sz="6" w:space="0" w:color="auto"/>
+              <w:bottom w:val="single" w:sz="6" w:space="0" w:color="auto"/>
+              <w:right w:val="single" w:sz="6" w:space="0" w:color="auto"/>
+            </w:tcBorders>
+            <w:tcMar>
+              <w:top w:w="120" w:type="dxa"/>
+              <w:left w:w="180" w:type="dxa"/>
+              <w:bottom w:w="120" w:type="dxa"/>
+              <w:right w:w="180" w:type="dxa"/>
+            </w:tcMar>
+            <w:vAlign w:val="center"/>
+            <w:hideMark/>
+          </w:tcPr>
+          <w:p>
+            <w:pPr>
+              <w:rPr>
+                <w:color w:val="1F1F1F"/>
+              </w:rPr>
+            </w:pPr>
+            <w:r>
+              <w:rPr>
+                <w:color w:val="1F1F1F"/>
+                <w:bdr w:val="none" w:sz="0" w:space="0" w:color="auto" w:frame="1"/>
+              </w:rPr>
+              <w:t>[Ref(Service)]</w:t>
             </w:r>
           </w:p>
         </w:tc>
@@ -10152,7 +13363,7 @@
                 <w:color w:val="1F1F1F"/>
                 <w:bdr w:val="none" w:sz="0" w:space="0" w:color="auto" w:frame="1"/>
               </w:rPr>
-              <w:t>Ngày đặt.</w:t>
+              <w:t>Dịch vụ.</w:t>
             </w:r>
           </w:p>
         </w:tc>
@@ -10192,40 +13403,40 @@
                 <w:color w:val="444746"/>
                 <w:bdr w:val="none" w:sz="0" w:space="0" w:color="auto" w:frame="1"/>
               </w:rPr>
-              <w:t>startTime</w:t>
-            </w:r>
-          </w:p>
-        </w:tc>
-        <w:tc>
-          <w:tcPr>
-            <w:tcW w:w="0" w:type="auto"/>
-            <w:tcBorders>
-              <w:top w:val="single" w:sz="6" w:space="0" w:color="auto"/>
-              <w:left w:val="single" w:sz="6" w:space="0" w:color="auto"/>
-              <w:bottom w:val="single" w:sz="6" w:space="0" w:color="auto"/>
-              <w:right w:val="single" w:sz="6" w:space="0" w:color="auto"/>
-            </w:tcBorders>
-            <w:tcMar>
-              <w:top w:w="120" w:type="dxa"/>
-              <w:left w:w="180" w:type="dxa"/>
-              <w:bottom w:w="120" w:type="dxa"/>
-              <w:right w:w="180" w:type="dxa"/>
-            </w:tcMar>
-            <w:vAlign w:val="center"/>
-            <w:hideMark/>
-          </w:tcPr>
-          <w:p>
-            <w:pPr>
-              <w:rPr>
-                <w:color w:val="1F1F1F"/>
-              </w:rPr>
-            </w:pPr>
-            <w:r>
-              <w:rPr>
-                <w:color w:val="1F1F1F"/>
-                <w:bdr w:val="none" w:sz="0" w:space="0" w:color="auto" w:frame="1"/>
-              </w:rPr>
-              <w:t>String</w:t>
+              <w:t>date</w:t>
+            </w:r>
+          </w:p>
+        </w:tc>
+        <w:tc>
+          <w:tcPr>
+            <w:tcW w:w="0" w:type="auto"/>
+            <w:tcBorders>
+              <w:top w:val="single" w:sz="6" w:space="0" w:color="auto"/>
+              <w:left w:val="single" w:sz="6" w:space="0" w:color="auto"/>
+              <w:bottom w:val="single" w:sz="6" w:space="0" w:color="auto"/>
+              <w:right w:val="single" w:sz="6" w:space="0" w:color="auto"/>
+            </w:tcBorders>
+            <w:tcMar>
+              <w:top w:w="120" w:type="dxa"/>
+              <w:left w:w="180" w:type="dxa"/>
+              <w:bottom w:w="120" w:type="dxa"/>
+              <w:right w:w="180" w:type="dxa"/>
+            </w:tcMar>
+            <w:vAlign w:val="center"/>
+            <w:hideMark/>
+          </w:tcPr>
+          <w:p>
+            <w:pPr>
+              <w:rPr>
+                <w:color w:val="1F1F1F"/>
+              </w:rPr>
+            </w:pPr>
+            <w:r>
+              <w:rPr>
+                <w:color w:val="1F1F1F"/>
+                <w:bdr w:val="none" w:sz="0" w:space="0" w:color="auto" w:frame="1"/>
+              </w:rPr>
+              <w:t>Date</w:t>
             </w:r>
           </w:p>
         </w:tc>
@@ -10291,7 +13502,7 @@
                 <w:color w:val="1F1F1F"/>
                 <w:bdr w:val="none" w:sz="0" w:space="0" w:color="auto" w:frame="1"/>
               </w:rPr>
-              <w:t>Giờ bắt đầu (VD: "14:00").</w:t>
+              <w:t>Ngày đặt.</w:t>
             </w:r>
           </w:p>
         </w:tc>
@@ -10331,7 +13542,7 @@
                 <w:color w:val="444746"/>
                 <w:bdr w:val="none" w:sz="0" w:space="0" w:color="auto" w:frame="1"/>
               </w:rPr>
-              <w:t>endTime</w:t>
+              <w:t>startTime</w:t>
             </w:r>
           </w:p>
         </w:tc>
@@ -10427,51 +13638,10 @@
             </w:pPr>
             <w:r>
               <w:rPr>
-                <w:b/>
-                <w:bCs/>
-                <w:color w:val="1F1F1F"/>
-                <w:bdr w:val="none" w:sz="0" w:space="0" w:color="auto" w:frame="1"/>
-              </w:rPr>
-              <w:t>Auto Calculate</w:t>
-            </w:r>
-            <w:r>
-              <w:rPr>
-                <w:color w:val="1F1F1F"/>
-                <w:bdr w:val="none" w:sz="0" w:space="0" w:color="auto" w:frame="1"/>
-              </w:rPr>
-              <w:t xml:space="preserve">: </w:t>
-            </w:r>
-            <w:r>
-              <w:rPr>
-                <w:rStyle w:val="HTMLCode"/>
-                <w:rFonts w:eastAsiaTheme="minorHAnsi"/>
-                <w:color w:val="444746"/>
-                <w:bdr w:val="none" w:sz="0" w:space="0" w:color="auto" w:frame="1"/>
-              </w:rPr>
-              <w:t>startTime</w:t>
-            </w:r>
-            <w:r>
-              <w:rPr>
-                <w:color w:val="1F1F1F"/>
-                <w:bdr w:val="none" w:sz="0" w:space="0" w:color="auto" w:frame="1"/>
-              </w:rPr>
-              <w:t xml:space="preserve"> + </w:t>
-            </w:r>
-            <w:r>
-              <w:rPr>
-                <w:rStyle w:val="HTMLCode"/>
-                <w:rFonts w:eastAsiaTheme="minorHAnsi"/>
-                <w:color w:val="444746"/>
-                <w:bdr w:val="none" w:sz="0" w:space="0" w:color="auto" w:frame="1"/>
-              </w:rPr>
-              <w:t>totalDuration</w:t>
-            </w:r>
-            <w:r>
-              <w:rPr>
-                <w:color w:val="1F1F1F"/>
-                <w:bdr w:val="none" w:sz="0" w:space="0" w:color="auto" w:frame="1"/>
-              </w:rPr>
-              <w:t>.</w:t>
+                <w:color w:val="1F1F1F"/>
+                <w:bdr w:val="none" w:sz="0" w:space="0" w:color="auto" w:frame="1"/>
+              </w:rPr>
+              <w:t>Giờ bắt đầu (VD: "14:00").</w:t>
             </w:r>
           </w:p>
         </w:tc>
@@ -10511,40 +13681,40 @@
                 <w:color w:val="444746"/>
                 <w:bdr w:val="none" w:sz="0" w:space="0" w:color="auto" w:frame="1"/>
               </w:rPr>
-              <w:t>totalPrice</w:t>
-            </w:r>
-          </w:p>
-        </w:tc>
-        <w:tc>
-          <w:tcPr>
-            <w:tcW w:w="0" w:type="auto"/>
-            <w:tcBorders>
-              <w:top w:val="single" w:sz="6" w:space="0" w:color="auto"/>
-              <w:left w:val="single" w:sz="6" w:space="0" w:color="auto"/>
-              <w:bottom w:val="single" w:sz="6" w:space="0" w:color="auto"/>
-              <w:right w:val="single" w:sz="6" w:space="0" w:color="auto"/>
-            </w:tcBorders>
-            <w:tcMar>
-              <w:top w:w="120" w:type="dxa"/>
-              <w:left w:w="180" w:type="dxa"/>
-              <w:bottom w:w="120" w:type="dxa"/>
-              <w:right w:w="180" w:type="dxa"/>
-            </w:tcMar>
-            <w:vAlign w:val="center"/>
-            <w:hideMark/>
-          </w:tcPr>
-          <w:p>
-            <w:pPr>
-              <w:rPr>
-                <w:color w:val="1F1F1F"/>
-              </w:rPr>
-            </w:pPr>
-            <w:r>
-              <w:rPr>
-                <w:color w:val="1F1F1F"/>
-                <w:bdr w:val="none" w:sz="0" w:space="0" w:color="auto" w:frame="1"/>
-              </w:rPr>
-              <w:t>Number</w:t>
+              <w:t>endTime</w:t>
+            </w:r>
+          </w:p>
+        </w:tc>
+        <w:tc>
+          <w:tcPr>
+            <w:tcW w:w="0" w:type="auto"/>
+            <w:tcBorders>
+              <w:top w:val="single" w:sz="6" w:space="0" w:color="auto"/>
+              <w:left w:val="single" w:sz="6" w:space="0" w:color="auto"/>
+              <w:bottom w:val="single" w:sz="6" w:space="0" w:color="auto"/>
+              <w:right w:val="single" w:sz="6" w:space="0" w:color="auto"/>
+            </w:tcBorders>
+            <w:tcMar>
+              <w:top w:w="120" w:type="dxa"/>
+              <w:left w:w="180" w:type="dxa"/>
+              <w:bottom w:w="120" w:type="dxa"/>
+              <w:right w:w="180" w:type="dxa"/>
+            </w:tcMar>
+            <w:vAlign w:val="center"/>
+            <w:hideMark/>
+          </w:tcPr>
+          <w:p>
+            <w:pPr>
+              <w:rPr>
+                <w:color w:val="1F1F1F"/>
+              </w:rPr>
+            </w:pPr>
+            <w:r>
+              <w:rPr>
+                <w:color w:val="1F1F1F"/>
+                <w:bdr w:val="none" w:sz="0" w:space="0" w:color="auto" w:frame="1"/>
+              </w:rPr>
+              <w:t>String</w:t>
             </w:r>
           </w:p>
         </w:tc>
@@ -10619,7 +13789,39 @@
                 <w:color w:val="1F1F1F"/>
                 <w:bdr w:val="none" w:sz="0" w:space="0" w:color="auto" w:frame="1"/>
               </w:rPr>
-              <w:t>: Tổng price dịch vụ.</w:t>
+              <w:t xml:space="preserve">: </w:t>
+            </w:r>
+            <w:r>
+              <w:rPr>
+                <w:rStyle w:val="HTMLCode"/>
+                <w:rFonts w:eastAsiaTheme="minorHAnsi"/>
+                <w:color w:val="444746"/>
+                <w:bdr w:val="none" w:sz="0" w:space="0" w:color="auto" w:frame="1"/>
+              </w:rPr>
+              <w:t>startTime</w:t>
+            </w:r>
+            <w:r>
+              <w:rPr>
+                <w:color w:val="1F1F1F"/>
+                <w:bdr w:val="none" w:sz="0" w:space="0" w:color="auto" w:frame="1"/>
+              </w:rPr>
+              <w:t xml:space="preserve"> + </w:t>
+            </w:r>
+            <w:r>
+              <w:rPr>
+                <w:rStyle w:val="HTMLCode"/>
+                <w:rFonts w:eastAsiaTheme="minorHAnsi"/>
+                <w:color w:val="444746"/>
+                <w:bdr w:val="none" w:sz="0" w:space="0" w:color="auto" w:frame="1"/>
+              </w:rPr>
+              <w:t>totalDuration</w:t>
+            </w:r>
+            <w:r>
+              <w:rPr>
+                <w:color w:val="1F1F1F"/>
+                <w:bdr w:val="none" w:sz="0" w:space="0" w:color="auto" w:frame="1"/>
+              </w:rPr>
+              <w:t>.</w:t>
             </w:r>
           </w:p>
         </w:tc>
@@ -10659,40 +13861,40 @@
                 <w:color w:val="444746"/>
                 <w:bdr w:val="none" w:sz="0" w:space="0" w:color="auto" w:frame="1"/>
               </w:rPr>
-              <w:t>status</w:t>
-            </w:r>
-          </w:p>
-        </w:tc>
-        <w:tc>
-          <w:tcPr>
-            <w:tcW w:w="0" w:type="auto"/>
-            <w:tcBorders>
-              <w:top w:val="single" w:sz="6" w:space="0" w:color="auto"/>
-              <w:left w:val="single" w:sz="6" w:space="0" w:color="auto"/>
-              <w:bottom w:val="single" w:sz="6" w:space="0" w:color="auto"/>
-              <w:right w:val="single" w:sz="6" w:space="0" w:color="auto"/>
-            </w:tcBorders>
-            <w:tcMar>
-              <w:top w:w="120" w:type="dxa"/>
-              <w:left w:w="180" w:type="dxa"/>
-              <w:bottom w:w="120" w:type="dxa"/>
-              <w:right w:w="180" w:type="dxa"/>
-            </w:tcMar>
-            <w:vAlign w:val="center"/>
-            <w:hideMark/>
-          </w:tcPr>
-          <w:p>
-            <w:pPr>
-              <w:rPr>
-                <w:color w:val="1F1F1F"/>
-              </w:rPr>
-            </w:pPr>
-            <w:r>
-              <w:rPr>
-                <w:color w:val="1F1F1F"/>
-                <w:bdr w:val="none" w:sz="0" w:space="0" w:color="auto" w:frame="1"/>
-              </w:rPr>
-              <w:t>Enum</w:t>
+              <w:t>totalPrice</w:t>
+            </w:r>
+          </w:p>
+        </w:tc>
+        <w:tc>
+          <w:tcPr>
+            <w:tcW w:w="0" w:type="auto"/>
+            <w:tcBorders>
+              <w:top w:val="single" w:sz="6" w:space="0" w:color="auto"/>
+              <w:left w:val="single" w:sz="6" w:space="0" w:color="auto"/>
+              <w:bottom w:val="single" w:sz="6" w:space="0" w:color="auto"/>
+              <w:right w:val="single" w:sz="6" w:space="0" w:color="auto"/>
+            </w:tcBorders>
+            <w:tcMar>
+              <w:top w:w="120" w:type="dxa"/>
+              <w:left w:w="180" w:type="dxa"/>
+              <w:bottom w:w="120" w:type="dxa"/>
+              <w:right w:w="180" w:type="dxa"/>
+            </w:tcMar>
+            <w:vAlign w:val="center"/>
+            <w:hideMark/>
+          </w:tcPr>
+          <w:p>
+            <w:pPr>
+              <w:rPr>
+                <w:color w:val="1F1F1F"/>
+              </w:rPr>
+            </w:pPr>
+            <w:r>
+              <w:rPr>
+                <w:color w:val="1F1F1F"/>
+                <w:bdr w:val="none" w:sz="0" w:space="0" w:color="auto" w:frame="1"/>
+              </w:rPr>
+              <w:t>Number</w:t>
             </w:r>
           </w:p>
         </w:tc>
@@ -10755,67 +13957,19 @@
             </w:pPr>
             <w:r>
               <w:rPr>
-                <w:rStyle w:val="HTMLCode"/>
-                <w:rFonts w:eastAsiaTheme="minorHAnsi"/>
-                <w:color w:val="444746"/>
-                <w:bdr w:val="none" w:sz="0" w:space="0" w:color="auto" w:frame="1"/>
-              </w:rPr>
-              <w:t>PENDING</w:t>
-            </w:r>
-            <w:r>
-              <w:rPr>
-                <w:color w:val="1F1F1F"/>
-                <w:bdr w:val="none" w:sz="0" w:space="0" w:color="auto" w:frame="1"/>
-              </w:rPr>
-              <w:t xml:space="preserve"> -&gt; </w:t>
-            </w:r>
-            <w:r>
-              <w:rPr>
-                <w:rStyle w:val="HTMLCode"/>
-                <w:rFonts w:eastAsiaTheme="minorHAnsi"/>
-                <w:color w:val="444746"/>
-                <w:bdr w:val="none" w:sz="0" w:space="0" w:color="auto" w:frame="1"/>
-              </w:rPr>
-              <w:t>CONFIRMED</w:t>
-            </w:r>
-            <w:r>
-              <w:rPr>
-                <w:color w:val="1F1F1F"/>
-                <w:bdr w:val="none" w:sz="0" w:space="0" w:color="auto" w:frame="1"/>
-              </w:rPr>
-              <w:t xml:space="preserve"> -&gt; </w:t>
-            </w:r>
-            <w:r>
-              <w:rPr>
-                <w:rStyle w:val="HTMLCode"/>
-                <w:rFonts w:eastAsiaTheme="minorHAnsi"/>
-                <w:color w:val="444746"/>
-                <w:bdr w:val="none" w:sz="0" w:space="0" w:color="auto" w:frame="1"/>
-              </w:rPr>
-              <w:t>COMPLETED</w:t>
-            </w:r>
-            <w:r>
-              <w:rPr>
-                <w:color w:val="1F1F1F"/>
-                <w:bdr w:val="none" w:sz="0" w:space="0" w:color="auto" w:frame="1"/>
-              </w:rPr>
-              <w:t xml:space="preserve"> / </w:t>
-            </w:r>
-            <w:r>
-              <w:rPr>
-                <w:rStyle w:val="HTMLCode"/>
-                <w:rFonts w:eastAsiaTheme="minorHAnsi"/>
-                <w:color w:val="444746"/>
-                <w:bdr w:val="none" w:sz="0" w:space="0" w:color="auto" w:frame="1"/>
-              </w:rPr>
-              <w:t>CANCELLED</w:t>
-            </w:r>
-            <w:r>
-              <w:rPr>
-                <w:color w:val="1F1F1F"/>
-                <w:bdr w:val="none" w:sz="0" w:space="0" w:color="auto" w:frame="1"/>
-              </w:rPr>
-              <w:t>.</w:t>
+                <w:b/>
+                <w:bCs/>
+                <w:color w:val="1F1F1F"/>
+                <w:bdr w:val="none" w:sz="0" w:space="0" w:color="auto" w:frame="1"/>
+              </w:rPr>
+              <w:t>Auto Calculate</w:t>
+            </w:r>
+            <w:r>
+              <w:rPr>
+                <w:color w:val="1F1F1F"/>
+                <w:bdr w:val="none" w:sz="0" w:space="0" w:color="auto" w:frame="1"/>
+              </w:rPr>
+              <w:t>: Tổng price dịch vụ.</w:t>
             </w:r>
           </w:p>
         </w:tc>
@@ -10855,8 +14009,7 @@
                 <w:color w:val="444746"/>
                 <w:bdr w:val="none" w:sz="0" w:space="0" w:color="auto" w:frame="1"/>
               </w:rPr>
-              <w:lastRenderedPageBreak/>
-              <w:t>paymentStatus</w:t>
+              <w:t>status</w:t>
             </w:r>
           </w:p>
         </w:tc>
@@ -10948,6 +14101,7 @@
             <w:pPr>
               <w:rPr>
                 <w:color w:val="1F1F1F"/>
+                <w:bdr w:val="none" w:sz="0" w:space="0" w:color="auto" w:frame="1"/>
               </w:rPr>
             </w:pPr>
             <w:r>
@@ -10957,14 +14111,14 @@
                 <w:color w:val="444746"/>
                 <w:bdr w:val="none" w:sz="0" w:space="0" w:color="auto" w:frame="1"/>
               </w:rPr>
-              <w:t>UNPAID</w:t>
-            </w:r>
-            <w:r>
-              <w:rPr>
-                <w:color w:val="1F1F1F"/>
-                <w:bdr w:val="none" w:sz="0" w:space="0" w:color="auto" w:frame="1"/>
-              </w:rPr>
-              <w:t xml:space="preserve">, </w:t>
+              <w:t>PENDING</w:t>
+            </w:r>
+            <w:r>
+              <w:rPr>
+                <w:color w:val="1F1F1F"/>
+                <w:bdr w:val="none" w:sz="0" w:space="0" w:color="auto" w:frame="1"/>
+              </w:rPr>
+              <w:t xml:space="preserve"> -&gt; </w:t>
             </w:r>
             <w:r>
               <w:rPr>
@@ -10973,13 +14127,67 @@
                 <w:color w:val="444746"/>
                 <w:bdr w:val="none" w:sz="0" w:space="0" w:color="auto" w:frame="1"/>
               </w:rPr>
-              <w:t>PAID</w:t>
-            </w:r>
-            <w:r>
-              <w:rPr>
-                <w:color w:val="1F1F1F"/>
-                <w:bdr w:val="none" w:sz="0" w:space="0" w:color="auto" w:frame="1"/>
-              </w:rPr>
+              <w:t>CONFIRMED</w:t>
+            </w:r>
+            <w:r>
+              <w:rPr>
+                <w:color w:val="1F1F1F"/>
+                <w:bdr w:val="none" w:sz="0" w:space="0" w:color="auto" w:frame="1"/>
+              </w:rPr>
+              <w:t xml:space="preserve"> -&gt; </w:t>
+            </w:r>
+            <w:r>
+              <w:rPr>
+                <w:rStyle w:val="HTMLCode"/>
+                <w:rFonts w:eastAsiaTheme="minorHAnsi"/>
+                <w:color w:val="444746"/>
+                <w:bdr w:val="none" w:sz="0" w:space="0" w:color="auto" w:frame="1"/>
+              </w:rPr>
+              <w:t>COMPLETED</w:t>
+            </w:r>
+            <w:r>
+              <w:rPr>
+                <w:color w:val="1F1F1F"/>
+                <w:bdr w:val="none" w:sz="0" w:space="0" w:color="auto" w:frame="1"/>
+              </w:rPr>
+              <w:t xml:space="preserve"> / </w:t>
+            </w:r>
+            <w:r>
+              <w:rPr>
+                <w:rStyle w:val="HTMLCode"/>
+                <w:rFonts w:eastAsiaTheme="minorHAnsi"/>
+                <w:color w:val="444746"/>
+                <w:bdr w:val="none" w:sz="0" w:space="0" w:color="auto" w:frame="1"/>
+              </w:rPr>
+              <w:t>CANCELLED</w:t>
+            </w:r>
+            <w:r>
+              <w:rPr>
+                <w:color w:val="1F1F1F"/>
+                <w:bdr w:val="none" w:sz="0" w:space="0" w:color="auto" w:frame="1"/>
+              </w:rPr>
+              <w:t>.</w:t>
+            </w:r>
+          </w:p>
+          <w:p>
+            <w:pPr>
+              <w:rPr>
+                <w:color w:val="1F1F1F"/>
+              </w:rPr>
+            </w:pPr>
+            <w:r>
+              <w:t xml:space="preserve">Nếu Salon tạo -&gt; Set luôn là </w:t>
+            </w:r>
+            <w:r>
+              <w:rPr>
+                <w:rStyle w:val="HTMLCode"/>
+                <w:rFonts w:eastAsiaTheme="minorHAnsi"/>
+                <w:b/>
+                <w:bCs/>
+              </w:rPr>
+              <w:t>CONFIRMED</w:t>
+            </w:r>
+            <w:r>
               <w:t>.</w:t>
             </w:r>
           </w:p>
@@ -11020,101 +14228,100 @@
                 <w:color w:val="444746"/>
                 <w:bdr w:val="none" w:sz="0" w:space="0" w:color="auto" w:frame="1"/>
               </w:rPr>
-              <w:t>feedback</w:t>
-            </w:r>
-          </w:p>
-        </w:tc>
-        <w:tc>
-          <w:tcPr>
-            <w:tcW w:w="0" w:type="auto"/>
-            <w:tcBorders>
-              <w:top w:val="single" w:sz="6" w:space="0" w:color="auto"/>
-              <w:left w:val="single" w:sz="6" w:space="0" w:color="auto"/>
-              <w:bottom w:val="single" w:sz="6" w:space="0" w:color="auto"/>
-              <w:right w:val="single" w:sz="6" w:space="0" w:color="auto"/>
-            </w:tcBorders>
-            <w:tcMar>
-              <w:top w:w="120" w:type="dxa"/>
-              <w:left w:w="180" w:type="dxa"/>
-              <w:bottom w:w="120" w:type="dxa"/>
-              <w:right w:w="180" w:type="dxa"/>
-            </w:tcMar>
-            <w:vAlign w:val="center"/>
-            <w:hideMark/>
-          </w:tcPr>
-          <w:p>
-            <w:pPr>
-              <w:rPr>
-                <w:color w:val="1F1F1F"/>
-              </w:rPr>
-            </w:pPr>
-            <w:r>
-              <w:rPr>
-                <w:color w:val="1F1F1F"/>
-                <w:bdr w:val="none" w:sz="0" w:space="0" w:color="auto" w:frame="1"/>
-              </w:rPr>
-              <w:t>Object</w:t>
-            </w:r>
-          </w:p>
-        </w:tc>
-        <w:tc>
-          <w:tcPr>
-            <w:tcW w:w="0" w:type="auto"/>
-            <w:tcBorders>
-              <w:top w:val="single" w:sz="6" w:space="0" w:color="auto"/>
-              <w:left w:val="single" w:sz="6" w:space="0" w:color="auto"/>
-              <w:bottom w:val="single" w:sz="6" w:space="0" w:color="auto"/>
-              <w:right w:val="single" w:sz="6" w:space="0" w:color="auto"/>
-            </w:tcBorders>
-            <w:tcMar>
-              <w:top w:w="120" w:type="dxa"/>
-              <w:left w:w="180" w:type="dxa"/>
-              <w:bottom w:w="120" w:type="dxa"/>
-              <w:right w:w="180" w:type="dxa"/>
-            </w:tcMar>
-            <w:vAlign w:val="center"/>
-            <w:hideMark/>
-          </w:tcPr>
-          <w:p>
-            <w:pPr>
-              <w:rPr>
-                <w:color w:val="1F1F1F"/>
-              </w:rPr>
-            </w:pPr>
-            <w:r>
-              <w:rPr>
-                <w:color w:val="1F1F1F"/>
-                <w:bdr w:val="none" w:sz="0" w:space="0" w:color="auto" w:frame="1"/>
-              </w:rPr>
-              <w:t>No</w:t>
-            </w:r>
-          </w:p>
-        </w:tc>
-        <w:tc>
-          <w:tcPr>
-            <w:tcW w:w="0" w:type="auto"/>
-            <w:tcBorders>
-              <w:top w:val="single" w:sz="6" w:space="0" w:color="auto"/>
-              <w:left w:val="single" w:sz="6" w:space="0" w:color="auto"/>
-              <w:bottom w:val="single" w:sz="6" w:space="0" w:color="auto"/>
-              <w:right w:val="single" w:sz="6" w:space="0" w:color="auto"/>
-            </w:tcBorders>
-            <w:tcMar>
-              <w:top w:w="120" w:type="dxa"/>
-              <w:left w:w="180" w:type="dxa"/>
-              <w:bottom w:w="120" w:type="dxa"/>
-              <w:right w:w="180" w:type="dxa"/>
-            </w:tcMar>
-            <w:vAlign w:val="center"/>
-            <w:hideMark/>
-          </w:tcPr>
-          <w:p>
-            <w:pPr>
-              <w:rPr>
-                <w:color w:val="1F1F1F"/>
-              </w:rPr>
-            </w:pPr>
-            <w:proofErr w:type="gramStart"/>
+              <w:t>paymentStatus</w:t>
+            </w:r>
+          </w:p>
+        </w:tc>
+        <w:tc>
+          <w:tcPr>
+            <w:tcW w:w="0" w:type="auto"/>
+            <w:tcBorders>
+              <w:top w:val="single" w:sz="6" w:space="0" w:color="auto"/>
+              <w:left w:val="single" w:sz="6" w:space="0" w:color="auto"/>
+              <w:bottom w:val="single" w:sz="6" w:space="0" w:color="auto"/>
+              <w:right w:val="single" w:sz="6" w:space="0" w:color="auto"/>
+            </w:tcBorders>
+            <w:tcMar>
+              <w:top w:w="120" w:type="dxa"/>
+              <w:left w:w="180" w:type="dxa"/>
+              <w:bottom w:w="120" w:type="dxa"/>
+              <w:right w:w="180" w:type="dxa"/>
+            </w:tcMar>
+            <w:vAlign w:val="center"/>
+            <w:hideMark/>
+          </w:tcPr>
+          <w:p>
+            <w:pPr>
+              <w:rPr>
+                <w:color w:val="1F1F1F"/>
+              </w:rPr>
+            </w:pPr>
+            <w:r>
+              <w:rPr>
+                <w:color w:val="1F1F1F"/>
+                <w:bdr w:val="none" w:sz="0" w:space="0" w:color="auto" w:frame="1"/>
+              </w:rPr>
+              <w:t>Enum</w:t>
+            </w:r>
+          </w:p>
+        </w:tc>
+        <w:tc>
+          <w:tcPr>
+            <w:tcW w:w="0" w:type="auto"/>
+            <w:tcBorders>
+              <w:top w:val="single" w:sz="6" w:space="0" w:color="auto"/>
+              <w:left w:val="single" w:sz="6" w:space="0" w:color="auto"/>
+              <w:bottom w:val="single" w:sz="6" w:space="0" w:color="auto"/>
+              <w:right w:val="single" w:sz="6" w:space="0" w:color="auto"/>
+            </w:tcBorders>
+            <w:tcMar>
+              <w:top w:w="120" w:type="dxa"/>
+              <w:left w:w="180" w:type="dxa"/>
+              <w:bottom w:w="120" w:type="dxa"/>
+              <w:right w:w="180" w:type="dxa"/>
+            </w:tcMar>
+            <w:vAlign w:val="center"/>
+            <w:hideMark/>
+          </w:tcPr>
+          <w:p>
+            <w:pPr>
+              <w:rPr>
+                <w:color w:val="1F1F1F"/>
+              </w:rPr>
+            </w:pPr>
+            <w:r>
+              <w:rPr>
+                <w:color w:val="1F1F1F"/>
+                <w:bdr w:val="none" w:sz="0" w:space="0" w:color="auto" w:frame="1"/>
+              </w:rPr>
+              <w:t>Yes</w:t>
+            </w:r>
+          </w:p>
+        </w:tc>
+        <w:tc>
+          <w:tcPr>
+            <w:tcW w:w="0" w:type="auto"/>
+            <w:tcBorders>
+              <w:top w:val="single" w:sz="6" w:space="0" w:color="auto"/>
+              <w:left w:val="single" w:sz="6" w:space="0" w:color="auto"/>
+              <w:bottom w:val="single" w:sz="6" w:space="0" w:color="auto"/>
+              <w:right w:val="single" w:sz="6" w:space="0" w:color="auto"/>
+            </w:tcBorders>
+            <w:tcMar>
+              <w:top w:w="120" w:type="dxa"/>
+              <w:left w:w="180" w:type="dxa"/>
+              <w:bottom w:w="120" w:type="dxa"/>
+              <w:right w:w="180" w:type="dxa"/>
+            </w:tcMar>
+            <w:vAlign w:val="center"/>
+            <w:hideMark/>
+          </w:tcPr>
+          <w:p>
+            <w:pPr>
+              <w:rPr>
+                <w:color w:val="1F1F1F"/>
+              </w:rPr>
+            </w:pPr>
             <w:r>
               <w:rPr>
                 <w:rStyle w:val="HTMLCode"/>
@@ -11122,9 +14329,15 @@
                 <w:color w:val="444746"/>
                 <w:bdr w:val="none" w:sz="0" w:space="0" w:color="auto" w:frame="1"/>
               </w:rPr>
-              <w:t>{ rating</w:t>
-            </w:r>
-            <w:proofErr w:type="gramEnd"/>
+              <w:t>UNPAID</w:t>
+            </w:r>
+            <w:r>
+              <w:rPr>
+                <w:color w:val="1F1F1F"/>
+                <w:bdr w:val="none" w:sz="0" w:space="0" w:color="auto" w:frame="1"/>
+              </w:rPr>
+              <w:t xml:space="preserve">, </w:t>
+            </w:r>
             <w:r>
               <w:rPr>
                 <w:rStyle w:val="HTMLCode"/>
@@ -11132,7 +14345,155 @@
                 <w:color w:val="444746"/>
                 <w:bdr w:val="none" w:sz="0" w:space="0" w:color="auto" w:frame="1"/>
               </w:rPr>
-              <w:t>: 5, comment: "..." }</w:t>
+              <w:t>PAID</w:t>
+            </w:r>
+            <w:r>
+              <w:rPr>
+                <w:color w:val="1F1F1F"/>
+                <w:bdr w:val="none" w:sz="0" w:space="0" w:color="auto" w:frame="1"/>
+              </w:rPr>
+              <w:t>.</w:t>
+            </w:r>
+          </w:p>
+        </w:tc>
+      </w:tr>
+      <w:tr>
+        <w:trPr>
+          <w:tblCellSpacing w:w="15" w:type="dxa"/>
+        </w:trPr>
+        <w:tc>
+          <w:tcPr>
+            <w:tcW w:w="0" w:type="auto"/>
+            <w:tcBorders>
+              <w:top w:val="single" w:sz="6" w:space="0" w:color="auto"/>
+              <w:left w:val="single" w:sz="6" w:space="0" w:color="auto"/>
+              <w:bottom w:val="single" w:sz="6" w:space="0" w:color="auto"/>
+              <w:right w:val="single" w:sz="6" w:space="0" w:color="auto"/>
+            </w:tcBorders>
+            <w:tcMar>
+              <w:top w:w="120" w:type="dxa"/>
+              <w:left w:w="180" w:type="dxa"/>
+              <w:bottom w:w="120" w:type="dxa"/>
+              <w:right w:w="180" w:type="dxa"/>
+            </w:tcMar>
+            <w:vAlign w:val="center"/>
+            <w:hideMark/>
+          </w:tcPr>
+          <w:p>
+            <w:pPr>
+              <w:rPr>
+                <w:color w:val="1F1F1F"/>
+              </w:rPr>
+            </w:pPr>
+            <w:r>
+              <w:rPr>
+                <w:rStyle w:val="HTMLCode"/>
+                <w:rFonts w:eastAsiaTheme="minorHAnsi"/>
+                <w:color w:val="444746"/>
+                <w:bdr w:val="none" w:sz="0" w:space="0" w:color="auto" w:frame="1"/>
+              </w:rPr>
+              <w:t>feedback</w:t>
+            </w:r>
+          </w:p>
+        </w:tc>
+        <w:tc>
+          <w:tcPr>
+            <w:tcW w:w="0" w:type="auto"/>
+            <w:tcBorders>
+              <w:top w:val="single" w:sz="6" w:space="0" w:color="auto"/>
+              <w:left w:val="single" w:sz="6" w:space="0" w:color="auto"/>
+              <w:bottom w:val="single" w:sz="6" w:space="0" w:color="auto"/>
+              <w:right w:val="single" w:sz="6" w:space="0" w:color="auto"/>
+            </w:tcBorders>
+            <w:tcMar>
+              <w:top w:w="120" w:type="dxa"/>
+              <w:left w:w="180" w:type="dxa"/>
+              <w:bottom w:w="120" w:type="dxa"/>
+              <w:right w:w="180" w:type="dxa"/>
+            </w:tcMar>
+            <w:vAlign w:val="center"/>
+            <w:hideMark/>
+          </w:tcPr>
+          <w:p>
+            <w:pPr>
+              <w:rPr>
+                <w:color w:val="1F1F1F"/>
+              </w:rPr>
+            </w:pPr>
+            <w:r>
+              <w:rPr>
+                <w:color w:val="1F1F1F"/>
+                <w:bdr w:val="none" w:sz="0" w:space="0" w:color="auto" w:frame="1"/>
+              </w:rPr>
+              <w:t>Object</w:t>
+            </w:r>
+          </w:p>
+        </w:tc>
+        <w:tc>
+          <w:tcPr>
+            <w:tcW w:w="0" w:type="auto"/>
+            <w:tcBorders>
+              <w:top w:val="single" w:sz="6" w:space="0" w:color="auto"/>
+              <w:left w:val="single" w:sz="6" w:space="0" w:color="auto"/>
+              <w:bottom w:val="single" w:sz="6" w:space="0" w:color="auto"/>
+              <w:right w:val="single" w:sz="6" w:space="0" w:color="auto"/>
+            </w:tcBorders>
+            <w:tcMar>
+              <w:top w:w="120" w:type="dxa"/>
+              <w:left w:w="180" w:type="dxa"/>
+              <w:bottom w:w="120" w:type="dxa"/>
+              <w:right w:w="180" w:type="dxa"/>
+            </w:tcMar>
+            <w:vAlign w:val="center"/>
+            <w:hideMark/>
+          </w:tcPr>
+          <w:p>
+            <w:pPr>
+              <w:rPr>
+                <w:color w:val="1F1F1F"/>
+              </w:rPr>
+            </w:pPr>
+            <w:r>
+              <w:rPr>
+                <w:color w:val="1F1F1F"/>
+                <w:bdr w:val="none" w:sz="0" w:space="0" w:color="auto" w:frame="1"/>
+              </w:rPr>
+              <w:t>No</w:t>
+            </w:r>
+          </w:p>
+        </w:tc>
+        <w:tc>
+          <w:tcPr>
+            <w:tcW w:w="0" w:type="auto"/>
+            <w:tcBorders>
+              <w:top w:val="single" w:sz="6" w:space="0" w:color="auto"/>
+              <w:left w:val="single" w:sz="6" w:space="0" w:color="auto"/>
+              <w:bottom w:val="single" w:sz="6" w:space="0" w:color="auto"/>
+              <w:right w:val="single" w:sz="6" w:space="0" w:color="auto"/>
+            </w:tcBorders>
+            <w:tcMar>
+              <w:top w:w="120" w:type="dxa"/>
+              <w:left w:w="180" w:type="dxa"/>
+              <w:bottom w:w="120" w:type="dxa"/>
+              <w:right w:w="180" w:type="dxa"/>
+            </w:tcMar>
+            <w:vAlign w:val="center"/>
+            <w:hideMark/>
+          </w:tcPr>
+          <w:p>
+            <w:pPr>
+              <w:rPr>
+                <w:color w:val="1F1F1F"/>
+              </w:rPr>
+            </w:pPr>
+            <w:r>
+              <w:rPr>
+                <w:rStyle w:val="HTMLCode"/>
+                <w:rFonts w:eastAsiaTheme="minorHAnsi"/>
+                <w:color w:val="444746"/>
+                <w:bdr w:val="none" w:sz="0" w:space="0" w:color="auto" w:frame="1"/>
+              </w:rPr>
+              <w:t>{ rating: 5, comment: "..." }</w:t>
             </w:r>
             <w:r>
               <w:rPr>
@@ -11702,21 +15063,12 @@
                 <w:color w:val="1F1F1F"/>
               </w:rPr>
             </w:pPr>
-            <w:proofErr w:type="gramStart"/>
-            <w:r>
-              <w:rPr>
-                <w:color w:val="1F1F1F"/>
-                <w:bdr w:val="none" w:sz="0" w:space="0" w:color="auto" w:frame="1"/>
-              </w:rPr>
-              <w:t>Ref(</w:t>
-            </w:r>
-            <w:proofErr w:type="gramEnd"/>
-            <w:r>
-              <w:rPr>
-                <w:color w:val="1F1F1F"/>
-                <w:bdr w:val="none" w:sz="0" w:space="0" w:color="auto" w:frame="1"/>
-              </w:rPr>
-              <w:t>User)</w:t>
+            <w:r>
+              <w:rPr>
+                <w:color w:val="1F1F1F"/>
+                <w:bdr w:val="none" w:sz="0" w:space="0" w:color="auto" w:frame="1"/>
+              </w:rPr>
+              <w:t>Ref(User)</w:t>
             </w:r>
           </w:p>
         </w:tc>
@@ -11822,6 +15174,7 @@
                 <w:color w:val="444746"/>
                 <w:bdr w:val="none" w:sz="0" w:space="0" w:color="auto" w:frame="1"/>
               </w:rPr>
+              <w:lastRenderedPageBreak/>
               <w:t>amount</w:t>
             </w:r>
           </w:p>
@@ -12555,7 +15908,7 @@
           <w:color w:val="1F1F1F"/>
         </w:rPr>
         <w:pict w14:anchorId="1838035A">
-          <v:rect id="_x0000_i1030" style="width:0;height:1.5pt" o:hralign="center" o:hrstd="t" o:hrnoshade="t" o:hr="t" fillcolor="gray" stroked="f"/>
+          <v:rect id="_x0000_i1032" style="width:0;height:1.5pt" o:hralign="center" o:hrstd="t" o:hrnoshade="t" o:hr="t" fillcolor="gray" stroked="f"/>
         </w:pict>
       </w:r>
     </w:p>
@@ -12666,7 +16019,6 @@
                 <w:color w:val="1F1F1F"/>
                 <w:bdr w:val="none" w:sz="0" w:space="0" w:color="auto" w:frame="1"/>
               </w:rPr>
-              <w:lastRenderedPageBreak/>
               <w:t>Field</w:t>
             </w:r>
           </w:p>
@@ -12976,21 +16328,12 @@
                 <w:color w:val="1F1F1F"/>
               </w:rPr>
             </w:pPr>
-            <w:proofErr w:type="gramStart"/>
-            <w:r>
-              <w:rPr>
-                <w:color w:val="1F1F1F"/>
-                <w:bdr w:val="none" w:sz="0" w:space="0" w:color="auto" w:frame="1"/>
-              </w:rPr>
-              <w:t>Ref(</w:t>
-            </w:r>
-            <w:proofErr w:type="gramEnd"/>
-            <w:r>
-              <w:rPr>
-                <w:color w:val="1F1F1F"/>
-                <w:bdr w:val="none" w:sz="0" w:space="0" w:color="auto" w:frame="1"/>
-              </w:rPr>
-              <w:t>Salon)</w:t>
+            <w:r>
+              <w:rPr>
+                <w:color w:val="1F1F1F"/>
+                <w:bdr w:val="none" w:sz="0" w:space="0" w:color="auto" w:frame="1"/>
+              </w:rPr>
+              <w:t>Ref(Salon)</w:t>
             </w:r>
           </w:p>
         </w:tc>
@@ -13761,6 +17104,7 @@
                 <w:color w:val="1F1F1F"/>
                 <w:bdr w:val="none" w:sz="0" w:space="0" w:color="auto" w:frame="1"/>
               </w:rPr>
+              <w:lastRenderedPageBreak/>
               <w:t>Field</w:t>
             </w:r>
           </w:p>
@@ -14070,21 +17414,12 @@
                 <w:color w:val="1F1F1F"/>
               </w:rPr>
             </w:pPr>
-            <w:proofErr w:type="gramStart"/>
-            <w:r>
-              <w:rPr>
-                <w:color w:val="1F1F1F"/>
-                <w:bdr w:val="none" w:sz="0" w:space="0" w:color="auto" w:frame="1"/>
-              </w:rPr>
-              <w:t>Ref(</w:t>
-            </w:r>
-            <w:proofErr w:type="gramEnd"/>
-            <w:r>
-              <w:rPr>
-                <w:color w:val="1F1F1F"/>
-                <w:bdr w:val="none" w:sz="0" w:space="0" w:color="auto" w:frame="1"/>
-              </w:rPr>
-              <w:t>Salon)</w:t>
+            <w:r>
+              <w:rPr>
+                <w:color w:val="1F1F1F"/>
+                <w:bdr w:val="none" w:sz="0" w:space="0" w:color="auto" w:frame="1"/>
+              </w:rPr>
+              <w:t>Ref(Salon)</w:t>
             </w:r>
           </w:p>
         </w:tc>
@@ -14218,21 +17553,12 @@
                 <w:color w:val="1F1F1F"/>
               </w:rPr>
             </w:pPr>
-            <w:proofErr w:type="gramStart"/>
-            <w:r>
-              <w:rPr>
-                <w:color w:val="1F1F1F"/>
-                <w:bdr w:val="none" w:sz="0" w:space="0" w:color="auto" w:frame="1"/>
-              </w:rPr>
-              <w:t>Ref(</w:t>
-            </w:r>
-            <w:proofErr w:type="gramEnd"/>
-            <w:r>
-              <w:rPr>
-                <w:color w:val="1F1F1F"/>
-                <w:bdr w:val="none" w:sz="0" w:space="0" w:color="auto" w:frame="1"/>
-              </w:rPr>
-              <w:t>Product)</w:t>
+            <w:r>
+              <w:rPr>
+                <w:color w:val="1F1F1F"/>
+                <w:bdr w:val="none" w:sz="0" w:space="0" w:color="auto" w:frame="1"/>
+              </w:rPr>
+              <w:t>Ref(Product)</w:t>
             </w:r>
           </w:p>
         </w:tc>
@@ -14366,21 +17692,12 @@
                 <w:color w:val="1F1F1F"/>
               </w:rPr>
             </w:pPr>
-            <w:proofErr w:type="gramStart"/>
-            <w:r>
-              <w:rPr>
-                <w:color w:val="1F1F1F"/>
-                <w:bdr w:val="none" w:sz="0" w:space="0" w:color="auto" w:frame="1"/>
-              </w:rPr>
-              <w:t>Ref(</w:t>
-            </w:r>
-            <w:proofErr w:type="gramEnd"/>
-            <w:r>
-              <w:rPr>
-                <w:color w:val="1F1F1F"/>
-                <w:bdr w:val="none" w:sz="0" w:space="0" w:color="auto" w:frame="1"/>
-              </w:rPr>
-              <w:t>Staff)</w:t>
+            <w:r>
+              <w:rPr>
+                <w:color w:val="1F1F1F"/>
+                <w:bdr w:val="none" w:sz="0" w:space="0" w:color="auto" w:frame="1"/>
+              </w:rPr>
+              <w:t>Ref(Staff)</w:t>
             </w:r>
           </w:p>
         </w:tc>
@@ -14938,9 +18255,8 @@
         <w:rPr>
           <w:color w:val="1F1F1F"/>
         </w:rPr>
-        <w:lastRenderedPageBreak/>
         <w:pict w14:anchorId="37E55BDA">
-          <v:rect id="_x0000_i1031" style="width:0;height:1.5pt" o:hralign="center" o:hrstd="t" o:hrnoshade="t" o:hr="t" fillcolor="gray" stroked="f"/>
+          <v:rect id="_x0000_i1033" style="width:0;height:1.5pt" o:hralign="center" o:hrstd="t" o:hrnoshade="t" o:hr="t" fillcolor="gray" stroked="f"/>
         </w:pict>
       </w:r>
     </w:p>
@@ -15736,13 +19052,8 @@
                 <w:rFonts w:ascii="Courier New" w:hAnsi="Courier New" w:cs="Courier New"/>
               </w:rPr>
             </w:pPr>
-            <w:proofErr w:type="gramStart"/>
-            <w:r>
-              <w:t>Ref(</w:t>
-            </w:r>
-            <w:proofErr w:type="gramEnd"/>
-            <w:r>
-              <w:t>Salon). Khách dùng Check-in (1 ID). Admin dùng viết bài Top List (Nhiều ID).</w:t>
+            <w:r>
+              <w:t>Ref(Salon). Khách dùng Check-in (1 ID). Admin dùng viết bài Top List (Nhiều ID).</w:t>
             </w:r>
           </w:p>
         </w:tc>
@@ -15782,6 +19093,7 @@
                 <w:color w:val="444746"/>
                 <w:bdr w:val="none" w:sz="0" w:space="0" w:color="auto" w:frame="1"/>
               </w:rPr>
+              <w:lastRenderedPageBreak/>
               <w:t>content</w:t>
             </w:r>
           </w:p>
@@ -16097,21 +19409,12 @@
                 <w:color w:val="1F1F1F"/>
               </w:rPr>
             </w:pPr>
-            <w:proofErr w:type="gramStart"/>
-            <w:r>
-              <w:rPr>
-                <w:color w:val="1F1F1F"/>
-                <w:bdr w:val="none" w:sz="0" w:space="0" w:color="auto" w:frame="1"/>
-              </w:rPr>
-              <w:t>Ref(</w:t>
-            </w:r>
-            <w:proofErr w:type="gramEnd"/>
-            <w:r>
-              <w:rPr>
-                <w:color w:val="1F1F1F"/>
-                <w:bdr w:val="none" w:sz="0" w:space="0" w:color="auto" w:frame="1"/>
-              </w:rPr>
-              <w:t>Service)</w:t>
+            <w:r>
+              <w:rPr>
+                <w:color w:val="1F1F1F"/>
+                <w:bdr w:val="none" w:sz="0" w:space="0" w:color="auto" w:frame="1"/>
+              </w:rPr>
+              <w:t>Ref(Service)</w:t>
             </w:r>
           </w:p>
         </w:tc>
@@ -16743,23 +20046,7 @@
                 <w:color w:val="1F1F1F"/>
                 <w:bdr w:val="none" w:sz="0" w:space="0" w:color="auto" w:frame="1"/>
               </w:rPr>
-              <w:t>[</w:t>
-            </w:r>
-            <w:proofErr w:type="gramStart"/>
-            <w:r>
-              <w:rPr>
-                <w:color w:val="1F1F1F"/>
-                <w:bdr w:val="none" w:sz="0" w:space="0" w:color="auto" w:frame="1"/>
-              </w:rPr>
-              <w:t>Ref(</w:t>
-            </w:r>
-            <w:proofErr w:type="gramEnd"/>
-            <w:r>
-              <w:rPr>
-                <w:color w:val="1F1F1F"/>
-                <w:bdr w:val="none" w:sz="0" w:space="0" w:color="auto" w:frame="1"/>
-              </w:rPr>
-              <w:t>User)]</w:t>
+              <w:t>[Ref(User)]</w:t>
             </w:r>
           </w:p>
         </w:tc>
@@ -16874,7 +20161,6 @@
                 <w:color w:val="444746"/>
                 <w:bdr w:val="none" w:sz="0" w:space="0" w:color="auto" w:frame="1"/>
               </w:rPr>
-              <w:lastRenderedPageBreak/>
               <w:t>lastMessage</w:t>
             </w:r>
           </w:p>
@@ -16985,7 +20271,6 @@
               </w:rPr>
               <w:t xml:space="preserve">. </w:t>
             </w:r>
-            <w:proofErr w:type="gramStart"/>
             <w:r>
               <w:rPr>
                 <w:rStyle w:val="HTMLCode"/>
@@ -16993,17 +20278,7 @@
                 <w:color w:val="444746"/>
                 <w:bdr w:val="none" w:sz="0" w:space="0" w:color="auto" w:frame="1"/>
               </w:rPr>
-              <w:t>{ content</w:t>
-            </w:r>
-            <w:proofErr w:type="gramEnd"/>
-            <w:r>
-              <w:rPr>
-                <w:rStyle w:val="HTMLCode"/>
-                <w:rFonts w:eastAsiaTheme="minorHAnsi"/>
-                <w:color w:val="444746"/>
-                <w:bdr w:val="none" w:sz="0" w:space="0" w:color="auto" w:frame="1"/>
-              </w:rPr>
-              <w:t>, createdAt }</w:t>
+              <w:t>{ content, createdAt }</w:t>
             </w:r>
             <w:r>
               <w:rPr>
@@ -17573,21 +20848,12 @@
                 <w:color w:val="1F1F1F"/>
               </w:rPr>
             </w:pPr>
-            <w:proofErr w:type="gramStart"/>
-            <w:r>
-              <w:rPr>
-                <w:color w:val="1F1F1F"/>
-                <w:bdr w:val="none" w:sz="0" w:space="0" w:color="auto" w:frame="1"/>
-              </w:rPr>
-              <w:t>Ref(</w:t>
-            </w:r>
-            <w:proofErr w:type="gramEnd"/>
-            <w:r>
-              <w:rPr>
-                <w:color w:val="1F1F1F"/>
-                <w:bdr w:val="none" w:sz="0" w:space="0" w:color="auto" w:frame="1"/>
-              </w:rPr>
-              <w:t>Conv)</w:t>
+            <w:r>
+              <w:rPr>
+                <w:color w:val="1F1F1F"/>
+                <w:bdr w:val="none" w:sz="0" w:space="0" w:color="auto" w:frame="1"/>
+              </w:rPr>
+              <w:t>Ref(Conv)</w:t>
             </w:r>
           </w:p>
         </w:tc>
@@ -17693,6 +20959,7 @@
                 <w:color w:val="444746"/>
                 <w:bdr w:val="none" w:sz="0" w:space="0" w:color="auto" w:frame="1"/>
               </w:rPr>
+              <w:lastRenderedPageBreak/>
               <w:t>senderId</w:t>
             </w:r>
           </w:p>
@@ -17721,21 +20988,12 @@
                 <w:color w:val="1F1F1F"/>
               </w:rPr>
             </w:pPr>
-            <w:proofErr w:type="gramStart"/>
-            <w:r>
-              <w:rPr>
-                <w:color w:val="1F1F1F"/>
-                <w:bdr w:val="none" w:sz="0" w:space="0" w:color="auto" w:frame="1"/>
-              </w:rPr>
-              <w:t>Ref(</w:t>
-            </w:r>
-            <w:proofErr w:type="gramEnd"/>
-            <w:r>
-              <w:rPr>
-                <w:color w:val="1F1F1F"/>
-                <w:bdr w:val="none" w:sz="0" w:space="0" w:color="auto" w:frame="1"/>
-              </w:rPr>
-              <w:t>User)</w:t>
+            <w:r>
+              <w:rPr>
+                <w:color w:val="1F1F1F"/>
+                <w:bdr w:val="none" w:sz="0" w:space="0" w:color="auto" w:frame="1"/>
+              </w:rPr>
+              <w:t>Ref(User)</w:t>
             </w:r>
           </w:p>
         </w:tc>
@@ -18401,7 +21659,7 @@
           <w:color w:val="1F1F1F"/>
         </w:rPr>
         <w:pict w14:anchorId="750190F6">
-          <v:rect id="_x0000_i1032" style="width:0;height:1.5pt" o:hralign="center" o:hrstd="t" o:hrnoshade="t" o:hr="t" fillcolor="gray" stroked="f"/>
+          <v:rect id="_x0000_i1034" style="width:0;height:1.5pt" o:hralign="center" o:hrstd="t" o:hrnoshade="t" o:hr="t" fillcolor="gray" stroked="f"/>
         </w:pict>
       </w:r>
     </w:p>
@@ -18512,7 +21770,6 @@
                 <w:color w:val="1F1F1F"/>
                 <w:bdr w:val="none" w:sz="0" w:space="0" w:color="auto" w:frame="1"/>
               </w:rPr>
-              <w:lastRenderedPageBreak/>
               <w:t>Field</w:t>
             </w:r>
           </w:p>
@@ -18822,21 +22079,12 @@
                 <w:color w:val="1F1F1F"/>
               </w:rPr>
             </w:pPr>
-            <w:proofErr w:type="gramStart"/>
-            <w:r>
-              <w:rPr>
-                <w:color w:val="1F1F1F"/>
-                <w:bdr w:val="none" w:sz="0" w:space="0" w:color="auto" w:frame="1"/>
-              </w:rPr>
-              <w:t>Ref(</w:t>
-            </w:r>
-            <w:proofErr w:type="gramEnd"/>
-            <w:r>
-              <w:rPr>
-                <w:color w:val="1F1F1F"/>
-                <w:bdr w:val="none" w:sz="0" w:space="0" w:color="auto" w:frame="1"/>
-              </w:rPr>
-              <w:t>Salon)</w:t>
+            <w:r>
+              <w:rPr>
+                <w:color w:val="1F1F1F"/>
+                <w:bdr w:val="none" w:sz="0" w:space="0" w:color="auto" w:frame="1"/>
+              </w:rPr>
+              <w:t>Ref(Salon)</w:t>
             </w:r>
           </w:p>
         </w:tc>
@@ -19643,6 +22891,7 @@
                 <w:color w:val="444746"/>
                 <w:bdr w:val="none" w:sz="0" w:space="0" w:color="auto" w:frame="1"/>
               </w:rPr>
+              <w:lastRenderedPageBreak/>
               <w:t>createdAt</w:t>
             </w:r>
           </w:p>
@@ -19769,7 +23018,7 @@
           <w:color w:val="1F1F1F"/>
         </w:rPr>
         <w:pict w14:anchorId="5823143E">
-          <v:rect id="_x0000_i1033" style="width:0;height:1.5pt" o:hralign="center" o:hrstd="t" o:hrnoshade="t" o:hr="t" fillcolor="gray" stroked="f"/>
+          <v:rect id="_x0000_i1035" style="width:0;height:1.5pt" o:hralign="center" o:hrstd="t" o:hrnoshade="t" o:hr="t" fillcolor="gray" stroked="f"/>
         </w:pict>
       </w:r>
     </w:p>
@@ -20080,21 +23329,12 @@
             <w:r>
               <w:t xml:space="preserve">Nối về </w:t>
             </w:r>
-            <w:proofErr w:type="gramStart"/>
             <w:r>
               <w:rPr>
                 <w:rStyle w:val="HTMLCode"/>
                 <w:rFonts w:eastAsiaTheme="minorHAnsi"/>
               </w:rPr>
-              <w:t>Users._</w:t>
-            </w:r>
-            <w:proofErr w:type="gramEnd"/>
-            <w:r>
-              <w:rPr>
-                <w:rStyle w:val="HTMLCode"/>
-                <w:rFonts w:eastAsiaTheme="minorHAnsi"/>
-              </w:rPr>
-              <w:t>id</w:t>
+              <w:t>Users._id</w:t>
             </w:r>
             <w:r>
               <w:t>.</w:t>
@@ -20221,21 +23461,12 @@
             <w:r>
               <w:t xml:space="preserve">Nối về </w:t>
             </w:r>
-            <w:proofErr w:type="gramStart"/>
             <w:r>
               <w:rPr>
                 <w:rStyle w:val="HTMLCode"/>
                 <w:rFonts w:eastAsiaTheme="minorHAnsi"/>
               </w:rPr>
-              <w:t>Users._</w:t>
-            </w:r>
-            <w:proofErr w:type="gramEnd"/>
-            <w:r>
-              <w:rPr>
-                <w:rStyle w:val="HTMLCode"/>
-                <w:rFonts w:eastAsiaTheme="minorHAnsi"/>
-              </w:rPr>
-              <w:t>id</w:t>
+              <w:t>Users._id</w:t>
             </w:r>
             <w:r>
               <w:t xml:space="preserve"> (Tài khoản đăng nhập).</w:t>
@@ -20268,7 +23499,6 @@
                 <w:b/>
                 <w:bCs/>
               </w:rPr>
-              <w:lastRenderedPageBreak/>
               <w:t>Staffs</w:t>
             </w:r>
           </w:p>
@@ -20363,21 +23593,12 @@
             <w:r>
               <w:t xml:space="preserve">Nối về </w:t>
             </w:r>
-            <w:proofErr w:type="gramStart"/>
             <w:r>
               <w:rPr>
                 <w:rStyle w:val="HTMLCode"/>
                 <w:rFonts w:eastAsiaTheme="minorHAnsi"/>
               </w:rPr>
-              <w:t>Salons._</w:t>
-            </w:r>
-            <w:proofErr w:type="gramEnd"/>
-            <w:r>
-              <w:rPr>
-                <w:rStyle w:val="HTMLCode"/>
-                <w:rFonts w:eastAsiaTheme="minorHAnsi"/>
-              </w:rPr>
-              <w:t>id</w:t>
+              <w:t>Salons._id</w:t>
             </w:r>
             <w:r>
               <w:t>.</w:t>
@@ -20504,21 +23725,12 @@
             <w:r>
               <w:t xml:space="preserve">Nối về </w:t>
             </w:r>
-            <w:proofErr w:type="gramStart"/>
             <w:r>
               <w:rPr>
                 <w:rStyle w:val="HTMLCode"/>
                 <w:rFonts w:eastAsiaTheme="minorHAnsi"/>
               </w:rPr>
-              <w:t>Salons._</w:t>
-            </w:r>
-            <w:proofErr w:type="gramEnd"/>
-            <w:r>
-              <w:rPr>
-                <w:rStyle w:val="HTMLCode"/>
-                <w:rFonts w:eastAsiaTheme="minorHAnsi"/>
-              </w:rPr>
-              <w:t>id</w:t>
+              <w:t>Salons._id</w:t>
             </w:r>
             <w:r>
               <w:t>.</w:t>
@@ -20655,21 +23867,12 @@
             <w:r>
               <w:t xml:space="preserve"> về </w:t>
             </w:r>
-            <w:proofErr w:type="gramStart"/>
             <w:r>
               <w:rPr>
                 <w:rStyle w:val="HTMLCode"/>
                 <w:rFonts w:eastAsiaTheme="minorHAnsi"/>
               </w:rPr>
-              <w:t>Services._</w:t>
-            </w:r>
-            <w:proofErr w:type="gramEnd"/>
-            <w:r>
-              <w:rPr>
-                <w:rStyle w:val="HTMLCode"/>
-                <w:rFonts w:eastAsiaTheme="minorHAnsi"/>
-              </w:rPr>
-              <w:t>id</w:t>
+              <w:t>Services._id</w:t>
             </w:r>
             <w:r>
               <w:t>.</w:t>
@@ -20950,21 +24153,12 @@
             <w:r>
               <w:t xml:space="preserve">Nối về </w:t>
             </w:r>
-            <w:proofErr w:type="gramStart"/>
             <w:r>
               <w:rPr>
                 <w:rStyle w:val="HTMLCode"/>
                 <w:rFonts w:eastAsiaTheme="minorHAnsi"/>
               </w:rPr>
-              <w:t>Users._</w:t>
-            </w:r>
-            <w:proofErr w:type="gramEnd"/>
-            <w:r>
-              <w:rPr>
-                <w:rStyle w:val="HTMLCode"/>
-                <w:rFonts w:eastAsiaTheme="minorHAnsi"/>
-              </w:rPr>
-              <w:t>id</w:t>
+              <w:t>Users._id</w:t>
             </w:r>
             <w:r>
               <w:t>.</w:t>
@@ -21091,21 +24285,12 @@
             <w:r>
               <w:t xml:space="preserve">Nối về </w:t>
             </w:r>
-            <w:proofErr w:type="gramStart"/>
             <w:r>
               <w:rPr>
                 <w:rStyle w:val="HTMLCode"/>
                 <w:rFonts w:eastAsiaTheme="minorHAnsi"/>
               </w:rPr>
-              <w:t>Salons._</w:t>
-            </w:r>
-            <w:proofErr w:type="gramEnd"/>
-            <w:r>
-              <w:rPr>
-                <w:rStyle w:val="HTMLCode"/>
-                <w:rFonts w:eastAsiaTheme="minorHAnsi"/>
-              </w:rPr>
-              <w:t>id</w:t>
+              <w:t>Salons._id</w:t>
             </w:r>
             <w:r>
               <w:t>.</w:t>
@@ -21138,6 +24323,7 @@
                 <w:b/>
                 <w:bCs/>
               </w:rPr>
+              <w:lastRenderedPageBreak/>
               <w:t>Appointments</w:t>
             </w:r>
           </w:p>
@@ -21374,21 +24560,12 @@
             <w:r>
               <w:t xml:space="preserve"> về </w:t>
             </w:r>
-            <w:proofErr w:type="gramStart"/>
             <w:r>
               <w:rPr>
                 <w:rStyle w:val="HTMLCode"/>
                 <w:rFonts w:eastAsiaTheme="minorHAnsi"/>
               </w:rPr>
-              <w:t>Services._</w:t>
-            </w:r>
-            <w:proofErr w:type="gramEnd"/>
-            <w:r>
-              <w:rPr>
-                <w:rStyle w:val="HTMLCode"/>
-                <w:rFonts w:eastAsiaTheme="minorHAnsi"/>
-              </w:rPr>
-              <w:t>id</w:t>
+              <w:t>Services._id</w:t>
             </w:r>
             <w:r>
               <w:t>.</w:t>
@@ -21515,21 +24692,12 @@
             <w:r>
               <w:t xml:space="preserve">Nối về </w:t>
             </w:r>
-            <w:proofErr w:type="gramStart"/>
             <w:r>
               <w:rPr>
                 <w:rStyle w:val="HTMLCode"/>
                 <w:rFonts w:eastAsiaTheme="minorHAnsi"/>
               </w:rPr>
-              <w:t>Appointments._</w:t>
-            </w:r>
-            <w:proofErr w:type="gramEnd"/>
-            <w:r>
-              <w:rPr>
-                <w:rStyle w:val="HTMLCode"/>
-                <w:rFonts w:eastAsiaTheme="minorHAnsi"/>
-              </w:rPr>
-              <w:t>id</w:t>
+              <w:t>Appointments._id</w:t>
             </w:r>
             <w:r>
               <w:t xml:space="preserve"> (Khi </w:t>
@@ -21666,21 +24834,12 @@
             <w:r>
               <w:t xml:space="preserve">Nối về </w:t>
             </w:r>
-            <w:proofErr w:type="gramStart"/>
             <w:r>
               <w:rPr>
                 <w:rStyle w:val="HTMLCode"/>
                 <w:rFonts w:eastAsiaTheme="minorHAnsi"/>
               </w:rPr>
-              <w:t>Users._</w:t>
-            </w:r>
-            <w:proofErr w:type="gramEnd"/>
-            <w:r>
-              <w:rPr>
-                <w:rStyle w:val="HTMLCode"/>
-                <w:rFonts w:eastAsiaTheme="minorHAnsi"/>
-              </w:rPr>
-              <w:t>id</w:t>
+              <w:t>Users._id</w:t>
             </w:r>
             <w:r>
               <w:t xml:space="preserve"> (Người nạp/trả tiền).</w:t>
@@ -21694,7 +24853,6 @@
         <w:pStyle w:val="Heading3"/>
       </w:pPr>
       <w:r>
-        <w:lastRenderedPageBreak/>
         <w:t>3. Cụm Inventory (Kho hàng)</w:t>
       </w:r>
     </w:p>
@@ -21962,21 +25120,12 @@
             <w:r>
               <w:t xml:space="preserve">Nối về </w:t>
             </w:r>
-            <w:proofErr w:type="gramStart"/>
             <w:r>
               <w:rPr>
                 <w:rStyle w:val="HTMLCode"/>
                 <w:rFonts w:eastAsiaTheme="minorHAnsi"/>
               </w:rPr>
-              <w:t>Salons._</w:t>
-            </w:r>
-            <w:proofErr w:type="gramEnd"/>
-            <w:r>
-              <w:rPr>
-                <w:rStyle w:val="HTMLCode"/>
-                <w:rFonts w:eastAsiaTheme="minorHAnsi"/>
-              </w:rPr>
-              <w:t>id</w:t>
+              <w:t>Salons._id</w:t>
             </w:r>
             <w:r>
               <w:t>.</w:t>
@@ -22103,21 +25252,12 @@
             <w:r>
               <w:t xml:space="preserve">Nối về </w:t>
             </w:r>
-            <w:proofErr w:type="gramStart"/>
             <w:r>
               <w:rPr>
                 <w:rStyle w:val="HTMLCode"/>
                 <w:rFonts w:eastAsiaTheme="minorHAnsi"/>
               </w:rPr>
-              <w:t>Salons._</w:t>
-            </w:r>
-            <w:proofErr w:type="gramEnd"/>
-            <w:r>
-              <w:rPr>
-                <w:rStyle w:val="HTMLCode"/>
-                <w:rFonts w:eastAsiaTheme="minorHAnsi"/>
-              </w:rPr>
-              <w:t>id</w:t>
+              <w:t>Salons._id</w:t>
             </w:r>
             <w:r>
               <w:t>.</w:t>
@@ -22244,21 +25384,12 @@
             <w:r>
               <w:t xml:space="preserve">Nối về </w:t>
             </w:r>
-            <w:proofErr w:type="gramStart"/>
             <w:r>
               <w:rPr>
                 <w:rStyle w:val="HTMLCode"/>
                 <w:rFonts w:eastAsiaTheme="minorHAnsi"/>
               </w:rPr>
-              <w:t>Products._</w:t>
-            </w:r>
-            <w:proofErr w:type="gramEnd"/>
-            <w:r>
-              <w:rPr>
-                <w:rStyle w:val="HTMLCode"/>
-                <w:rFonts w:eastAsiaTheme="minorHAnsi"/>
-              </w:rPr>
-              <w:t>id</w:t>
+              <w:t>Products._id</w:t>
             </w:r>
             <w:r>
               <w:t>.</w:t>
@@ -22671,21 +25802,12 @@
             <w:r>
               <w:t xml:space="preserve">Nối về </w:t>
             </w:r>
-            <w:proofErr w:type="gramStart"/>
             <w:r>
               <w:rPr>
                 <w:rStyle w:val="HTMLCode"/>
                 <w:rFonts w:eastAsiaTheme="minorHAnsi"/>
               </w:rPr>
-              <w:t>Salons._</w:t>
-            </w:r>
-            <w:proofErr w:type="gramEnd"/>
-            <w:r>
-              <w:rPr>
-                <w:rStyle w:val="HTMLCode"/>
-                <w:rFonts w:eastAsiaTheme="minorHAnsi"/>
-              </w:rPr>
-              <w:t>id</w:t>
+              <w:t>Salons._id</w:t>
             </w:r>
             <w:r>
               <w:t>.</w:t>
@@ -22718,6 +25840,7 @@
                 <w:b/>
                 <w:bCs/>
               </w:rPr>
+              <w:lastRenderedPageBreak/>
               <w:t>Notifications</w:t>
             </w:r>
           </w:p>
@@ -22812,21 +25935,12 @@
             <w:r>
               <w:t xml:space="preserve">Nối về </w:t>
             </w:r>
-            <w:proofErr w:type="gramStart"/>
             <w:r>
               <w:rPr>
                 <w:rStyle w:val="HTMLCode"/>
                 <w:rFonts w:eastAsiaTheme="minorHAnsi"/>
               </w:rPr>
-              <w:t>Users._</w:t>
-            </w:r>
-            <w:proofErr w:type="gramEnd"/>
-            <w:r>
-              <w:rPr>
-                <w:rStyle w:val="HTMLCode"/>
-                <w:rFonts w:eastAsiaTheme="minorHAnsi"/>
-              </w:rPr>
-              <w:t>id</w:t>
+              <w:t>Users._id</w:t>
             </w:r>
             <w:r>
               <w:t>.</w:t>
@@ -22963,21 +26077,12 @@
             <w:r>
               <w:t xml:space="preserve"> về </w:t>
             </w:r>
-            <w:proofErr w:type="gramStart"/>
             <w:r>
               <w:rPr>
                 <w:rStyle w:val="HTMLCode"/>
                 <w:rFonts w:eastAsiaTheme="minorHAnsi"/>
               </w:rPr>
-              <w:t>Users._</w:t>
-            </w:r>
-            <w:proofErr w:type="gramEnd"/>
-            <w:r>
-              <w:rPr>
-                <w:rStyle w:val="HTMLCode"/>
-                <w:rFonts w:eastAsiaTheme="minorHAnsi"/>
-              </w:rPr>
-              <w:t>id</w:t>
+              <w:t>Users._id</w:t>
             </w:r>
             <w:r>
               <w:t>.</w:t>
@@ -23104,21 +26209,12 @@
             <w:r>
               <w:t xml:space="preserve">Nối về </w:t>
             </w:r>
-            <w:proofErr w:type="gramStart"/>
             <w:r>
               <w:rPr>
                 <w:rStyle w:val="HTMLCode"/>
                 <w:rFonts w:eastAsiaTheme="minorHAnsi"/>
               </w:rPr>
-              <w:t>Conversations._</w:t>
-            </w:r>
-            <w:proofErr w:type="gramEnd"/>
-            <w:r>
-              <w:rPr>
-                <w:rStyle w:val="HTMLCode"/>
-                <w:rFonts w:eastAsiaTheme="minorHAnsi"/>
-              </w:rPr>
-              <w:t>id</w:t>
+              <w:t>Conversations._id</w:t>
             </w:r>
             <w:r>
               <w:t>.</w:t>
@@ -23245,21 +26341,12 @@
             <w:r>
               <w:t xml:space="preserve">Nối về </w:t>
             </w:r>
-            <w:proofErr w:type="gramStart"/>
             <w:r>
               <w:rPr>
                 <w:rStyle w:val="HTMLCode"/>
                 <w:rFonts w:eastAsiaTheme="minorHAnsi"/>
               </w:rPr>
-              <w:t>Users._</w:t>
-            </w:r>
-            <w:proofErr w:type="gramEnd"/>
-            <w:r>
-              <w:rPr>
-                <w:rStyle w:val="HTMLCode"/>
-                <w:rFonts w:eastAsiaTheme="minorHAnsi"/>
-              </w:rPr>
-              <w:t>id</w:t>
+              <w:t>Users._id</w:t>
             </w:r>
             <w:r>
               <w:t>.</w:t>
@@ -23386,21 +26473,12 @@
             <w:r>
               <w:t xml:space="preserve">Nối về </w:t>
             </w:r>
-            <w:proofErr w:type="gramStart"/>
             <w:r>
               <w:rPr>
                 <w:rStyle w:val="HTMLCode"/>
                 <w:rFonts w:eastAsiaTheme="minorHAnsi"/>
               </w:rPr>
-              <w:t>Users._</w:t>
-            </w:r>
-            <w:proofErr w:type="gramEnd"/>
-            <w:r>
-              <w:rPr>
-                <w:rStyle w:val="HTMLCode"/>
-                <w:rFonts w:eastAsiaTheme="minorHAnsi"/>
-              </w:rPr>
-              <w:t>id</w:t>
+              <w:t>Users._id</w:t>
             </w:r>
             <w:r>
               <w:t xml:space="preserve"> (Nếu </w:t>
@@ -23443,7 +26521,6 @@
                 <w:b/>
                 <w:bCs/>
               </w:rPr>
-              <w:lastRenderedPageBreak/>
               <w:t>Posts</w:t>
             </w:r>
           </w:p>
@@ -23538,21 +26615,12 @@
             <w:r>
               <w:t xml:space="preserve">Nối về </w:t>
             </w:r>
-            <w:proofErr w:type="gramStart"/>
             <w:r>
               <w:rPr>
                 <w:rStyle w:val="HTMLCode"/>
                 <w:rFonts w:eastAsiaTheme="minorHAnsi"/>
               </w:rPr>
-              <w:t>Salons._</w:t>
-            </w:r>
-            <w:proofErr w:type="gramEnd"/>
-            <w:r>
-              <w:rPr>
-                <w:rStyle w:val="HTMLCode"/>
-                <w:rFonts w:eastAsiaTheme="minorHAnsi"/>
-              </w:rPr>
-              <w:t>id</w:t>
+              <w:t>Salons._id</w:t>
             </w:r>
             <w:r>
               <w:t xml:space="preserve"> (Nếu </w:t>
@@ -23689,21 +26757,12 @@
             <w:r>
               <w:t xml:space="preserve">Nối về </w:t>
             </w:r>
-            <w:proofErr w:type="gramStart"/>
             <w:r>
               <w:rPr>
                 <w:rStyle w:val="HTMLCode"/>
                 <w:rFonts w:eastAsiaTheme="minorHAnsi"/>
               </w:rPr>
-              <w:t>Services._</w:t>
-            </w:r>
-            <w:proofErr w:type="gramEnd"/>
-            <w:r>
-              <w:rPr>
-                <w:rStyle w:val="HTMLCode"/>
-                <w:rFonts w:eastAsiaTheme="minorHAnsi"/>
-              </w:rPr>
-              <w:t>id</w:t>
+              <w:t>Services._id</w:t>
             </w:r>
             <w:r>
               <w:t>.</w:t>
@@ -23731,6 +26790,155 @@
 <file path=word/numbering.xml><?xml version="1.0" encoding="utf-8"?>
 <w:numbering xmlns:wpc="http://schemas.microsoft.com/office/word/2010/wordprocessingCanvas" xmlns:cx="http://schemas.microsoft.com/office/drawing/2014/chartex" xmlns:cx1="http://schemas.microsoft.com/office/drawing/2015/9/8/chartex" xmlns:cx2="http://schemas.microsoft.com/office/drawing/2015/10/21/chartex" xmlns:cx3="http://schemas.microsoft.com/office/drawing/2016/5/9/chartex" xmlns:cx4="http://schemas.microsoft.com/office/drawing/2016/5/10/chartex" xmlns:cx5="http://schemas.microsoft.com/office/drawing/2016/5/11/chartex" xmlns:cx6="http://schemas.microsoft.com/office/drawing/2016/5/12/chartex" xmlns:cx7="http://schemas.microsoft.com/office/drawing/2016/5/13/chartex" xmlns:cx8="http://schemas.microsoft.com/office/drawing/2016/5/14/chartex" xmlns:mc="http://schemas.openxmlformats.org/markup-compatibility/2006" xmlns:aink="http://schemas.microsoft.com/office/drawing/2016/ink" xmlns:am3d="http://schemas.microsoft.com/office/drawing/2017/model3d" xmlns:o="urn:schemas-microsoft-com:office:office" xmlns:r="http://schemas.openxmlformats.org/officeDocument/2006/relationships" xmlns:m="http://schemas.openxmlformats.org/officeDocument/2006/math" xmlns:v="urn:schemas-microsoft-com:vml" xmlns:wp14="http://schemas.microsoft.com/office/word/2010/wordprocessingDrawing" xmlns:wp="http://schemas.openxmlformats.org/drawingml/2006/wordprocessingDrawing" xmlns:w10="urn:schemas-microsoft-com:office:word" xmlns:w="http://schemas.openxmlformats.org/wordprocessingml/2006/main" xmlns:w14="http://schemas.microsoft.com/office/word/2010/wordml" xmlns:w15="http://schemas.microsoft.com/office/word/2012/wordml" xmlns:w16cex="http://schemas.microsoft.com/office/word/2018/wordml/cex" xmlns:w16cid="http://schemas.microsoft.com/office/word/2016/wordml/cid" xmlns:w16="http://schemas.microsoft.com/office/word/2018/wordml" xmlns:w16sdtdh="http://schemas.microsoft.com/office/word/2020/wordml/sdtdatahash" xmlns:w16se="http://schemas.microsoft.com/office/word/2015/wordml/symex" xmlns:wpg="http://schemas.microsoft.com/office/word/2010/wordprocessingGroup" xmlns:wpi="http://schemas.microsoft.com/office/word/2010/wordprocessingInk" xmlns:wne="http://schemas.microsoft.com/office/word/2006/wordml" xmlns:wps="http://schemas.microsoft.com/office/word/2010/wordprocessingShape" mc:Ignorable="w14 w15 w16se w16cid w16 w16cex w16sdtdh wp14">
   <w:abstractNum w:abstractNumId="0" w15:restartNumberingAfterBreak="0">
+    <w:nsid w:val="00FA2B54"/>
+    <w:multiLevelType w:val="multilevel"/>
+    <w:tmpl w:val="CFE2A712"/>
+    <w:lvl w:ilvl="0">
+      <w:start w:val="1"/>
+      <w:numFmt w:val="bullet"/>
+      <w:lvlText w:val=""/>
+      <w:lvlJc w:val="left"/>
+      <w:pPr>
+        <w:tabs>
+          <w:tab w:val="num" w:pos="720"/>
+        </w:tabs>
+        <w:ind w:left="720" w:hanging="360"/>
+      </w:pPr>
+      <w:rPr>
+        <w:rFonts w:ascii="Symbol" w:hAnsi="Symbol" w:hint="default"/>
+        <w:sz w:val="20"/>
+      </w:rPr>
+    </w:lvl>
+    <w:lvl w:ilvl="1" w:tentative="1">
+      <w:start w:val="1"/>
+      <w:numFmt w:val="bullet"/>
+      <w:lvlText w:val="o"/>
+      <w:lvlJc w:val="left"/>
+      <w:pPr>
+        <w:tabs>
+          <w:tab w:val="num" w:pos="1440"/>
+        </w:tabs>
+        <w:ind w:left="1440" w:hanging="360"/>
+      </w:pPr>
+      <w:rPr>
+        <w:rFonts w:ascii="Courier New" w:hAnsi="Courier New" w:hint="default"/>
+        <w:sz w:val="20"/>
+      </w:rPr>
+    </w:lvl>
+    <w:lvl w:ilvl="2" w:tentative="1">
+      <w:start w:val="1"/>
+      <w:numFmt w:val="bullet"/>
+      <w:lvlText w:val=""/>
+      <w:lvlJc w:val="left"/>
+      <w:pPr>
+        <w:tabs>
+          <w:tab w:val="num" w:pos="2160"/>
+        </w:tabs>
+        <w:ind w:left="2160" w:hanging="360"/>
+      </w:pPr>
+      <w:rPr>
+        <w:rFonts w:ascii="Wingdings" w:hAnsi="Wingdings" w:hint="default"/>
+        <w:sz w:val="20"/>
+      </w:rPr>
+    </w:lvl>
+    <w:lvl w:ilvl="3" w:tentative="1">
+      <w:start w:val="1"/>
+      <w:numFmt w:val="bullet"/>
+      <w:lvlText w:val=""/>
+      <w:lvlJc w:val="left"/>
+      <w:pPr>
+        <w:tabs>
+          <w:tab w:val="num" w:pos="2880"/>
+        </w:tabs>
+        <w:ind w:left="2880" w:hanging="360"/>
+      </w:pPr>
+      <w:rPr>
+        <w:rFonts w:ascii="Wingdings" w:hAnsi="Wingdings" w:hint="default"/>
+        <w:sz w:val="20"/>
+      </w:rPr>
+    </w:lvl>
+    <w:lvl w:ilvl="4" w:tentative="1">
+      <w:start w:val="1"/>
+      <w:numFmt w:val="bullet"/>
+      <w:lvlText w:val=""/>
+      <w:lvlJc w:val="left"/>
+      <w:pPr>
+        <w:tabs>
+          <w:tab w:val="num" w:pos="3600"/>
+        </w:tabs>
+        <w:ind w:left="3600" w:hanging="360"/>
+      </w:pPr>
+      <w:rPr>
+        <w:rFonts w:ascii="Wingdings" w:hAnsi="Wingdings" w:hint="default"/>
+        <w:sz w:val="20"/>
+      </w:rPr>
+    </w:lvl>
+    <w:lvl w:ilvl="5" w:tentative="1">
+      <w:start w:val="1"/>
+      <w:numFmt w:val="bullet"/>
+      <w:lvlText w:val=""/>
+      <w:lvlJc w:val="left"/>
+      <w:pPr>
+        <w:tabs>
+          <w:tab w:val="num" w:pos="4320"/>
+        </w:tabs>
+        <w:ind w:left="4320" w:hanging="360"/>
+      </w:pPr>
+      <w:rPr>
+        <w:rFonts w:ascii="Wingdings" w:hAnsi="Wingdings" w:hint="default"/>
+        <w:sz w:val="20"/>
+      </w:rPr>
+    </w:lvl>
+    <w:lvl w:ilvl="6" w:tentative="1">
+      <w:start w:val="1"/>
+      <w:numFmt w:val="bullet"/>
+      <w:lvlText w:val=""/>
+      <w:lvlJc w:val="left"/>
+      <w:pPr>
+        <w:tabs>
+          <w:tab w:val="num" w:pos="5040"/>
+        </w:tabs>
+        <w:ind w:left="5040" w:hanging="360"/>
+      </w:pPr>
+      <w:rPr>
+        <w:rFonts w:ascii="Wingdings" w:hAnsi="Wingdings" w:hint="default"/>
+        <w:sz w:val="20"/>
+      </w:rPr>
+    </w:lvl>
+    <w:lvl w:ilvl="7" w:tentative="1">
+      <w:start w:val="1"/>
+      <w:numFmt w:val="bullet"/>
+      <w:lvlText w:val=""/>
+      <w:lvlJc w:val="left"/>
+      <w:pPr>
+        <w:tabs>
+          <w:tab w:val="num" w:pos="5760"/>
+        </w:tabs>
+        <w:ind w:left="5760" w:hanging="360"/>
+      </w:pPr>
+      <w:rPr>
+        <w:rFonts w:ascii="Wingdings" w:hAnsi="Wingdings" w:hint="default"/>
+        <w:sz w:val="20"/>
+      </w:rPr>
+    </w:lvl>
+    <w:lvl w:ilvl="8" w:tentative="1">
+      <w:start w:val="1"/>
+      <w:numFmt w:val="bullet"/>
+      <w:lvlText w:val=""/>
+      <w:lvlJc w:val="left"/>
+      <w:pPr>
+        <w:tabs>
+          <w:tab w:val="num" w:pos="6480"/>
+        </w:tabs>
+        <w:ind w:left="6480" w:hanging="360"/>
+      </w:pPr>
+      <w:rPr>
+        <w:rFonts w:ascii="Wingdings" w:hAnsi="Wingdings" w:hint="default"/>
+        <w:sz w:val="20"/>
+      </w:rPr>
+    </w:lvl>
+  </w:abstractNum>
+  <w:abstractNum w:abstractNumId="1" w15:restartNumberingAfterBreak="0">
     <w:nsid w:val="07016153"/>
     <w:multiLevelType w:val="multilevel"/>
     <w:tmpl w:val="FBA0E17A"/>
@@ -23875,7 +27083,716 @@
       </w:rPr>
     </w:lvl>
   </w:abstractNum>
-  <w:abstractNum w:abstractNumId="1" w15:restartNumberingAfterBreak="0">
+  <w:abstractNum w:abstractNumId="2" w15:restartNumberingAfterBreak="0">
+    <w:nsid w:val="0C7644BF"/>
+    <w:multiLevelType w:val="multilevel"/>
+    <w:tmpl w:val="2190DB8E"/>
+    <w:lvl w:ilvl="0">
+      <w:start w:val="1"/>
+      <w:numFmt w:val="decimal"/>
+      <w:lvlText w:val="%1."/>
+      <w:lvlJc w:val="left"/>
+      <w:pPr>
+        <w:tabs>
+          <w:tab w:val="num" w:pos="720"/>
+        </w:tabs>
+        <w:ind w:left="720" w:hanging="360"/>
+      </w:pPr>
+    </w:lvl>
+    <w:lvl w:ilvl="1" w:tentative="1">
+      <w:start w:val="1"/>
+      <w:numFmt w:val="decimal"/>
+      <w:lvlText w:val="%2."/>
+      <w:lvlJc w:val="left"/>
+      <w:pPr>
+        <w:tabs>
+          <w:tab w:val="num" w:pos="1440"/>
+        </w:tabs>
+        <w:ind w:left="1440" w:hanging="360"/>
+      </w:pPr>
+    </w:lvl>
+    <w:lvl w:ilvl="2" w:tentative="1">
+      <w:start w:val="1"/>
+      <w:numFmt w:val="decimal"/>
+      <w:lvlText w:val="%3."/>
+      <w:lvlJc w:val="left"/>
+      <w:pPr>
+        <w:tabs>
+          <w:tab w:val="num" w:pos="2160"/>
+        </w:tabs>
+        <w:ind w:left="2160" w:hanging="360"/>
+      </w:pPr>
+    </w:lvl>
+    <w:lvl w:ilvl="3" w:tentative="1">
+      <w:start w:val="1"/>
+      <w:numFmt w:val="decimal"/>
+      <w:lvlText w:val="%4."/>
+      <w:lvlJc w:val="left"/>
+      <w:pPr>
+        <w:tabs>
+          <w:tab w:val="num" w:pos="2880"/>
+        </w:tabs>
+        <w:ind w:left="2880" w:hanging="360"/>
+      </w:pPr>
+    </w:lvl>
+    <w:lvl w:ilvl="4" w:tentative="1">
+      <w:start w:val="1"/>
+      <w:numFmt w:val="decimal"/>
+      <w:lvlText w:val="%5."/>
+      <w:lvlJc w:val="left"/>
+      <w:pPr>
+        <w:tabs>
+          <w:tab w:val="num" w:pos="3600"/>
+        </w:tabs>
+        <w:ind w:left="3600" w:hanging="360"/>
+      </w:pPr>
+    </w:lvl>
+    <w:lvl w:ilvl="5" w:tentative="1">
+      <w:start w:val="1"/>
+      <w:numFmt w:val="decimal"/>
+      <w:lvlText w:val="%6."/>
+      <w:lvlJc w:val="left"/>
+      <w:pPr>
+        <w:tabs>
+          <w:tab w:val="num" w:pos="4320"/>
+        </w:tabs>
+        <w:ind w:left="4320" w:hanging="360"/>
+      </w:pPr>
+    </w:lvl>
+    <w:lvl w:ilvl="6" w:tentative="1">
+      <w:start w:val="1"/>
+      <w:numFmt w:val="decimal"/>
+      <w:lvlText w:val="%7."/>
+      <w:lvlJc w:val="left"/>
+      <w:pPr>
+        <w:tabs>
+          <w:tab w:val="num" w:pos="5040"/>
+        </w:tabs>
+        <w:ind w:left="5040" w:hanging="360"/>
+      </w:pPr>
+    </w:lvl>
+    <w:lvl w:ilvl="7" w:tentative="1">
+      <w:start w:val="1"/>
+      <w:numFmt w:val="decimal"/>
+      <w:lvlText w:val="%8."/>
+      <w:lvlJc w:val="left"/>
+      <w:pPr>
+        <w:tabs>
+          <w:tab w:val="num" w:pos="5760"/>
+        </w:tabs>
+        <w:ind w:left="5760" w:hanging="360"/>
+      </w:pPr>
+    </w:lvl>
+    <w:lvl w:ilvl="8" w:tentative="1">
+      <w:start w:val="1"/>
+      <w:numFmt w:val="decimal"/>
+      <w:lvlText w:val="%9."/>
+      <w:lvlJc w:val="left"/>
+      <w:pPr>
+        <w:tabs>
+          <w:tab w:val="num" w:pos="6480"/>
+        </w:tabs>
+        <w:ind w:left="6480" w:hanging="360"/>
+      </w:pPr>
+    </w:lvl>
+  </w:abstractNum>
+  <w:abstractNum w:abstractNumId="3" w15:restartNumberingAfterBreak="0">
+    <w:nsid w:val="0D8D7DE5"/>
+    <w:multiLevelType w:val="multilevel"/>
+    <w:tmpl w:val="19923CCE"/>
+    <w:lvl w:ilvl="0">
+      <w:start w:val="1"/>
+      <w:numFmt w:val="bullet"/>
+      <w:lvlText w:val=""/>
+      <w:lvlJc w:val="left"/>
+      <w:pPr>
+        <w:tabs>
+          <w:tab w:val="num" w:pos="720"/>
+        </w:tabs>
+        <w:ind w:left="720" w:hanging="360"/>
+      </w:pPr>
+      <w:rPr>
+        <w:rFonts w:ascii="Symbol" w:hAnsi="Symbol" w:hint="default"/>
+        <w:sz w:val="20"/>
+      </w:rPr>
+    </w:lvl>
+    <w:lvl w:ilvl="1" w:tentative="1">
+      <w:start w:val="1"/>
+      <w:numFmt w:val="bullet"/>
+      <w:lvlText w:val="o"/>
+      <w:lvlJc w:val="left"/>
+      <w:pPr>
+        <w:tabs>
+          <w:tab w:val="num" w:pos="1440"/>
+        </w:tabs>
+        <w:ind w:left="1440" w:hanging="360"/>
+      </w:pPr>
+      <w:rPr>
+        <w:rFonts w:ascii="Courier New" w:hAnsi="Courier New" w:hint="default"/>
+        <w:sz w:val="20"/>
+      </w:rPr>
+    </w:lvl>
+    <w:lvl w:ilvl="2" w:tentative="1">
+      <w:start w:val="1"/>
+      <w:numFmt w:val="bullet"/>
+      <w:lvlText w:val=""/>
+      <w:lvlJc w:val="left"/>
+      <w:pPr>
+        <w:tabs>
+          <w:tab w:val="num" w:pos="2160"/>
+        </w:tabs>
+        <w:ind w:left="2160" w:hanging="360"/>
+      </w:pPr>
+      <w:rPr>
+        <w:rFonts w:ascii="Wingdings" w:hAnsi="Wingdings" w:hint="default"/>
+        <w:sz w:val="20"/>
+      </w:rPr>
+    </w:lvl>
+    <w:lvl w:ilvl="3" w:tentative="1">
+      <w:start w:val="1"/>
+      <w:numFmt w:val="bullet"/>
+      <w:lvlText w:val=""/>
+      <w:lvlJc w:val="left"/>
+      <w:pPr>
+        <w:tabs>
+          <w:tab w:val="num" w:pos="2880"/>
+        </w:tabs>
+        <w:ind w:left="2880" w:hanging="360"/>
+      </w:pPr>
+      <w:rPr>
+        <w:rFonts w:ascii="Wingdings" w:hAnsi="Wingdings" w:hint="default"/>
+        <w:sz w:val="20"/>
+      </w:rPr>
+    </w:lvl>
+    <w:lvl w:ilvl="4" w:tentative="1">
+      <w:start w:val="1"/>
+      <w:numFmt w:val="bullet"/>
+      <w:lvlText w:val=""/>
+      <w:lvlJc w:val="left"/>
+      <w:pPr>
+        <w:tabs>
+          <w:tab w:val="num" w:pos="3600"/>
+        </w:tabs>
+        <w:ind w:left="3600" w:hanging="360"/>
+      </w:pPr>
+      <w:rPr>
+        <w:rFonts w:ascii="Wingdings" w:hAnsi="Wingdings" w:hint="default"/>
+        <w:sz w:val="20"/>
+      </w:rPr>
+    </w:lvl>
+    <w:lvl w:ilvl="5" w:tentative="1">
+      <w:start w:val="1"/>
+      <w:numFmt w:val="bullet"/>
+      <w:lvlText w:val=""/>
+      <w:lvlJc w:val="left"/>
+      <w:pPr>
+        <w:tabs>
+          <w:tab w:val="num" w:pos="4320"/>
+        </w:tabs>
+        <w:ind w:left="4320" w:hanging="360"/>
+      </w:pPr>
+      <w:rPr>
+        <w:rFonts w:ascii="Wingdings" w:hAnsi="Wingdings" w:hint="default"/>
+        <w:sz w:val="20"/>
+      </w:rPr>
+    </w:lvl>
+    <w:lvl w:ilvl="6" w:tentative="1">
+      <w:start w:val="1"/>
+      <w:numFmt w:val="bullet"/>
+      <w:lvlText w:val=""/>
+      <w:lvlJc w:val="left"/>
+      <w:pPr>
+        <w:tabs>
+          <w:tab w:val="num" w:pos="5040"/>
+        </w:tabs>
+        <w:ind w:left="5040" w:hanging="360"/>
+      </w:pPr>
+      <w:rPr>
+        <w:rFonts w:ascii="Wingdings" w:hAnsi="Wingdings" w:hint="default"/>
+        <w:sz w:val="20"/>
+      </w:rPr>
+    </w:lvl>
+    <w:lvl w:ilvl="7" w:tentative="1">
+      <w:start w:val="1"/>
+      <w:numFmt w:val="bullet"/>
+      <w:lvlText w:val=""/>
+      <w:lvlJc w:val="left"/>
+      <w:pPr>
+        <w:tabs>
+          <w:tab w:val="num" w:pos="5760"/>
+        </w:tabs>
+        <w:ind w:left="5760" w:hanging="360"/>
+      </w:pPr>
+      <w:rPr>
+        <w:rFonts w:ascii="Wingdings" w:hAnsi="Wingdings" w:hint="default"/>
+        <w:sz w:val="20"/>
+      </w:rPr>
+    </w:lvl>
+    <w:lvl w:ilvl="8" w:tentative="1">
+      <w:start w:val="1"/>
+      <w:numFmt w:val="bullet"/>
+      <w:lvlText w:val=""/>
+      <w:lvlJc w:val="left"/>
+      <w:pPr>
+        <w:tabs>
+          <w:tab w:val="num" w:pos="6480"/>
+        </w:tabs>
+        <w:ind w:left="6480" w:hanging="360"/>
+      </w:pPr>
+      <w:rPr>
+        <w:rFonts w:ascii="Wingdings" w:hAnsi="Wingdings" w:hint="default"/>
+        <w:sz w:val="20"/>
+      </w:rPr>
+    </w:lvl>
+  </w:abstractNum>
+  <w:abstractNum w:abstractNumId="4" w15:restartNumberingAfterBreak="0">
+    <w:nsid w:val="0F92089E"/>
+    <w:multiLevelType w:val="multilevel"/>
+    <w:tmpl w:val="97B8DD7E"/>
+    <w:lvl w:ilvl="0">
+      <w:start w:val="1"/>
+      <w:numFmt w:val="bullet"/>
+      <w:lvlText w:val=""/>
+      <w:lvlJc w:val="left"/>
+      <w:pPr>
+        <w:tabs>
+          <w:tab w:val="num" w:pos="720"/>
+        </w:tabs>
+        <w:ind w:left="720" w:hanging="360"/>
+      </w:pPr>
+      <w:rPr>
+        <w:rFonts w:ascii="Symbol" w:hAnsi="Symbol" w:hint="default"/>
+        <w:sz w:val="20"/>
+      </w:rPr>
+    </w:lvl>
+    <w:lvl w:ilvl="1" w:tentative="1">
+      <w:start w:val="1"/>
+      <w:numFmt w:val="bullet"/>
+      <w:lvlText w:val="o"/>
+      <w:lvlJc w:val="left"/>
+      <w:pPr>
+        <w:tabs>
+          <w:tab w:val="num" w:pos="1440"/>
+        </w:tabs>
+        <w:ind w:left="1440" w:hanging="360"/>
+      </w:pPr>
+      <w:rPr>
+        <w:rFonts w:ascii="Courier New" w:hAnsi="Courier New" w:hint="default"/>
+        <w:sz w:val="20"/>
+      </w:rPr>
+    </w:lvl>
+    <w:lvl w:ilvl="2" w:tentative="1">
+      <w:start w:val="1"/>
+      <w:numFmt w:val="bullet"/>
+      <w:lvlText w:val=""/>
+      <w:lvlJc w:val="left"/>
+      <w:pPr>
+        <w:tabs>
+          <w:tab w:val="num" w:pos="2160"/>
+        </w:tabs>
+        <w:ind w:left="2160" w:hanging="360"/>
+      </w:pPr>
+      <w:rPr>
+        <w:rFonts w:ascii="Wingdings" w:hAnsi="Wingdings" w:hint="default"/>
+        <w:sz w:val="20"/>
+      </w:rPr>
+    </w:lvl>
+    <w:lvl w:ilvl="3" w:tentative="1">
+      <w:start w:val="1"/>
+      <w:numFmt w:val="bullet"/>
+      <w:lvlText w:val=""/>
+      <w:lvlJc w:val="left"/>
+      <w:pPr>
+        <w:tabs>
+          <w:tab w:val="num" w:pos="2880"/>
+        </w:tabs>
+        <w:ind w:left="2880" w:hanging="360"/>
+      </w:pPr>
+      <w:rPr>
+        <w:rFonts w:ascii="Wingdings" w:hAnsi="Wingdings" w:hint="default"/>
+        <w:sz w:val="20"/>
+      </w:rPr>
+    </w:lvl>
+    <w:lvl w:ilvl="4" w:tentative="1">
+      <w:start w:val="1"/>
+      <w:numFmt w:val="bullet"/>
+      <w:lvlText w:val=""/>
+      <w:lvlJc w:val="left"/>
+      <w:pPr>
+        <w:tabs>
+          <w:tab w:val="num" w:pos="3600"/>
+        </w:tabs>
+        <w:ind w:left="3600" w:hanging="360"/>
+      </w:pPr>
+      <w:rPr>
+        <w:rFonts w:ascii="Wingdings" w:hAnsi="Wingdings" w:hint="default"/>
+        <w:sz w:val="20"/>
+      </w:rPr>
+    </w:lvl>
+    <w:lvl w:ilvl="5" w:tentative="1">
+      <w:start w:val="1"/>
+      <w:numFmt w:val="bullet"/>
+      <w:lvlText w:val=""/>
+      <w:lvlJc w:val="left"/>
+      <w:pPr>
+        <w:tabs>
+          <w:tab w:val="num" w:pos="4320"/>
+        </w:tabs>
+        <w:ind w:left="4320" w:hanging="360"/>
+      </w:pPr>
+      <w:rPr>
+        <w:rFonts w:ascii="Wingdings" w:hAnsi="Wingdings" w:hint="default"/>
+        <w:sz w:val="20"/>
+      </w:rPr>
+    </w:lvl>
+    <w:lvl w:ilvl="6" w:tentative="1">
+      <w:start w:val="1"/>
+      <w:numFmt w:val="bullet"/>
+      <w:lvlText w:val=""/>
+      <w:lvlJc w:val="left"/>
+      <w:pPr>
+        <w:tabs>
+          <w:tab w:val="num" w:pos="5040"/>
+        </w:tabs>
+        <w:ind w:left="5040" w:hanging="360"/>
+      </w:pPr>
+      <w:rPr>
+        <w:rFonts w:ascii="Wingdings" w:hAnsi="Wingdings" w:hint="default"/>
+        <w:sz w:val="20"/>
+      </w:rPr>
+    </w:lvl>
+    <w:lvl w:ilvl="7" w:tentative="1">
+      <w:start w:val="1"/>
+      <w:numFmt w:val="bullet"/>
+      <w:lvlText w:val=""/>
+      <w:lvlJc w:val="left"/>
+      <w:pPr>
+        <w:tabs>
+          <w:tab w:val="num" w:pos="5760"/>
+        </w:tabs>
+        <w:ind w:left="5760" w:hanging="360"/>
+      </w:pPr>
+      <w:rPr>
+        <w:rFonts w:ascii="Wingdings" w:hAnsi="Wingdings" w:hint="default"/>
+        <w:sz w:val="20"/>
+      </w:rPr>
+    </w:lvl>
+    <w:lvl w:ilvl="8" w:tentative="1">
+      <w:start w:val="1"/>
+      <w:numFmt w:val="bullet"/>
+      <w:lvlText w:val=""/>
+      <w:lvlJc w:val="left"/>
+      <w:pPr>
+        <w:tabs>
+          <w:tab w:val="num" w:pos="6480"/>
+        </w:tabs>
+        <w:ind w:left="6480" w:hanging="360"/>
+      </w:pPr>
+      <w:rPr>
+        <w:rFonts w:ascii="Wingdings" w:hAnsi="Wingdings" w:hint="default"/>
+        <w:sz w:val="20"/>
+      </w:rPr>
+    </w:lvl>
+  </w:abstractNum>
+  <w:abstractNum w:abstractNumId="5" w15:restartNumberingAfterBreak="0">
+    <w:nsid w:val="21422092"/>
+    <w:multiLevelType w:val="multilevel"/>
+    <w:tmpl w:val="9076738C"/>
+    <w:lvl w:ilvl="0">
+      <w:start w:val="1"/>
+      <w:numFmt w:val="bullet"/>
+      <w:lvlText w:val=""/>
+      <w:lvlJc w:val="left"/>
+      <w:pPr>
+        <w:tabs>
+          <w:tab w:val="num" w:pos="720"/>
+        </w:tabs>
+        <w:ind w:left="720" w:hanging="360"/>
+      </w:pPr>
+      <w:rPr>
+        <w:rFonts w:ascii="Symbol" w:hAnsi="Symbol" w:hint="default"/>
+        <w:sz w:val="20"/>
+      </w:rPr>
+    </w:lvl>
+    <w:lvl w:ilvl="1" w:tentative="1">
+      <w:start w:val="1"/>
+      <w:numFmt w:val="bullet"/>
+      <w:lvlText w:val="o"/>
+      <w:lvlJc w:val="left"/>
+      <w:pPr>
+        <w:tabs>
+          <w:tab w:val="num" w:pos="1440"/>
+        </w:tabs>
+        <w:ind w:left="1440" w:hanging="360"/>
+      </w:pPr>
+      <w:rPr>
+        <w:rFonts w:ascii="Courier New" w:hAnsi="Courier New" w:hint="default"/>
+        <w:sz w:val="20"/>
+      </w:rPr>
+    </w:lvl>
+    <w:lvl w:ilvl="2" w:tentative="1">
+      <w:start w:val="1"/>
+      <w:numFmt w:val="bullet"/>
+      <w:lvlText w:val=""/>
+      <w:lvlJc w:val="left"/>
+      <w:pPr>
+        <w:tabs>
+          <w:tab w:val="num" w:pos="2160"/>
+        </w:tabs>
+        <w:ind w:left="2160" w:hanging="360"/>
+      </w:pPr>
+      <w:rPr>
+        <w:rFonts w:ascii="Wingdings" w:hAnsi="Wingdings" w:hint="default"/>
+        <w:sz w:val="20"/>
+      </w:rPr>
+    </w:lvl>
+    <w:lvl w:ilvl="3" w:tentative="1">
+      <w:start w:val="1"/>
+      <w:numFmt w:val="bullet"/>
+      <w:lvlText w:val=""/>
+      <w:lvlJc w:val="left"/>
+      <w:pPr>
+        <w:tabs>
+          <w:tab w:val="num" w:pos="2880"/>
+        </w:tabs>
+        <w:ind w:left="2880" w:hanging="360"/>
+      </w:pPr>
+      <w:rPr>
+        <w:rFonts w:ascii="Wingdings" w:hAnsi="Wingdings" w:hint="default"/>
+        <w:sz w:val="20"/>
+      </w:rPr>
+    </w:lvl>
+    <w:lvl w:ilvl="4" w:tentative="1">
+      <w:start w:val="1"/>
+      <w:numFmt w:val="bullet"/>
+      <w:lvlText w:val=""/>
+      <w:lvlJc w:val="left"/>
+      <w:pPr>
+        <w:tabs>
+          <w:tab w:val="num" w:pos="3600"/>
+        </w:tabs>
+        <w:ind w:left="3600" w:hanging="360"/>
+      </w:pPr>
+      <w:rPr>
+        <w:rFonts w:ascii="Wingdings" w:hAnsi="Wingdings" w:hint="default"/>
+        <w:sz w:val="20"/>
+      </w:rPr>
+    </w:lvl>
+    <w:lvl w:ilvl="5" w:tentative="1">
+      <w:start w:val="1"/>
+      <w:numFmt w:val="bullet"/>
+      <w:lvlText w:val=""/>
+      <w:lvlJc w:val="left"/>
+      <w:pPr>
+        <w:tabs>
+          <w:tab w:val="num" w:pos="4320"/>
+        </w:tabs>
+        <w:ind w:left="4320" w:hanging="360"/>
+      </w:pPr>
+      <w:rPr>
+        <w:rFonts w:ascii="Wingdings" w:hAnsi="Wingdings" w:hint="default"/>
+        <w:sz w:val="20"/>
+      </w:rPr>
+    </w:lvl>
+    <w:lvl w:ilvl="6" w:tentative="1">
+      <w:start w:val="1"/>
+      <w:numFmt w:val="bullet"/>
+      <w:lvlText w:val=""/>
+      <w:lvlJc w:val="left"/>
+      <w:pPr>
+        <w:tabs>
+          <w:tab w:val="num" w:pos="5040"/>
+        </w:tabs>
+        <w:ind w:left="5040" w:hanging="360"/>
+      </w:pPr>
+      <w:rPr>
+        <w:rFonts w:ascii="Wingdings" w:hAnsi="Wingdings" w:hint="default"/>
+        <w:sz w:val="20"/>
+      </w:rPr>
+    </w:lvl>
+    <w:lvl w:ilvl="7" w:tentative="1">
+      <w:start w:val="1"/>
+      <w:numFmt w:val="bullet"/>
+      <w:lvlText w:val=""/>
+      <w:lvlJc w:val="left"/>
+      <w:pPr>
+        <w:tabs>
+          <w:tab w:val="num" w:pos="5760"/>
+        </w:tabs>
+        <w:ind w:left="5760" w:hanging="360"/>
+      </w:pPr>
+      <w:rPr>
+        <w:rFonts w:ascii="Wingdings" w:hAnsi="Wingdings" w:hint="default"/>
+        <w:sz w:val="20"/>
+      </w:rPr>
+    </w:lvl>
+    <w:lvl w:ilvl="8" w:tentative="1">
+      <w:start w:val="1"/>
+      <w:numFmt w:val="bullet"/>
+      <w:lvlText w:val=""/>
+      <w:lvlJc w:val="left"/>
+      <w:pPr>
+        <w:tabs>
+          <w:tab w:val="num" w:pos="6480"/>
+        </w:tabs>
+        <w:ind w:left="6480" w:hanging="360"/>
+      </w:pPr>
+      <w:rPr>
+        <w:rFonts w:ascii="Wingdings" w:hAnsi="Wingdings" w:hint="default"/>
+        <w:sz w:val="20"/>
+      </w:rPr>
+    </w:lvl>
+  </w:abstractNum>
+  <w:abstractNum w:abstractNumId="6" w15:restartNumberingAfterBreak="0">
+    <w:nsid w:val="225F5969"/>
+    <w:multiLevelType w:val="multilevel"/>
+    <w:tmpl w:val="CE1CB7F8"/>
+    <w:lvl w:ilvl="0">
+      <w:start w:val="1"/>
+      <w:numFmt w:val="bullet"/>
+      <w:lvlText w:val=""/>
+      <w:lvlJc w:val="left"/>
+      <w:pPr>
+        <w:tabs>
+          <w:tab w:val="num" w:pos="720"/>
+        </w:tabs>
+        <w:ind w:left="720" w:hanging="360"/>
+      </w:pPr>
+      <w:rPr>
+        <w:rFonts w:ascii="Symbol" w:hAnsi="Symbol" w:hint="default"/>
+        <w:sz w:val="20"/>
+      </w:rPr>
+    </w:lvl>
+    <w:lvl w:ilvl="1" w:tentative="1">
+      <w:start w:val="1"/>
+      <w:numFmt w:val="bullet"/>
+      <w:lvlText w:val="o"/>
+      <w:lvlJc w:val="left"/>
+      <w:pPr>
+        <w:tabs>
+          <w:tab w:val="num" w:pos="1440"/>
+        </w:tabs>
+        <w:ind w:left="1440" w:hanging="360"/>
+      </w:pPr>
+      <w:rPr>
+        <w:rFonts w:ascii="Courier New" w:hAnsi="Courier New" w:hint="default"/>
+        <w:sz w:val="20"/>
+      </w:rPr>
+    </w:lvl>
+    <w:lvl w:ilvl="2" w:tentative="1">
+      <w:start w:val="1"/>
+      <w:numFmt w:val="bullet"/>
+      <w:lvlText w:val=""/>
+      <w:lvlJc w:val="left"/>
+      <w:pPr>
+        <w:tabs>
+          <w:tab w:val="num" w:pos="2160"/>
+        </w:tabs>
+        <w:ind w:left="2160" w:hanging="360"/>
+      </w:pPr>
+      <w:rPr>
+        <w:rFonts w:ascii="Wingdings" w:hAnsi="Wingdings" w:hint="default"/>
+        <w:sz w:val="20"/>
+      </w:rPr>
+    </w:lvl>
+    <w:lvl w:ilvl="3" w:tentative="1">
+      <w:start w:val="1"/>
+      <w:numFmt w:val="bullet"/>
+      <w:lvlText w:val=""/>
+      <w:lvlJc w:val="left"/>
+      <w:pPr>
+        <w:tabs>
+          <w:tab w:val="num" w:pos="2880"/>
+        </w:tabs>
+        <w:ind w:left="2880" w:hanging="360"/>
+      </w:pPr>
+      <w:rPr>
+        <w:rFonts w:ascii="Wingdings" w:hAnsi="Wingdings" w:hint="default"/>
+        <w:sz w:val="20"/>
+      </w:rPr>
+    </w:lvl>
+    <w:lvl w:ilvl="4" w:tentative="1">
+      <w:start w:val="1"/>
+      <w:numFmt w:val="bullet"/>
+      <w:lvlText w:val=""/>
+      <w:lvlJc w:val="left"/>
+      <w:pPr>
+        <w:tabs>
+          <w:tab w:val="num" w:pos="3600"/>
+        </w:tabs>
+        <w:ind w:left="3600" w:hanging="360"/>
+      </w:pPr>
+      <w:rPr>
+        <w:rFonts w:ascii="Wingdings" w:hAnsi="Wingdings" w:hint="default"/>
+        <w:sz w:val="20"/>
+      </w:rPr>
+    </w:lvl>
+    <w:lvl w:ilvl="5" w:tentative="1">
+      <w:start w:val="1"/>
+      <w:numFmt w:val="bullet"/>
+      <w:lvlText w:val=""/>
+      <w:lvlJc w:val="left"/>
+      <w:pPr>
+        <w:tabs>
+          <w:tab w:val="num" w:pos="4320"/>
+        </w:tabs>
+        <w:ind w:left="4320" w:hanging="360"/>
+      </w:pPr>
+      <w:rPr>
+        <w:rFonts w:ascii="Wingdings" w:hAnsi="Wingdings" w:hint="default"/>
+        <w:sz w:val="20"/>
+      </w:rPr>
+    </w:lvl>
+    <w:lvl w:ilvl="6" w:tentative="1">
+      <w:start w:val="1"/>
+      <w:numFmt w:val="bullet"/>
+      <w:lvlText w:val=""/>
+      <w:lvlJc w:val="left"/>
+      <w:pPr>
+        <w:tabs>
+          <w:tab w:val="num" w:pos="5040"/>
+        </w:tabs>
+        <w:ind w:left="5040" w:hanging="360"/>
+      </w:pPr>
+      <w:rPr>
+        <w:rFonts w:ascii="Wingdings" w:hAnsi="Wingdings" w:hint="default"/>
+        <w:sz w:val="20"/>
+      </w:rPr>
+    </w:lvl>
+    <w:lvl w:ilvl="7" w:tentative="1">
+      <w:start w:val="1"/>
+      <w:numFmt w:val="bullet"/>
+      <w:lvlText w:val=""/>
+      <w:lvlJc w:val="left"/>
+      <w:pPr>
+        <w:tabs>
+          <w:tab w:val="num" w:pos="5760"/>
+        </w:tabs>
+        <w:ind w:left="5760" w:hanging="360"/>
+      </w:pPr>
+      <w:rPr>
+        <w:rFonts w:ascii="Wingdings" w:hAnsi="Wingdings" w:hint="default"/>
+        <w:sz w:val="20"/>
+      </w:rPr>
+    </w:lvl>
+    <w:lvl w:ilvl="8" w:tentative="1">
+      <w:start w:val="1"/>
+      <w:numFmt w:val="bullet"/>
+      <w:lvlText w:val=""/>
+      <w:lvlJc w:val="left"/>
+      <w:pPr>
+        <w:tabs>
+          <w:tab w:val="num" w:pos="6480"/>
+        </w:tabs>
+        <w:ind w:left="6480" w:hanging="360"/>
+      </w:pPr>
+      <w:rPr>
+        <w:rFonts w:ascii="Wingdings" w:hAnsi="Wingdings" w:hint="default"/>
+        <w:sz w:val="20"/>
+      </w:rPr>
+    </w:lvl>
+  </w:abstractNum>
+  <w:abstractNum w:abstractNumId="7" w15:restartNumberingAfterBreak="0">
     <w:nsid w:val="2E110239"/>
     <w:multiLevelType w:val="hybridMultilevel"/>
     <w:tmpl w:val="DFD6C648"/>
@@ -24020,7 +27937,539 @@
       </w:rPr>
     </w:lvl>
   </w:abstractNum>
-  <w:abstractNum w:abstractNumId="2" w15:restartNumberingAfterBreak="0">
+  <w:abstractNum w:abstractNumId="8" w15:restartNumberingAfterBreak="0">
+    <w:nsid w:val="31CE5821"/>
+    <w:multiLevelType w:val="multilevel"/>
+    <w:tmpl w:val="4C5CD17C"/>
+    <w:lvl w:ilvl="0">
+      <w:start w:val="1"/>
+      <w:numFmt w:val="decimal"/>
+      <w:lvlText w:val="%1."/>
+      <w:lvlJc w:val="left"/>
+      <w:pPr>
+        <w:tabs>
+          <w:tab w:val="num" w:pos="720"/>
+        </w:tabs>
+        <w:ind w:left="720" w:hanging="360"/>
+      </w:pPr>
+    </w:lvl>
+    <w:lvl w:ilvl="1">
+      <w:start w:val="1"/>
+      <w:numFmt w:val="bullet"/>
+      <w:lvlText w:val="o"/>
+      <w:lvlJc w:val="left"/>
+      <w:pPr>
+        <w:tabs>
+          <w:tab w:val="num" w:pos="1440"/>
+        </w:tabs>
+        <w:ind w:left="1440" w:hanging="360"/>
+      </w:pPr>
+      <w:rPr>
+        <w:rFonts w:ascii="Courier New" w:hAnsi="Courier New" w:hint="default"/>
+        <w:sz w:val="20"/>
+      </w:rPr>
+    </w:lvl>
+    <w:lvl w:ilvl="2" w:tentative="1">
+      <w:start w:val="1"/>
+      <w:numFmt w:val="decimal"/>
+      <w:lvlText w:val="%3."/>
+      <w:lvlJc w:val="left"/>
+      <w:pPr>
+        <w:tabs>
+          <w:tab w:val="num" w:pos="2160"/>
+        </w:tabs>
+        <w:ind w:left="2160" w:hanging="360"/>
+      </w:pPr>
+    </w:lvl>
+    <w:lvl w:ilvl="3" w:tentative="1">
+      <w:start w:val="1"/>
+      <w:numFmt w:val="decimal"/>
+      <w:lvlText w:val="%4."/>
+      <w:lvlJc w:val="left"/>
+      <w:pPr>
+        <w:tabs>
+          <w:tab w:val="num" w:pos="2880"/>
+        </w:tabs>
+        <w:ind w:left="2880" w:hanging="360"/>
+      </w:pPr>
+    </w:lvl>
+    <w:lvl w:ilvl="4" w:tentative="1">
+      <w:start w:val="1"/>
+      <w:numFmt w:val="decimal"/>
+      <w:lvlText w:val="%5."/>
+      <w:lvlJc w:val="left"/>
+      <w:pPr>
+        <w:tabs>
+          <w:tab w:val="num" w:pos="3600"/>
+        </w:tabs>
+        <w:ind w:left="3600" w:hanging="360"/>
+      </w:pPr>
+    </w:lvl>
+    <w:lvl w:ilvl="5" w:tentative="1">
+      <w:start w:val="1"/>
+      <w:numFmt w:val="decimal"/>
+      <w:lvlText w:val="%6."/>
+      <w:lvlJc w:val="left"/>
+      <w:pPr>
+        <w:tabs>
+          <w:tab w:val="num" w:pos="4320"/>
+        </w:tabs>
+        <w:ind w:left="4320" w:hanging="360"/>
+      </w:pPr>
+    </w:lvl>
+    <w:lvl w:ilvl="6" w:tentative="1">
+      <w:start w:val="1"/>
+      <w:numFmt w:val="decimal"/>
+      <w:lvlText w:val="%7."/>
+      <w:lvlJc w:val="left"/>
+      <w:pPr>
+        <w:tabs>
+          <w:tab w:val="num" w:pos="5040"/>
+        </w:tabs>
+        <w:ind w:left="5040" w:hanging="360"/>
+      </w:pPr>
+    </w:lvl>
+    <w:lvl w:ilvl="7" w:tentative="1">
+      <w:start w:val="1"/>
+      <w:numFmt w:val="decimal"/>
+      <w:lvlText w:val="%8."/>
+      <w:lvlJc w:val="left"/>
+      <w:pPr>
+        <w:tabs>
+          <w:tab w:val="num" w:pos="5760"/>
+        </w:tabs>
+        <w:ind w:left="5760" w:hanging="360"/>
+      </w:pPr>
+    </w:lvl>
+    <w:lvl w:ilvl="8" w:tentative="1">
+      <w:start w:val="1"/>
+      <w:numFmt w:val="decimal"/>
+      <w:lvlText w:val="%9."/>
+      <w:lvlJc w:val="left"/>
+      <w:pPr>
+        <w:tabs>
+          <w:tab w:val="num" w:pos="6480"/>
+        </w:tabs>
+        <w:ind w:left="6480" w:hanging="360"/>
+      </w:pPr>
+    </w:lvl>
+  </w:abstractNum>
+  <w:abstractNum w:abstractNumId="9" w15:restartNumberingAfterBreak="0">
+    <w:nsid w:val="3CFF31AA"/>
+    <w:multiLevelType w:val="multilevel"/>
+    <w:tmpl w:val="27544E48"/>
+    <w:lvl w:ilvl="0">
+      <w:start w:val="1"/>
+      <w:numFmt w:val="decimal"/>
+      <w:lvlText w:val="%1."/>
+      <w:lvlJc w:val="left"/>
+      <w:pPr>
+        <w:tabs>
+          <w:tab w:val="num" w:pos="720"/>
+        </w:tabs>
+        <w:ind w:left="720" w:hanging="360"/>
+      </w:pPr>
+    </w:lvl>
+    <w:lvl w:ilvl="1">
+      <w:start w:val="1"/>
+      <w:numFmt w:val="bullet"/>
+      <w:lvlText w:val="o"/>
+      <w:lvlJc w:val="left"/>
+      <w:pPr>
+        <w:tabs>
+          <w:tab w:val="num" w:pos="1440"/>
+        </w:tabs>
+        <w:ind w:left="1440" w:hanging="360"/>
+      </w:pPr>
+      <w:rPr>
+        <w:rFonts w:ascii="Courier New" w:hAnsi="Courier New" w:hint="default"/>
+        <w:sz w:val="20"/>
+      </w:rPr>
+    </w:lvl>
+    <w:lvl w:ilvl="2" w:tentative="1">
+      <w:start w:val="1"/>
+      <w:numFmt w:val="decimal"/>
+      <w:lvlText w:val="%3."/>
+      <w:lvlJc w:val="left"/>
+      <w:pPr>
+        <w:tabs>
+          <w:tab w:val="num" w:pos="2160"/>
+        </w:tabs>
+        <w:ind w:left="2160" w:hanging="360"/>
+      </w:pPr>
+    </w:lvl>
+    <w:lvl w:ilvl="3" w:tentative="1">
+      <w:start w:val="1"/>
+      <w:numFmt w:val="decimal"/>
+      <w:lvlText w:val="%4."/>
+      <w:lvlJc w:val="left"/>
+      <w:pPr>
+        <w:tabs>
+          <w:tab w:val="num" w:pos="2880"/>
+        </w:tabs>
+        <w:ind w:left="2880" w:hanging="360"/>
+      </w:pPr>
+    </w:lvl>
+    <w:lvl w:ilvl="4" w:tentative="1">
+      <w:start w:val="1"/>
+      <w:numFmt w:val="decimal"/>
+      <w:lvlText w:val="%5."/>
+      <w:lvlJc w:val="left"/>
+      <w:pPr>
+        <w:tabs>
+          <w:tab w:val="num" w:pos="3600"/>
+        </w:tabs>
+        <w:ind w:left="3600" w:hanging="360"/>
+      </w:pPr>
+    </w:lvl>
+    <w:lvl w:ilvl="5" w:tentative="1">
+      <w:start w:val="1"/>
+      <w:numFmt w:val="decimal"/>
+      <w:lvlText w:val="%6."/>
+      <w:lvlJc w:val="left"/>
+      <w:pPr>
+        <w:tabs>
+          <w:tab w:val="num" w:pos="4320"/>
+        </w:tabs>
+        <w:ind w:left="4320" w:hanging="360"/>
+      </w:pPr>
+    </w:lvl>
+    <w:lvl w:ilvl="6" w:tentative="1">
+      <w:start w:val="1"/>
+      <w:numFmt w:val="decimal"/>
+      <w:lvlText w:val="%7."/>
+      <w:lvlJc w:val="left"/>
+      <w:pPr>
+        <w:tabs>
+          <w:tab w:val="num" w:pos="5040"/>
+        </w:tabs>
+        <w:ind w:left="5040" w:hanging="360"/>
+      </w:pPr>
+    </w:lvl>
+    <w:lvl w:ilvl="7" w:tentative="1">
+      <w:start w:val="1"/>
+      <w:numFmt w:val="decimal"/>
+      <w:lvlText w:val="%8."/>
+      <w:lvlJc w:val="left"/>
+      <w:pPr>
+        <w:tabs>
+          <w:tab w:val="num" w:pos="5760"/>
+        </w:tabs>
+        <w:ind w:left="5760" w:hanging="360"/>
+      </w:pPr>
+    </w:lvl>
+    <w:lvl w:ilvl="8" w:tentative="1">
+      <w:start w:val="1"/>
+      <w:numFmt w:val="decimal"/>
+      <w:lvlText w:val="%9."/>
+      <w:lvlJc w:val="left"/>
+      <w:pPr>
+        <w:tabs>
+          <w:tab w:val="num" w:pos="6480"/>
+        </w:tabs>
+        <w:ind w:left="6480" w:hanging="360"/>
+      </w:pPr>
+    </w:lvl>
+  </w:abstractNum>
+  <w:abstractNum w:abstractNumId="10" w15:restartNumberingAfterBreak="0">
+    <w:nsid w:val="43194E6B"/>
+    <w:multiLevelType w:val="multilevel"/>
+    <w:tmpl w:val="41C237E8"/>
+    <w:lvl w:ilvl="0">
+      <w:start w:val="1"/>
+      <w:numFmt w:val="bullet"/>
+      <w:lvlText w:val=""/>
+      <w:lvlJc w:val="left"/>
+      <w:pPr>
+        <w:tabs>
+          <w:tab w:val="num" w:pos="720"/>
+        </w:tabs>
+        <w:ind w:left="720" w:hanging="360"/>
+      </w:pPr>
+      <w:rPr>
+        <w:rFonts w:ascii="Symbol" w:hAnsi="Symbol" w:hint="default"/>
+        <w:sz w:val="20"/>
+      </w:rPr>
+    </w:lvl>
+    <w:lvl w:ilvl="1" w:tentative="1">
+      <w:start w:val="1"/>
+      <w:numFmt w:val="bullet"/>
+      <w:lvlText w:val="o"/>
+      <w:lvlJc w:val="left"/>
+      <w:pPr>
+        <w:tabs>
+          <w:tab w:val="num" w:pos="1440"/>
+        </w:tabs>
+        <w:ind w:left="1440" w:hanging="360"/>
+      </w:pPr>
+      <w:rPr>
+        <w:rFonts w:ascii="Courier New" w:hAnsi="Courier New" w:hint="default"/>
+        <w:sz w:val="20"/>
+      </w:rPr>
+    </w:lvl>
+    <w:lvl w:ilvl="2" w:tentative="1">
+      <w:start w:val="1"/>
+      <w:numFmt w:val="bullet"/>
+      <w:lvlText w:val=""/>
+      <w:lvlJc w:val="left"/>
+      <w:pPr>
+        <w:tabs>
+          <w:tab w:val="num" w:pos="2160"/>
+        </w:tabs>
+        <w:ind w:left="2160" w:hanging="360"/>
+      </w:pPr>
+      <w:rPr>
+        <w:rFonts w:ascii="Wingdings" w:hAnsi="Wingdings" w:hint="default"/>
+        <w:sz w:val="20"/>
+      </w:rPr>
+    </w:lvl>
+    <w:lvl w:ilvl="3" w:tentative="1">
+      <w:start w:val="1"/>
+      <w:numFmt w:val="bullet"/>
+      <w:lvlText w:val=""/>
+      <w:lvlJc w:val="left"/>
+      <w:pPr>
+        <w:tabs>
+          <w:tab w:val="num" w:pos="2880"/>
+        </w:tabs>
+        <w:ind w:left="2880" w:hanging="360"/>
+      </w:pPr>
+      <w:rPr>
+        <w:rFonts w:ascii="Wingdings" w:hAnsi="Wingdings" w:hint="default"/>
+        <w:sz w:val="20"/>
+      </w:rPr>
+    </w:lvl>
+    <w:lvl w:ilvl="4" w:tentative="1">
+      <w:start w:val="1"/>
+      <w:numFmt w:val="bullet"/>
+      <w:lvlText w:val=""/>
+      <w:lvlJc w:val="left"/>
+      <w:pPr>
+        <w:tabs>
+          <w:tab w:val="num" w:pos="3600"/>
+        </w:tabs>
+        <w:ind w:left="3600" w:hanging="360"/>
+      </w:pPr>
+      <w:rPr>
+        <w:rFonts w:ascii="Wingdings" w:hAnsi="Wingdings" w:hint="default"/>
+        <w:sz w:val="20"/>
+      </w:rPr>
+    </w:lvl>
+    <w:lvl w:ilvl="5" w:tentative="1">
+      <w:start w:val="1"/>
+      <w:numFmt w:val="bullet"/>
+      <w:lvlText w:val=""/>
+      <w:lvlJc w:val="left"/>
+      <w:pPr>
+        <w:tabs>
+          <w:tab w:val="num" w:pos="4320"/>
+        </w:tabs>
+        <w:ind w:left="4320" w:hanging="360"/>
+      </w:pPr>
+      <w:rPr>
+        <w:rFonts w:ascii="Wingdings" w:hAnsi="Wingdings" w:hint="default"/>
+        <w:sz w:val="20"/>
+      </w:rPr>
+    </w:lvl>
+    <w:lvl w:ilvl="6" w:tentative="1">
+      <w:start w:val="1"/>
+      <w:numFmt w:val="bullet"/>
+      <w:lvlText w:val=""/>
+      <w:lvlJc w:val="left"/>
+      <w:pPr>
+        <w:tabs>
+          <w:tab w:val="num" w:pos="5040"/>
+        </w:tabs>
+        <w:ind w:left="5040" w:hanging="360"/>
+      </w:pPr>
+      <w:rPr>
+        <w:rFonts w:ascii="Wingdings" w:hAnsi="Wingdings" w:hint="default"/>
+        <w:sz w:val="20"/>
+      </w:rPr>
+    </w:lvl>
+    <w:lvl w:ilvl="7" w:tentative="1">
+      <w:start w:val="1"/>
+      <w:numFmt w:val="bullet"/>
+      <w:lvlText w:val=""/>
+      <w:lvlJc w:val="left"/>
+      <w:pPr>
+        <w:tabs>
+          <w:tab w:val="num" w:pos="5760"/>
+        </w:tabs>
+        <w:ind w:left="5760" w:hanging="360"/>
+      </w:pPr>
+      <w:rPr>
+        <w:rFonts w:ascii="Wingdings" w:hAnsi="Wingdings" w:hint="default"/>
+        <w:sz w:val="20"/>
+      </w:rPr>
+    </w:lvl>
+    <w:lvl w:ilvl="8" w:tentative="1">
+      <w:start w:val="1"/>
+      <w:numFmt w:val="bullet"/>
+      <w:lvlText w:val=""/>
+      <w:lvlJc w:val="left"/>
+      <w:pPr>
+        <w:tabs>
+          <w:tab w:val="num" w:pos="6480"/>
+        </w:tabs>
+        <w:ind w:left="6480" w:hanging="360"/>
+      </w:pPr>
+      <w:rPr>
+        <w:rFonts w:ascii="Wingdings" w:hAnsi="Wingdings" w:hint="default"/>
+        <w:sz w:val="20"/>
+      </w:rPr>
+    </w:lvl>
+  </w:abstractNum>
+  <w:abstractNum w:abstractNumId="11" w15:restartNumberingAfterBreak="0">
+    <w:nsid w:val="4E096A03"/>
+    <w:multiLevelType w:val="multilevel"/>
+    <w:tmpl w:val="988EFB46"/>
+    <w:lvl w:ilvl="0">
+      <w:start w:val="1"/>
+      <w:numFmt w:val="bullet"/>
+      <w:lvlText w:val=""/>
+      <w:lvlJc w:val="left"/>
+      <w:pPr>
+        <w:tabs>
+          <w:tab w:val="num" w:pos="720"/>
+        </w:tabs>
+        <w:ind w:left="720" w:hanging="360"/>
+      </w:pPr>
+      <w:rPr>
+        <w:rFonts w:ascii="Symbol" w:hAnsi="Symbol" w:hint="default"/>
+        <w:sz w:val="20"/>
+      </w:rPr>
+    </w:lvl>
+    <w:lvl w:ilvl="1" w:tentative="1">
+      <w:start w:val="1"/>
+      <w:numFmt w:val="bullet"/>
+      <w:lvlText w:val="o"/>
+      <w:lvlJc w:val="left"/>
+      <w:pPr>
+        <w:tabs>
+          <w:tab w:val="num" w:pos="1440"/>
+        </w:tabs>
+        <w:ind w:left="1440" w:hanging="360"/>
+      </w:pPr>
+      <w:rPr>
+        <w:rFonts w:ascii="Courier New" w:hAnsi="Courier New" w:hint="default"/>
+        <w:sz w:val="20"/>
+      </w:rPr>
+    </w:lvl>
+    <w:lvl w:ilvl="2" w:tentative="1">
+      <w:start w:val="1"/>
+      <w:numFmt w:val="bullet"/>
+      <w:lvlText w:val=""/>
+      <w:lvlJc w:val="left"/>
+      <w:pPr>
+        <w:tabs>
+          <w:tab w:val="num" w:pos="2160"/>
+        </w:tabs>
+        <w:ind w:left="2160" w:hanging="360"/>
+      </w:pPr>
+      <w:rPr>
+        <w:rFonts w:ascii="Wingdings" w:hAnsi="Wingdings" w:hint="default"/>
+        <w:sz w:val="20"/>
+      </w:rPr>
+    </w:lvl>
+    <w:lvl w:ilvl="3" w:tentative="1">
+      <w:start w:val="1"/>
+      <w:numFmt w:val="bullet"/>
+      <w:lvlText w:val=""/>
+      <w:lvlJc w:val="left"/>
+      <w:pPr>
+        <w:tabs>
+          <w:tab w:val="num" w:pos="2880"/>
+        </w:tabs>
+        <w:ind w:left="2880" w:hanging="360"/>
+      </w:pPr>
+      <w:rPr>
+        <w:rFonts w:ascii="Wingdings" w:hAnsi="Wingdings" w:hint="default"/>
+        <w:sz w:val="20"/>
+      </w:rPr>
+    </w:lvl>
+    <w:lvl w:ilvl="4" w:tentative="1">
+      <w:start w:val="1"/>
+      <w:numFmt w:val="bullet"/>
+      <w:lvlText w:val=""/>
+      <w:lvlJc w:val="left"/>
+      <w:pPr>
+        <w:tabs>
+          <w:tab w:val="num" w:pos="3600"/>
+        </w:tabs>
+        <w:ind w:left="3600" w:hanging="360"/>
+      </w:pPr>
+      <w:rPr>
+        <w:rFonts w:ascii="Wingdings" w:hAnsi="Wingdings" w:hint="default"/>
+        <w:sz w:val="20"/>
+      </w:rPr>
+    </w:lvl>
+    <w:lvl w:ilvl="5" w:tentative="1">
+      <w:start w:val="1"/>
+      <w:numFmt w:val="bullet"/>
+      <w:lvlText w:val=""/>
+      <w:lvlJc w:val="left"/>
+      <w:pPr>
+        <w:tabs>
+          <w:tab w:val="num" w:pos="4320"/>
+        </w:tabs>
+        <w:ind w:left="4320" w:hanging="360"/>
+      </w:pPr>
+      <w:rPr>
+        <w:rFonts w:ascii="Wingdings" w:hAnsi="Wingdings" w:hint="default"/>
+        <w:sz w:val="20"/>
+      </w:rPr>
+    </w:lvl>
+    <w:lvl w:ilvl="6" w:tentative="1">
+      <w:start w:val="1"/>
+      <w:numFmt w:val="bullet"/>
+      <w:lvlText w:val=""/>
+      <w:lvlJc w:val="left"/>
+      <w:pPr>
+        <w:tabs>
+          <w:tab w:val="num" w:pos="5040"/>
+        </w:tabs>
+        <w:ind w:left="5040" w:hanging="360"/>
+      </w:pPr>
+      <w:rPr>
+        <w:rFonts w:ascii="Wingdings" w:hAnsi="Wingdings" w:hint="default"/>
+        <w:sz w:val="20"/>
+      </w:rPr>
+    </w:lvl>
+    <w:lvl w:ilvl="7" w:tentative="1">
+      <w:start w:val="1"/>
+      <w:numFmt w:val="bullet"/>
+      <w:lvlText w:val=""/>
+      <w:lvlJc w:val="left"/>
+      <w:pPr>
+        <w:tabs>
+          <w:tab w:val="num" w:pos="5760"/>
+        </w:tabs>
+        <w:ind w:left="5760" w:hanging="360"/>
+      </w:pPr>
+      <w:rPr>
+        <w:rFonts w:ascii="Wingdings" w:hAnsi="Wingdings" w:hint="default"/>
+        <w:sz w:val="20"/>
+      </w:rPr>
+    </w:lvl>
+    <w:lvl w:ilvl="8" w:tentative="1">
+      <w:start w:val="1"/>
+      <w:numFmt w:val="bullet"/>
+      <w:lvlText w:val=""/>
+      <w:lvlJc w:val="left"/>
+      <w:pPr>
+        <w:tabs>
+          <w:tab w:val="num" w:pos="6480"/>
+        </w:tabs>
+        <w:ind w:left="6480" w:hanging="360"/>
+      </w:pPr>
+      <w:rPr>
+        <w:rFonts w:ascii="Wingdings" w:hAnsi="Wingdings" w:hint="default"/>
+        <w:sz w:val="20"/>
+      </w:rPr>
+    </w:lvl>
+  </w:abstractNum>
+  <w:abstractNum w:abstractNumId="12" w15:restartNumberingAfterBreak="0">
     <w:nsid w:val="572C6A30"/>
     <w:multiLevelType w:val="multilevel"/>
     <w:tmpl w:val="E6445214"/>
@@ -24141,7 +28590,7 @@
       </w:pPr>
     </w:lvl>
   </w:abstractNum>
-  <w:abstractNum w:abstractNumId="3" w15:restartNumberingAfterBreak="0">
+  <w:abstractNum w:abstractNumId="13" w15:restartNumberingAfterBreak="0">
     <w:nsid w:val="57E123A2"/>
     <w:multiLevelType w:val="multilevel"/>
     <w:tmpl w:val="5E8C76CE"/>
@@ -24290,7 +28739,7 @@
       </w:rPr>
     </w:lvl>
   </w:abstractNum>
-  <w:abstractNum w:abstractNumId="4" w15:restartNumberingAfterBreak="0">
+  <w:abstractNum w:abstractNumId="14" w15:restartNumberingAfterBreak="0">
     <w:nsid w:val="61A7074B"/>
     <w:multiLevelType w:val="multilevel"/>
     <w:tmpl w:val="0F488B5E"/>
@@ -24403,10 +28852,10 @@
       </w:pPr>
     </w:lvl>
   </w:abstractNum>
-  <w:abstractNum w:abstractNumId="5" w15:restartNumberingAfterBreak="0">
-    <w:nsid w:val="7F390FEE"/>
+  <w:abstractNum w:abstractNumId="15" w15:restartNumberingAfterBreak="0">
+    <w:nsid w:val="65872F17"/>
     <w:multiLevelType w:val="multilevel"/>
-    <w:tmpl w:val="94C6001C"/>
+    <w:tmpl w:val="88A8408E"/>
     <w:lvl w:ilvl="0">
       <w:start w:val="1"/>
       <w:numFmt w:val="bullet"/>
@@ -24552,23 +29001,473 @@
       </w:rPr>
     </w:lvl>
   </w:abstractNum>
+  <w:abstractNum w:abstractNumId="16" w15:restartNumberingAfterBreak="0">
+    <w:nsid w:val="675C0F11"/>
+    <w:multiLevelType w:val="multilevel"/>
+    <w:tmpl w:val="6652F0A4"/>
+    <w:lvl w:ilvl="0">
+      <w:start w:val="1"/>
+      <w:numFmt w:val="decimal"/>
+      <w:lvlText w:val="%1."/>
+      <w:lvlJc w:val="left"/>
+      <w:pPr>
+        <w:tabs>
+          <w:tab w:val="num" w:pos="720"/>
+        </w:tabs>
+        <w:ind w:left="720" w:hanging="360"/>
+      </w:pPr>
+    </w:lvl>
+    <w:lvl w:ilvl="1" w:tentative="1">
+      <w:start w:val="1"/>
+      <w:numFmt w:val="decimal"/>
+      <w:lvlText w:val="%2."/>
+      <w:lvlJc w:val="left"/>
+      <w:pPr>
+        <w:tabs>
+          <w:tab w:val="num" w:pos="1440"/>
+        </w:tabs>
+        <w:ind w:left="1440" w:hanging="360"/>
+      </w:pPr>
+    </w:lvl>
+    <w:lvl w:ilvl="2" w:tentative="1">
+      <w:start w:val="1"/>
+      <w:numFmt w:val="decimal"/>
+      <w:lvlText w:val="%3."/>
+      <w:lvlJc w:val="left"/>
+      <w:pPr>
+        <w:tabs>
+          <w:tab w:val="num" w:pos="2160"/>
+        </w:tabs>
+        <w:ind w:left="2160" w:hanging="360"/>
+      </w:pPr>
+    </w:lvl>
+    <w:lvl w:ilvl="3" w:tentative="1">
+      <w:start w:val="1"/>
+      <w:numFmt w:val="decimal"/>
+      <w:lvlText w:val="%4."/>
+      <w:lvlJc w:val="left"/>
+      <w:pPr>
+        <w:tabs>
+          <w:tab w:val="num" w:pos="2880"/>
+        </w:tabs>
+        <w:ind w:left="2880" w:hanging="360"/>
+      </w:pPr>
+    </w:lvl>
+    <w:lvl w:ilvl="4" w:tentative="1">
+      <w:start w:val="1"/>
+      <w:numFmt w:val="decimal"/>
+      <w:lvlText w:val="%5."/>
+      <w:lvlJc w:val="left"/>
+      <w:pPr>
+        <w:tabs>
+          <w:tab w:val="num" w:pos="3600"/>
+        </w:tabs>
+        <w:ind w:left="3600" w:hanging="360"/>
+      </w:pPr>
+    </w:lvl>
+    <w:lvl w:ilvl="5" w:tentative="1">
+      <w:start w:val="1"/>
+      <w:numFmt w:val="decimal"/>
+      <w:lvlText w:val="%6."/>
+      <w:lvlJc w:val="left"/>
+      <w:pPr>
+        <w:tabs>
+          <w:tab w:val="num" w:pos="4320"/>
+        </w:tabs>
+        <w:ind w:left="4320" w:hanging="360"/>
+      </w:pPr>
+    </w:lvl>
+    <w:lvl w:ilvl="6" w:tentative="1">
+      <w:start w:val="1"/>
+      <w:numFmt w:val="decimal"/>
+      <w:lvlText w:val="%7."/>
+      <w:lvlJc w:val="left"/>
+      <w:pPr>
+        <w:tabs>
+          <w:tab w:val="num" w:pos="5040"/>
+        </w:tabs>
+        <w:ind w:left="5040" w:hanging="360"/>
+      </w:pPr>
+    </w:lvl>
+    <w:lvl w:ilvl="7" w:tentative="1">
+      <w:start w:val="1"/>
+      <w:numFmt w:val="decimal"/>
+      <w:lvlText w:val="%8."/>
+      <w:lvlJc w:val="left"/>
+      <w:pPr>
+        <w:tabs>
+          <w:tab w:val="num" w:pos="5760"/>
+        </w:tabs>
+        <w:ind w:left="5760" w:hanging="360"/>
+      </w:pPr>
+    </w:lvl>
+    <w:lvl w:ilvl="8" w:tentative="1">
+      <w:start w:val="1"/>
+      <w:numFmt w:val="decimal"/>
+      <w:lvlText w:val="%9."/>
+      <w:lvlJc w:val="left"/>
+      <w:pPr>
+        <w:tabs>
+          <w:tab w:val="num" w:pos="6480"/>
+        </w:tabs>
+        <w:ind w:left="6480" w:hanging="360"/>
+      </w:pPr>
+    </w:lvl>
+  </w:abstractNum>
+  <w:abstractNum w:abstractNumId="17" w15:restartNumberingAfterBreak="0">
+    <w:nsid w:val="6CE71FB5"/>
+    <w:multiLevelType w:val="multilevel"/>
+    <w:tmpl w:val="38AC7AE6"/>
+    <w:lvl w:ilvl="0">
+      <w:start w:val="1"/>
+      <w:numFmt w:val="bullet"/>
+      <w:lvlText w:val=""/>
+      <w:lvlJc w:val="left"/>
+      <w:pPr>
+        <w:tabs>
+          <w:tab w:val="num" w:pos="720"/>
+        </w:tabs>
+        <w:ind w:left="720" w:hanging="360"/>
+      </w:pPr>
+      <w:rPr>
+        <w:rFonts w:ascii="Symbol" w:hAnsi="Symbol" w:hint="default"/>
+        <w:sz w:val="20"/>
+      </w:rPr>
+    </w:lvl>
+    <w:lvl w:ilvl="1" w:tentative="1">
+      <w:start w:val="1"/>
+      <w:numFmt w:val="bullet"/>
+      <w:lvlText w:val="o"/>
+      <w:lvlJc w:val="left"/>
+      <w:pPr>
+        <w:tabs>
+          <w:tab w:val="num" w:pos="1440"/>
+        </w:tabs>
+        <w:ind w:left="1440" w:hanging="360"/>
+      </w:pPr>
+      <w:rPr>
+        <w:rFonts w:ascii="Courier New" w:hAnsi="Courier New" w:hint="default"/>
+        <w:sz w:val="20"/>
+      </w:rPr>
+    </w:lvl>
+    <w:lvl w:ilvl="2" w:tentative="1">
+      <w:start w:val="1"/>
+      <w:numFmt w:val="bullet"/>
+      <w:lvlText w:val=""/>
+      <w:lvlJc w:val="left"/>
+      <w:pPr>
+        <w:tabs>
+          <w:tab w:val="num" w:pos="2160"/>
+        </w:tabs>
+        <w:ind w:left="2160" w:hanging="360"/>
+      </w:pPr>
+      <w:rPr>
+        <w:rFonts w:ascii="Wingdings" w:hAnsi="Wingdings" w:hint="default"/>
+        <w:sz w:val="20"/>
+      </w:rPr>
+    </w:lvl>
+    <w:lvl w:ilvl="3" w:tentative="1">
+      <w:start w:val="1"/>
+      <w:numFmt w:val="bullet"/>
+      <w:lvlText w:val=""/>
+      <w:lvlJc w:val="left"/>
+      <w:pPr>
+        <w:tabs>
+          <w:tab w:val="num" w:pos="2880"/>
+        </w:tabs>
+        <w:ind w:left="2880" w:hanging="360"/>
+      </w:pPr>
+      <w:rPr>
+        <w:rFonts w:ascii="Wingdings" w:hAnsi="Wingdings" w:hint="default"/>
+        <w:sz w:val="20"/>
+      </w:rPr>
+    </w:lvl>
+    <w:lvl w:ilvl="4" w:tentative="1">
+      <w:start w:val="1"/>
+      <w:numFmt w:val="bullet"/>
+      <w:lvlText w:val=""/>
+      <w:lvlJc w:val="left"/>
+      <w:pPr>
+        <w:tabs>
+          <w:tab w:val="num" w:pos="3600"/>
+        </w:tabs>
+        <w:ind w:left="3600" w:hanging="360"/>
+      </w:pPr>
+      <w:rPr>
+        <w:rFonts w:ascii="Wingdings" w:hAnsi="Wingdings" w:hint="default"/>
+        <w:sz w:val="20"/>
+      </w:rPr>
+    </w:lvl>
+    <w:lvl w:ilvl="5" w:tentative="1">
+      <w:start w:val="1"/>
+      <w:numFmt w:val="bullet"/>
+      <w:lvlText w:val=""/>
+      <w:lvlJc w:val="left"/>
+      <w:pPr>
+        <w:tabs>
+          <w:tab w:val="num" w:pos="4320"/>
+        </w:tabs>
+        <w:ind w:left="4320" w:hanging="360"/>
+      </w:pPr>
+      <w:rPr>
+        <w:rFonts w:ascii="Wingdings" w:hAnsi="Wingdings" w:hint="default"/>
+        <w:sz w:val="20"/>
+      </w:rPr>
+    </w:lvl>
+    <w:lvl w:ilvl="6" w:tentative="1">
+      <w:start w:val="1"/>
+      <w:numFmt w:val="bullet"/>
+      <w:lvlText w:val=""/>
+      <w:lvlJc w:val="left"/>
+      <w:pPr>
+        <w:tabs>
+          <w:tab w:val="num" w:pos="5040"/>
+        </w:tabs>
+        <w:ind w:left="5040" w:hanging="360"/>
+      </w:pPr>
+      <w:rPr>
+        <w:rFonts w:ascii="Wingdings" w:hAnsi="Wingdings" w:hint="default"/>
+        <w:sz w:val="20"/>
+      </w:rPr>
+    </w:lvl>
+    <w:lvl w:ilvl="7" w:tentative="1">
+      <w:start w:val="1"/>
+      <w:numFmt w:val="bullet"/>
+      <w:lvlText w:val=""/>
+      <w:lvlJc w:val="left"/>
+      <w:pPr>
+        <w:tabs>
+          <w:tab w:val="num" w:pos="5760"/>
+        </w:tabs>
+        <w:ind w:left="5760" w:hanging="360"/>
+      </w:pPr>
+      <w:rPr>
+        <w:rFonts w:ascii="Wingdings" w:hAnsi="Wingdings" w:hint="default"/>
+        <w:sz w:val="20"/>
+      </w:rPr>
+    </w:lvl>
+    <w:lvl w:ilvl="8" w:tentative="1">
+      <w:start w:val="1"/>
+      <w:numFmt w:val="bullet"/>
+      <w:lvlText w:val=""/>
+      <w:lvlJc w:val="left"/>
+      <w:pPr>
+        <w:tabs>
+          <w:tab w:val="num" w:pos="6480"/>
+        </w:tabs>
+        <w:ind w:left="6480" w:hanging="360"/>
+      </w:pPr>
+      <w:rPr>
+        <w:rFonts w:ascii="Wingdings" w:hAnsi="Wingdings" w:hint="default"/>
+        <w:sz w:val="20"/>
+      </w:rPr>
+    </w:lvl>
+  </w:abstractNum>
+  <w:abstractNum w:abstractNumId="18" w15:restartNumberingAfterBreak="0">
+    <w:nsid w:val="7F390FEE"/>
+    <w:multiLevelType w:val="multilevel"/>
+    <w:tmpl w:val="94C6001C"/>
+    <w:lvl w:ilvl="0">
+      <w:start w:val="1"/>
+      <w:numFmt w:val="bullet"/>
+      <w:lvlText w:val=""/>
+      <w:lvlJc w:val="left"/>
+      <w:pPr>
+        <w:tabs>
+          <w:tab w:val="num" w:pos="720"/>
+        </w:tabs>
+        <w:ind w:left="720" w:hanging="360"/>
+      </w:pPr>
+      <w:rPr>
+        <w:rFonts w:ascii="Symbol" w:hAnsi="Symbol" w:hint="default"/>
+        <w:sz w:val="20"/>
+      </w:rPr>
+    </w:lvl>
+    <w:lvl w:ilvl="1" w:tentative="1">
+      <w:start w:val="1"/>
+      <w:numFmt w:val="bullet"/>
+      <w:lvlText w:val="o"/>
+      <w:lvlJc w:val="left"/>
+      <w:pPr>
+        <w:tabs>
+          <w:tab w:val="num" w:pos="1440"/>
+        </w:tabs>
+        <w:ind w:left="1440" w:hanging="360"/>
+      </w:pPr>
+      <w:rPr>
+        <w:rFonts w:ascii="Courier New" w:hAnsi="Courier New" w:hint="default"/>
+        <w:sz w:val="20"/>
+      </w:rPr>
+    </w:lvl>
+    <w:lvl w:ilvl="2" w:tentative="1">
+      <w:start w:val="1"/>
+      <w:numFmt w:val="bullet"/>
+      <w:lvlText w:val=""/>
+      <w:lvlJc w:val="left"/>
+      <w:pPr>
+        <w:tabs>
+          <w:tab w:val="num" w:pos="2160"/>
+        </w:tabs>
+        <w:ind w:left="2160" w:hanging="360"/>
+      </w:pPr>
+      <w:rPr>
+        <w:rFonts w:ascii="Wingdings" w:hAnsi="Wingdings" w:hint="default"/>
+        <w:sz w:val="20"/>
+      </w:rPr>
+    </w:lvl>
+    <w:lvl w:ilvl="3" w:tentative="1">
+      <w:start w:val="1"/>
+      <w:numFmt w:val="bullet"/>
+      <w:lvlText w:val=""/>
+      <w:lvlJc w:val="left"/>
+      <w:pPr>
+        <w:tabs>
+          <w:tab w:val="num" w:pos="2880"/>
+        </w:tabs>
+        <w:ind w:left="2880" w:hanging="360"/>
+      </w:pPr>
+      <w:rPr>
+        <w:rFonts w:ascii="Wingdings" w:hAnsi="Wingdings" w:hint="default"/>
+        <w:sz w:val="20"/>
+      </w:rPr>
+    </w:lvl>
+    <w:lvl w:ilvl="4" w:tentative="1">
+      <w:start w:val="1"/>
+      <w:numFmt w:val="bullet"/>
+      <w:lvlText w:val=""/>
+      <w:lvlJc w:val="left"/>
+      <w:pPr>
+        <w:tabs>
+          <w:tab w:val="num" w:pos="3600"/>
+        </w:tabs>
+        <w:ind w:left="3600" w:hanging="360"/>
+      </w:pPr>
+      <w:rPr>
+        <w:rFonts w:ascii="Wingdings" w:hAnsi="Wingdings" w:hint="default"/>
+        <w:sz w:val="20"/>
+      </w:rPr>
+    </w:lvl>
+    <w:lvl w:ilvl="5" w:tentative="1">
+      <w:start w:val="1"/>
+      <w:numFmt w:val="bullet"/>
+      <w:lvlText w:val=""/>
+      <w:lvlJc w:val="left"/>
+      <w:pPr>
+        <w:tabs>
+          <w:tab w:val="num" w:pos="4320"/>
+        </w:tabs>
+        <w:ind w:left="4320" w:hanging="360"/>
+      </w:pPr>
+      <w:rPr>
+        <w:rFonts w:ascii="Wingdings" w:hAnsi="Wingdings" w:hint="default"/>
+        <w:sz w:val="20"/>
+      </w:rPr>
+    </w:lvl>
+    <w:lvl w:ilvl="6" w:tentative="1">
+      <w:start w:val="1"/>
+      <w:numFmt w:val="bullet"/>
+      <w:lvlText w:val=""/>
+      <w:lvlJc w:val="left"/>
+      <w:pPr>
+        <w:tabs>
+          <w:tab w:val="num" w:pos="5040"/>
+        </w:tabs>
+        <w:ind w:left="5040" w:hanging="360"/>
+      </w:pPr>
+      <w:rPr>
+        <w:rFonts w:ascii="Wingdings" w:hAnsi="Wingdings" w:hint="default"/>
+        <w:sz w:val="20"/>
+      </w:rPr>
+    </w:lvl>
+    <w:lvl w:ilvl="7" w:tentative="1">
+      <w:start w:val="1"/>
+      <w:numFmt w:val="bullet"/>
+      <w:lvlText w:val=""/>
+      <w:lvlJc w:val="left"/>
+      <w:pPr>
+        <w:tabs>
+          <w:tab w:val="num" w:pos="5760"/>
+        </w:tabs>
+        <w:ind w:left="5760" w:hanging="360"/>
+      </w:pPr>
+      <w:rPr>
+        <w:rFonts w:ascii="Wingdings" w:hAnsi="Wingdings" w:hint="default"/>
+        <w:sz w:val="20"/>
+      </w:rPr>
+    </w:lvl>
+    <w:lvl w:ilvl="8" w:tentative="1">
+      <w:start w:val="1"/>
+      <w:numFmt w:val="bullet"/>
+      <w:lvlText w:val=""/>
+      <w:lvlJc w:val="left"/>
+      <w:pPr>
+        <w:tabs>
+          <w:tab w:val="num" w:pos="6480"/>
+        </w:tabs>
+        <w:ind w:left="6480" w:hanging="360"/>
+      </w:pPr>
+      <w:rPr>
+        <w:rFonts w:ascii="Wingdings" w:hAnsi="Wingdings" w:hint="default"/>
+        <w:sz w:val="20"/>
+      </w:rPr>
+    </w:lvl>
+  </w:abstractNum>
   <w:num w:numId="1">
+    <w:abstractNumId w:val="18"/>
+  </w:num>
+  <w:num w:numId="2">
+    <w:abstractNumId w:val="13"/>
+  </w:num>
+  <w:num w:numId="3">
+    <w:abstractNumId w:val="7"/>
+  </w:num>
+  <w:num w:numId="4">
+    <w:abstractNumId w:val="1"/>
+  </w:num>
+  <w:num w:numId="5">
+    <w:abstractNumId w:val="12"/>
+  </w:num>
+  <w:num w:numId="6">
+    <w:abstractNumId w:val="14"/>
+  </w:num>
+  <w:num w:numId="7">
+    <w:abstractNumId w:val="2"/>
+  </w:num>
+  <w:num w:numId="8">
+    <w:abstractNumId w:val="10"/>
+  </w:num>
+  <w:num w:numId="9">
+    <w:abstractNumId w:val="6"/>
+  </w:num>
+  <w:num w:numId="10">
+    <w:abstractNumId w:val="0"/>
+  </w:num>
+  <w:num w:numId="11">
+    <w:abstractNumId w:val="16"/>
+  </w:num>
+  <w:num w:numId="12">
+    <w:abstractNumId w:val="17"/>
+  </w:num>
+  <w:num w:numId="13">
     <w:abstractNumId w:val="5"/>
   </w:num>
-  <w:num w:numId="2">
+  <w:num w:numId="14">
     <w:abstractNumId w:val="3"/>
   </w:num>
-  <w:num w:numId="3">
-    <w:abstractNumId w:val="1"/>
+  <w:num w:numId="15">
+    <w:abstractNumId w:val="4"/>
   </w:num>
-  <w:num w:numId="4">
-    <w:abstractNumId w:val="0"/>
+  <w:num w:numId="16">
+    <w:abstractNumId w:val="15"/>
   </w:num>
-  <w:num w:numId="5">
-    <w:abstractNumId w:val="2"/>
+  <w:num w:numId="17">
+    <w:abstractNumId w:val="9"/>
   </w:num>
-  <w:num w:numId="6">
-    <w:abstractNumId w:val="4"/>
+  <w:num w:numId="18">
+    <w:abstractNumId w:val="11"/>
+  </w:num>
+  <w:num w:numId="19">
+    <w:abstractNumId w:val="8"/>
   </w:num>
 </w:numbering>
 </file>
@@ -25120,6 +30019,114 @@
       <w:szCs w:val="24"/>
     </w:rPr>
   </w:style>
+  <w:style w:type="character" w:customStyle="1" w:styleId="ng-tns-c1439560824-87">
+    <w:name w:val="ng-tns-c1439560824-87"/>
+    <w:basedOn w:val="DefaultParagraphFont"/>
+    <w:rsid w:val="007257A0"/>
+  </w:style>
+  <w:style w:type="paragraph" w:styleId="HTMLPreformatted">
+    <w:name w:val="HTML Preformatted"/>
+    <w:basedOn w:val="Normal"/>
+    <w:link w:val="HTMLPreformattedChar"/>
+    <w:uiPriority w:val="99"/>
+    <w:semiHidden/>
+    <w:unhideWhenUsed/>
+    <w:rsid w:val="007257A0"/>
+    <w:pPr>
+      <w:tabs>
+        <w:tab w:val="left" w:pos="916"/>
+        <w:tab w:val="left" w:pos="1832"/>
+        <w:tab w:val="left" w:pos="2748"/>
+        <w:tab w:val="left" w:pos="3664"/>
+        <w:tab w:val="left" w:pos="4580"/>
+        <w:tab w:val="left" w:pos="5496"/>
+        <w:tab w:val="left" w:pos="6412"/>
+        <w:tab w:val="left" w:pos="7328"/>
+        <w:tab w:val="left" w:pos="8244"/>
+        <w:tab w:val="left" w:pos="9160"/>
+        <w:tab w:val="left" w:pos="10076"/>
+        <w:tab w:val="left" w:pos="10992"/>
+        <w:tab w:val="left" w:pos="11908"/>
+        <w:tab w:val="left" w:pos="12824"/>
+        <w:tab w:val="left" w:pos="13740"/>
+        <w:tab w:val="left" w:pos="14656"/>
+      </w:tabs>
+      <w:spacing w:after="0" w:line="240" w:lineRule="auto"/>
+    </w:pPr>
+    <w:rPr>
+      <w:rFonts w:ascii="Courier New" w:eastAsia="Times New Roman" w:hAnsi="Courier New" w:cs="Courier New"/>
+      <w:sz w:val="20"/>
+      <w:szCs w:val="20"/>
+    </w:rPr>
+  </w:style>
+  <w:style w:type="character" w:customStyle="1" w:styleId="HTMLPreformattedChar">
+    <w:name w:val="HTML Preformatted Char"/>
+    <w:basedOn w:val="DefaultParagraphFont"/>
+    <w:link w:val="HTMLPreformatted"/>
+    <w:uiPriority w:val="99"/>
+    <w:semiHidden/>
+    <w:rsid w:val="007257A0"/>
+    <w:rPr>
+      <w:rFonts w:ascii="Courier New" w:eastAsia="Times New Roman" w:hAnsi="Courier New" w:cs="Courier New"/>
+      <w:sz w:val="20"/>
+      <w:szCs w:val="20"/>
+    </w:rPr>
+  </w:style>
+  <w:style w:type="character" w:customStyle="1" w:styleId="hljs-attr">
+    <w:name w:val="hljs-attr"/>
+    <w:basedOn w:val="DefaultParagraphFont"/>
+    <w:rsid w:val="007257A0"/>
+  </w:style>
+  <w:style w:type="character" w:customStyle="1" w:styleId="hljs-string">
+    <w:name w:val="hljs-string"/>
+    <w:basedOn w:val="DefaultParagraphFont"/>
+    <w:rsid w:val="007257A0"/>
+  </w:style>
+  <w:style w:type="character" w:customStyle="1" w:styleId="hljs-number">
+    <w:name w:val="hljs-number"/>
+    <w:basedOn w:val="DefaultParagraphFont"/>
+    <w:rsid w:val="007257A0"/>
+  </w:style>
+  <w:style w:type="character" w:customStyle="1" w:styleId="ng-tns-c1439560824-88">
+    <w:name w:val="ng-tns-c1439560824-88"/>
+    <w:basedOn w:val="DefaultParagraphFont"/>
+    <w:rsid w:val="007257A0"/>
+  </w:style>
+  <w:style w:type="character" w:customStyle="1" w:styleId="hljs-comment">
+    <w:name w:val="hljs-comment"/>
+    <w:basedOn w:val="DefaultParagraphFont"/>
+    <w:rsid w:val="007257A0"/>
+  </w:style>
+  <w:style w:type="character" w:customStyle="1" w:styleId="ng-tns-c1439560824-155">
+    <w:name w:val="ng-tns-c1439560824-155"/>
+    <w:basedOn w:val="DefaultParagraphFont"/>
+    <w:rsid w:val="003F2C2F"/>
+  </w:style>
+  <w:style w:type="character" w:customStyle="1" w:styleId="hljs-literal">
+    <w:name w:val="hljs-literal"/>
+    <w:basedOn w:val="DefaultParagraphFont"/>
+    <w:rsid w:val="003F2C2F"/>
+  </w:style>
+  <w:style w:type="character" w:customStyle="1" w:styleId="ng-tns-c1439560824-156">
+    <w:name w:val="ng-tns-c1439560824-156"/>
+    <w:basedOn w:val="DefaultParagraphFont"/>
+    <w:rsid w:val="003F2C2F"/>
+  </w:style>
+  <w:style w:type="character" w:customStyle="1" w:styleId="hljs-keyword">
+    <w:name w:val="hljs-keyword"/>
+    <w:basedOn w:val="DefaultParagraphFont"/>
+    <w:rsid w:val="003F2C2F"/>
+  </w:style>
+  <w:style w:type="character" w:customStyle="1" w:styleId="hljs-function">
+    <w:name w:val="hljs-function"/>
+    <w:basedOn w:val="DefaultParagraphFont"/>
+    <w:rsid w:val="003F2C2F"/>
+  </w:style>
+  <w:style w:type="character" w:customStyle="1" w:styleId="hljs-params">
+    <w:name w:val="hljs-params"/>
+    <w:basedOn w:val="DefaultParagraphFont"/>
+    <w:rsid w:val="003F2C2F"/>
+  </w:style>
 </w:styles>
 </file>
 

--- a/chi tiết database.docx
+++ b/chi tiết database.docx
@@ -960,13 +960,23 @@
         </w:rPr>
         <w:t xml:space="preserve">Tất cả các Schema bên dưới khi code đều phải thêm option </w:t>
       </w:r>
+      <w:proofErr w:type="gramStart"/>
       <w:r>
         <w:rPr>
           <w:rStyle w:val="HTMLCode"/>
           <w:color w:val="444746"/>
           <w:bdr w:val="none" w:sz="0" w:space="0" w:color="auto" w:frame="1"/>
         </w:rPr>
-        <w:t>{ timestamps: true }</w:t>
+        <w:t>{ timestamps</w:t>
+      </w:r>
+      <w:proofErr w:type="gramEnd"/>
+      <w:r>
+        <w:rPr>
+          <w:rStyle w:val="HTMLCode"/>
+          <w:color w:val="444746"/>
+          <w:bdr w:val="none" w:sz="0" w:space="0" w:color="auto" w:frame="1"/>
+        </w:rPr>
+        <w:t>: true }</w:t>
       </w:r>
       <w:r>
         <w:rPr>
@@ -1030,7 +1040,21 @@
         <w:rPr>
           <w:color w:val="1F1F1F"/>
         </w:rPr>
-        <w:t>const UserSchema = new Schema({</w:t>
+        <w:t xml:space="preserve">const UserSchema = new </w:t>
+      </w:r>
+      <w:proofErr w:type="gramStart"/>
+      <w:r>
+        <w:rPr>
+          <w:color w:val="1F1F1F"/>
+        </w:rPr>
+        <w:t>Schema(</w:t>
+      </w:r>
+      <w:proofErr w:type="gramEnd"/>
+      <w:r>
+        <w:rPr>
+          <w:color w:val="1F1F1F"/>
+        </w:rPr>
+        <w:t>{</w:t>
       </w:r>
     </w:p>
     <w:p>
@@ -1075,7 +1099,21 @@
         <w:rPr>
           <w:color w:val="1F1F1F"/>
         </w:rPr>
-        <w:t xml:space="preserve">}, { timestamps: true }); </w:t>
+        <w:t xml:space="preserve">}, </w:t>
+      </w:r>
+      <w:proofErr w:type="gramStart"/>
+      <w:r>
+        <w:rPr>
+          <w:color w:val="1F1F1F"/>
+        </w:rPr>
+        <w:t>{ timestamps</w:t>
+      </w:r>
+      <w:proofErr w:type="gramEnd"/>
+      <w:r>
+        <w:rPr>
+          <w:color w:val="1F1F1F"/>
+        </w:rPr>
+        <w:t xml:space="preserve">: true }); </w:t>
       </w:r>
     </w:p>
     <w:p>
@@ -3236,12 +3274,21 @@
                 <w:color w:val="1F1F1F"/>
               </w:rPr>
             </w:pPr>
-            <w:r>
-              <w:rPr>
-                <w:color w:val="1F1F1F"/>
-                <w:bdr w:val="none" w:sz="0" w:space="0" w:color="auto" w:frame="1"/>
-              </w:rPr>
-              <w:t>Ref(User)</w:t>
+            <w:proofErr w:type="gramStart"/>
+            <w:r>
+              <w:rPr>
+                <w:color w:val="1F1F1F"/>
+                <w:bdr w:val="none" w:sz="0" w:space="0" w:color="auto" w:frame="1"/>
+              </w:rPr>
+              <w:t>Ref(</w:t>
+            </w:r>
+            <w:proofErr w:type="gramEnd"/>
+            <w:r>
+              <w:rPr>
+                <w:color w:val="1F1F1F"/>
+                <w:bdr w:val="none" w:sz="0" w:space="0" w:color="auto" w:frame="1"/>
+              </w:rPr>
+              <w:t>User)</w:t>
             </w:r>
           </w:p>
         </w:tc>
@@ -3874,6 +3921,7 @@
               </w:rPr>
               <w:t xml:space="preserve">Metadata (VD: </w:t>
             </w:r>
+            <w:proofErr w:type="gramStart"/>
             <w:r>
               <w:rPr>
                 <w:rStyle w:val="HTMLCode"/>
@@ -3881,7 +3929,17 @@
                 <w:color w:val="444746"/>
                 <w:bdr w:val="none" w:sz="0" w:space="0" w:color="auto" w:frame="1"/>
               </w:rPr>
-              <w:t>{ bookingId: "123" }</w:t>
+              <w:t>{ bookingId</w:t>
+            </w:r>
+            <w:proofErr w:type="gramEnd"/>
+            <w:r>
+              <w:rPr>
+                <w:rStyle w:val="HTMLCode"/>
+                <w:rFonts w:eastAsiaTheme="minorHAnsi"/>
+                <w:color w:val="444746"/>
+                <w:bdr w:val="none" w:sz="0" w:space="0" w:color="auto" w:frame="1"/>
+              </w:rPr>
+              <w:t>: "123" }</w:t>
             </w:r>
             <w:r>
               <w:rPr>
@@ -4635,12 +4693,21 @@
                 <w:color w:val="1F1F1F"/>
               </w:rPr>
             </w:pPr>
-            <w:r>
-              <w:rPr>
-                <w:color w:val="1F1F1F"/>
-                <w:bdr w:val="none" w:sz="0" w:space="0" w:color="auto" w:frame="1"/>
-              </w:rPr>
-              <w:t>Ref(User)</w:t>
+            <w:proofErr w:type="gramStart"/>
+            <w:r>
+              <w:rPr>
+                <w:color w:val="1F1F1F"/>
+                <w:bdr w:val="none" w:sz="0" w:space="0" w:color="auto" w:frame="1"/>
+              </w:rPr>
+              <w:t>Ref(</w:t>
+            </w:r>
+            <w:proofErr w:type="gramEnd"/>
+            <w:r>
+              <w:rPr>
+                <w:color w:val="1F1F1F"/>
+                <w:bdr w:val="none" w:sz="0" w:space="0" w:color="auto" w:frame="1"/>
+              </w:rPr>
+              <w:t>User)</w:t>
             </w:r>
           </w:p>
         </w:tc>
@@ -4988,6 +5055,7 @@
                 <w:color w:val="1F1F1F"/>
               </w:rPr>
             </w:pPr>
+            <w:proofErr w:type="gramStart"/>
             <w:r>
               <w:rPr>
                 <w:rStyle w:val="HTMLCode"/>
@@ -4995,7 +5063,17 @@
                 <w:color w:val="444746"/>
                 <w:bdr w:val="none" w:sz="0" w:space="0" w:color="auto" w:frame="1"/>
               </w:rPr>
-              <w:t>{ type: "Point", coordinates: [long, lat] }</w:t>
+              <w:t>{ type</w:t>
+            </w:r>
+            <w:proofErr w:type="gramEnd"/>
+            <w:r>
+              <w:rPr>
+                <w:rStyle w:val="HTMLCode"/>
+                <w:rFonts w:eastAsiaTheme="minorHAnsi"/>
+                <w:color w:val="444746"/>
+                <w:bdr w:val="none" w:sz="0" w:space="0" w:color="auto" w:frame="1"/>
+              </w:rPr>
+              <w:t>: "Point", coordinates: [long, lat] }</w:t>
             </w:r>
             <w:r>
               <w:rPr>
@@ -5153,6 +5231,7 @@
                 <w:color w:val="1F1F1F"/>
               </w:rPr>
             </w:pPr>
+            <w:proofErr w:type="gramStart"/>
             <w:r>
               <w:rPr>
                 <w:rStyle w:val="HTMLCode"/>
@@ -5160,7 +5239,17 @@
                 <w:color w:val="444746"/>
                 <w:bdr w:val="none" w:sz="0" w:space="0" w:color="auto" w:frame="1"/>
               </w:rPr>
-              <w:t>{ street, district, city }</w:t>
+              <w:t>{ street</w:t>
+            </w:r>
+            <w:proofErr w:type="gramEnd"/>
+            <w:r>
+              <w:rPr>
+                <w:rStyle w:val="HTMLCode"/>
+                <w:rFonts w:eastAsiaTheme="minorHAnsi"/>
+                <w:color w:val="444746"/>
+                <w:bdr w:val="none" w:sz="0" w:space="0" w:color="auto" w:frame="1"/>
+              </w:rPr>
+              <w:t>, district, city }</w:t>
             </w:r>
             <w:r>
               <w:rPr>
@@ -6126,10 +6215,10 @@
         <w:tblLook w:val="04A0" w:firstRow="1" w:lastRow="0" w:firstColumn="1" w:lastColumn="0" w:noHBand="0" w:noVBand="1"/>
       </w:tblPr>
       <w:tblGrid>
-        <w:gridCol w:w="1552"/>
+        <w:gridCol w:w="1516"/>
         <w:gridCol w:w="1339"/>
         <w:gridCol w:w="1252"/>
-        <w:gridCol w:w="5201"/>
+        <w:gridCol w:w="5237"/>
       </w:tblGrid>
       <w:tr>
         <w:trPr>
@@ -6475,12 +6564,21 @@
                 <w:color w:val="1F1F1F"/>
               </w:rPr>
             </w:pPr>
-            <w:r>
-              <w:rPr>
-                <w:color w:val="1F1F1F"/>
-                <w:bdr w:val="none" w:sz="0" w:space="0" w:color="auto" w:frame="1"/>
-              </w:rPr>
-              <w:t>Ref(Salon)</w:t>
+            <w:proofErr w:type="gramStart"/>
+            <w:r>
+              <w:rPr>
+                <w:color w:val="1F1F1F"/>
+                <w:bdr w:val="none" w:sz="0" w:space="0" w:color="auto" w:frame="1"/>
+              </w:rPr>
+              <w:t>Ref(</w:t>
+            </w:r>
+            <w:proofErr w:type="gramEnd"/>
+            <w:r>
+              <w:rPr>
+                <w:color w:val="1F1F1F"/>
+                <w:bdr w:val="none" w:sz="0" w:space="0" w:color="auto" w:frame="1"/>
+              </w:rPr>
+              <w:t>Salon)</w:t>
             </w:r>
           </w:p>
         </w:tc>
@@ -7146,124 +7244,164 @@
               <w:right w:w="180" w:type="dxa"/>
             </w:tcMar>
             <w:vAlign w:val="center"/>
-          </w:tcPr>
-          <w:p>
-            <w:pPr>
+            <w:hideMark/>
+          </w:tcPr>
+          <w:p>
+            <w:pPr>
+              <w:rPr>
+                <w:color w:val="1F1F1F"/>
+              </w:rPr>
+            </w:pPr>
+            <w:r>
+              <w:rPr>
+                <w:rStyle w:val="HTMLCode"/>
+                <w:rFonts w:eastAsiaTheme="minorHAnsi"/>
+                <w:b/>
+                <w:bCs/>
+                <w:color w:val="444746"/>
+                <w:bdr w:val="none" w:sz="0" w:space="0" w:color="auto" w:frame="1"/>
+              </w:rPr>
+              <w:t>isActive</w:t>
+            </w:r>
+          </w:p>
+        </w:tc>
+        <w:tc>
+          <w:tcPr>
+            <w:tcW w:w="0" w:type="auto"/>
+            <w:tcBorders>
+              <w:top w:val="single" w:sz="6" w:space="0" w:color="auto"/>
+              <w:left w:val="single" w:sz="6" w:space="0" w:color="auto"/>
+              <w:bottom w:val="single" w:sz="6" w:space="0" w:color="auto"/>
+              <w:right w:val="single" w:sz="6" w:space="0" w:color="auto"/>
+            </w:tcBorders>
+            <w:tcMar>
+              <w:top w:w="120" w:type="dxa"/>
+              <w:left w:w="180" w:type="dxa"/>
+              <w:bottom w:w="120" w:type="dxa"/>
+              <w:right w:w="180" w:type="dxa"/>
+            </w:tcMar>
+            <w:vAlign w:val="center"/>
+            <w:hideMark/>
+          </w:tcPr>
+          <w:p>
+            <w:pPr>
+              <w:rPr>
+                <w:color w:val="1F1F1F"/>
+              </w:rPr>
+            </w:pPr>
+            <w:r>
+              <w:rPr>
+                <w:color w:val="1F1F1F"/>
+                <w:bdr w:val="none" w:sz="0" w:space="0" w:color="auto" w:frame="1"/>
+              </w:rPr>
+              <w:t>Boolean</w:t>
+            </w:r>
+          </w:p>
+        </w:tc>
+        <w:tc>
+          <w:tcPr>
+            <w:tcW w:w="0" w:type="auto"/>
+            <w:tcBorders>
+              <w:top w:val="single" w:sz="6" w:space="0" w:color="auto"/>
+              <w:left w:val="single" w:sz="6" w:space="0" w:color="auto"/>
+              <w:bottom w:val="single" w:sz="6" w:space="0" w:color="auto"/>
+              <w:right w:val="single" w:sz="6" w:space="0" w:color="auto"/>
+            </w:tcBorders>
+            <w:tcMar>
+              <w:top w:w="120" w:type="dxa"/>
+              <w:left w:w="180" w:type="dxa"/>
+              <w:bottom w:w="120" w:type="dxa"/>
+              <w:right w:w="180" w:type="dxa"/>
+            </w:tcMar>
+            <w:vAlign w:val="center"/>
+            <w:hideMark/>
+          </w:tcPr>
+          <w:p>
+            <w:pPr>
+              <w:rPr>
+                <w:color w:val="1F1F1F"/>
+              </w:rPr>
+            </w:pPr>
+            <w:r>
+              <w:rPr>
+                <w:color w:val="1F1F1F"/>
+                <w:bdr w:val="none" w:sz="0" w:space="0" w:color="auto" w:frame="1"/>
+              </w:rPr>
+              <w:t>No</w:t>
+            </w:r>
+          </w:p>
+        </w:tc>
+        <w:tc>
+          <w:tcPr>
+            <w:tcW w:w="0" w:type="auto"/>
+            <w:tcBorders>
+              <w:top w:val="single" w:sz="6" w:space="0" w:color="auto"/>
+              <w:left w:val="single" w:sz="6" w:space="0" w:color="auto"/>
+              <w:bottom w:val="single" w:sz="6" w:space="0" w:color="auto"/>
+              <w:right w:val="single" w:sz="6" w:space="0" w:color="auto"/>
+            </w:tcBorders>
+            <w:tcMar>
+              <w:top w:w="120" w:type="dxa"/>
+              <w:left w:w="180" w:type="dxa"/>
+              <w:bottom w:w="120" w:type="dxa"/>
+              <w:right w:w="180" w:type="dxa"/>
+            </w:tcMar>
+            <w:vAlign w:val="center"/>
+            <w:hideMark/>
+          </w:tcPr>
+          <w:p>
+            <w:pPr>
+              <w:rPr>
+                <w:color w:val="1F1F1F"/>
+              </w:rPr>
+            </w:pPr>
+            <w:r>
+              <w:rPr>
+                <w:b/>
+                <w:bCs/>
+                <w:color w:val="1F1F1F"/>
+                <w:bdr w:val="none" w:sz="0" w:space="0" w:color="auto" w:frame="1"/>
+              </w:rPr>
+              <w:t>(NEW)</w:t>
+            </w:r>
+            <w:r>
+              <w:rPr>
+                <w:color w:val="1F1F1F"/>
+                <w:bdr w:val="none" w:sz="0" w:space="0" w:color="auto" w:frame="1"/>
+              </w:rPr>
+              <w:t xml:space="preserve"> Default: </w:t>
+            </w:r>
+            <w:r>
               <w:rPr>
                 <w:rStyle w:val="HTMLCode"/>
                 <w:rFonts w:eastAsiaTheme="minorHAnsi"/>
                 <w:color w:val="444746"/>
                 <w:bdr w:val="none" w:sz="0" w:space="0" w:color="auto" w:frame="1"/>
               </w:rPr>
-            </w:pPr>
-            <w:r>
-              <w:t>type</w:t>
-            </w:r>
-          </w:p>
-        </w:tc>
-        <w:tc>
-          <w:tcPr>
-            <w:tcW w:w="0" w:type="auto"/>
-            <w:tcBorders>
-              <w:top w:val="single" w:sz="6" w:space="0" w:color="auto"/>
-              <w:left w:val="single" w:sz="6" w:space="0" w:color="auto"/>
-              <w:bottom w:val="single" w:sz="6" w:space="0" w:color="auto"/>
-              <w:right w:val="single" w:sz="6" w:space="0" w:color="auto"/>
-            </w:tcBorders>
-            <w:tcMar>
-              <w:top w:w="120" w:type="dxa"/>
-              <w:left w:w="180" w:type="dxa"/>
-              <w:bottom w:w="120" w:type="dxa"/>
-              <w:right w:w="180" w:type="dxa"/>
-            </w:tcMar>
-            <w:vAlign w:val="center"/>
-          </w:tcPr>
-          <w:p>
-            <w:pPr>
-              <w:rPr>
-                <w:color w:val="1F1F1F"/>
-                <w:bdr w:val="none" w:sz="0" w:space="0" w:color="auto" w:frame="1"/>
-              </w:rPr>
-            </w:pPr>
-            <w:r>
-              <w:t>Enum</w:t>
-            </w:r>
-          </w:p>
-        </w:tc>
-        <w:tc>
-          <w:tcPr>
-            <w:tcW w:w="0" w:type="auto"/>
-            <w:tcBorders>
-              <w:top w:val="single" w:sz="6" w:space="0" w:color="auto"/>
-              <w:left w:val="single" w:sz="6" w:space="0" w:color="auto"/>
-              <w:bottom w:val="single" w:sz="6" w:space="0" w:color="auto"/>
-              <w:right w:val="single" w:sz="6" w:space="0" w:color="auto"/>
-            </w:tcBorders>
-            <w:tcMar>
-              <w:top w:w="120" w:type="dxa"/>
-              <w:left w:w="180" w:type="dxa"/>
-              <w:bottom w:w="120" w:type="dxa"/>
-              <w:right w:w="180" w:type="dxa"/>
-            </w:tcMar>
-            <w:vAlign w:val="center"/>
-          </w:tcPr>
-          <w:p>
-            <w:pPr>
-              <w:rPr>
-                <w:color w:val="1F1F1F"/>
-                <w:bdr w:val="none" w:sz="0" w:space="0" w:color="auto" w:frame="1"/>
-              </w:rPr>
-            </w:pPr>
-            <w:r>
-              <w:t>No</w:t>
-            </w:r>
-          </w:p>
-        </w:tc>
-        <w:tc>
-          <w:tcPr>
-            <w:tcW w:w="0" w:type="auto"/>
-            <w:tcBorders>
-              <w:top w:val="single" w:sz="6" w:space="0" w:color="auto"/>
-              <w:left w:val="single" w:sz="6" w:space="0" w:color="auto"/>
-              <w:bottom w:val="single" w:sz="6" w:space="0" w:color="auto"/>
-              <w:right w:val="single" w:sz="6" w:space="0" w:color="auto"/>
-            </w:tcBorders>
-            <w:tcMar>
-              <w:top w:w="120" w:type="dxa"/>
-              <w:left w:w="180" w:type="dxa"/>
-              <w:bottom w:w="120" w:type="dxa"/>
-              <w:right w:w="180" w:type="dxa"/>
-            </w:tcMar>
-            <w:vAlign w:val="center"/>
-          </w:tcPr>
-          <w:p>
-            <w:pPr>
-              <w:rPr>
-                <w:b/>
-                <w:bCs/>
-                <w:color w:val="1F1F1F"/>
-                <w:bdr w:val="none" w:sz="0" w:space="0" w:color="auto" w:frame="1"/>
-              </w:rPr>
-            </w:pPr>
+              <w:t>true</w:t>
+            </w:r>
+            <w:r>
+              <w:rPr>
+                <w:color w:val="1F1F1F"/>
+                <w:bdr w:val="none" w:sz="0" w:space="0" w:color="auto" w:frame="1"/>
+              </w:rPr>
+              <w:t xml:space="preserve">. </w:t>
+            </w:r>
             <w:r>
               <w:rPr>
                 <w:rStyle w:val="HTMLCode"/>
                 <w:rFonts w:eastAsiaTheme="minorHAnsi"/>
-              </w:rPr>
-              <w:t>['SINGLE', 'COMBO']</w:t>
-            </w:r>
-            <w:r>
-              <w:t xml:space="preserve">. Default: </w:t>
-            </w:r>
-            <w:r>
-              <w:rPr>
-                <w:rStyle w:val="HTMLCode"/>
-                <w:rFonts w:eastAsiaTheme="minorHAnsi"/>
-              </w:rPr>
-              <w:t>'SINGLE'</w:t>
-            </w:r>
-            <w:r>
-              <w:t>.</w:t>
+                <w:color w:val="444746"/>
+                <w:bdr w:val="none" w:sz="0" w:space="0" w:color="auto" w:frame="1"/>
+              </w:rPr>
+              <w:t>false</w:t>
+            </w:r>
+            <w:r>
+              <w:rPr>
+                <w:color w:val="1F1F1F"/>
+                <w:bdr w:val="none" w:sz="0" w:space="0" w:color="auto" w:frame="1"/>
+              </w:rPr>
+              <w:t xml:space="preserve"> = Ngừng kinh doanh món này.</w:t>
             </w:r>
           </w:p>
         </w:tc>
@@ -7294,161 +7432,10 @@
               <w:rPr>
                 <w:rStyle w:val="HTMLCode"/>
                 <w:rFonts w:eastAsiaTheme="minorHAnsi"/>
-                <w:color w:val="444746"/>
-                <w:bdr w:val="none" w:sz="0" w:space="0" w:color="auto" w:frame="1"/>
-              </w:rPr>
-            </w:pPr>
-            <w:r>
-              <w:t>comboItems</w:t>
-            </w:r>
-          </w:p>
-        </w:tc>
-        <w:tc>
-          <w:tcPr>
-            <w:tcW w:w="0" w:type="auto"/>
-            <w:tcBorders>
-              <w:top w:val="single" w:sz="6" w:space="0" w:color="auto"/>
-              <w:left w:val="single" w:sz="6" w:space="0" w:color="auto"/>
-              <w:bottom w:val="single" w:sz="6" w:space="0" w:color="auto"/>
-              <w:right w:val="single" w:sz="6" w:space="0" w:color="auto"/>
-            </w:tcBorders>
-            <w:tcMar>
-              <w:top w:w="120" w:type="dxa"/>
-              <w:left w:w="180" w:type="dxa"/>
-              <w:bottom w:w="120" w:type="dxa"/>
-              <w:right w:w="180" w:type="dxa"/>
-            </w:tcMar>
-            <w:vAlign w:val="center"/>
-          </w:tcPr>
-          <w:p>
-            <w:pPr>
-              <w:rPr>
-                <w:color w:val="1F1F1F"/>
-                <w:bdr w:val="none" w:sz="0" w:space="0" w:color="auto" w:frame="1"/>
-              </w:rPr>
-            </w:pPr>
-            <w:r>
-              <w:t>[ObjectId]</w:t>
-            </w:r>
-          </w:p>
-        </w:tc>
-        <w:tc>
-          <w:tcPr>
-            <w:tcW w:w="0" w:type="auto"/>
-            <w:tcBorders>
-              <w:top w:val="single" w:sz="6" w:space="0" w:color="auto"/>
-              <w:left w:val="single" w:sz="6" w:space="0" w:color="auto"/>
-              <w:bottom w:val="single" w:sz="6" w:space="0" w:color="auto"/>
-              <w:right w:val="single" w:sz="6" w:space="0" w:color="auto"/>
-            </w:tcBorders>
-            <w:tcMar>
-              <w:top w:w="120" w:type="dxa"/>
-              <w:left w:w="180" w:type="dxa"/>
-              <w:bottom w:w="120" w:type="dxa"/>
-              <w:right w:w="180" w:type="dxa"/>
-            </w:tcMar>
-            <w:vAlign w:val="center"/>
-          </w:tcPr>
-          <w:p>
-            <w:pPr>
-              <w:rPr>
-                <w:color w:val="1F1F1F"/>
-                <w:bdr w:val="none" w:sz="0" w:space="0" w:color="auto" w:frame="1"/>
-              </w:rPr>
-            </w:pPr>
-            <w:r>
-              <w:t>No</w:t>
-            </w:r>
-          </w:p>
-        </w:tc>
-        <w:tc>
-          <w:tcPr>
-            <w:tcW w:w="0" w:type="auto"/>
-            <w:tcBorders>
-              <w:top w:val="single" w:sz="6" w:space="0" w:color="auto"/>
-              <w:left w:val="single" w:sz="6" w:space="0" w:color="auto"/>
-              <w:bottom w:val="single" w:sz="6" w:space="0" w:color="auto"/>
-              <w:right w:val="single" w:sz="6" w:space="0" w:color="auto"/>
-            </w:tcBorders>
-            <w:tcMar>
-              <w:top w:w="120" w:type="dxa"/>
-              <w:left w:w="180" w:type="dxa"/>
-              <w:bottom w:w="120" w:type="dxa"/>
-              <w:right w:w="180" w:type="dxa"/>
-            </w:tcMar>
-            <w:vAlign w:val="center"/>
-          </w:tcPr>
-          <w:p>
-            <w:pPr>
-              <w:rPr>
                 <w:b/>
                 <w:bCs/>
-                <w:color w:val="1F1F1F"/>
-                <w:bdr w:val="none" w:sz="0" w:space="0" w:color="auto" w:frame="1"/>
-              </w:rPr>
-            </w:pPr>
-            <w:r>
-              <w:t>Ref(</w:t>
-            </w:r>
-            <w:r>
-              <w:rPr>
-                <w:rStyle w:val="HTMLCode"/>
-                <w:rFonts w:eastAsiaTheme="minorHAnsi"/>
-              </w:rPr>
-              <w:t>Service</w:t>
-            </w:r>
-            <w:r>
-              <w:t xml:space="preserve">). Chỉ dùng khi </w:t>
-            </w:r>
-            <w:r>
-              <w:rPr>
-                <w:rStyle w:val="HTMLCode"/>
-                <w:rFonts w:eastAsiaTheme="minorHAnsi"/>
-              </w:rPr>
-              <w:t>type</w:t>
-            </w:r>
-            <w:r>
-              <w:t xml:space="preserve"> là </w:t>
-            </w:r>
-            <w:r>
-              <w:rPr>
-                <w:rStyle w:val="HTMLCode"/>
-                <w:rFonts w:eastAsiaTheme="minorHAnsi"/>
-              </w:rPr>
-              <w:t>COMBO</w:t>
-            </w:r>
-            <w:r>
-              <w:t>. Chứa danh sách các dịch vụ con.</w:t>
-            </w:r>
-          </w:p>
-        </w:tc>
-      </w:tr>
-      <w:tr>
-        <w:trPr>
-          <w:tblCellSpacing w:w="15" w:type="dxa"/>
-        </w:trPr>
-        <w:tc>
-          <w:tcPr>
-            <w:tcW w:w="0" w:type="auto"/>
-            <w:tcBorders>
-              <w:top w:val="single" w:sz="6" w:space="0" w:color="auto"/>
-              <w:left w:val="single" w:sz="6" w:space="0" w:color="auto"/>
-              <w:bottom w:val="single" w:sz="6" w:space="0" w:color="auto"/>
-              <w:right w:val="single" w:sz="6" w:space="0" w:color="auto"/>
-            </w:tcBorders>
-            <w:tcMar>
-              <w:top w:w="120" w:type="dxa"/>
-              <w:left w:w="180" w:type="dxa"/>
-              <w:bottom w:w="120" w:type="dxa"/>
-              <w:right w:w="180" w:type="dxa"/>
-            </w:tcMar>
-            <w:vAlign w:val="center"/>
-            <w:hideMark/>
-          </w:tcPr>
-          <w:p>
-            <w:pPr>
-              <w:rPr>
-                <w:color w:val="1F1F1F"/>
+                <w:color w:val="444746"/>
+                <w:bdr w:val="none" w:sz="0" w:space="0" w:color="auto" w:frame="1"/>
               </w:rPr>
             </w:pPr>
             <w:r>
@@ -7460,292 +7447,106 @@
                 <w:color w:val="444746"/>
                 <w:bdr w:val="none" w:sz="0" w:space="0" w:color="auto" w:frame="1"/>
               </w:rPr>
-              <w:t>isActive</w:t>
-            </w:r>
-          </w:p>
-        </w:tc>
-        <w:tc>
-          <w:tcPr>
-            <w:tcW w:w="0" w:type="auto"/>
-            <w:tcBorders>
-              <w:top w:val="single" w:sz="6" w:space="0" w:color="auto"/>
-              <w:left w:val="single" w:sz="6" w:space="0" w:color="auto"/>
-              <w:bottom w:val="single" w:sz="6" w:space="0" w:color="auto"/>
-              <w:right w:val="single" w:sz="6" w:space="0" w:color="auto"/>
-            </w:tcBorders>
-            <w:tcMar>
-              <w:top w:w="120" w:type="dxa"/>
-              <w:left w:w="180" w:type="dxa"/>
-              <w:bottom w:w="120" w:type="dxa"/>
-              <w:right w:w="180" w:type="dxa"/>
-            </w:tcMar>
-            <w:vAlign w:val="center"/>
-            <w:hideMark/>
-          </w:tcPr>
-          <w:p>
-            <w:pPr>
-              <w:rPr>
-                <w:color w:val="1F1F1F"/>
-              </w:rPr>
-            </w:pPr>
-            <w:r>
-              <w:rPr>
-                <w:color w:val="1F1F1F"/>
-                <w:bdr w:val="none" w:sz="0" w:space="0" w:color="auto" w:frame="1"/>
-              </w:rPr>
-              <w:t>Boolean</w:t>
-            </w:r>
-          </w:p>
-        </w:tc>
-        <w:tc>
-          <w:tcPr>
-            <w:tcW w:w="0" w:type="auto"/>
-            <w:tcBorders>
-              <w:top w:val="single" w:sz="6" w:space="0" w:color="auto"/>
-              <w:left w:val="single" w:sz="6" w:space="0" w:color="auto"/>
-              <w:bottom w:val="single" w:sz="6" w:space="0" w:color="auto"/>
-              <w:right w:val="single" w:sz="6" w:space="0" w:color="auto"/>
-            </w:tcBorders>
-            <w:tcMar>
-              <w:top w:w="120" w:type="dxa"/>
-              <w:left w:w="180" w:type="dxa"/>
-              <w:bottom w:w="120" w:type="dxa"/>
-              <w:right w:w="180" w:type="dxa"/>
-            </w:tcMar>
-            <w:vAlign w:val="center"/>
-            <w:hideMark/>
-          </w:tcPr>
-          <w:p>
-            <w:pPr>
-              <w:rPr>
-                <w:color w:val="1F1F1F"/>
-              </w:rPr>
-            </w:pPr>
-            <w:r>
-              <w:rPr>
-                <w:color w:val="1F1F1F"/>
-                <w:bdr w:val="none" w:sz="0" w:space="0" w:color="auto" w:frame="1"/>
-              </w:rPr>
-              <w:t>No</w:t>
-            </w:r>
-          </w:p>
-        </w:tc>
-        <w:tc>
-          <w:tcPr>
-            <w:tcW w:w="0" w:type="auto"/>
-            <w:tcBorders>
-              <w:top w:val="single" w:sz="6" w:space="0" w:color="auto"/>
-              <w:left w:val="single" w:sz="6" w:space="0" w:color="auto"/>
-              <w:bottom w:val="single" w:sz="6" w:space="0" w:color="auto"/>
-              <w:right w:val="single" w:sz="6" w:space="0" w:color="auto"/>
-            </w:tcBorders>
-            <w:tcMar>
-              <w:top w:w="120" w:type="dxa"/>
-              <w:left w:w="180" w:type="dxa"/>
-              <w:bottom w:w="120" w:type="dxa"/>
-              <w:right w:w="180" w:type="dxa"/>
-            </w:tcMar>
-            <w:vAlign w:val="center"/>
-            <w:hideMark/>
-          </w:tcPr>
-          <w:p>
-            <w:pPr>
-              <w:rPr>
-                <w:color w:val="1F1F1F"/>
-              </w:rPr>
-            </w:pPr>
-            <w:r>
+              <w:t>createdAt</w:t>
+            </w:r>
+          </w:p>
+        </w:tc>
+        <w:tc>
+          <w:tcPr>
+            <w:tcW w:w="0" w:type="auto"/>
+            <w:tcBorders>
+              <w:top w:val="single" w:sz="6" w:space="0" w:color="auto"/>
+              <w:left w:val="single" w:sz="6" w:space="0" w:color="auto"/>
+              <w:bottom w:val="single" w:sz="6" w:space="0" w:color="auto"/>
+              <w:right w:val="single" w:sz="6" w:space="0" w:color="auto"/>
+            </w:tcBorders>
+            <w:tcMar>
+              <w:top w:w="120" w:type="dxa"/>
+              <w:left w:w="180" w:type="dxa"/>
+              <w:bottom w:w="120" w:type="dxa"/>
+              <w:right w:w="180" w:type="dxa"/>
+            </w:tcMar>
+            <w:vAlign w:val="center"/>
+          </w:tcPr>
+          <w:p>
+            <w:pPr>
+              <w:rPr>
+                <w:color w:val="1F1F1F"/>
+                <w:bdr w:val="none" w:sz="0" w:space="0" w:color="auto" w:frame="1"/>
+              </w:rPr>
+            </w:pPr>
+            <w:r>
+              <w:rPr>
+                <w:color w:val="1F1F1F"/>
+                <w:bdr w:val="none" w:sz="0" w:space="0" w:color="auto" w:frame="1"/>
+              </w:rPr>
+              <w:t>Date</w:t>
+            </w:r>
+          </w:p>
+        </w:tc>
+        <w:tc>
+          <w:tcPr>
+            <w:tcW w:w="0" w:type="auto"/>
+            <w:tcBorders>
+              <w:top w:val="single" w:sz="6" w:space="0" w:color="auto"/>
+              <w:left w:val="single" w:sz="6" w:space="0" w:color="auto"/>
+              <w:bottom w:val="single" w:sz="6" w:space="0" w:color="auto"/>
+              <w:right w:val="single" w:sz="6" w:space="0" w:color="auto"/>
+            </w:tcBorders>
+            <w:tcMar>
+              <w:top w:w="120" w:type="dxa"/>
+              <w:left w:w="180" w:type="dxa"/>
+              <w:bottom w:w="120" w:type="dxa"/>
+              <w:right w:w="180" w:type="dxa"/>
+            </w:tcMar>
+            <w:vAlign w:val="center"/>
+          </w:tcPr>
+          <w:p>
+            <w:pPr>
+              <w:rPr>
+                <w:color w:val="1F1F1F"/>
+                <w:bdr w:val="none" w:sz="0" w:space="0" w:color="auto" w:frame="1"/>
+              </w:rPr>
+            </w:pPr>
+            <w:r>
+              <w:rPr>
+                <w:color w:val="1F1F1F"/>
+                <w:bdr w:val="none" w:sz="0" w:space="0" w:color="auto" w:frame="1"/>
+              </w:rPr>
+              <w:t>Yes</w:t>
+            </w:r>
+          </w:p>
+        </w:tc>
+        <w:tc>
+          <w:tcPr>
+            <w:tcW w:w="0" w:type="auto"/>
+            <w:tcBorders>
+              <w:top w:val="single" w:sz="6" w:space="0" w:color="auto"/>
+              <w:left w:val="single" w:sz="6" w:space="0" w:color="auto"/>
+              <w:bottom w:val="single" w:sz="6" w:space="0" w:color="auto"/>
+              <w:right w:val="single" w:sz="6" w:space="0" w:color="auto"/>
+            </w:tcBorders>
+            <w:tcMar>
+              <w:top w:w="120" w:type="dxa"/>
+              <w:left w:w="180" w:type="dxa"/>
+              <w:bottom w:w="120" w:type="dxa"/>
+              <w:right w:w="180" w:type="dxa"/>
+            </w:tcMar>
+            <w:vAlign w:val="center"/>
+          </w:tcPr>
+          <w:p>
+            <w:pPr>
               <w:rPr>
                 <w:b/>
                 <w:bCs/>
                 <w:color w:val="1F1F1F"/>
                 <w:bdr w:val="none" w:sz="0" w:space="0" w:color="auto" w:frame="1"/>
               </w:rPr>
-              <w:t>(NEW)</w:t>
-            </w:r>
-            <w:r>
-              <w:rPr>
-                <w:color w:val="1F1F1F"/>
-                <w:bdr w:val="none" w:sz="0" w:space="0" w:color="auto" w:frame="1"/>
-              </w:rPr>
-              <w:t xml:space="preserve"> Default: </w:t>
-            </w:r>
-            <w:r>
-              <w:rPr>
-                <w:rStyle w:val="HTMLCode"/>
-                <w:rFonts w:eastAsiaTheme="minorHAnsi"/>
-                <w:color w:val="444746"/>
-                <w:bdr w:val="none" w:sz="0" w:space="0" w:color="auto" w:frame="1"/>
-              </w:rPr>
-              <w:t>true</w:t>
-            </w:r>
-            <w:r>
-              <w:rPr>
-                <w:color w:val="1F1F1F"/>
-                <w:bdr w:val="none" w:sz="0" w:space="0" w:color="auto" w:frame="1"/>
-              </w:rPr>
-              <w:t xml:space="preserve">. </w:t>
-            </w:r>
-            <w:r>
-              <w:rPr>
-                <w:rStyle w:val="HTMLCode"/>
-                <w:rFonts w:eastAsiaTheme="minorHAnsi"/>
-                <w:color w:val="444746"/>
-                <w:bdr w:val="none" w:sz="0" w:space="0" w:color="auto" w:frame="1"/>
-              </w:rPr>
-              <w:t>false</w:t>
-            </w:r>
-            <w:r>
-              <w:rPr>
-                <w:color w:val="1F1F1F"/>
-                <w:bdr w:val="none" w:sz="0" w:space="0" w:color="auto" w:frame="1"/>
-              </w:rPr>
-              <w:t xml:space="preserve"> = Ngừng kinh doanh món này.</w:t>
-            </w:r>
-          </w:p>
-        </w:tc>
-      </w:tr>
-      <w:tr>
-        <w:trPr>
-          <w:tblCellSpacing w:w="15" w:type="dxa"/>
-        </w:trPr>
-        <w:tc>
-          <w:tcPr>
-            <w:tcW w:w="0" w:type="auto"/>
-            <w:tcBorders>
-              <w:top w:val="single" w:sz="6" w:space="0" w:color="auto"/>
-              <w:left w:val="single" w:sz="6" w:space="0" w:color="auto"/>
-              <w:bottom w:val="single" w:sz="6" w:space="0" w:color="auto"/>
-              <w:right w:val="single" w:sz="6" w:space="0" w:color="auto"/>
-            </w:tcBorders>
-            <w:tcMar>
-              <w:top w:w="120" w:type="dxa"/>
-              <w:left w:w="180" w:type="dxa"/>
-              <w:bottom w:w="120" w:type="dxa"/>
-              <w:right w:w="180" w:type="dxa"/>
-            </w:tcMar>
-            <w:vAlign w:val="center"/>
-          </w:tcPr>
-          <w:p>
-            <w:pPr>
-              <w:rPr>
-                <w:rStyle w:val="HTMLCode"/>
-                <w:rFonts w:eastAsiaTheme="minorHAnsi"/>
+            </w:pPr>
+            <w:r>
+              <w:rPr>
                 <w:b/>
                 <w:bCs/>
-                <w:color w:val="444746"/>
-                <w:bdr w:val="none" w:sz="0" w:space="0" w:color="auto" w:frame="1"/>
-              </w:rPr>
-            </w:pPr>
-            <w:r>
-              <w:rPr>
-                <w:rStyle w:val="HTMLCode"/>
-                <w:rFonts w:eastAsiaTheme="minorHAnsi"/>
-                <w:b/>
-                <w:bCs/>
-                <w:color w:val="444746"/>
-                <w:bdr w:val="none" w:sz="0" w:space="0" w:color="auto" w:frame="1"/>
-              </w:rPr>
-              <w:t>createdAt</w:t>
-            </w:r>
-          </w:p>
-        </w:tc>
-        <w:tc>
-          <w:tcPr>
-            <w:tcW w:w="0" w:type="auto"/>
-            <w:tcBorders>
-              <w:top w:val="single" w:sz="6" w:space="0" w:color="auto"/>
-              <w:left w:val="single" w:sz="6" w:space="0" w:color="auto"/>
-              <w:bottom w:val="single" w:sz="6" w:space="0" w:color="auto"/>
-              <w:right w:val="single" w:sz="6" w:space="0" w:color="auto"/>
-            </w:tcBorders>
-            <w:tcMar>
-              <w:top w:w="120" w:type="dxa"/>
-              <w:left w:w="180" w:type="dxa"/>
-              <w:bottom w:w="120" w:type="dxa"/>
-              <w:right w:w="180" w:type="dxa"/>
-            </w:tcMar>
-            <w:vAlign w:val="center"/>
-          </w:tcPr>
-          <w:p>
-            <w:pPr>
-              <w:rPr>
-                <w:color w:val="1F1F1F"/>
-                <w:bdr w:val="none" w:sz="0" w:space="0" w:color="auto" w:frame="1"/>
-              </w:rPr>
-            </w:pPr>
-            <w:r>
-              <w:rPr>
-                <w:color w:val="1F1F1F"/>
-                <w:bdr w:val="none" w:sz="0" w:space="0" w:color="auto" w:frame="1"/>
-              </w:rPr>
-              <w:t>Date</w:t>
-            </w:r>
-          </w:p>
-        </w:tc>
-        <w:tc>
-          <w:tcPr>
-            <w:tcW w:w="0" w:type="auto"/>
-            <w:tcBorders>
-              <w:top w:val="single" w:sz="6" w:space="0" w:color="auto"/>
-              <w:left w:val="single" w:sz="6" w:space="0" w:color="auto"/>
-              <w:bottom w:val="single" w:sz="6" w:space="0" w:color="auto"/>
-              <w:right w:val="single" w:sz="6" w:space="0" w:color="auto"/>
-            </w:tcBorders>
-            <w:tcMar>
-              <w:top w:w="120" w:type="dxa"/>
-              <w:left w:w="180" w:type="dxa"/>
-              <w:bottom w:w="120" w:type="dxa"/>
-              <w:right w:w="180" w:type="dxa"/>
-            </w:tcMar>
-            <w:vAlign w:val="center"/>
-          </w:tcPr>
-          <w:p>
-            <w:pPr>
-              <w:rPr>
-                <w:color w:val="1F1F1F"/>
-                <w:bdr w:val="none" w:sz="0" w:space="0" w:color="auto" w:frame="1"/>
-              </w:rPr>
-            </w:pPr>
-            <w:r>
-              <w:rPr>
-                <w:color w:val="1F1F1F"/>
-                <w:bdr w:val="none" w:sz="0" w:space="0" w:color="auto" w:frame="1"/>
-              </w:rPr>
-              <w:t>Yes</w:t>
-            </w:r>
-          </w:p>
-        </w:tc>
-        <w:tc>
-          <w:tcPr>
-            <w:tcW w:w="0" w:type="auto"/>
-            <w:tcBorders>
-              <w:top w:val="single" w:sz="6" w:space="0" w:color="auto"/>
-              <w:left w:val="single" w:sz="6" w:space="0" w:color="auto"/>
-              <w:bottom w:val="single" w:sz="6" w:space="0" w:color="auto"/>
-              <w:right w:val="single" w:sz="6" w:space="0" w:color="auto"/>
-            </w:tcBorders>
-            <w:tcMar>
-              <w:top w:w="120" w:type="dxa"/>
-              <w:left w:w="180" w:type="dxa"/>
-              <w:bottom w:w="120" w:type="dxa"/>
-              <w:right w:w="180" w:type="dxa"/>
-            </w:tcMar>
-            <w:vAlign w:val="center"/>
-          </w:tcPr>
-          <w:p>
-            <w:pPr>
-              <w:rPr>
-                <w:b/>
-                <w:bCs/>
-                <w:color w:val="1F1F1F"/>
-                <w:bdr w:val="none" w:sz="0" w:space="0" w:color="auto" w:frame="1"/>
-              </w:rPr>
-            </w:pPr>
-            <w:r>
-              <w:rPr>
-                <w:b/>
-                <w:bCs/>
                 <w:color w:val="1F1F1F"/>
                 <w:bdr w:val="none" w:sz="0" w:space="0" w:color="auto" w:frame="1"/>
               </w:rPr>
@@ -7762,2589 +7563,6 @@
         </w:tc>
       </w:tr>
     </w:tbl>
-    <w:p>
-      <w:pPr>
-        <w:pStyle w:val="Heading3"/>
-      </w:pPr>
-      <w:r>
-        <w:t>2. Ví dụ Dữ liệu (JSON)</w:t>
-      </w:r>
-    </w:p>
-    <w:p>
-      <w:pPr>
-        <w:pStyle w:val="NormalWeb"/>
-      </w:pPr>
-      <w:r>
-        <w:t>Hãy xem cách dữ liệu được lưu trong Database, bạn sẽ thấy nó rất logic:</w:t>
-      </w:r>
-    </w:p>
-    <w:p>
-      <w:pPr>
-        <w:pStyle w:val="NormalWeb"/>
-      </w:pPr>
-      <w:r>
-        <w:rPr>
-          <w:b/>
-          <w:bCs/>
-        </w:rPr>
-        <w:t>Dịch vụ lẻ (SINGLE):</w:t>
-      </w:r>
-    </w:p>
-    <w:p>
-      <w:r>
-        <w:rPr>
-          <w:rStyle w:val="ng-tns-c1439560824-87"/>
-        </w:rPr>
-        <w:t>JSON</w:t>
-      </w:r>
-    </w:p>
-    <w:p>
-      <w:pPr>
-        <w:pStyle w:val="HTMLPreformatted"/>
-        <w:rPr>
-          <w:rStyle w:val="HTMLCode"/>
-        </w:rPr>
-      </w:pPr>
-      <w:r>
-        <w:rPr>
-          <w:rStyle w:val="HTMLCode"/>
-        </w:rPr>
-        <w:t>{</w:t>
-      </w:r>
-    </w:p>
-    <w:p>
-      <w:pPr>
-        <w:pStyle w:val="HTMLPreformatted"/>
-        <w:rPr>
-          <w:rStyle w:val="HTMLCode"/>
-        </w:rPr>
-      </w:pPr>
-      <w:r>
-        <w:rPr>
-          <w:rStyle w:val="HTMLCode"/>
-        </w:rPr>
-        <w:t xml:space="preserve">  </w:t>
-      </w:r>
-      <w:r>
-        <w:rPr>
-          <w:rStyle w:val="hljs-attr"/>
-        </w:rPr>
-        <w:t>"_id"</w:t>
-      </w:r>
-      <w:r>
-        <w:rPr>
-          <w:rStyle w:val="HTMLCode"/>
-        </w:rPr>
-        <w:t xml:space="preserve">: </w:t>
-      </w:r>
-      <w:r>
-        <w:rPr>
-          <w:rStyle w:val="hljs-string"/>
-        </w:rPr>
-        <w:t>"id_cat_toc"</w:t>
-      </w:r>
-      <w:r>
-        <w:rPr>
-          <w:rStyle w:val="HTMLCode"/>
-        </w:rPr>
-        <w:t>,</w:t>
-      </w:r>
-    </w:p>
-    <w:p>
-      <w:pPr>
-        <w:pStyle w:val="HTMLPreformatted"/>
-        <w:rPr>
-          <w:rStyle w:val="HTMLCode"/>
-        </w:rPr>
-      </w:pPr>
-      <w:r>
-        <w:rPr>
-          <w:rStyle w:val="HTMLCode"/>
-        </w:rPr>
-        <w:t xml:space="preserve">  </w:t>
-      </w:r>
-      <w:r>
-        <w:rPr>
-          <w:rStyle w:val="hljs-attr"/>
-        </w:rPr>
-        <w:t>"name"</w:t>
-      </w:r>
-      <w:r>
-        <w:rPr>
-          <w:rStyle w:val="HTMLCode"/>
-        </w:rPr>
-        <w:t xml:space="preserve">: </w:t>
-      </w:r>
-      <w:r>
-        <w:rPr>
-          <w:rStyle w:val="hljs-string"/>
-        </w:rPr>
-        <w:t>"Cắt tóc nam"</w:t>
-      </w:r>
-      <w:r>
-        <w:rPr>
-          <w:rStyle w:val="HTMLCode"/>
-        </w:rPr>
-        <w:t>,</w:t>
-      </w:r>
-    </w:p>
-    <w:p>
-      <w:pPr>
-        <w:pStyle w:val="HTMLPreformatted"/>
-        <w:rPr>
-          <w:rStyle w:val="HTMLCode"/>
-        </w:rPr>
-      </w:pPr>
-      <w:r>
-        <w:rPr>
-          <w:rStyle w:val="HTMLCode"/>
-        </w:rPr>
-        <w:t xml:space="preserve">  </w:t>
-      </w:r>
-      <w:r>
-        <w:rPr>
-          <w:rStyle w:val="hljs-attr"/>
-        </w:rPr>
-        <w:t>"price"</w:t>
-      </w:r>
-      <w:r>
-        <w:rPr>
-          <w:rStyle w:val="HTMLCode"/>
-        </w:rPr>
-        <w:t xml:space="preserve">: </w:t>
-      </w:r>
-      <w:r>
-        <w:rPr>
-          <w:rStyle w:val="hljs-number"/>
-        </w:rPr>
-        <w:t>50000</w:t>
-      </w:r>
-      <w:r>
-        <w:rPr>
-          <w:rStyle w:val="HTMLCode"/>
-        </w:rPr>
-        <w:t>,</w:t>
-      </w:r>
-    </w:p>
-    <w:p>
-      <w:pPr>
-        <w:pStyle w:val="HTMLPreformatted"/>
-        <w:rPr>
-          <w:rStyle w:val="HTMLCode"/>
-        </w:rPr>
-      </w:pPr>
-      <w:r>
-        <w:rPr>
-          <w:rStyle w:val="HTMLCode"/>
-        </w:rPr>
-        <w:t xml:space="preserve">  </w:t>
-      </w:r>
-      <w:r>
-        <w:rPr>
-          <w:rStyle w:val="hljs-attr"/>
-        </w:rPr>
-        <w:t>"duration"</w:t>
-      </w:r>
-      <w:r>
-        <w:rPr>
-          <w:rStyle w:val="HTMLCode"/>
-        </w:rPr>
-        <w:t xml:space="preserve">: </w:t>
-      </w:r>
-      <w:r>
-        <w:rPr>
-          <w:rStyle w:val="hljs-number"/>
-        </w:rPr>
-        <w:t>30</w:t>
-      </w:r>
-      <w:r>
-        <w:rPr>
-          <w:rStyle w:val="HTMLCode"/>
-        </w:rPr>
-        <w:t>,</w:t>
-      </w:r>
-    </w:p>
-    <w:p>
-      <w:pPr>
-        <w:pStyle w:val="HTMLPreformatted"/>
-        <w:rPr>
-          <w:rStyle w:val="HTMLCode"/>
-        </w:rPr>
-      </w:pPr>
-      <w:r>
-        <w:rPr>
-          <w:rStyle w:val="HTMLCode"/>
-        </w:rPr>
-        <w:t xml:space="preserve">  </w:t>
-      </w:r>
-      <w:r>
-        <w:rPr>
-          <w:rStyle w:val="hljs-attr"/>
-        </w:rPr>
-        <w:t>"type"</w:t>
-      </w:r>
-      <w:r>
-        <w:rPr>
-          <w:rStyle w:val="HTMLCode"/>
-        </w:rPr>
-        <w:t xml:space="preserve">: </w:t>
-      </w:r>
-      <w:r>
-        <w:rPr>
-          <w:rStyle w:val="hljs-string"/>
-        </w:rPr>
-        <w:t>"SINGLE"</w:t>
-      </w:r>
-    </w:p>
-    <w:p>
-      <w:pPr>
-        <w:pStyle w:val="HTMLPreformatted"/>
-        <w:rPr>
-          <w:rStyle w:val="HTMLCode"/>
-        </w:rPr>
-      </w:pPr>
-      <w:r>
-        <w:rPr>
-          <w:rStyle w:val="HTMLCode"/>
-        </w:rPr>
-        <w:t>}</w:t>
-      </w:r>
-    </w:p>
-    <w:p>
-      <w:pPr>
-        <w:pStyle w:val="NormalWeb"/>
-      </w:pPr>
-      <w:r>
-        <w:rPr>
-          <w:b/>
-          <w:bCs/>
-        </w:rPr>
-        <w:t>Dịch vụ Combo (COMBO) - Được tạo từ các dịch vụ lẻ:</w:t>
-      </w:r>
-    </w:p>
-    <w:p>
-      <w:r>
-        <w:rPr>
-          <w:rStyle w:val="ng-tns-c1439560824-88"/>
-        </w:rPr>
-        <w:t>JSON</w:t>
-      </w:r>
-    </w:p>
-    <w:p>
-      <w:pPr>
-        <w:pStyle w:val="HTMLPreformatted"/>
-        <w:rPr>
-          <w:rStyle w:val="HTMLCode"/>
-        </w:rPr>
-      </w:pPr>
-      <w:r>
-        <w:rPr>
-          <w:rStyle w:val="HTMLCode"/>
-        </w:rPr>
-        <w:t>{</w:t>
-      </w:r>
-    </w:p>
-    <w:p>
-      <w:pPr>
-        <w:pStyle w:val="HTMLPreformatted"/>
-        <w:rPr>
-          <w:rStyle w:val="HTMLCode"/>
-        </w:rPr>
-      </w:pPr>
-      <w:r>
-        <w:rPr>
-          <w:rStyle w:val="HTMLCode"/>
-        </w:rPr>
-        <w:t xml:space="preserve">  </w:t>
-      </w:r>
-      <w:r>
-        <w:rPr>
-          <w:rStyle w:val="hljs-attr"/>
-        </w:rPr>
-        <w:t>"_id"</w:t>
-      </w:r>
-      <w:r>
-        <w:rPr>
-          <w:rStyle w:val="HTMLCode"/>
-        </w:rPr>
-        <w:t xml:space="preserve">: </w:t>
-      </w:r>
-      <w:r>
-        <w:rPr>
-          <w:rStyle w:val="hljs-string"/>
-        </w:rPr>
-        <w:t>"id_combo_vip"</w:t>
-      </w:r>
-      <w:r>
-        <w:rPr>
-          <w:rStyle w:val="HTMLCode"/>
-        </w:rPr>
-        <w:t>,</w:t>
-      </w:r>
-    </w:p>
-    <w:p>
-      <w:pPr>
-        <w:pStyle w:val="HTMLPreformatted"/>
-        <w:rPr>
-          <w:rStyle w:val="HTMLCode"/>
-        </w:rPr>
-      </w:pPr>
-      <w:r>
-        <w:rPr>
-          <w:rStyle w:val="HTMLCode"/>
-        </w:rPr>
-        <w:t xml:space="preserve">  </w:t>
-      </w:r>
-      <w:r>
-        <w:rPr>
-          <w:rStyle w:val="hljs-attr"/>
-        </w:rPr>
-        <w:t>"name"</w:t>
-      </w:r>
-      <w:r>
-        <w:rPr>
-          <w:rStyle w:val="HTMLCode"/>
-        </w:rPr>
-        <w:t xml:space="preserve">: </w:t>
-      </w:r>
-      <w:r>
-        <w:rPr>
-          <w:rStyle w:val="hljs-string"/>
-        </w:rPr>
-        <w:t>"Combo Đế Vương (Cắt + Gội)"</w:t>
-      </w:r>
-      <w:r>
-        <w:rPr>
-          <w:rStyle w:val="HTMLCode"/>
-        </w:rPr>
-        <w:t>,</w:t>
-      </w:r>
-    </w:p>
-    <w:p>
-      <w:pPr>
-        <w:pStyle w:val="HTMLPreformatted"/>
-        <w:rPr>
-          <w:rStyle w:val="HTMLCode"/>
-        </w:rPr>
-      </w:pPr>
-      <w:r>
-        <w:rPr>
-          <w:rStyle w:val="HTMLCode"/>
-        </w:rPr>
-        <w:t xml:space="preserve">  </w:t>
-      </w:r>
-      <w:r>
-        <w:rPr>
-          <w:rStyle w:val="hljs-attr"/>
-        </w:rPr>
-        <w:t>"price"</w:t>
-      </w:r>
-      <w:r>
-        <w:rPr>
-          <w:rStyle w:val="HTMLCode"/>
-        </w:rPr>
-        <w:t xml:space="preserve">: </w:t>
-      </w:r>
-      <w:r>
-        <w:rPr>
-          <w:rStyle w:val="hljs-number"/>
-        </w:rPr>
-        <w:t>80000</w:t>
-      </w:r>
-      <w:r>
-        <w:rPr>
-          <w:rStyle w:val="HTMLCode"/>
-        </w:rPr>
-        <w:t xml:space="preserve">, </w:t>
-      </w:r>
-      <w:r>
-        <w:rPr>
-          <w:rStyle w:val="hljs-comment"/>
-        </w:rPr>
-        <w:t>// Rẻ hơn tổng (50k + 50k = 100k)</w:t>
-      </w:r>
-    </w:p>
-    <w:p>
-      <w:pPr>
-        <w:pStyle w:val="HTMLPreformatted"/>
-        <w:rPr>
-          <w:rStyle w:val="HTMLCode"/>
-        </w:rPr>
-      </w:pPr>
-      <w:r>
-        <w:rPr>
-          <w:rStyle w:val="HTMLCode"/>
-        </w:rPr>
-        <w:t xml:space="preserve">  </w:t>
-      </w:r>
-      <w:r>
-        <w:rPr>
-          <w:rStyle w:val="hljs-attr"/>
-        </w:rPr>
-        <w:t>"duration"</w:t>
-      </w:r>
-      <w:r>
-        <w:rPr>
-          <w:rStyle w:val="HTMLCode"/>
-        </w:rPr>
-        <w:t xml:space="preserve">: </w:t>
-      </w:r>
-      <w:r>
-        <w:rPr>
-          <w:rStyle w:val="hljs-number"/>
-        </w:rPr>
-        <w:t>60</w:t>
-      </w:r>
-      <w:r>
-        <w:rPr>
-          <w:rStyle w:val="HTMLCode"/>
-        </w:rPr>
-        <w:t xml:space="preserve">, </w:t>
-      </w:r>
-      <w:r>
-        <w:rPr>
-          <w:rStyle w:val="hljs-comment"/>
-        </w:rPr>
-        <w:t>// Tổng thời gian</w:t>
-      </w:r>
-    </w:p>
-    <w:p>
-      <w:pPr>
-        <w:pStyle w:val="HTMLPreformatted"/>
-        <w:rPr>
-          <w:rStyle w:val="HTMLCode"/>
-        </w:rPr>
-      </w:pPr>
-      <w:r>
-        <w:rPr>
-          <w:rStyle w:val="HTMLCode"/>
-        </w:rPr>
-        <w:t xml:space="preserve">  </w:t>
-      </w:r>
-      <w:r>
-        <w:rPr>
-          <w:rStyle w:val="hljs-attr"/>
-        </w:rPr>
-        <w:t>"type"</w:t>
-      </w:r>
-      <w:r>
-        <w:rPr>
-          <w:rStyle w:val="HTMLCode"/>
-        </w:rPr>
-        <w:t xml:space="preserve">: </w:t>
-      </w:r>
-      <w:r>
-        <w:rPr>
-          <w:rStyle w:val="hljs-string"/>
-        </w:rPr>
-        <w:t>"COMBO"</w:t>
-      </w:r>
-      <w:r>
-        <w:rPr>
-          <w:rStyle w:val="HTMLCode"/>
-        </w:rPr>
-        <w:t>,</w:t>
-      </w:r>
-    </w:p>
-    <w:p>
-      <w:pPr>
-        <w:pStyle w:val="HTMLPreformatted"/>
-        <w:rPr>
-          <w:rStyle w:val="HTMLCode"/>
-        </w:rPr>
-      </w:pPr>
-      <w:r>
-        <w:rPr>
-          <w:rStyle w:val="HTMLCode"/>
-        </w:rPr>
-        <w:t xml:space="preserve">  </w:t>
-      </w:r>
-      <w:r>
-        <w:rPr>
-          <w:rStyle w:val="hljs-attr"/>
-        </w:rPr>
-        <w:t>"comboItems"</w:t>
-      </w:r>
-      <w:r>
-        <w:rPr>
-          <w:rStyle w:val="HTMLCode"/>
-        </w:rPr>
-        <w:t>: [</w:t>
-      </w:r>
-      <w:r>
-        <w:rPr>
-          <w:rStyle w:val="hljs-string"/>
-        </w:rPr>
-        <w:t>"id_cat_toc"</w:t>
-      </w:r>
-      <w:r>
-        <w:rPr>
-          <w:rStyle w:val="HTMLCode"/>
-        </w:rPr>
-        <w:t xml:space="preserve">, </w:t>
-      </w:r>
-      <w:r>
-        <w:rPr>
-          <w:rStyle w:val="hljs-string"/>
-        </w:rPr>
-        <w:t>"id_goi_dau"</w:t>
-      </w:r>
-      <w:r>
-        <w:rPr>
-          <w:rStyle w:val="HTMLCode"/>
-        </w:rPr>
-        <w:t xml:space="preserve">] </w:t>
-      </w:r>
-      <w:r>
-        <w:rPr>
-          <w:rStyle w:val="hljs-comment"/>
-        </w:rPr>
-        <w:t>// Tham chiếu đến các món lẻ</w:t>
-      </w:r>
-    </w:p>
-    <w:p>
-      <w:pPr>
-        <w:pStyle w:val="HTMLPreformatted"/>
-        <w:rPr>
-          <w:rStyle w:val="HTMLCode"/>
-        </w:rPr>
-      </w:pPr>
-      <w:r>
-        <w:rPr>
-          <w:rStyle w:val="HTMLCode"/>
-        </w:rPr>
-        <w:t>}</w:t>
-      </w:r>
-    </w:p>
-    <w:p>
-      <w:r>
-        <w:pict w14:anchorId="4AE6927C">
-          <v:rect id="_x0000_i1029" style="width:0;height:1.5pt" o:hralign="center" o:hrstd="t" o:hr="t" fillcolor="#a0a0a0" stroked="f"/>
-        </w:pict>
-      </w:r>
-    </w:p>
-    <w:p>
-      <w:pPr>
-        <w:pStyle w:val="Heading3"/>
-      </w:pPr>
-      <w:r>
-        <w:lastRenderedPageBreak/>
-        <w:t>3. Logic Xử lý (Frontend &amp; Backend)</w:t>
-      </w:r>
-    </w:p>
-    <w:p>
-      <w:pPr>
-        <w:pStyle w:val="NormalWeb"/>
-      </w:pPr>
-      <w:r>
-        <w:t>Đây là lý do tại sao cách thiết kế này cực kỳ thông minh cho Sprint 2:</w:t>
-      </w:r>
-    </w:p>
-    <w:p>
-      <w:pPr>
-        <w:pStyle w:val="NormalWeb"/>
-      </w:pPr>
-      <w:r>
-        <w:rPr>
-          <w:b/>
-          <w:bCs/>
-        </w:rPr>
-        <w:t>A. Khi tạo Combo (Frontend chủ tiệm):</w:t>
-      </w:r>
-    </w:p>
-    <w:p>
-      <w:pPr>
-        <w:pStyle w:val="NormalWeb"/>
-        <w:numPr>
-          <w:ilvl w:val="0"/>
-          <w:numId w:val="7"/>
-        </w:numPr>
-      </w:pPr>
-      <w:r>
-        <w:t>Chủ tiệm chọn: "Tạo Combo mới".</w:t>
-      </w:r>
-    </w:p>
-    <w:p>
-      <w:pPr>
-        <w:pStyle w:val="NormalWeb"/>
-        <w:numPr>
-          <w:ilvl w:val="0"/>
-          <w:numId w:val="7"/>
-        </w:numPr>
-      </w:pPr>
-      <w:r>
-        <w:t>App hiện danh sách các dịch vụ lẻ (Single) để tick chọn.</w:t>
-      </w:r>
-    </w:p>
-    <w:p>
-      <w:pPr>
-        <w:pStyle w:val="NormalWeb"/>
-        <w:numPr>
-          <w:ilvl w:val="0"/>
-          <w:numId w:val="7"/>
-        </w:numPr>
-      </w:pPr>
-      <w:r>
-        <w:t>Khi chọn xong, App tự động tính tổng tiền và tổng thời gian gợi ý.</w:t>
-      </w:r>
-    </w:p>
-    <w:p>
-      <w:pPr>
-        <w:pStyle w:val="NormalWeb"/>
-        <w:numPr>
-          <w:ilvl w:val="0"/>
-          <w:numId w:val="7"/>
-        </w:numPr>
-      </w:pPr>
-      <w:r>
-        <w:t>Chủ tiệm sửa lại giá (giảm giá đi) và lưu lại.</w:t>
-      </w:r>
-    </w:p>
-    <w:p>
-      <w:pPr>
-        <w:pStyle w:val="NormalWeb"/>
-      </w:pPr>
-      <w:r>
-        <w:rPr>
-          <w:b/>
-          <w:bCs/>
-        </w:rPr>
-        <w:t>B. Khi Khách Đặt lịch (Booking Core):</w:t>
-      </w:r>
-    </w:p>
-    <w:p>
-      <w:pPr>
-        <w:pStyle w:val="NormalWeb"/>
-        <w:numPr>
-          <w:ilvl w:val="0"/>
-          <w:numId w:val="8"/>
-        </w:numPr>
-      </w:pPr>
-      <w:r>
-        <w:rPr>
-          <w:b/>
-          <w:bCs/>
-        </w:rPr>
-        <w:t>Tin vui:</w:t>
-      </w:r>
-      <w:r>
-        <w:t xml:space="preserve"> Bạn </w:t>
-      </w:r>
-      <w:r>
-        <w:rPr>
-          <w:b/>
-          <w:bCs/>
-        </w:rPr>
-        <w:t>KHÔNG CẦN SỬA</w:t>
-      </w:r>
-      <w:r>
-        <w:t xml:space="preserve"> logic đặt lịch!</w:t>
-      </w:r>
-    </w:p>
-    <w:p>
-      <w:pPr>
-        <w:pStyle w:val="NormalWeb"/>
-        <w:numPr>
-          <w:ilvl w:val="0"/>
-          <w:numId w:val="8"/>
-        </w:numPr>
-      </w:pPr>
-      <w:r>
-        <w:t xml:space="preserve">Hệ thống đặt lịch chỉ quan tâm đến </w:t>
-      </w:r>
-      <w:r>
-        <w:rPr>
-          <w:rStyle w:val="HTMLCode"/>
-        </w:rPr>
-        <w:t>_id</w:t>
-      </w:r>
-      <w:r>
-        <w:t xml:space="preserve">, </w:t>
-      </w:r>
-      <w:r>
-        <w:rPr>
-          <w:rStyle w:val="HTMLCode"/>
-        </w:rPr>
-        <w:t>price</w:t>
-      </w:r>
-      <w:r>
-        <w:t xml:space="preserve"> và </w:t>
-      </w:r>
-      <w:r>
-        <w:rPr>
-          <w:rStyle w:val="HTMLCode"/>
-        </w:rPr>
-        <w:t>duration</w:t>
-      </w:r>
-      <w:r>
-        <w:t>.</w:t>
-      </w:r>
-    </w:p>
-    <w:p>
-      <w:pPr>
-        <w:pStyle w:val="NormalWeb"/>
-        <w:numPr>
-          <w:ilvl w:val="0"/>
-          <w:numId w:val="8"/>
-        </w:numPr>
-      </w:pPr>
-      <w:r>
-        <w:t xml:space="preserve">Khi khách đặt "Combo Đế Vương", hệ thống cứ lấy </w:t>
-      </w:r>
-      <w:r>
-        <w:rPr>
-          <w:rStyle w:val="HTMLCode"/>
-        </w:rPr>
-        <w:t>duration: 60</w:t>
-      </w:r>
-      <w:r>
-        <w:t xml:space="preserve"> phút để block lịch như một dịch vụ bình thường. Nó không cần biết bên trong gói đó có gì.</w:t>
-      </w:r>
-    </w:p>
-    <w:p>
-      <w:pPr>
-        <w:pStyle w:val="NormalWeb"/>
-      </w:pPr>
-      <w:r>
-        <w:rPr>
-          <w:b/>
-          <w:bCs/>
-        </w:rPr>
-        <w:t>C. Khi hiển thị Menu (App Khách hàng):</w:t>
-      </w:r>
-    </w:p>
-    <w:p>
-      <w:pPr>
-        <w:pStyle w:val="NormalWeb"/>
-        <w:numPr>
-          <w:ilvl w:val="0"/>
-          <w:numId w:val="9"/>
-        </w:numPr>
-      </w:pPr>
-      <w:r>
-        <w:t xml:space="preserve">Bạn có thể lọc </w:t>
-      </w:r>
-      <w:r>
-        <w:rPr>
-          <w:rStyle w:val="HTMLCode"/>
-        </w:rPr>
-        <w:t>type: 'COMBO'</w:t>
-      </w:r>
-      <w:r>
-        <w:t xml:space="preserve"> để hiển thị một mục riêng là </w:t>
-      </w:r>
-      <w:r>
-        <w:rPr>
-          <w:b/>
-          <w:bCs/>
-        </w:rPr>
-        <w:t>"Combo Tiết Kiệm"</w:t>
-      </w:r>
-      <w:r>
-        <w:t xml:space="preserve"> cho khách dễ thấy.</w:t>
-      </w:r>
-    </w:p>
-    <w:p>
-      <w:pPr>
-        <w:pStyle w:val="NormalWeb"/>
-        <w:numPr>
-          <w:ilvl w:val="0"/>
-          <w:numId w:val="9"/>
-        </w:numPr>
-      </w:pPr>
-      <w:r>
-        <w:t xml:space="preserve">Khi bấm vào chi tiết Combo, Frontend dựa vào mảng </w:t>
-      </w:r>
-      <w:r>
-        <w:rPr>
-          <w:rStyle w:val="HTMLCode"/>
-        </w:rPr>
-        <w:t>comboItems</w:t>
-      </w:r>
-      <w:r>
-        <w:t xml:space="preserve"> để liệt kê: </w:t>
-      </w:r>
-      <w:r>
-        <w:rPr>
-          <w:i/>
-          <w:iCs/>
-        </w:rPr>
-        <w:t>"Gói này bao gồm: Cắt tóc nam, Gội đầu"</w:t>
-      </w:r>
-      <w:r>
-        <w:t>.</w:t>
-      </w:r>
-    </w:p>
-    <w:p>
-      <w:pPr>
-        <w:pStyle w:val="Heading4"/>
-        <w:spacing w:after="0" w:afterAutospacing="0"/>
-        <w:rPr>
-          <w:color w:val="1F1F1F"/>
-        </w:rPr>
-      </w:pPr>
-    </w:p>
-    <w:p>
-      <w:pPr>
-        <w:pStyle w:val="NormalWeb"/>
-      </w:pPr>
-      <w:r>
-        <w:t xml:space="preserve">Để biết được slot nào "đã book" hay "chưa book" khi hiển thị lên màn hình, chúng ta sử dụng kỹ thuật </w:t>
-      </w:r>
-      <w:r>
-        <w:rPr>
-          <w:b/>
-          <w:bCs/>
-        </w:rPr>
-        <w:t>"Merge &amp; Map" (Gộp và Ánh xạ)</w:t>
-      </w:r>
-      <w:r>
-        <w:t xml:space="preserve"> ngay tại Backend trước khi trả về cho Frontend, hoặc Frontend tự xử lý.</w:t>
-      </w:r>
-    </w:p>
-    <w:p>
-      <w:pPr>
-        <w:pStyle w:val="NormalWeb"/>
-      </w:pPr>
-      <w:r>
-        <w:t xml:space="preserve">Bản chất là chúng ta sẽ trộn </w:t>
-      </w:r>
-      <w:r>
-        <w:rPr>
-          <w:b/>
-          <w:bCs/>
-        </w:rPr>
-        <w:t>2 nguồn dữ liệu</w:t>
-      </w:r>
-      <w:r>
-        <w:t xml:space="preserve"> lại với nhau để tạo ra trạng thái cuối cùng.</w:t>
-      </w:r>
-    </w:p>
-    <w:p>
-      <w:pPr>
-        <w:pStyle w:val="NormalWeb"/>
-      </w:pPr>
-      <w:r>
-        <w:t>Hãy hình dung quy trình xử lý dữ liệu (Data Flow) như sau:</w:t>
-      </w:r>
-    </w:p>
-    <w:p>
-      <w:pPr>
-        <w:pStyle w:val="Heading3"/>
-      </w:pPr>
-      <w:r>
-        <w:t>Bước 1: Chuẩn bị 2 nguồn dữ liệu (Input)</w:t>
-      </w:r>
-    </w:p>
-    <w:p>
-      <w:pPr>
-        <w:pStyle w:val="NormalWeb"/>
-      </w:pPr>
-      <w:r>
-        <w:t xml:space="preserve">Khi người dùng chọn ngày </w:t>
-      </w:r>
-      <w:r>
-        <w:rPr>
-          <w:b/>
-          <w:bCs/>
-        </w:rPr>
-        <w:t>01/02/2026</w:t>
-      </w:r>
-      <w:r>
-        <w:t xml:space="preserve"> và nhân viên </w:t>
-      </w:r>
-      <w:r>
-        <w:rPr>
-          <w:b/>
-          <w:bCs/>
-        </w:rPr>
-        <w:t>A</w:t>
-      </w:r>
-      <w:r>
-        <w:t>, Backend/Frontend sẽ có 2 cục dữ liệu:</w:t>
-      </w:r>
-    </w:p>
-    <w:p>
-      <w:pPr>
-        <w:pStyle w:val="NormalWeb"/>
-        <w:numPr>
-          <w:ilvl w:val="0"/>
-          <w:numId w:val="17"/>
-        </w:numPr>
-      </w:pPr>
-      <w:r>
-        <w:rPr>
-          <w:b/>
-          <w:bCs/>
-        </w:rPr>
-        <w:t>Cục 1 - Khung Lịch Gốc (Từ bảng Staff):</w:t>
-      </w:r>
-    </w:p>
-    <w:p>
-      <w:pPr>
-        <w:pStyle w:val="NormalWeb"/>
-        <w:numPr>
-          <w:ilvl w:val="1"/>
-          <w:numId w:val="17"/>
-        </w:numPr>
-      </w:pPr>
-      <w:r>
-        <w:t xml:space="preserve">Nhân viên A làm việc từ: </w:t>
-      </w:r>
-      <w:r>
-        <w:rPr>
-          <w:rStyle w:val="HTMLCode"/>
-        </w:rPr>
-        <w:t>08:00</w:t>
-      </w:r>
-      <w:r>
-        <w:t xml:space="preserve"> đến </w:t>
-      </w:r>
-      <w:r>
-        <w:rPr>
-          <w:rStyle w:val="HTMLCode"/>
-        </w:rPr>
-        <w:t>12:00</w:t>
-      </w:r>
-      <w:r>
-        <w:t>.</w:t>
-      </w:r>
-    </w:p>
-    <w:p>
-      <w:pPr>
-        <w:pStyle w:val="NormalWeb"/>
-        <w:numPr>
-          <w:ilvl w:val="1"/>
-          <w:numId w:val="17"/>
-        </w:numPr>
-      </w:pPr>
-      <w:r>
-        <w:t xml:space="preserve">Bước nhảy (Slot step): </w:t>
-      </w:r>
-      <w:r>
-        <w:rPr>
-          <w:rStyle w:val="HTMLCode"/>
-        </w:rPr>
-        <w:t>30 phút</w:t>
-      </w:r>
-      <w:r>
-        <w:t>.</w:t>
-      </w:r>
-    </w:p>
-    <w:p>
-      <w:pPr>
-        <w:pStyle w:val="NormalWeb"/>
-        <w:numPr>
-          <w:ilvl w:val="1"/>
-          <w:numId w:val="17"/>
-        </w:numPr>
-      </w:pPr>
-      <w:r>
-        <w:rPr>
-          <w:i/>
-          <w:iCs/>
-        </w:rPr>
-        <w:t>Tạo ra danh sách ảo:</w:t>
-      </w:r>
-      <w:r>
-        <w:t xml:space="preserve"> </w:t>
-      </w:r>
-      <w:r>
-        <w:rPr>
-          <w:rStyle w:val="HTMLCode"/>
-        </w:rPr>
-        <w:t>['08:00', '08:30', '09:00', '09:30', '10:00', '10:30', '11:00', '11:30']</w:t>
-      </w:r>
-      <w:r>
-        <w:t>.</w:t>
-      </w:r>
-    </w:p>
-    <w:p>
-      <w:pPr>
-        <w:pStyle w:val="NormalWeb"/>
-        <w:numPr>
-          <w:ilvl w:val="0"/>
-          <w:numId w:val="17"/>
-        </w:numPr>
-      </w:pPr>
-      <w:r>
-        <w:rPr>
-          <w:b/>
-          <w:bCs/>
-        </w:rPr>
-        <w:t>Cục 2 - Các đơn hàng đã có (Từ bảng Appointments):</w:t>
-      </w:r>
-    </w:p>
-    <w:p>
-      <w:pPr>
-        <w:pStyle w:val="NormalWeb"/>
-        <w:numPr>
-          <w:ilvl w:val="1"/>
-          <w:numId w:val="17"/>
-        </w:numPr>
-      </w:pPr>
-      <w:r>
-        <w:t xml:space="preserve">Query: </w:t>
-      </w:r>
-      <w:r>
-        <w:rPr>
-          <w:rStyle w:val="HTMLCode"/>
-        </w:rPr>
-        <w:t>find({ staffId: A, date: '2026-02-01' })</w:t>
-      </w:r>
-    </w:p>
-    <w:p>
-      <w:pPr>
-        <w:pStyle w:val="NormalWeb"/>
-        <w:numPr>
-          <w:ilvl w:val="1"/>
-          <w:numId w:val="17"/>
-        </w:numPr>
-      </w:pPr>
-      <w:r>
-        <w:rPr>
-          <w:i/>
-          <w:iCs/>
-        </w:rPr>
-        <w:lastRenderedPageBreak/>
-        <w:t>Kết quả:</w:t>
-      </w:r>
-      <w:r>
-        <w:t xml:space="preserve"> Có 1 đơn hàng của khách B đặt từ </w:t>
-      </w:r>
-      <w:r>
-        <w:rPr>
-          <w:rStyle w:val="HTMLCode"/>
-        </w:rPr>
-        <w:t>09:00</w:t>
-      </w:r>
-      <w:r>
-        <w:t xml:space="preserve"> đến </w:t>
-      </w:r>
-      <w:r>
-        <w:rPr>
-          <w:rStyle w:val="HTMLCode"/>
-        </w:rPr>
-        <w:t>10:00</w:t>
-      </w:r>
-      <w:r>
-        <w:t>.</w:t>
-      </w:r>
-    </w:p>
-    <w:p>
-      <w:pPr>
-        <w:pStyle w:val="Heading3"/>
-      </w:pPr>
-      <w:r>
-        <w:t>Bước 2: Thuật toán so sánh (Processing)</w:t>
-      </w:r>
-    </w:p>
-    <w:p>
-      <w:pPr>
-        <w:pStyle w:val="NormalWeb"/>
-      </w:pPr>
-      <w:r>
-        <w:t xml:space="preserve">Chúng ta chạy một vòng lặp qua </w:t>
-      </w:r>
-      <w:r>
-        <w:rPr>
-          <w:b/>
-          <w:bCs/>
-        </w:rPr>
-        <w:t>Danh sách ảo (Cục 1)</w:t>
-      </w:r>
-      <w:r>
-        <w:t xml:space="preserve"> và kiểm tra xem giờ đó có nằm trong </w:t>
-      </w:r>
-      <w:r>
-        <w:rPr>
-          <w:b/>
-          <w:bCs/>
-        </w:rPr>
-        <w:t>Khoảng thời gian bận (Cục 2)</w:t>
-      </w:r>
-      <w:r>
-        <w:t xml:space="preserve"> hay không.</w:t>
-      </w:r>
-    </w:p>
-    <w:p>
-      <w:pPr>
-        <w:pStyle w:val="NormalWeb"/>
-      </w:pPr>
-      <w:r>
-        <w:rPr>
-          <w:b/>
-          <w:bCs/>
-        </w:rPr>
-        <w:t>Mô phỏng chạy bằng cơm:</w:t>
-      </w:r>
-    </w:p>
-    <w:p>
-      <w:pPr>
-        <w:pStyle w:val="NormalWeb"/>
-        <w:numPr>
-          <w:ilvl w:val="0"/>
-          <w:numId w:val="18"/>
-        </w:numPr>
-      </w:pPr>
-      <w:r>
-        <w:t xml:space="preserve">Slot </w:t>
-      </w:r>
-      <w:r>
-        <w:rPr>
-          <w:rStyle w:val="HTMLCode"/>
-        </w:rPr>
-        <w:t>08:00</w:t>
-      </w:r>
-      <w:r>
-        <w:t xml:space="preserve">: Có nằm trong khoảng 09:00-10:00 không? -&gt; </w:t>
-      </w:r>
-      <w:r>
-        <w:rPr>
-          <w:b/>
-          <w:bCs/>
-        </w:rPr>
-        <w:t>KHÔNG</w:t>
-      </w:r>
-      <w:r>
-        <w:t xml:space="preserve">. =&gt; Trạng thái: </w:t>
-      </w:r>
-      <w:r>
-        <w:rPr>
-          <w:b/>
-          <w:bCs/>
-        </w:rPr>
-        <w:t>AVAILABLE</w:t>
-      </w:r>
-      <w:r>
-        <w:t>.</w:t>
-      </w:r>
-    </w:p>
-    <w:p>
-      <w:pPr>
-        <w:pStyle w:val="NormalWeb"/>
-        <w:numPr>
-          <w:ilvl w:val="0"/>
-          <w:numId w:val="18"/>
-        </w:numPr>
-      </w:pPr>
-      <w:r>
-        <w:t xml:space="preserve">Slot </w:t>
-      </w:r>
-      <w:r>
-        <w:rPr>
-          <w:rStyle w:val="HTMLCode"/>
-        </w:rPr>
-        <w:t>08:30</w:t>
-      </w:r>
-      <w:r>
-        <w:t xml:space="preserve">: Có nằm trong khoảng 09:00-10:00 không? -&gt; </w:t>
-      </w:r>
-      <w:r>
-        <w:rPr>
-          <w:b/>
-          <w:bCs/>
-        </w:rPr>
-        <w:t>KHÔNG</w:t>
-      </w:r>
-      <w:r>
-        <w:t xml:space="preserve">. =&gt; Trạng thái: </w:t>
-      </w:r>
-      <w:r>
-        <w:rPr>
-          <w:b/>
-          <w:bCs/>
-        </w:rPr>
-        <w:t>AVAILABLE</w:t>
-      </w:r>
-      <w:r>
-        <w:t>.</w:t>
-      </w:r>
-    </w:p>
-    <w:p>
-      <w:pPr>
-        <w:pStyle w:val="NormalWeb"/>
-        <w:numPr>
-          <w:ilvl w:val="0"/>
-          <w:numId w:val="18"/>
-        </w:numPr>
-      </w:pPr>
-      <w:r>
-        <w:t xml:space="preserve">Slot </w:t>
-      </w:r>
-      <w:r>
-        <w:rPr>
-          <w:rStyle w:val="HTMLCode"/>
-        </w:rPr>
-        <w:t>09:00</w:t>
-      </w:r>
-      <w:r>
-        <w:t xml:space="preserve">: Có nằm trong khoảng 09:00-10:00 không? -&gt; </w:t>
-      </w:r>
-      <w:r>
-        <w:rPr>
-          <w:b/>
-          <w:bCs/>
-        </w:rPr>
-        <w:t>CÓ</w:t>
-      </w:r>
-      <w:r>
-        <w:t xml:space="preserve">. =&gt; Trạng thái: </w:t>
-      </w:r>
-      <w:r>
-        <w:rPr>
-          <w:b/>
-          <w:bCs/>
-        </w:rPr>
-        <w:t>BOOKED</w:t>
-      </w:r>
-      <w:r>
-        <w:t>.</w:t>
-      </w:r>
-    </w:p>
-    <w:p>
-      <w:pPr>
-        <w:pStyle w:val="NormalWeb"/>
-        <w:numPr>
-          <w:ilvl w:val="0"/>
-          <w:numId w:val="18"/>
-        </w:numPr>
-      </w:pPr>
-      <w:r>
-        <w:t xml:space="preserve">Slot </w:t>
-      </w:r>
-      <w:r>
-        <w:rPr>
-          <w:rStyle w:val="HTMLCode"/>
-        </w:rPr>
-        <w:t>09:30</w:t>
-      </w:r>
-      <w:r>
-        <w:t xml:space="preserve">: Có nằm trong khoảng 09:00-10:00 không? -&gt; </w:t>
-      </w:r>
-      <w:r>
-        <w:rPr>
-          <w:b/>
-          <w:bCs/>
-        </w:rPr>
-        <w:t>CÓ</w:t>
-      </w:r>
-      <w:r>
-        <w:t xml:space="preserve">. =&gt; Trạng thái: </w:t>
-      </w:r>
-      <w:r>
-        <w:rPr>
-          <w:b/>
-          <w:bCs/>
-        </w:rPr>
-        <w:t>BOOKED</w:t>
-      </w:r>
-      <w:r>
-        <w:t>. (Vì khách làm 60 phút nên chiếm 2 slot).</w:t>
-      </w:r>
-    </w:p>
-    <w:p>
-      <w:pPr>
-        <w:pStyle w:val="NormalWeb"/>
-        <w:numPr>
-          <w:ilvl w:val="0"/>
-          <w:numId w:val="18"/>
-        </w:numPr>
-      </w:pPr>
-      <w:r>
-        <w:t xml:space="preserve">Slot </w:t>
-      </w:r>
-      <w:r>
-        <w:rPr>
-          <w:rStyle w:val="HTMLCode"/>
-        </w:rPr>
-        <w:t>10:00</w:t>
-      </w:r>
-      <w:r>
-        <w:t xml:space="preserve">: Có nằm trong khoảng 09:00-10:00 không? -&gt; </w:t>
-      </w:r>
-      <w:r>
-        <w:rPr>
-          <w:b/>
-          <w:bCs/>
-        </w:rPr>
-        <w:t>KHÔNG</w:t>
-      </w:r>
-      <w:r>
-        <w:t xml:space="preserve">. (Vừa khít giờ xong). =&gt; Trạng thái: </w:t>
-      </w:r>
-      <w:r>
-        <w:rPr>
-          <w:b/>
-          <w:bCs/>
-        </w:rPr>
-        <w:t>AVAILABLE</w:t>
-      </w:r>
-      <w:r>
-        <w:t>.</w:t>
-      </w:r>
-    </w:p>
-    <w:p>
-      <w:pPr>
-        <w:pStyle w:val="Heading3"/>
-      </w:pPr>
-      <w:r>
-        <w:t>Bước 3: Dữ liệu trả về cho Frontend (Output)</w:t>
-      </w:r>
-    </w:p>
-    <w:p>
-      <w:pPr>
-        <w:pStyle w:val="NormalWeb"/>
-      </w:pPr>
-      <w:r>
-        <w:t>Thay vì trả về danh sách giờ thô sơ, API sẽ trả về một mảng object đầy đủ trạng thái:</w:t>
-      </w:r>
-    </w:p>
-    <w:p>
-      <w:r>
-        <w:rPr>
-          <w:rStyle w:val="ng-tns-c1439560824-155"/>
-        </w:rPr>
-        <w:t>JSON</w:t>
-      </w:r>
-    </w:p>
-    <w:p>
-      <w:pPr>
-        <w:pStyle w:val="HTMLPreformatted"/>
-        <w:rPr>
-          <w:rStyle w:val="HTMLCode"/>
-        </w:rPr>
-      </w:pPr>
-      <w:r>
-        <w:rPr>
-          <w:rStyle w:val="HTMLCode"/>
-        </w:rPr>
-        <w:t>[</w:t>
-      </w:r>
-    </w:p>
-    <w:p>
-      <w:pPr>
-        <w:pStyle w:val="HTMLPreformatted"/>
-        <w:rPr>
-          <w:rStyle w:val="HTMLCode"/>
-        </w:rPr>
-      </w:pPr>
-      <w:r>
-        <w:rPr>
-          <w:rStyle w:val="HTMLCode"/>
-        </w:rPr>
-        <w:t xml:space="preserve">  { </w:t>
-      </w:r>
-      <w:r>
-        <w:rPr>
-          <w:rStyle w:val="hljs-attr"/>
-        </w:rPr>
-        <w:t>"time"</w:t>
-      </w:r>
-      <w:r>
-        <w:rPr>
-          <w:rStyle w:val="HTMLCode"/>
-        </w:rPr>
-        <w:t xml:space="preserve">: </w:t>
-      </w:r>
-      <w:r>
-        <w:rPr>
-          <w:rStyle w:val="hljs-string"/>
-        </w:rPr>
-        <w:t>"08:00"</w:t>
-      </w:r>
-      <w:r>
-        <w:rPr>
-          <w:rStyle w:val="HTMLCode"/>
-        </w:rPr>
-        <w:t xml:space="preserve">, </w:t>
-      </w:r>
-      <w:r>
-        <w:rPr>
-          <w:rStyle w:val="hljs-attr"/>
-        </w:rPr>
-        <w:t>"status"</w:t>
-      </w:r>
-      <w:r>
-        <w:rPr>
-          <w:rStyle w:val="HTMLCode"/>
-        </w:rPr>
-        <w:t xml:space="preserve">: </w:t>
-      </w:r>
-      <w:r>
-        <w:rPr>
-          <w:rStyle w:val="hljs-string"/>
-        </w:rPr>
-        <w:t>"available"</w:t>
-      </w:r>
-      <w:r>
-        <w:rPr>
-          <w:rStyle w:val="HTMLCode"/>
-        </w:rPr>
-        <w:t xml:space="preserve">, </w:t>
-      </w:r>
-      <w:r>
-        <w:rPr>
-          <w:rStyle w:val="hljs-attr"/>
-        </w:rPr>
-        <w:t>"bookingId"</w:t>
-      </w:r>
-      <w:r>
-        <w:rPr>
-          <w:rStyle w:val="HTMLCode"/>
-        </w:rPr>
-        <w:t xml:space="preserve">: </w:t>
-      </w:r>
-      <w:r>
-        <w:rPr>
-          <w:rStyle w:val="hljs-literal"/>
-        </w:rPr>
-        <w:t>null</w:t>
-      </w:r>
-      <w:r>
-        <w:rPr>
-          <w:rStyle w:val="HTMLCode"/>
-        </w:rPr>
-        <w:t xml:space="preserve"> },</w:t>
-      </w:r>
-    </w:p>
-    <w:p>
-      <w:pPr>
-        <w:pStyle w:val="HTMLPreformatted"/>
-        <w:rPr>
-          <w:rStyle w:val="HTMLCode"/>
-        </w:rPr>
-      </w:pPr>
-      <w:r>
-        <w:rPr>
-          <w:rStyle w:val="HTMLCode"/>
-        </w:rPr>
-        <w:t xml:space="preserve">  { </w:t>
-      </w:r>
-      <w:r>
-        <w:rPr>
-          <w:rStyle w:val="hljs-attr"/>
-        </w:rPr>
-        <w:t>"time"</w:t>
-      </w:r>
-      <w:r>
-        <w:rPr>
-          <w:rStyle w:val="HTMLCode"/>
-        </w:rPr>
-        <w:t xml:space="preserve">: </w:t>
-      </w:r>
-      <w:r>
-        <w:rPr>
-          <w:rStyle w:val="hljs-string"/>
-        </w:rPr>
-        <w:t>"08:30"</w:t>
-      </w:r>
-      <w:r>
-        <w:rPr>
-          <w:rStyle w:val="HTMLCode"/>
-        </w:rPr>
-        <w:t xml:space="preserve">, </w:t>
-      </w:r>
-      <w:r>
-        <w:rPr>
-          <w:rStyle w:val="hljs-attr"/>
-        </w:rPr>
-        <w:t>"status"</w:t>
-      </w:r>
-      <w:r>
-        <w:rPr>
-          <w:rStyle w:val="HTMLCode"/>
-        </w:rPr>
-        <w:t xml:space="preserve">: </w:t>
-      </w:r>
-      <w:r>
-        <w:rPr>
-          <w:rStyle w:val="hljs-string"/>
-        </w:rPr>
-        <w:t>"available"</w:t>
-      </w:r>
-      <w:r>
-        <w:rPr>
-          <w:rStyle w:val="HTMLCode"/>
-        </w:rPr>
-        <w:t xml:space="preserve">, </w:t>
-      </w:r>
-      <w:r>
-        <w:rPr>
-          <w:rStyle w:val="hljs-attr"/>
-        </w:rPr>
-        <w:t>"bookingId"</w:t>
-      </w:r>
-      <w:r>
-        <w:rPr>
-          <w:rStyle w:val="HTMLCode"/>
-        </w:rPr>
-        <w:t xml:space="preserve">: </w:t>
-      </w:r>
-      <w:r>
-        <w:rPr>
-          <w:rStyle w:val="hljs-literal"/>
-        </w:rPr>
-        <w:t>null</w:t>
-      </w:r>
-      <w:r>
-        <w:rPr>
-          <w:rStyle w:val="HTMLCode"/>
-        </w:rPr>
-        <w:t xml:space="preserve"> },</w:t>
-      </w:r>
-    </w:p>
-    <w:p>
-      <w:pPr>
-        <w:pStyle w:val="HTMLPreformatted"/>
-        <w:rPr>
-          <w:rStyle w:val="HTMLCode"/>
-        </w:rPr>
-      </w:pPr>
-      <w:r>
-        <w:rPr>
-          <w:rStyle w:val="HTMLCode"/>
-        </w:rPr>
-        <w:t xml:space="preserve">  { </w:t>
-      </w:r>
-      <w:r>
-        <w:rPr>
-          <w:rStyle w:val="hljs-attr"/>
-        </w:rPr>
-        <w:t>"time"</w:t>
-      </w:r>
-      <w:r>
-        <w:rPr>
-          <w:rStyle w:val="HTMLCode"/>
-        </w:rPr>
-        <w:t xml:space="preserve">: </w:t>
-      </w:r>
-      <w:r>
-        <w:rPr>
-          <w:rStyle w:val="hljs-string"/>
-        </w:rPr>
-        <w:t>"09:00"</w:t>
-      </w:r>
-      <w:r>
-        <w:rPr>
-          <w:rStyle w:val="HTMLCode"/>
-        </w:rPr>
-        <w:t xml:space="preserve">, </w:t>
-      </w:r>
-      <w:r>
-        <w:rPr>
-          <w:rStyle w:val="hljs-attr"/>
-        </w:rPr>
-        <w:t>"status"</w:t>
-      </w:r>
-      <w:r>
-        <w:rPr>
-          <w:rStyle w:val="HTMLCode"/>
-        </w:rPr>
-        <w:t xml:space="preserve">: </w:t>
-      </w:r>
-      <w:r>
-        <w:rPr>
-          <w:rStyle w:val="hljs-string"/>
-        </w:rPr>
-        <w:t>"booked"</w:t>
-      </w:r>
-      <w:r>
-        <w:rPr>
-          <w:rStyle w:val="HTMLCode"/>
-        </w:rPr>
-        <w:t xml:space="preserve">, </w:t>
-      </w:r>
-      <w:r>
-        <w:rPr>
-          <w:rStyle w:val="hljs-attr"/>
-        </w:rPr>
-        <w:t>"bookingId"</w:t>
-      </w:r>
-      <w:r>
-        <w:rPr>
-          <w:rStyle w:val="HTMLCode"/>
-        </w:rPr>
-        <w:t xml:space="preserve">: </w:t>
-      </w:r>
-      <w:r>
-        <w:rPr>
-          <w:rStyle w:val="hljs-string"/>
-        </w:rPr>
-        <w:t>"xyz_123"</w:t>
-      </w:r>
-      <w:r>
-        <w:rPr>
-          <w:rStyle w:val="HTMLCode"/>
-        </w:rPr>
-        <w:t xml:space="preserve"> }, </w:t>
-      </w:r>
-      <w:r>
-        <w:rPr>
-          <w:rStyle w:val="hljs-comment"/>
-        </w:rPr>
-        <w:t>// Đỏ</w:t>
-      </w:r>
-    </w:p>
-    <w:p>
-      <w:pPr>
-        <w:pStyle w:val="HTMLPreformatted"/>
-        <w:rPr>
-          <w:rStyle w:val="HTMLCode"/>
-        </w:rPr>
-      </w:pPr>
-      <w:r>
-        <w:rPr>
-          <w:rStyle w:val="HTMLCode"/>
-        </w:rPr>
-        <w:t xml:space="preserve">  { </w:t>
-      </w:r>
-      <w:r>
-        <w:rPr>
-          <w:rStyle w:val="hljs-attr"/>
-        </w:rPr>
-        <w:t>"time"</w:t>
-      </w:r>
-      <w:r>
-        <w:rPr>
-          <w:rStyle w:val="HTMLCode"/>
-        </w:rPr>
-        <w:t xml:space="preserve">: </w:t>
-      </w:r>
-      <w:r>
-        <w:rPr>
-          <w:rStyle w:val="hljs-string"/>
-        </w:rPr>
-        <w:t>"09:30"</w:t>
-      </w:r>
-      <w:r>
-        <w:rPr>
-          <w:rStyle w:val="HTMLCode"/>
-        </w:rPr>
-        <w:t xml:space="preserve">, </w:t>
-      </w:r>
-      <w:r>
-        <w:rPr>
-          <w:rStyle w:val="hljs-attr"/>
-        </w:rPr>
-        <w:t>"status"</w:t>
-      </w:r>
-      <w:r>
-        <w:rPr>
-          <w:rStyle w:val="HTMLCode"/>
-        </w:rPr>
-        <w:t xml:space="preserve">: </w:t>
-      </w:r>
-      <w:r>
-        <w:rPr>
-          <w:rStyle w:val="hljs-string"/>
-        </w:rPr>
-        <w:t>"booked"</w:t>
-      </w:r>
-      <w:r>
-        <w:rPr>
-          <w:rStyle w:val="HTMLCode"/>
-        </w:rPr>
-        <w:t xml:space="preserve">, </w:t>
-      </w:r>
-      <w:r>
-        <w:rPr>
-          <w:rStyle w:val="hljs-attr"/>
-        </w:rPr>
-        <w:t>"bookingId"</w:t>
-      </w:r>
-      <w:r>
-        <w:rPr>
-          <w:rStyle w:val="HTMLCode"/>
-        </w:rPr>
-        <w:t xml:space="preserve">: </w:t>
-      </w:r>
-      <w:r>
-        <w:rPr>
-          <w:rStyle w:val="hljs-string"/>
-        </w:rPr>
-        <w:t>"xyz_123"</w:t>
-      </w:r>
-      <w:r>
-        <w:rPr>
-          <w:rStyle w:val="HTMLCode"/>
-        </w:rPr>
-        <w:t xml:space="preserve"> }, </w:t>
-      </w:r>
-      <w:r>
-        <w:rPr>
-          <w:rStyle w:val="hljs-comment"/>
-        </w:rPr>
-        <w:t>// Đỏ</w:t>
-      </w:r>
-    </w:p>
-    <w:p>
-      <w:pPr>
-        <w:pStyle w:val="HTMLPreformatted"/>
-        <w:rPr>
-          <w:rStyle w:val="HTMLCode"/>
-        </w:rPr>
-      </w:pPr>
-      <w:r>
-        <w:rPr>
-          <w:rStyle w:val="HTMLCode"/>
-        </w:rPr>
-        <w:t xml:space="preserve">  { </w:t>
-      </w:r>
-      <w:r>
-        <w:rPr>
-          <w:rStyle w:val="hljs-attr"/>
-        </w:rPr>
-        <w:t>"time"</w:t>
-      </w:r>
-      <w:r>
-        <w:rPr>
-          <w:rStyle w:val="HTMLCode"/>
-        </w:rPr>
-        <w:t xml:space="preserve">: </w:t>
-      </w:r>
-      <w:r>
-        <w:rPr>
-          <w:rStyle w:val="hljs-string"/>
-        </w:rPr>
-        <w:t>"10:00"</w:t>
-      </w:r>
-      <w:r>
-        <w:rPr>
-          <w:rStyle w:val="HTMLCode"/>
-        </w:rPr>
-        <w:t xml:space="preserve">, </w:t>
-      </w:r>
-      <w:r>
-        <w:rPr>
-          <w:rStyle w:val="hljs-attr"/>
-        </w:rPr>
-        <w:t>"status"</w:t>
-      </w:r>
-      <w:r>
-        <w:rPr>
-          <w:rStyle w:val="HTMLCode"/>
-        </w:rPr>
-        <w:t xml:space="preserve">: </w:t>
-      </w:r>
-      <w:r>
-        <w:rPr>
-          <w:rStyle w:val="hljs-string"/>
-        </w:rPr>
-        <w:t>"available"</w:t>
-      </w:r>
-      <w:r>
-        <w:rPr>
-          <w:rStyle w:val="HTMLCode"/>
-        </w:rPr>
-        <w:t xml:space="preserve">, </w:t>
-      </w:r>
-      <w:r>
-        <w:rPr>
-          <w:rStyle w:val="hljs-attr"/>
-        </w:rPr>
-        <w:t>"bookingId"</w:t>
-      </w:r>
-      <w:r>
-        <w:rPr>
-          <w:rStyle w:val="HTMLCode"/>
-        </w:rPr>
-        <w:t xml:space="preserve">: </w:t>
-      </w:r>
-      <w:r>
-        <w:rPr>
-          <w:rStyle w:val="hljs-literal"/>
-        </w:rPr>
-        <w:t>null</w:t>
-      </w:r>
-      <w:r>
-        <w:rPr>
-          <w:rStyle w:val="HTMLCode"/>
-        </w:rPr>
-        <w:t xml:space="preserve"> }</w:t>
-      </w:r>
-    </w:p>
-    <w:p>
-      <w:pPr>
-        <w:pStyle w:val="HTMLPreformatted"/>
-        <w:rPr>
-          <w:rStyle w:val="HTMLCode"/>
-        </w:rPr>
-      </w:pPr>
-      <w:r>
-        <w:rPr>
-          <w:rStyle w:val="HTMLCode"/>
-        </w:rPr>
-        <w:t>]</w:t>
-      </w:r>
-    </w:p>
-    <w:p>
-      <w:r>
-        <w:pict w14:anchorId="6B9AF821">
-          <v:rect id="_x0000_i1036" style="width:0;height:1.5pt" o:hralign="center" o:hrstd="t" o:hr="t" fillcolor="#a0a0a0" stroked="f"/>
-        </w:pict>
-      </w:r>
-    </w:p>
-    <w:p>
-      <w:pPr>
-        <w:pStyle w:val="Heading3"/>
-      </w:pPr>
-      <w:r>
-        <w:t>Code Logic (Gửi cho Backend)</w:t>
-      </w:r>
-    </w:p>
-    <w:p>
-      <w:pPr>
-        <w:pStyle w:val="NormalWeb"/>
-      </w:pPr>
-      <w:r>
-        <w:t>Đây là đoạn code giả (Pseudo-code) logic nhất để xử lý việc này:</w:t>
-      </w:r>
-    </w:p>
-    <w:p>
-      <w:r>
-        <w:rPr>
-          <w:rStyle w:val="ng-tns-c1439560824-156"/>
-        </w:rPr>
-        <w:t>JavaScript</w:t>
-      </w:r>
-    </w:p>
-    <w:p>
-      <w:pPr>
-        <w:pStyle w:val="HTMLPreformatted"/>
-        <w:rPr>
-          <w:rStyle w:val="HTMLCode"/>
-        </w:rPr>
-      </w:pPr>
-      <w:r>
-        <w:rPr>
-          <w:rStyle w:val="hljs-comment"/>
-        </w:rPr>
-        <w:t>// Hàm kiểm tra xem 1 khung giờ có bị trùng lịch không</w:t>
-      </w:r>
-    </w:p>
-    <w:p>
-      <w:pPr>
-        <w:pStyle w:val="HTMLPreformatted"/>
-        <w:rPr>
-          <w:rStyle w:val="HTMLCode"/>
-        </w:rPr>
-      </w:pPr>
-      <w:r>
-        <w:rPr>
-          <w:rStyle w:val="hljs-keyword"/>
-        </w:rPr>
-        <w:t>const</w:t>
-      </w:r>
-      <w:r>
-        <w:rPr>
-          <w:rStyle w:val="HTMLCode"/>
-        </w:rPr>
-        <w:t xml:space="preserve"> isSlotBooked = </w:t>
-      </w:r>
-      <w:r>
-        <w:rPr>
-          <w:rStyle w:val="hljs-function"/>
-        </w:rPr>
-        <w:t>(</w:t>
-      </w:r>
-      <w:r>
-        <w:rPr>
-          <w:rStyle w:val="hljs-params"/>
-        </w:rPr>
-        <w:t>slotTime, appointments</w:t>
-      </w:r>
-      <w:r>
-        <w:rPr>
-          <w:rStyle w:val="hljs-function"/>
-        </w:rPr>
-        <w:t>) =&gt;</w:t>
-      </w:r>
-      <w:r>
-        <w:rPr>
-          <w:rStyle w:val="HTMLCode"/>
-        </w:rPr>
-        <w:t xml:space="preserve"> {</w:t>
-      </w:r>
-    </w:p>
-    <w:p>
-      <w:pPr>
-        <w:pStyle w:val="HTMLPreformatted"/>
-        <w:rPr>
-          <w:rStyle w:val="HTMLCode"/>
-        </w:rPr>
-      </w:pPr>
-      <w:r>
-        <w:rPr>
-          <w:rStyle w:val="HTMLCode"/>
-        </w:rPr>
-        <w:t xml:space="preserve">  </w:t>
-      </w:r>
-      <w:r>
-        <w:rPr>
-          <w:rStyle w:val="hljs-comment"/>
-        </w:rPr>
-        <w:t>// slotTime ví dụ: "09:00" -&gt; Đổi sang phút: 540</w:t>
-      </w:r>
-    </w:p>
-    <w:p>
-      <w:pPr>
-        <w:pStyle w:val="HTMLPreformatted"/>
-        <w:rPr>
-          <w:rStyle w:val="HTMLCode"/>
-        </w:rPr>
-      </w:pPr>
-      <w:r>
-        <w:rPr>
-          <w:rStyle w:val="HTMLCode"/>
-        </w:rPr>
-        <w:t xml:space="preserve">  </w:t>
-      </w:r>
-      <w:r>
-        <w:rPr>
-          <w:rStyle w:val="hljs-comment"/>
-        </w:rPr>
-        <w:t>// appointment: { start: "09:00", duration: 60 } -&gt; start: 540, end: 600</w:t>
-      </w:r>
-    </w:p>
-    <w:p>
-      <w:pPr>
-        <w:pStyle w:val="HTMLPreformatted"/>
-        <w:rPr>
-          <w:rStyle w:val="HTMLCode"/>
-        </w:rPr>
-      </w:pPr>
-    </w:p>
-    <w:p>
-      <w:pPr>
-        <w:pStyle w:val="HTMLPreformatted"/>
-        <w:rPr>
-          <w:rStyle w:val="HTMLCode"/>
-        </w:rPr>
-      </w:pPr>
-      <w:r>
-        <w:rPr>
-          <w:rStyle w:val="HTMLCode"/>
-        </w:rPr>
-        <w:t xml:space="preserve">  </w:t>
-      </w:r>
-      <w:r>
-        <w:rPr>
-          <w:rStyle w:val="hljs-keyword"/>
-        </w:rPr>
-        <w:t>return</w:t>
-      </w:r>
-      <w:r>
-        <w:rPr>
-          <w:rStyle w:val="HTMLCode"/>
-        </w:rPr>
-        <w:t xml:space="preserve"> appointments.some(</w:t>
-      </w:r>
-      <w:r>
-        <w:rPr>
-          <w:rStyle w:val="hljs-params"/>
-        </w:rPr>
-        <w:t>appt</w:t>
-      </w:r>
-      <w:r>
-        <w:rPr>
-          <w:rStyle w:val="hljs-function"/>
-        </w:rPr>
-        <w:t xml:space="preserve"> =&gt;</w:t>
-      </w:r>
-      <w:r>
-        <w:rPr>
-          <w:rStyle w:val="HTMLCode"/>
-        </w:rPr>
-        <w:t xml:space="preserve"> {</w:t>
-      </w:r>
-    </w:p>
-    <w:p>
-      <w:pPr>
-        <w:pStyle w:val="HTMLPreformatted"/>
-        <w:rPr>
-          <w:rStyle w:val="HTMLCode"/>
-        </w:rPr>
-      </w:pPr>
-      <w:r>
-        <w:rPr>
-          <w:rStyle w:val="HTMLCode"/>
-        </w:rPr>
-        <w:t xml:space="preserve">     </w:t>
-      </w:r>
-      <w:r>
-        <w:rPr>
-          <w:rStyle w:val="hljs-comment"/>
-        </w:rPr>
-        <w:t>// Logic va chạm: Giờ của slot &gt;= Giờ bắt đầu Appt VÀ Giờ slot &lt; Giờ kết thúc Appt</w:t>
-      </w:r>
-    </w:p>
-    <w:p>
-      <w:pPr>
-        <w:pStyle w:val="HTMLPreformatted"/>
-        <w:rPr>
-          <w:rStyle w:val="HTMLCode"/>
-        </w:rPr>
-      </w:pPr>
-      <w:r>
-        <w:rPr>
-          <w:rStyle w:val="HTMLCode"/>
-        </w:rPr>
-        <w:t xml:space="preserve">     </w:t>
-      </w:r>
-      <w:r>
-        <w:rPr>
-          <w:rStyle w:val="hljs-keyword"/>
-        </w:rPr>
-        <w:t>return</w:t>
-      </w:r>
-      <w:r>
-        <w:rPr>
-          <w:rStyle w:val="HTMLCode"/>
-        </w:rPr>
-        <w:t xml:space="preserve"> slotTime &gt;= appt.startTime &amp;&amp; slotTime &lt; appt.endTime;</w:t>
-      </w:r>
-    </w:p>
-    <w:p>
-      <w:pPr>
-        <w:pStyle w:val="HTMLPreformatted"/>
-        <w:rPr>
-          <w:rStyle w:val="HTMLCode"/>
-        </w:rPr>
-      </w:pPr>
-      <w:r>
-        <w:rPr>
-          <w:rStyle w:val="HTMLCode"/>
-        </w:rPr>
-        <w:t xml:space="preserve">  });</w:t>
-      </w:r>
-    </w:p>
-    <w:p>
-      <w:pPr>
-        <w:pStyle w:val="HTMLPreformatted"/>
-        <w:rPr>
-          <w:rStyle w:val="HTMLCode"/>
-        </w:rPr>
-      </w:pPr>
-      <w:r>
-        <w:rPr>
-          <w:rStyle w:val="HTMLCode"/>
-        </w:rPr>
-        <w:lastRenderedPageBreak/>
-        <w:t>}</w:t>
-      </w:r>
-    </w:p>
-    <w:p>
-      <w:pPr>
-        <w:pStyle w:val="HTMLPreformatted"/>
-        <w:rPr>
-          <w:rStyle w:val="HTMLCode"/>
-        </w:rPr>
-      </w:pPr>
-    </w:p>
-    <w:p>
-      <w:pPr>
-        <w:pStyle w:val="HTMLPreformatted"/>
-        <w:rPr>
-          <w:rStyle w:val="HTMLCode"/>
-        </w:rPr>
-      </w:pPr>
-      <w:r>
-        <w:rPr>
-          <w:rStyle w:val="hljs-comment"/>
-        </w:rPr>
-        <w:t>// Main logic</w:t>
-      </w:r>
-    </w:p>
-    <w:p>
-      <w:pPr>
-        <w:pStyle w:val="HTMLPreformatted"/>
-        <w:rPr>
-          <w:rStyle w:val="HTMLCode"/>
-        </w:rPr>
-      </w:pPr>
-      <w:r>
-        <w:rPr>
-          <w:rStyle w:val="hljs-keyword"/>
-        </w:rPr>
-        <w:t>const</w:t>
-      </w:r>
-      <w:r>
-        <w:rPr>
-          <w:rStyle w:val="HTMLCode"/>
-        </w:rPr>
-        <w:t xml:space="preserve"> allSlots = generateDailySlots(</w:t>
-      </w:r>
-      <w:r>
-        <w:rPr>
-          <w:rStyle w:val="hljs-string"/>
-        </w:rPr>
-        <w:t>"08:00"</w:t>
-      </w:r>
-      <w:r>
-        <w:rPr>
-          <w:rStyle w:val="HTMLCode"/>
-        </w:rPr>
-        <w:t xml:space="preserve">, </w:t>
-      </w:r>
-      <w:r>
-        <w:rPr>
-          <w:rStyle w:val="hljs-string"/>
-        </w:rPr>
-        <w:t>"17:00"</w:t>
-      </w:r>
-      <w:r>
-        <w:rPr>
-          <w:rStyle w:val="HTMLCode"/>
-        </w:rPr>
-        <w:t xml:space="preserve">, </w:t>
-      </w:r>
-      <w:r>
-        <w:rPr>
-          <w:rStyle w:val="hljs-number"/>
-        </w:rPr>
-        <w:t>30</w:t>
-      </w:r>
-      <w:r>
-        <w:rPr>
-          <w:rStyle w:val="HTMLCode"/>
-        </w:rPr>
-        <w:t xml:space="preserve">); </w:t>
-      </w:r>
-      <w:r>
-        <w:rPr>
-          <w:rStyle w:val="hljs-comment"/>
-        </w:rPr>
-        <w:t>// Tạo các slot 30p</w:t>
-      </w:r>
-    </w:p>
-    <w:p>
-      <w:pPr>
-        <w:pStyle w:val="HTMLPreformatted"/>
-        <w:rPr>
-          <w:rStyle w:val="HTMLCode"/>
-        </w:rPr>
-      </w:pPr>
-      <w:r>
-        <w:rPr>
-          <w:rStyle w:val="hljs-keyword"/>
-        </w:rPr>
-        <w:t>const</w:t>
-      </w:r>
-      <w:r>
-        <w:rPr>
-          <w:rStyle w:val="HTMLCode"/>
-        </w:rPr>
-        <w:t xml:space="preserve"> appointments = </w:t>
-      </w:r>
-      <w:r>
-        <w:rPr>
-          <w:rStyle w:val="hljs-keyword"/>
-        </w:rPr>
-        <w:t>await</w:t>
-      </w:r>
-      <w:r>
-        <w:rPr>
-          <w:rStyle w:val="HTMLCode"/>
-        </w:rPr>
-        <w:t xml:space="preserve"> Appointment.find({ ... }); </w:t>
-      </w:r>
-      <w:r>
-        <w:rPr>
-          <w:rStyle w:val="hljs-comment"/>
-        </w:rPr>
-        <w:t>// Lấy đơn hàng trong DB</w:t>
-      </w:r>
-    </w:p>
-    <w:p>
-      <w:pPr>
-        <w:pStyle w:val="HTMLPreformatted"/>
-        <w:rPr>
-          <w:rStyle w:val="HTMLCode"/>
-        </w:rPr>
-      </w:pPr>
-    </w:p>
-    <w:p>
-      <w:pPr>
-        <w:pStyle w:val="HTMLPreformatted"/>
-        <w:rPr>
-          <w:rStyle w:val="HTMLCode"/>
-        </w:rPr>
-      </w:pPr>
-      <w:r>
-        <w:rPr>
-          <w:rStyle w:val="hljs-keyword"/>
-        </w:rPr>
-        <w:t>const</w:t>
-      </w:r>
-      <w:r>
-        <w:rPr>
-          <w:rStyle w:val="HTMLCode"/>
-        </w:rPr>
-        <w:t xml:space="preserve"> finalSchedule = allSlots.map(</w:t>
-      </w:r>
-      <w:r>
-        <w:rPr>
-          <w:rStyle w:val="hljs-params"/>
-        </w:rPr>
-        <w:t>slot</w:t>
-      </w:r>
-      <w:r>
-        <w:rPr>
-          <w:rStyle w:val="hljs-function"/>
-        </w:rPr>
-        <w:t xml:space="preserve"> =&gt;</w:t>
-      </w:r>
-      <w:r>
-        <w:rPr>
-          <w:rStyle w:val="HTMLCode"/>
-        </w:rPr>
-        <w:t xml:space="preserve"> {</w:t>
-      </w:r>
-    </w:p>
-    <w:p>
-      <w:pPr>
-        <w:pStyle w:val="HTMLPreformatted"/>
-        <w:rPr>
-          <w:rStyle w:val="HTMLCode"/>
-        </w:rPr>
-      </w:pPr>
-      <w:r>
-        <w:rPr>
-          <w:rStyle w:val="HTMLCode"/>
-        </w:rPr>
-        <w:t xml:space="preserve">   </w:t>
-      </w:r>
-      <w:r>
-        <w:rPr>
-          <w:rStyle w:val="hljs-keyword"/>
-        </w:rPr>
-        <w:t>if</w:t>
-      </w:r>
-      <w:r>
-        <w:rPr>
-          <w:rStyle w:val="HTMLCode"/>
-        </w:rPr>
-        <w:t xml:space="preserve"> (isSlotBooked(slot, appointments)) {</w:t>
-      </w:r>
-    </w:p>
-    <w:p>
-      <w:pPr>
-        <w:pStyle w:val="HTMLPreformatted"/>
-        <w:rPr>
-          <w:rStyle w:val="HTMLCode"/>
-        </w:rPr>
-      </w:pPr>
-      <w:r>
-        <w:rPr>
-          <w:rStyle w:val="HTMLCode"/>
-        </w:rPr>
-        <w:t xml:space="preserve">       </w:t>
-      </w:r>
-      <w:r>
-        <w:rPr>
-          <w:rStyle w:val="hljs-keyword"/>
-        </w:rPr>
-        <w:t>return</w:t>
-      </w:r>
-      <w:r>
-        <w:rPr>
-          <w:rStyle w:val="HTMLCode"/>
-        </w:rPr>
-        <w:t xml:space="preserve"> { </w:t>
-      </w:r>
-      <w:r>
-        <w:rPr>
-          <w:rStyle w:val="hljs-attr"/>
-        </w:rPr>
-        <w:t>time</w:t>
-      </w:r>
-      <w:r>
-        <w:rPr>
-          <w:rStyle w:val="HTMLCode"/>
-        </w:rPr>
-        <w:t xml:space="preserve">: slot, </w:t>
-      </w:r>
-      <w:r>
-        <w:rPr>
-          <w:rStyle w:val="hljs-attr"/>
-        </w:rPr>
-        <w:t>isBooked</w:t>
-      </w:r>
-      <w:r>
-        <w:rPr>
-          <w:rStyle w:val="HTMLCode"/>
-        </w:rPr>
-        <w:t xml:space="preserve">: </w:t>
-      </w:r>
-      <w:r>
-        <w:rPr>
-          <w:rStyle w:val="hljs-literal"/>
-        </w:rPr>
-        <w:t>true</w:t>
-      </w:r>
-      <w:r>
-        <w:rPr>
-          <w:rStyle w:val="HTMLCode"/>
-        </w:rPr>
-        <w:t xml:space="preserve"> }; </w:t>
-      </w:r>
-      <w:r>
-        <w:rPr>
-          <w:rStyle w:val="hljs-comment"/>
-        </w:rPr>
-        <w:t>// Frontend hiện màu xám/đỏ</w:t>
-      </w:r>
-    </w:p>
-    <w:p>
-      <w:pPr>
-        <w:pStyle w:val="HTMLPreformatted"/>
-        <w:rPr>
-          <w:rStyle w:val="HTMLCode"/>
-        </w:rPr>
-      </w:pPr>
-      <w:r>
-        <w:rPr>
-          <w:rStyle w:val="HTMLCode"/>
-        </w:rPr>
-        <w:t xml:space="preserve">   } </w:t>
-      </w:r>
-      <w:r>
-        <w:rPr>
-          <w:rStyle w:val="hljs-keyword"/>
-        </w:rPr>
-        <w:t>else</w:t>
-      </w:r>
-      <w:r>
-        <w:rPr>
-          <w:rStyle w:val="HTMLCode"/>
-        </w:rPr>
-        <w:t xml:space="preserve"> {</w:t>
-      </w:r>
-    </w:p>
-    <w:p>
-      <w:pPr>
-        <w:pStyle w:val="HTMLPreformatted"/>
-        <w:rPr>
-          <w:rStyle w:val="HTMLCode"/>
-        </w:rPr>
-      </w:pPr>
-      <w:r>
-        <w:rPr>
-          <w:rStyle w:val="HTMLCode"/>
-        </w:rPr>
-        <w:t xml:space="preserve">       </w:t>
-      </w:r>
-      <w:r>
-        <w:rPr>
-          <w:rStyle w:val="hljs-keyword"/>
-        </w:rPr>
-        <w:t>return</w:t>
-      </w:r>
-      <w:r>
-        <w:rPr>
-          <w:rStyle w:val="HTMLCode"/>
-        </w:rPr>
-        <w:t xml:space="preserve"> { </w:t>
-      </w:r>
-      <w:r>
-        <w:rPr>
-          <w:rStyle w:val="hljs-attr"/>
-        </w:rPr>
-        <w:t>time</w:t>
-      </w:r>
-      <w:r>
-        <w:rPr>
-          <w:rStyle w:val="HTMLCode"/>
-        </w:rPr>
-        <w:t xml:space="preserve">: slot, </w:t>
-      </w:r>
-      <w:r>
-        <w:rPr>
-          <w:rStyle w:val="hljs-attr"/>
-        </w:rPr>
-        <w:t>isBooked</w:t>
-      </w:r>
-      <w:r>
-        <w:rPr>
-          <w:rStyle w:val="HTMLCode"/>
-        </w:rPr>
-        <w:t xml:space="preserve">: </w:t>
-      </w:r>
-      <w:r>
-        <w:rPr>
-          <w:rStyle w:val="hljs-literal"/>
-        </w:rPr>
-        <w:t>false</w:t>
-      </w:r>
-      <w:r>
-        <w:rPr>
-          <w:rStyle w:val="HTMLCode"/>
-        </w:rPr>
-        <w:t xml:space="preserve"> }; </w:t>
-      </w:r>
-      <w:r>
-        <w:rPr>
-          <w:rStyle w:val="hljs-comment"/>
-        </w:rPr>
-        <w:t>// Frontend hiện màu xanh/cho click</w:t>
-      </w:r>
-    </w:p>
-    <w:p>
-      <w:pPr>
-        <w:pStyle w:val="HTMLPreformatted"/>
-        <w:rPr>
-          <w:rStyle w:val="HTMLCode"/>
-        </w:rPr>
-      </w:pPr>
-      <w:r>
-        <w:rPr>
-          <w:rStyle w:val="HTMLCode"/>
-        </w:rPr>
-        <w:t xml:space="preserve">   }</w:t>
-      </w:r>
-    </w:p>
-    <w:p>
-      <w:pPr>
-        <w:pStyle w:val="HTMLPreformatted"/>
-        <w:rPr>
-          <w:rStyle w:val="HTMLCode"/>
-        </w:rPr>
-      </w:pPr>
-      <w:r>
-        <w:rPr>
-          <w:rStyle w:val="HTMLCode"/>
-        </w:rPr>
-        <w:t>});</w:t>
-      </w:r>
-    </w:p>
-    <w:p>
-      <w:pPr>
-        <w:pStyle w:val="Heading3"/>
-      </w:pPr>
-      <w:r>
-        <w:t>Kết luận cho UI (Giao diện)</w:t>
-      </w:r>
-    </w:p>
-    <w:p>
-      <w:pPr>
-        <w:pStyle w:val="NormalWeb"/>
-        <w:numPr>
-          <w:ilvl w:val="0"/>
-          <w:numId w:val="19"/>
-        </w:numPr>
-      </w:pPr>
-      <w:r>
-        <w:rPr>
-          <w:b/>
-          <w:bCs/>
-        </w:rPr>
-        <w:t>Với Khách hàng:</w:t>
-      </w:r>
-      <w:r>
-        <w:t xml:space="preserve"> Frontend chỉ render những nút nào có </w:t>
-      </w:r>
-      <w:r>
-        <w:rPr>
-          <w:rStyle w:val="HTMLCode"/>
-        </w:rPr>
-        <w:t>isBooked: false</w:t>
-      </w:r>
-      <w:r>
-        <w:t xml:space="preserve">. Những nút </w:t>
-      </w:r>
-      <w:r>
-        <w:rPr>
-          <w:rStyle w:val="HTMLCode"/>
-        </w:rPr>
-        <w:t>true</w:t>
-      </w:r>
-      <w:r>
-        <w:t xml:space="preserve"> thì ẩn đi hoặc làm mờ (disabled).</w:t>
-      </w:r>
-    </w:p>
-    <w:p>
-      <w:pPr>
-        <w:pStyle w:val="NormalWeb"/>
-        <w:numPr>
-          <w:ilvl w:val="0"/>
-          <w:numId w:val="19"/>
-        </w:numPr>
-      </w:pPr>
-      <w:r>
-        <w:rPr>
-          <w:b/>
-          <w:bCs/>
-        </w:rPr>
-        <w:t>Với Chủ tiệm (Quản lý):</w:t>
-      </w:r>
-      <w:r>
-        <w:t xml:space="preserve"> Frontend render tất cả.</w:t>
-      </w:r>
-    </w:p>
-    <w:p>
-      <w:pPr>
-        <w:pStyle w:val="NormalWeb"/>
-        <w:numPr>
-          <w:ilvl w:val="1"/>
-          <w:numId w:val="19"/>
-        </w:numPr>
-      </w:pPr>
-      <w:r>
-        <w:t>Nút Xanh (</w:t>
-      </w:r>
-      <w:r>
-        <w:rPr>
-          <w:rStyle w:val="HTMLCode"/>
-        </w:rPr>
-        <w:t>false</w:t>
-      </w:r>
-      <w:r>
-        <w:t>): Trống.</w:t>
-      </w:r>
-    </w:p>
-    <w:p>
-      <w:pPr>
-        <w:pStyle w:val="NormalWeb"/>
-        <w:numPr>
-          <w:ilvl w:val="1"/>
-          <w:numId w:val="19"/>
-        </w:numPr>
-      </w:pPr>
-      <w:r>
-        <w:t>Nút Đỏ (</w:t>
-      </w:r>
-      <w:r>
-        <w:rPr>
-          <w:rStyle w:val="HTMLCode"/>
-        </w:rPr>
-        <w:t>true</w:t>
-      </w:r>
-      <w:r>
-        <w:t>): Đã có khách (Hiển thị tên khách hàng lên đó).</w:t>
-      </w:r>
-    </w:p>
-    <w:p>
-      <w:pPr>
-        <w:pStyle w:val="Heading4"/>
-        <w:spacing w:after="0" w:afterAutospacing="0"/>
-        <w:rPr>
-          <w:color w:val="1F1F1F"/>
-        </w:rPr>
-      </w:pPr>
-    </w:p>
-    <w:p>
-      <w:pPr>
-        <w:pStyle w:val="Heading4"/>
-        <w:tabs>
-          <w:tab w:val="left" w:pos="2250"/>
-        </w:tabs>
-        <w:spacing w:after="0" w:afterAutospacing="0"/>
-        <w:rPr>
-          <w:color w:val="1F1F1F"/>
-        </w:rPr>
-      </w:pPr>
-    </w:p>
     <w:p>
       <w:pPr>
         <w:pStyle w:val="Heading4"/>
@@ -10746,12 +7964,21 @@
                 <w:color w:val="1F1F1F"/>
               </w:rPr>
             </w:pPr>
-            <w:r>
-              <w:rPr>
-                <w:color w:val="1F1F1F"/>
-                <w:bdr w:val="none" w:sz="0" w:space="0" w:color="auto" w:frame="1"/>
-              </w:rPr>
-              <w:t>Ref(Salon)</w:t>
+            <w:proofErr w:type="gramStart"/>
+            <w:r>
+              <w:rPr>
+                <w:color w:val="1F1F1F"/>
+                <w:bdr w:val="none" w:sz="0" w:space="0" w:color="auto" w:frame="1"/>
+              </w:rPr>
+              <w:t>Ref(</w:t>
+            </w:r>
+            <w:proofErr w:type="gramEnd"/>
+            <w:r>
+              <w:rPr>
+                <w:color w:val="1F1F1F"/>
+                <w:bdr w:val="none" w:sz="0" w:space="0" w:color="auto" w:frame="1"/>
+              </w:rPr>
+              <w:t>Salon)</w:t>
             </w:r>
           </w:p>
         </w:tc>
@@ -10885,12 +8112,21 @@
                 <w:color w:val="1F1F1F"/>
               </w:rPr>
             </w:pPr>
-            <w:r>
-              <w:rPr>
-                <w:color w:val="1F1F1F"/>
-                <w:bdr w:val="none" w:sz="0" w:space="0" w:color="auto" w:frame="1"/>
-              </w:rPr>
-              <w:t>Ref(User)</w:t>
+            <w:proofErr w:type="gramStart"/>
+            <w:r>
+              <w:rPr>
+                <w:color w:val="1F1F1F"/>
+                <w:bdr w:val="none" w:sz="0" w:space="0" w:color="auto" w:frame="1"/>
+              </w:rPr>
+              <w:t>Ref(</w:t>
+            </w:r>
+            <w:proofErr w:type="gramEnd"/>
+            <w:r>
+              <w:rPr>
+                <w:color w:val="1F1F1F"/>
+                <w:bdr w:val="none" w:sz="0" w:space="0" w:color="auto" w:frame="1"/>
+              </w:rPr>
+              <w:t>User)</w:t>
             </w:r>
           </w:p>
         </w:tc>
@@ -11168,7 +8404,23 @@
                 <w:color w:val="1F1F1F"/>
                 <w:bdr w:val="none" w:sz="0" w:space="0" w:color="auto" w:frame="1"/>
               </w:rPr>
-              <w:t>[Ref(Service)]</w:t>
+              <w:t>[</w:t>
+            </w:r>
+            <w:proofErr w:type="gramStart"/>
+            <w:r>
+              <w:rPr>
+                <w:color w:val="1F1F1F"/>
+                <w:bdr w:val="none" w:sz="0" w:space="0" w:color="auto" w:frame="1"/>
+              </w:rPr>
+              <w:t>Ref(</w:t>
+            </w:r>
+            <w:proofErr w:type="gramEnd"/>
+            <w:r>
+              <w:rPr>
+                <w:color w:val="1F1F1F"/>
+                <w:bdr w:val="none" w:sz="0" w:space="0" w:color="auto" w:frame="1"/>
+              </w:rPr>
+              <w:t>Service)]</w:t>
             </w:r>
           </w:p>
         </w:tc>
@@ -11276,7 +8528,6 @@
                 <w:color w:val="444746"/>
                 <w:bdr w:val="none" w:sz="0" w:space="0" w:color="auto" w:frame="1"/>
               </w:rPr>
-              <w:lastRenderedPageBreak/>
               <w:t>schedule</w:t>
             </w:r>
           </w:p>
@@ -11416,13 +8667,23 @@
               </w:rPr>
               <w:t xml:space="preserve">VD: </w:t>
             </w:r>
+            <w:proofErr w:type="gramStart"/>
             <w:r>
               <w:rPr>
                 <w:rStyle w:val="HTMLCode"/>
                 <w:color w:val="444746"/>
                 <w:bdr w:val="none" w:sz="0" w:space="0" w:color="auto" w:frame="1"/>
               </w:rPr>
-              <w:t>[{ day: 2, shifts: ["08:00-12:00"] }]</w:t>
+              <w:t>[{ day</w:t>
+            </w:r>
+            <w:proofErr w:type="gramEnd"/>
+            <w:r>
+              <w:rPr>
+                <w:rStyle w:val="HTMLCode"/>
+                <w:color w:val="444746"/>
+                <w:bdr w:val="none" w:sz="0" w:space="0" w:color="auto" w:frame="1"/>
+              </w:rPr>
+              <w:t>: 2, shifts: ["08:00-12:00"] }]</w:t>
             </w:r>
             <w:r>
               <w:rPr>
@@ -11671,6 +8932,7 @@
               </w:rPr>
             </w:pPr>
             <w:r>
+              <w:lastRenderedPageBreak/>
               <w:t>updatedAt</w:t>
             </w:r>
           </w:p>
@@ -11704,6 +8966,7 @@
                 <w:color w:val="1F1F1F"/>
                 <w:bdr w:val="none" w:sz="0" w:space="0" w:color="auto" w:frame="1"/>
               </w:rPr>
+              <w:lastRenderedPageBreak/>
               <w:t>Date</w:t>
             </w:r>
           </w:p>
@@ -11787,530 +9050,6 @@
         </w:tc>
       </w:tr>
     </w:tbl>
-    <w:p>
-      <w:pPr>
-        <w:pStyle w:val="Heading3"/>
-      </w:pPr>
-      <w:r>
-        <w:t xml:space="preserve">1. Tại sao KHÔNG sửa bảng </w:t>
-      </w:r>
-      <w:r>
-        <w:rPr>
-          <w:rStyle w:val="HTMLCode"/>
-          <w:rFonts w:eastAsiaTheme="majorEastAsia"/>
-        </w:rPr>
-        <w:t>Staff</w:t>
-      </w:r>
-      <w:r>
-        <w:t xml:space="preserve"> khi có khách đặt?</w:t>
-      </w:r>
-    </w:p>
-    <w:p>
-      <w:pPr>
-        <w:pStyle w:val="NormalWeb"/>
-      </w:pPr>
-      <w:r>
-        <w:t>Hãy tưởng tượng nhân viên A làm việc cả năm 2026.</w:t>
-      </w:r>
-    </w:p>
-    <w:p>
-      <w:pPr>
-        <w:pStyle w:val="NormalWeb"/>
-        <w:numPr>
-          <w:ilvl w:val="0"/>
-          <w:numId w:val="10"/>
-        </w:numPr>
-      </w:pPr>
-      <w:r>
-        <w:t xml:space="preserve">Nếu lưu trạng thái Book vào </w:t>
-      </w:r>
-      <w:r>
-        <w:rPr>
-          <w:rStyle w:val="HTMLCode"/>
-        </w:rPr>
-        <w:t>Staff.schedule</w:t>
-      </w:r>
-      <w:r>
-        <w:t xml:space="preserve">, bạn sẽ phải tạo ra hàng nghìn slot cho từng ngày trong năm vào Database ngay từ đầu? -&gt; </w:t>
-      </w:r>
-      <w:r>
-        <w:rPr>
-          <w:b/>
-          <w:bCs/>
-        </w:rPr>
-        <w:t>Quá tải Database.</w:t>
-      </w:r>
-    </w:p>
-    <w:p>
-      <w:pPr>
-        <w:pStyle w:val="NormalWeb"/>
-        <w:numPr>
-          <w:ilvl w:val="0"/>
-          <w:numId w:val="10"/>
-        </w:numPr>
-      </w:pPr>
-      <w:r>
-        <w:t xml:space="preserve">Khi khách hủy lịch, bạn phải chui vào bảng Staff tìm đúng cái ngày đó để sửa lại thành </w:t>
-      </w:r>
-      <w:r>
-        <w:rPr>
-          <w:rStyle w:val="HTMLCode"/>
-        </w:rPr>
-        <w:t>false</w:t>
-      </w:r>
-      <w:r>
-        <w:t xml:space="preserve">? -&gt; </w:t>
-      </w:r>
-      <w:r>
-        <w:rPr>
-          <w:b/>
-          <w:bCs/>
-        </w:rPr>
-        <w:t>Rất dễ lỗi và chậm.</w:t>
-      </w:r>
-    </w:p>
-    <w:p>
-      <w:pPr>
-        <w:pStyle w:val="Heading3"/>
-      </w:pPr>
-      <w:r>
-        <w:t>2. Giải pháp chuẩn: Công thức "Trừ lùi"</w:t>
-      </w:r>
-    </w:p>
-    <w:p>
-      <w:pPr>
-        <w:pStyle w:val="NormalWeb"/>
-      </w:pPr>
-      <w:r>
-        <w:t>Thay vì lưu cái gì "Đã Book", chúng ta chỉ lưu 2 thứ độc lập:</w:t>
-      </w:r>
-    </w:p>
-    <w:p>
-      <w:pPr>
-        <w:pStyle w:val="NormalWeb"/>
-        <w:numPr>
-          <w:ilvl w:val="0"/>
-          <w:numId w:val="11"/>
-        </w:numPr>
-      </w:pPr>
-      <w:r>
-        <w:rPr>
-          <w:b/>
-          <w:bCs/>
-        </w:rPr>
-        <w:t>Lịch làm việc (Staff Schedule):</w:t>
-      </w:r>
-      <w:r>
-        <w:t xml:space="preserve"> Nhân viên A làm từ 8:00 đến 17:00 (Cố định).</w:t>
-      </w:r>
-    </w:p>
-    <w:p>
-      <w:pPr>
-        <w:pStyle w:val="NormalWeb"/>
-        <w:numPr>
-          <w:ilvl w:val="0"/>
-          <w:numId w:val="11"/>
-        </w:numPr>
-      </w:pPr>
-      <w:r>
-        <w:rPr>
-          <w:b/>
-          <w:bCs/>
-        </w:rPr>
-        <w:t>Đơn hàng (Appointments):</w:t>
-      </w:r>
-      <w:r>
-        <w:t xml:space="preserve"> Khách B đã đặt lúc 09:00 - 10:00 ngày hôm nay.</w:t>
-      </w:r>
-    </w:p>
-    <w:p>
-      <w:pPr>
-        <w:pStyle w:val="NormalWeb"/>
-      </w:pPr>
-      <w:r>
-        <w:rPr>
-          <w:b/>
-          <w:bCs/>
-        </w:rPr>
-        <w:t>Khi khách hàng chọn ngày, Backend sẽ TỰ TÍNH ra các Slot trống bằng công thức:</w:t>
-      </w:r>
-    </w:p>
-    <w:p>
-      <w:r>
-        <w:t>$$Slot \ Trống = (Giờ \ Làm \ Việc) - (Các \ Đơn \ Hàng \ Đã \ Có)$$</w:t>
-      </w:r>
-    </w:p>
-    <w:p>
-      <w:r>
-        <w:pict w14:anchorId="4B1E688E">
-          <v:rect id="_x0000_i1030" style="width:0;height:1.5pt" o:hralign="center" o:hrstd="t" o:hr="t" fillcolor="#a0a0a0" stroked="f"/>
-        </w:pict>
-      </w:r>
-    </w:p>
-    <w:p>
-      <w:pPr>
-        <w:pStyle w:val="Heading3"/>
-      </w:pPr>
-      <w:r>
-        <w:t>3. Logic luồng đi (Flow) chuẩn cho Sprint 2</w:t>
-      </w:r>
-    </w:p>
-    <w:p>
-      <w:pPr>
-        <w:pStyle w:val="NormalWeb"/>
-      </w:pPr>
-      <w:r>
-        <w:t xml:space="preserve">Dưới đây là cách bạn code API </w:t>
-      </w:r>
-      <w:r>
-        <w:rPr>
-          <w:rStyle w:val="HTMLCode"/>
-        </w:rPr>
-        <w:t>getAvailableSlots</w:t>
-      </w:r>
-      <w:r>
-        <w:t xml:space="preserve"> (Lấy khung giờ trống) để hiển thị cho khách:</w:t>
-      </w:r>
-    </w:p>
-    <w:p>
-      <w:pPr>
-        <w:pStyle w:val="NormalWeb"/>
-      </w:pPr>
-      <w:r>
-        <w:rPr>
-          <w:b/>
-          <w:bCs/>
-        </w:rPr>
-        <w:t>Bước 1: Khách chọn Salon + Nhân viên + Ngày muốn làm</w:t>
-      </w:r>
-    </w:p>
-    <w:p>
-      <w:pPr>
-        <w:pStyle w:val="NormalWeb"/>
-        <w:numPr>
-          <w:ilvl w:val="0"/>
-          <w:numId w:val="12"/>
-        </w:numPr>
-      </w:pPr>
-      <w:r>
-        <w:lastRenderedPageBreak/>
-        <w:t xml:space="preserve">Frontend gửi lên: </w:t>
-      </w:r>
-      <w:r>
-        <w:rPr>
-          <w:rStyle w:val="HTMLCode"/>
-        </w:rPr>
-        <w:t>staffId</w:t>
-      </w:r>
-      <w:r>
-        <w:t xml:space="preserve">, </w:t>
-      </w:r>
-      <w:r>
-        <w:rPr>
-          <w:rStyle w:val="HTMLCode"/>
-        </w:rPr>
-        <w:t>date: "2026-02-01"</w:t>
-      </w:r>
-      <w:r>
-        <w:t xml:space="preserve">, </w:t>
-      </w:r>
-      <w:r>
-        <w:rPr>
-          <w:rStyle w:val="HTMLCode"/>
-        </w:rPr>
-        <w:t>serviceDuration: 60</w:t>
-      </w:r>
-      <w:r>
-        <w:t xml:space="preserve"> (phút).</w:t>
-      </w:r>
-    </w:p>
-    <w:p>
-      <w:pPr>
-        <w:pStyle w:val="NormalWeb"/>
-      </w:pPr>
-      <w:r>
-        <w:rPr>
-          <w:b/>
-          <w:bCs/>
-        </w:rPr>
-        <w:t>Bước 2: Backend lấy "Khung tổng" (Từ bảng Staff)</w:t>
-      </w:r>
-    </w:p>
-    <w:p>
-      <w:pPr>
-        <w:pStyle w:val="NormalWeb"/>
-        <w:numPr>
-          <w:ilvl w:val="0"/>
-          <w:numId w:val="13"/>
-        </w:numPr>
-      </w:pPr>
-      <w:r>
-        <w:t xml:space="preserve">Query </w:t>
-      </w:r>
-      <w:r>
-        <w:rPr>
-          <w:rStyle w:val="HTMLCode"/>
-        </w:rPr>
-        <w:t>Staff</w:t>
-      </w:r>
-      <w:r>
-        <w:t xml:space="preserve"> xem ngày đó nhân viên làm ca nào.</w:t>
-      </w:r>
-    </w:p>
-    <w:p>
-      <w:pPr>
-        <w:pStyle w:val="NormalWeb"/>
-        <w:numPr>
-          <w:ilvl w:val="0"/>
-          <w:numId w:val="13"/>
-        </w:numPr>
-      </w:pPr>
-      <w:r>
-        <w:rPr>
-          <w:i/>
-          <w:iCs/>
-        </w:rPr>
-        <w:t>Ví dụ:</w:t>
-      </w:r>
-      <w:r>
-        <w:t xml:space="preserve"> Ca làm việc: </w:t>
-      </w:r>
-      <w:r>
-        <w:rPr>
-          <w:rStyle w:val="HTMLCode"/>
-        </w:rPr>
-        <w:t>08:00</w:t>
-      </w:r>
-      <w:r>
-        <w:t xml:space="preserve"> đến </w:t>
-      </w:r>
-      <w:r>
-        <w:rPr>
-          <w:rStyle w:val="HTMLCode"/>
-        </w:rPr>
-        <w:t>17:00</w:t>
-      </w:r>
-      <w:r>
-        <w:t>.</w:t>
-      </w:r>
-    </w:p>
-    <w:p>
-      <w:pPr>
-        <w:pStyle w:val="NormalWeb"/>
-        <w:numPr>
-          <w:ilvl w:val="0"/>
-          <w:numId w:val="13"/>
-        </w:numPr>
-      </w:pPr>
-      <w:r>
-        <w:t xml:space="preserve">Chia nhỏ thành các Slot (mỗi 30 phút): </w:t>
-      </w:r>
-      <w:r>
-        <w:rPr>
-          <w:rStyle w:val="HTMLCode"/>
-        </w:rPr>
-        <w:t>[08:00, 08:30, 09:00, ..., 16:30]</w:t>
-      </w:r>
-      <w:r>
-        <w:t>.</w:t>
-      </w:r>
-    </w:p>
-    <w:p>
-      <w:pPr>
-        <w:pStyle w:val="NormalWeb"/>
-      </w:pPr>
-      <w:r>
-        <w:rPr>
-          <w:b/>
-          <w:bCs/>
-        </w:rPr>
-        <w:t>Bước 3: Backend lấy "Giờ bận" (Từ bảng Appointments)</w:t>
-      </w:r>
-    </w:p>
-    <w:p>
-      <w:pPr>
-        <w:pStyle w:val="NormalWeb"/>
-        <w:numPr>
-          <w:ilvl w:val="0"/>
-          <w:numId w:val="14"/>
-        </w:numPr>
-      </w:pPr>
-      <w:r>
-        <w:t xml:space="preserve">Query </w:t>
-      </w:r>
-      <w:r>
-        <w:rPr>
-          <w:rStyle w:val="HTMLCode"/>
-        </w:rPr>
-        <w:t>Appointment</w:t>
-      </w:r>
-      <w:r>
-        <w:t xml:space="preserve"> tìm các đơn của nhân viên đó trong ngày </w:t>
-      </w:r>
-      <w:r>
-        <w:rPr>
-          <w:rStyle w:val="HTMLCode"/>
-        </w:rPr>
-        <w:t>2026-02-01</w:t>
-      </w:r>
-      <w:r>
-        <w:t>.</w:t>
-      </w:r>
-    </w:p>
-    <w:p>
-      <w:pPr>
-        <w:pStyle w:val="NormalWeb"/>
-        <w:numPr>
-          <w:ilvl w:val="0"/>
-          <w:numId w:val="14"/>
-        </w:numPr>
-      </w:pPr>
-      <w:r>
-        <w:rPr>
-          <w:i/>
-          <w:iCs/>
-        </w:rPr>
-        <w:t>Kết quả:</w:t>
-      </w:r>
-      <w:r>
-        <w:t xml:space="preserve"> Có 1 đơn đã đặt từ </w:t>
-      </w:r>
-      <w:r>
-        <w:rPr>
-          <w:rStyle w:val="HTMLCode"/>
-        </w:rPr>
-        <w:t>09:00</w:t>
-      </w:r>
-      <w:r>
-        <w:t xml:space="preserve"> đến </w:t>
-      </w:r>
-      <w:r>
-        <w:rPr>
-          <w:rStyle w:val="HTMLCode"/>
-        </w:rPr>
-        <w:t>10:00</w:t>
-      </w:r>
-      <w:r>
-        <w:t>.</w:t>
-      </w:r>
-    </w:p>
-    <w:p>
-      <w:pPr>
-        <w:pStyle w:val="NormalWeb"/>
-      </w:pPr>
-      <w:r>
-        <w:rPr>
-          <w:b/>
-          <w:bCs/>
-        </w:rPr>
-        <w:t>Bước 4: Phép trừ (Backend xử lý)</w:t>
-      </w:r>
-    </w:p>
-    <w:p>
-      <w:pPr>
-        <w:pStyle w:val="NormalWeb"/>
-        <w:numPr>
-          <w:ilvl w:val="0"/>
-          <w:numId w:val="15"/>
-        </w:numPr>
-      </w:pPr>
-      <w:r>
-        <w:t xml:space="preserve">Lấy mảng ở Bước 2 </w:t>
-      </w:r>
-      <w:r>
-        <w:rPr>
-          <w:b/>
-          <w:bCs/>
-        </w:rPr>
-        <w:t>TRỪ ĐI</w:t>
-      </w:r>
-      <w:r>
-        <w:t xml:space="preserve"> khoảng thời gian ở Bước 3.</w:t>
-      </w:r>
-    </w:p>
-    <w:p>
-      <w:pPr>
-        <w:pStyle w:val="NormalWeb"/>
-        <w:numPr>
-          <w:ilvl w:val="0"/>
-          <w:numId w:val="15"/>
-        </w:numPr>
-      </w:pPr>
-      <w:r>
-        <w:t xml:space="preserve">Các slot </w:t>
-      </w:r>
-      <w:r>
-        <w:rPr>
-          <w:rStyle w:val="HTMLCode"/>
-        </w:rPr>
-        <w:t>09:00</w:t>
-      </w:r>
-      <w:r>
-        <w:t xml:space="preserve"> và </w:t>
-      </w:r>
-      <w:r>
-        <w:rPr>
-          <w:rStyle w:val="HTMLCode"/>
-        </w:rPr>
-        <w:t>09:30</w:t>
-      </w:r>
-      <w:r>
-        <w:t xml:space="preserve"> sẽ bị loại bỏ.</w:t>
-      </w:r>
-    </w:p>
-    <w:p>
-      <w:pPr>
-        <w:pStyle w:val="NormalWeb"/>
-      </w:pPr>
-      <w:r>
-        <w:rPr>
-          <w:b/>
-          <w:bCs/>
-        </w:rPr>
-        <w:t>Bước 5: Trả về Frontend</w:t>
-      </w:r>
-    </w:p>
-    <w:p>
-      <w:pPr>
-        <w:pStyle w:val="NormalWeb"/>
-        <w:numPr>
-          <w:ilvl w:val="0"/>
-          <w:numId w:val="16"/>
-        </w:numPr>
-      </w:pPr>
-      <w:r>
-        <w:t xml:space="preserve">Backend trả về danh sách cuối cùng: </w:t>
-      </w:r>
-      <w:r>
-        <w:rPr>
-          <w:rStyle w:val="HTMLCode"/>
-        </w:rPr>
-        <w:t>['08:00', '08:30', '10:00', '10:30', ...]</w:t>
-      </w:r>
-      <w:r>
-        <w:t>.</w:t>
-      </w:r>
-    </w:p>
-    <w:p>
-      <w:pPr>
-        <w:pStyle w:val="NormalWeb"/>
-        <w:numPr>
-          <w:ilvl w:val="0"/>
-          <w:numId w:val="16"/>
-        </w:numPr>
-      </w:pPr>
-      <w:r>
-        <w:t>Frontend hiển thị các nút giờ này cho khách chọn.</w:t>
-      </w:r>
-    </w:p>
-    <w:p>
-      <w:pPr>
-        <w:spacing w:after="120"/>
-        <w:rPr>
-          <w:color w:val="1F1F1F"/>
-        </w:rPr>
-      </w:pPr>
-    </w:p>
     <w:p>
       <w:pPr>
         <w:spacing w:after="120"/>
@@ -12323,7 +9062,7 @@
           <w:color w:val="1F1F1F"/>
         </w:rPr>
         <w:pict w14:anchorId="6D4F59E1">
-          <v:rect id="_x0000_i1031" style="width:0;height:1.5pt" o:hralign="center" o:hrstd="t" o:hrnoshade="t" o:hr="t" fillcolor="gray" stroked="f"/>
+          <v:rect id="_x0000_i1029" style="width:0;height:1.5pt" o:hralign="center" o:hrstd="t" o:hrnoshade="t" o:hr="t" fillcolor="gray" stroked="f"/>
         </w:pict>
       </w:r>
     </w:p>
@@ -12743,12 +9482,21 @@
                 <w:color w:val="1F1F1F"/>
               </w:rPr>
             </w:pPr>
-            <w:r>
-              <w:rPr>
-                <w:color w:val="1F1F1F"/>
-                <w:bdr w:val="none" w:sz="0" w:space="0" w:color="auto" w:frame="1"/>
-              </w:rPr>
-              <w:t>Ref(User)</w:t>
+            <w:proofErr w:type="gramStart"/>
+            <w:r>
+              <w:rPr>
+                <w:color w:val="1F1F1F"/>
+                <w:bdr w:val="none" w:sz="0" w:space="0" w:color="auto" w:frame="1"/>
+              </w:rPr>
+              <w:t>Ref(</w:t>
+            </w:r>
+            <w:proofErr w:type="gramEnd"/>
+            <w:r>
+              <w:rPr>
+                <w:color w:val="1F1F1F"/>
+                <w:bdr w:val="none" w:sz="0" w:space="0" w:color="auto" w:frame="1"/>
+              </w:rPr>
+              <w:t>User)</w:t>
             </w:r>
           </w:p>
         </w:tc>
@@ -12839,113 +9587,130 @@
               <w:right w:w="180" w:type="dxa"/>
             </w:tcMar>
             <w:vAlign w:val="center"/>
-          </w:tcPr>
-          <w:p>
-            <w:pPr>
+            <w:hideMark/>
+          </w:tcPr>
+          <w:p>
+            <w:pPr>
+              <w:rPr>
+                <w:color w:val="1F1F1F"/>
+              </w:rPr>
+            </w:pPr>
+            <w:r>
               <w:rPr>
                 <w:rStyle w:val="HTMLCode"/>
                 <w:rFonts w:eastAsiaTheme="minorHAnsi"/>
                 <w:color w:val="444746"/>
                 <w:bdr w:val="none" w:sz="0" w:space="0" w:color="auto" w:frame="1"/>
               </w:rPr>
-            </w:pPr>
-            <w:r>
-              <w:t>customerName</w:t>
-            </w:r>
-          </w:p>
-        </w:tc>
-        <w:tc>
-          <w:tcPr>
-            <w:tcW w:w="0" w:type="auto"/>
-            <w:tcBorders>
-              <w:top w:val="single" w:sz="6" w:space="0" w:color="auto"/>
-              <w:left w:val="single" w:sz="6" w:space="0" w:color="auto"/>
-              <w:bottom w:val="single" w:sz="6" w:space="0" w:color="auto"/>
-              <w:right w:val="single" w:sz="6" w:space="0" w:color="auto"/>
-            </w:tcBorders>
-            <w:tcMar>
-              <w:top w:w="120" w:type="dxa"/>
-              <w:left w:w="180" w:type="dxa"/>
-              <w:bottom w:w="120" w:type="dxa"/>
-              <w:right w:w="180" w:type="dxa"/>
-            </w:tcMar>
-            <w:vAlign w:val="center"/>
-          </w:tcPr>
-          <w:p>
-            <w:pPr>
-              <w:rPr>
-                <w:color w:val="1F1F1F"/>
-                <w:bdr w:val="none" w:sz="0" w:space="0" w:color="auto" w:frame="1"/>
-              </w:rPr>
-            </w:pPr>
-            <w:r>
-              <w:rPr>
-                <w:color w:val="1F1F1F"/>
-                <w:bdr w:val="none" w:sz="0" w:space="0" w:color="auto" w:frame="1"/>
-              </w:rPr>
-              <w:t>String</w:t>
-            </w:r>
-          </w:p>
-        </w:tc>
-        <w:tc>
-          <w:tcPr>
-            <w:tcW w:w="0" w:type="auto"/>
-            <w:tcBorders>
-              <w:top w:val="single" w:sz="6" w:space="0" w:color="auto"/>
-              <w:left w:val="single" w:sz="6" w:space="0" w:color="auto"/>
-              <w:bottom w:val="single" w:sz="6" w:space="0" w:color="auto"/>
-              <w:right w:val="single" w:sz="6" w:space="0" w:color="auto"/>
-            </w:tcBorders>
-            <w:tcMar>
-              <w:top w:w="120" w:type="dxa"/>
-              <w:left w:w="180" w:type="dxa"/>
-              <w:bottom w:w="120" w:type="dxa"/>
-              <w:right w:w="180" w:type="dxa"/>
-            </w:tcMar>
-            <w:vAlign w:val="center"/>
-          </w:tcPr>
-          <w:p>
-            <w:pPr>
-              <w:rPr>
-                <w:color w:val="1F1F1F"/>
-                <w:bdr w:val="none" w:sz="0" w:space="0" w:color="auto" w:frame="1"/>
-              </w:rPr>
-            </w:pPr>
-            <w:r>
-              <w:rPr>
-                <w:color w:val="1F1F1F"/>
-                <w:bdr w:val="none" w:sz="0" w:space="0" w:color="auto" w:frame="1"/>
-              </w:rPr>
-              <w:t>No</w:t>
-            </w:r>
-          </w:p>
-        </w:tc>
-        <w:tc>
-          <w:tcPr>
-            <w:tcW w:w="0" w:type="auto"/>
-            <w:tcBorders>
-              <w:top w:val="single" w:sz="6" w:space="0" w:color="auto"/>
-              <w:left w:val="single" w:sz="6" w:space="0" w:color="auto"/>
-              <w:bottom w:val="single" w:sz="6" w:space="0" w:color="auto"/>
-              <w:right w:val="single" w:sz="6" w:space="0" w:color="auto"/>
-            </w:tcBorders>
-            <w:tcMar>
-              <w:top w:w="120" w:type="dxa"/>
-              <w:left w:w="180" w:type="dxa"/>
-              <w:bottom w:w="120" w:type="dxa"/>
-              <w:right w:w="180" w:type="dxa"/>
-            </w:tcMar>
-            <w:vAlign w:val="center"/>
-          </w:tcPr>
-          <w:p>
-            <w:pPr>
-              <w:rPr>
-                <w:color w:val="1F1F1F"/>
-                <w:bdr w:val="none" w:sz="0" w:space="0" w:color="auto" w:frame="1"/>
-              </w:rPr>
-            </w:pPr>
-            <w:r>
-              <w:t>(NEW) Dùng lưu tên khách vãng lai (VD: "Chị Lan 090xxx").</w:t>
+              <w:t>salonId</w:t>
+            </w:r>
+          </w:p>
+        </w:tc>
+        <w:tc>
+          <w:tcPr>
+            <w:tcW w:w="0" w:type="auto"/>
+            <w:tcBorders>
+              <w:top w:val="single" w:sz="6" w:space="0" w:color="auto"/>
+              <w:left w:val="single" w:sz="6" w:space="0" w:color="auto"/>
+              <w:bottom w:val="single" w:sz="6" w:space="0" w:color="auto"/>
+              <w:right w:val="single" w:sz="6" w:space="0" w:color="auto"/>
+            </w:tcBorders>
+            <w:tcMar>
+              <w:top w:w="120" w:type="dxa"/>
+              <w:left w:w="180" w:type="dxa"/>
+              <w:bottom w:w="120" w:type="dxa"/>
+              <w:right w:w="180" w:type="dxa"/>
+            </w:tcMar>
+            <w:vAlign w:val="center"/>
+            <w:hideMark/>
+          </w:tcPr>
+          <w:p>
+            <w:pPr>
+              <w:rPr>
+                <w:color w:val="1F1F1F"/>
+              </w:rPr>
+            </w:pPr>
+            <w:proofErr w:type="gramStart"/>
+            <w:r>
+              <w:rPr>
+                <w:color w:val="1F1F1F"/>
+                <w:bdr w:val="none" w:sz="0" w:space="0" w:color="auto" w:frame="1"/>
+              </w:rPr>
+              <w:t>Ref(</w:t>
+            </w:r>
+            <w:proofErr w:type="gramEnd"/>
+            <w:r>
+              <w:rPr>
+                <w:color w:val="1F1F1F"/>
+                <w:bdr w:val="none" w:sz="0" w:space="0" w:color="auto" w:frame="1"/>
+              </w:rPr>
+              <w:t>Salon)</w:t>
+            </w:r>
+          </w:p>
+        </w:tc>
+        <w:tc>
+          <w:tcPr>
+            <w:tcW w:w="0" w:type="auto"/>
+            <w:tcBorders>
+              <w:top w:val="single" w:sz="6" w:space="0" w:color="auto"/>
+              <w:left w:val="single" w:sz="6" w:space="0" w:color="auto"/>
+              <w:bottom w:val="single" w:sz="6" w:space="0" w:color="auto"/>
+              <w:right w:val="single" w:sz="6" w:space="0" w:color="auto"/>
+            </w:tcBorders>
+            <w:tcMar>
+              <w:top w:w="120" w:type="dxa"/>
+              <w:left w:w="180" w:type="dxa"/>
+              <w:bottom w:w="120" w:type="dxa"/>
+              <w:right w:w="180" w:type="dxa"/>
+            </w:tcMar>
+            <w:vAlign w:val="center"/>
+            <w:hideMark/>
+          </w:tcPr>
+          <w:p>
+            <w:pPr>
+              <w:rPr>
+                <w:color w:val="1F1F1F"/>
+              </w:rPr>
+            </w:pPr>
+            <w:r>
+              <w:rPr>
+                <w:color w:val="1F1F1F"/>
+                <w:bdr w:val="none" w:sz="0" w:space="0" w:color="auto" w:frame="1"/>
+              </w:rPr>
+              <w:t>Yes</w:t>
+            </w:r>
+          </w:p>
+        </w:tc>
+        <w:tc>
+          <w:tcPr>
+            <w:tcW w:w="0" w:type="auto"/>
+            <w:tcBorders>
+              <w:top w:val="single" w:sz="6" w:space="0" w:color="auto"/>
+              <w:left w:val="single" w:sz="6" w:space="0" w:color="auto"/>
+              <w:bottom w:val="single" w:sz="6" w:space="0" w:color="auto"/>
+              <w:right w:val="single" w:sz="6" w:space="0" w:color="auto"/>
+            </w:tcBorders>
+            <w:tcMar>
+              <w:top w:w="120" w:type="dxa"/>
+              <w:left w:w="180" w:type="dxa"/>
+              <w:bottom w:w="120" w:type="dxa"/>
+              <w:right w:w="180" w:type="dxa"/>
+            </w:tcMar>
+            <w:vAlign w:val="center"/>
+            <w:hideMark/>
+          </w:tcPr>
+          <w:p>
+            <w:pPr>
+              <w:rPr>
+                <w:color w:val="1F1F1F"/>
+              </w:rPr>
+            </w:pPr>
+            <w:r>
+              <w:rPr>
+                <w:color w:val="1F1F1F"/>
+                <w:bdr w:val="none" w:sz="0" w:space="0" w:color="auto" w:frame="1"/>
+              </w:rPr>
+              <w:t>Salon nhận.</w:t>
             </w:r>
           </w:p>
         </w:tc>
@@ -12985,106 +9750,115 @@
                 <w:color w:val="444746"/>
                 <w:bdr w:val="none" w:sz="0" w:space="0" w:color="auto" w:frame="1"/>
               </w:rPr>
-              <w:t>salonId</w:t>
-            </w:r>
-          </w:p>
-        </w:tc>
-        <w:tc>
-          <w:tcPr>
-            <w:tcW w:w="0" w:type="auto"/>
-            <w:tcBorders>
-              <w:top w:val="single" w:sz="6" w:space="0" w:color="auto"/>
-              <w:left w:val="single" w:sz="6" w:space="0" w:color="auto"/>
-              <w:bottom w:val="single" w:sz="6" w:space="0" w:color="auto"/>
-              <w:right w:val="single" w:sz="6" w:space="0" w:color="auto"/>
-            </w:tcBorders>
-            <w:tcMar>
-              <w:top w:w="120" w:type="dxa"/>
-              <w:left w:w="180" w:type="dxa"/>
-              <w:bottom w:w="120" w:type="dxa"/>
-              <w:right w:w="180" w:type="dxa"/>
-            </w:tcMar>
-            <w:vAlign w:val="center"/>
-            <w:hideMark/>
-          </w:tcPr>
-          <w:p>
-            <w:pPr>
-              <w:rPr>
-                <w:color w:val="1F1F1F"/>
-              </w:rPr>
-            </w:pPr>
-            <w:r>
-              <w:rPr>
-                <w:color w:val="1F1F1F"/>
-                <w:bdr w:val="none" w:sz="0" w:space="0" w:color="auto" w:frame="1"/>
-              </w:rPr>
-              <w:t>Ref(Salon)</w:t>
-            </w:r>
-          </w:p>
-        </w:tc>
-        <w:tc>
-          <w:tcPr>
-            <w:tcW w:w="0" w:type="auto"/>
-            <w:tcBorders>
-              <w:top w:val="single" w:sz="6" w:space="0" w:color="auto"/>
-              <w:left w:val="single" w:sz="6" w:space="0" w:color="auto"/>
-              <w:bottom w:val="single" w:sz="6" w:space="0" w:color="auto"/>
-              <w:right w:val="single" w:sz="6" w:space="0" w:color="auto"/>
-            </w:tcBorders>
-            <w:tcMar>
-              <w:top w:w="120" w:type="dxa"/>
-              <w:left w:w="180" w:type="dxa"/>
-              <w:bottom w:w="120" w:type="dxa"/>
-              <w:right w:w="180" w:type="dxa"/>
-            </w:tcMar>
-            <w:vAlign w:val="center"/>
-            <w:hideMark/>
-          </w:tcPr>
-          <w:p>
-            <w:pPr>
-              <w:rPr>
-                <w:color w:val="1F1F1F"/>
-              </w:rPr>
-            </w:pPr>
-            <w:r>
-              <w:rPr>
-                <w:color w:val="1F1F1F"/>
-                <w:bdr w:val="none" w:sz="0" w:space="0" w:color="auto" w:frame="1"/>
-              </w:rPr>
-              <w:t>Yes</w:t>
-            </w:r>
-          </w:p>
-        </w:tc>
-        <w:tc>
-          <w:tcPr>
-            <w:tcW w:w="0" w:type="auto"/>
-            <w:tcBorders>
-              <w:top w:val="single" w:sz="6" w:space="0" w:color="auto"/>
-              <w:left w:val="single" w:sz="6" w:space="0" w:color="auto"/>
-              <w:bottom w:val="single" w:sz="6" w:space="0" w:color="auto"/>
-              <w:right w:val="single" w:sz="6" w:space="0" w:color="auto"/>
-            </w:tcBorders>
-            <w:tcMar>
-              <w:top w:w="120" w:type="dxa"/>
-              <w:left w:w="180" w:type="dxa"/>
-              <w:bottom w:w="120" w:type="dxa"/>
-              <w:right w:w="180" w:type="dxa"/>
-            </w:tcMar>
-            <w:vAlign w:val="center"/>
-            <w:hideMark/>
-          </w:tcPr>
-          <w:p>
-            <w:pPr>
-              <w:rPr>
-                <w:color w:val="1F1F1F"/>
-              </w:rPr>
-            </w:pPr>
-            <w:r>
-              <w:rPr>
-                <w:color w:val="1F1F1F"/>
-                <w:bdr w:val="none" w:sz="0" w:space="0" w:color="auto" w:frame="1"/>
-              </w:rPr>
-              <w:t>Salon nhận.</w:t>
+              <w:t>staffId</w:t>
+            </w:r>
+          </w:p>
+        </w:tc>
+        <w:tc>
+          <w:tcPr>
+            <w:tcW w:w="0" w:type="auto"/>
+            <w:tcBorders>
+              <w:top w:val="single" w:sz="6" w:space="0" w:color="auto"/>
+              <w:left w:val="single" w:sz="6" w:space="0" w:color="auto"/>
+              <w:bottom w:val="single" w:sz="6" w:space="0" w:color="auto"/>
+              <w:right w:val="single" w:sz="6" w:space="0" w:color="auto"/>
+            </w:tcBorders>
+            <w:tcMar>
+              <w:top w:w="120" w:type="dxa"/>
+              <w:left w:w="180" w:type="dxa"/>
+              <w:bottom w:w="120" w:type="dxa"/>
+              <w:right w:w="180" w:type="dxa"/>
+            </w:tcMar>
+            <w:vAlign w:val="center"/>
+            <w:hideMark/>
+          </w:tcPr>
+          <w:p>
+            <w:pPr>
+              <w:rPr>
+                <w:color w:val="1F1F1F"/>
+              </w:rPr>
+            </w:pPr>
+            <w:proofErr w:type="gramStart"/>
+            <w:r>
+              <w:rPr>
+                <w:color w:val="1F1F1F"/>
+                <w:bdr w:val="none" w:sz="0" w:space="0" w:color="auto" w:frame="1"/>
+              </w:rPr>
+              <w:t>Ref(</w:t>
+            </w:r>
+            <w:proofErr w:type="gramEnd"/>
+            <w:r>
+              <w:rPr>
+                <w:color w:val="1F1F1F"/>
+                <w:bdr w:val="none" w:sz="0" w:space="0" w:color="auto" w:frame="1"/>
+              </w:rPr>
+              <w:t>Staff)</w:t>
+            </w:r>
+          </w:p>
+        </w:tc>
+        <w:tc>
+          <w:tcPr>
+            <w:tcW w:w="0" w:type="auto"/>
+            <w:tcBorders>
+              <w:top w:val="single" w:sz="6" w:space="0" w:color="auto"/>
+              <w:left w:val="single" w:sz="6" w:space="0" w:color="auto"/>
+              <w:bottom w:val="single" w:sz="6" w:space="0" w:color="auto"/>
+              <w:right w:val="single" w:sz="6" w:space="0" w:color="auto"/>
+            </w:tcBorders>
+            <w:tcMar>
+              <w:top w:w="120" w:type="dxa"/>
+              <w:left w:w="180" w:type="dxa"/>
+              <w:bottom w:w="120" w:type="dxa"/>
+              <w:right w:w="180" w:type="dxa"/>
+            </w:tcMar>
+            <w:vAlign w:val="center"/>
+            <w:hideMark/>
+          </w:tcPr>
+          <w:p>
+            <w:pPr>
+              <w:rPr>
+                <w:color w:val="1F1F1F"/>
+              </w:rPr>
+            </w:pPr>
+            <w:r>
+              <w:rPr>
+                <w:color w:val="1F1F1F"/>
+                <w:bdr w:val="none" w:sz="0" w:space="0" w:color="auto" w:frame="1"/>
+              </w:rPr>
+              <w:t>No</w:t>
+            </w:r>
+          </w:p>
+        </w:tc>
+        <w:tc>
+          <w:tcPr>
+            <w:tcW w:w="0" w:type="auto"/>
+            <w:tcBorders>
+              <w:top w:val="single" w:sz="6" w:space="0" w:color="auto"/>
+              <w:left w:val="single" w:sz="6" w:space="0" w:color="auto"/>
+              <w:bottom w:val="single" w:sz="6" w:space="0" w:color="auto"/>
+              <w:right w:val="single" w:sz="6" w:space="0" w:color="auto"/>
+            </w:tcBorders>
+            <w:tcMar>
+              <w:top w:w="120" w:type="dxa"/>
+              <w:left w:w="180" w:type="dxa"/>
+              <w:bottom w:w="120" w:type="dxa"/>
+              <w:right w:w="180" w:type="dxa"/>
+            </w:tcMar>
+            <w:vAlign w:val="center"/>
+            <w:hideMark/>
+          </w:tcPr>
+          <w:p>
+            <w:pPr>
+              <w:rPr>
+                <w:color w:val="1F1F1F"/>
+              </w:rPr>
+            </w:pPr>
+            <w:r>
+              <w:rPr>
+                <w:color w:val="1F1F1F"/>
+                <w:bdr w:val="none" w:sz="0" w:space="0" w:color="auto" w:frame="1"/>
+              </w:rPr>
+              <w:t>Null = Chọn ngẫu nhiên.</w:t>
             </w:r>
           </w:p>
         </w:tc>
@@ -13124,107 +9898,122 @@
                 <w:color w:val="444746"/>
                 <w:bdr w:val="none" w:sz="0" w:space="0" w:color="auto" w:frame="1"/>
               </w:rPr>
-              <w:lastRenderedPageBreak/>
-              <w:t>staffId</w:t>
-            </w:r>
-          </w:p>
-        </w:tc>
-        <w:tc>
-          <w:tcPr>
-            <w:tcW w:w="0" w:type="auto"/>
-            <w:tcBorders>
-              <w:top w:val="single" w:sz="6" w:space="0" w:color="auto"/>
-              <w:left w:val="single" w:sz="6" w:space="0" w:color="auto"/>
-              <w:bottom w:val="single" w:sz="6" w:space="0" w:color="auto"/>
-              <w:right w:val="single" w:sz="6" w:space="0" w:color="auto"/>
-            </w:tcBorders>
-            <w:tcMar>
-              <w:top w:w="120" w:type="dxa"/>
-              <w:left w:w="180" w:type="dxa"/>
-              <w:bottom w:w="120" w:type="dxa"/>
-              <w:right w:w="180" w:type="dxa"/>
-            </w:tcMar>
-            <w:vAlign w:val="center"/>
-            <w:hideMark/>
-          </w:tcPr>
-          <w:p>
-            <w:pPr>
-              <w:rPr>
-                <w:color w:val="1F1F1F"/>
-              </w:rPr>
-            </w:pPr>
-            <w:r>
-              <w:rPr>
-                <w:color w:val="1F1F1F"/>
-                <w:bdr w:val="none" w:sz="0" w:space="0" w:color="auto" w:frame="1"/>
-              </w:rPr>
-              <w:t>Ref(Staff)</w:t>
-            </w:r>
-          </w:p>
-        </w:tc>
-        <w:tc>
-          <w:tcPr>
-            <w:tcW w:w="0" w:type="auto"/>
-            <w:tcBorders>
-              <w:top w:val="single" w:sz="6" w:space="0" w:color="auto"/>
-              <w:left w:val="single" w:sz="6" w:space="0" w:color="auto"/>
-              <w:bottom w:val="single" w:sz="6" w:space="0" w:color="auto"/>
-              <w:right w:val="single" w:sz="6" w:space="0" w:color="auto"/>
-            </w:tcBorders>
-            <w:tcMar>
-              <w:top w:w="120" w:type="dxa"/>
-              <w:left w:w="180" w:type="dxa"/>
-              <w:bottom w:w="120" w:type="dxa"/>
-              <w:right w:w="180" w:type="dxa"/>
-            </w:tcMar>
-            <w:vAlign w:val="center"/>
-            <w:hideMark/>
-          </w:tcPr>
-          <w:p>
-            <w:pPr>
-              <w:rPr>
-                <w:color w:val="1F1F1F"/>
-              </w:rPr>
-            </w:pPr>
-            <w:r>
-              <w:rPr>
-                <w:color w:val="1F1F1F"/>
-                <w:bdr w:val="none" w:sz="0" w:space="0" w:color="auto" w:frame="1"/>
-              </w:rPr>
-              <w:t>No</w:t>
-            </w:r>
-          </w:p>
-        </w:tc>
-        <w:tc>
-          <w:tcPr>
-            <w:tcW w:w="0" w:type="auto"/>
-            <w:tcBorders>
-              <w:top w:val="single" w:sz="6" w:space="0" w:color="auto"/>
-              <w:left w:val="single" w:sz="6" w:space="0" w:color="auto"/>
-              <w:bottom w:val="single" w:sz="6" w:space="0" w:color="auto"/>
-              <w:right w:val="single" w:sz="6" w:space="0" w:color="auto"/>
-            </w:tcBorders>
-            <w:tcMar>
-              <w:top w:w="120" w:type="dxa"/>
-              <w:left w:w="180" w:type="dxa"/>
-              <w:bottom w:w="120" w:type="dxa"/>
-              <w:right w:w="180" w:type="dxa"/>
-            </w:tcMar>
-            <w:vAlign w:val="center"/>
-            <w:hideMark/>
-          </w:tcPr>
-          <w:p>
-            <w:pPr>
-              <w:rPr>
-                <w:color w:val="1F1F1F"/>
-              </w:rPr>
-            </w:pPr>
-            <w:r>
-              <w:rPr>
-                <w:color w:val="1F1F1F"/>
-                <w:bdr w:val="none" w:sz="0" w:space="0" w:color="auto" w:frame="1"/>
-              </w:rPr>
-              <w:t>Null = Chọn ngẫu nhiên.</w:t>
+              <w:t>serviceIds</w:t>
+            </w:r>
+          </w:p>
+        </w:tc>
+        <w:tc>
+          <w:tcPr>
+            <w:tcW w:w="0" w:type="auto"/>
+            <w:tcBorders>
+              <w:top w:val="single" w:sz="6" w:space="0" w:color="auto"/>
+              <w:left w:val="single" w:sz="6" w:space="0" w:color="auto"/>
+              <w:bottom w:val="single" w:sz="6" w:space="0" w:color="auto"/>
+              <w:right w:val="single" w:sz="6" w:space="0" w:color="auto"/>
+            </w:tcBorders>
+            <w:tcMar>
+              <w:top w:w="120" w:type="dxa"/>
+              <w:left w:w="180" w:type="dxa"/>
+              <w:bottom w:w="120" w:type="dxa"/>
+              <w:right w:w="180" w:type="dxa"/>
+            </w:tcMar>
+            <w:vAlign w:val="center"/>
+            <w:hideMark/>
+          </w:tcPr>
+          <w:p>
+            <w:pPr>
+              <w:rPr>
+                <w:color w:val="1F1F1F"/>
+              </w:rPr>
+            </w:pPr>
+            <w:r>
+              <w:rPr>
+                <w:color w:val="1F1F1F"/>
+                <w:bdr w:val="none" w:sz="0" w:space="0" w:color="auto" w:frame="1"/>
+              </w:rPr>
+              <w:t>[</w:t>
+            </w:r>
+            <w:proofErr w:type="gramStart"/>
+            <w:r>
+              <w:rPr>
+                <w:color w:val="1F1F1F"/>
+                <w:bdr w:val="none" w:sz="0" w:space="0" w:color="auto" w:frame="1"/>
+              </w:rPr>
+              <w:t>Ref(</w:t>
+            </w:r>
+            <w:proofErr w:type="gramEnd"/>
+            <w:r>
+              <w:rPr>
+                <w:color w:val="1F1F1F"/>
+                <w:bdr w:val="none" w:sz="0" w:space="0" w:color="auto" w:frame="1"/>
+              </w:rPr>
+              <w:t>Service)]</w:t>
+            </w:r>
+          </w:p>
+        </w:tc>
+        <w:tc>
+          <w:tcPr>
+            <w:tcW w:w="0" w:type="auto"/>
+            <w:tcBorders>
+              <w:top w:val="single" w:sz="6" w:space="0" w:color="auto"/>
+              <w:left w:val="single" w:sz="6" w:space="0" w:color="auto"/>
+              <w:bottom w:val="single" w:sz="6" w:space="0" w:color="auto"/>
+              <w:right w:val="single" w:sz="6" w:space="0" w:color="auto"/>
+            </w:tcBorders>
+            <w:tcMar>
+              <w:top w:w="120" w:type="dxa"/>
+              <w:left w:w="180" w:type="dxa"/>
+              <w:bottom w:w="120" w:type="dxa"/>
+              <w:right w:w="180" w:type="dxa"/>
+            </w:tcMar>
+            <w:vAlign w:val="center"/>
+            <w:hideMark/>
+          </w:tcPr>
+          <w:p>
+            <w:pPr>
+              <w:rPr>
+                <w:color w:val="1F1F1F"/>
+              </w:rPr>
+            </w:pPr>
+            <w:r>
+              <w:rPr>
+                <w:color w:val="1F1F1F"/>
+                <w:bdr w:val="none" w:sz="0" w:space="0" w:color="auto" w:frame="1"/>
+              </w:rPr>
+              <w:t>Yes</w:t>
+            </w:r>
+          </w:p>
+        </w:tc>
+        <w:tc>
+          <w:tcPr>
+            <w:tcW w:w="0" w:type="auto"/>
+            <w:tcBorders>
+              <w:top w:val="single" w:sz="6" w:space="0" w:color="auto"/>
+              <w:left w:val="single" w:sz="6" w:space="0" w:color="auto"/>
+              <w:bottom w:val="single" w:sz="6" w:space="0" w:color="auto"/>
+              <w:right w:val="single" w:sz="6" w:space="0" w:color="auto"/>
+            </w:tcBorders>
+            <w:tcMar>
+              <w:top w:w="120" w:type="dxa"/>
+              <w:left w:w="180" w:type="dxa"/>
+              <w:bottom w:w="120" w:type="dxa"/>
+              <w:right w:w="180" w:type="dxa"/>
+            </w:tcMar>
+            <w:vAlign w:val="center"/>
+            <w:hideMark/>
+          </w:tcPr>
+          <w:p>
+            <w:pPr>
+              <w:rPr>
+                <w:color w:val="1F1F1F"/>
+              </w:rPr>
+            </w:pPr>
+            <w:r>
+              <w:rPr>
+                <w:color w:val="1F1F1F"/>
+                <w:bdr w:val="none" w:sz="0" w:space="0" w:color="auto" w:frame="1"/>
+              </w:rPr>
+              <w:t>Dịch vụ.</w:t>
             </w:r>
           </w:p>
         </w:tc>
@@ -13264,40 +10053,40 @@
                 <w:color w:val="444746"/>
                 <w:bdr w:val="none" w:sz="0" w:space="0" w:color="auto" w:frame="1"/>
               </w:rPr>
-              <w:t>serviceIds</w:t>
-            </w:r>
-          </w:p>
-        </w:tc>
-        <w:tc>
-          <w:tcPr>
-            <w:tcW w:w="0" w:type="auto"/>
-            <w:tcBorders>
-              <w:top w:val="single" w:sz="6" w:space="0" w:color="auto"/>
-              <w:left w:val="single" w:sz="6" w:space="0" w:color="auto"/>
-              <w:bottom w:val="single" w:sz="6" w:space="0" w:color="auto"/>
-              <w:right w:val="single" w:sz="6" w:space="0" w:color="auto"/>
-            </w:tcBorders>
-            <w:tcMar>
-              <w:top w:w="120" w:type="dxa"/>
-              <w:left w:w="180" w:type="dxa"/>
-              <w:bottom w:w="120" w:type="dxa"/>
-              <w:right w:w="180" w:type="dxa"/>
-            </w:tcMar>
-            <w:vAlign w:val="center"/>
-            <w:hideMark/>
-          </w:tcPr>
-          <w:p>
-            <w:pPr>
-              <w:rPr>
-                <w:color w:val="1F1F1F"/>
-              </w:rPr>
-            </w:pPr>
-            <w:r>
-              <w:rPr>
-                <w:color w:val="1F1F1F"/>
-                <w:bdr w:val="none" w:sz="0" w:space="0" w:color="auto" w:frame="1"/>
-              </w:rPr>
-              <w:t>[Ref(Service)]</w:t>
+              <w:t>date</w:t>
+            </w:r>
+          </w:p>
+        </w:tc>
+        <w:tc>
+          <w:tcPr>
+            <w:tcW w:w="0" w:type="auto"/>
+            <w:tcBorders>
+              <w:top w:val="single" w:sz="6" w:space="0" w:color="auto"/>
+              <w:left w:val="single" w:sz="6" w:space="0" w:color="auto"/>
+              <w:bottom w:val="single" w:sz="6" w:space="0" w:color="auto"/>
+              <w:right w:val="single" w:sz="6" w:space="0" w:color="auto"/>
+            </w:tcBorders>
+            <w:tcMar>
+              <w:top w:w="120" w:type="dxa"/>
+              <w:left w:w="180" w:type="dxa"/>
+              <w:bottom w:w="120" w:type="dxa"/>
+              <w:right w:w="180" w:type="dxa"/>
+            </w:tcMar>
+            <w:vAlign w:val="center"/>
+            <w:hideMark/>
+          </w:tcPr>
+          <w:p>
+            <w:pPr>
+              <w:rPr>
+                <w:color w:val="1F1F1F"/>
+              </w:rPr>
+            </w:pPr>
+            <w:r>
+              <w:rPr>
+                <w:color w:val="1F1F1F"/>
+                <w:bdr w:val="none" w:sz="0" w:space="0" w:color="auto" w:frame="1"/>
+              </w:rPr>
+              <w:t>Date</w:t>
             </w:r>
           </w:p>
         </w:tc>
@@ -13363,7 +10152,7 @@
                 <w:color w:val="1F1F1F"/>
                 <w:bdr w:val="none" w:sz="0" w:space="0" w:color="auto" w:frame="1"/>
               </w:rPr>
-              <w:t>Dịch vụ.</w:t>
+              <w:t>Ngày đặt.</w:t>
             </w:r>
           </w:p>
         </w:tc>
@@ -13403,40 +10192,40 @@
                 <w:color w:val="444746"/>
                 <w:bdr w:val="none" w:sz="0" w:space="0" w:color="auto" w:frame="1"/>
               </w:rPr>
-              <w:t>date</w:t>
-            </w:r>
-          </w:p>
-        </w:tc>
-        <w:tc>
-          <w:tcPr>
-            <w:tcW w:w="0" w:type="auto"/>
-            <w:tcBorders>
-              <w:top w:val="single" w:sz="6" w:space="0" w:color="auto"/>
-              <w:left w:val="single" w:sz="6" w:space="0" w:color="auto"/>
-              <w:bottom w:val="single" w:sz="6" w:space="0" w:color="auto"/>
-              <w:right w:val="single" w:sz="6" w:space="0" w:color="auto"/>
-            </w:tcBorders>
-            <w:tcMar>
-              <w:top w:w="120" w:type="dxa"/>
-              <w:left w:w="180" w:type="dxa"/>
-              <w:bottom w:w="120" w:type="dxa"/>
-              <w:right w:w="180" w:type="dxa"/>
-            </w:tcMar>
-            <w:vAlign w:val="center"/>
-            <w:hideMark/>
-          </w:tcPr>
-          <w:p>
-            <w:pPr>
-              <w:rPr>
-                <w:color w:val="1F1F1F"/>
-              </w:rPr>
-            </w:pPr>
-            <w:r>
-              <w:rPr>
-                <w:color w:val="1F1F1F"/>
-                <w:bdr w:val="none" w:sz="0" w:space="0" w:color="auto" w:frame="1"/>
-              </w:rPr>
-              <w:t>Date</w:t>
+              <w:t>startTime</w:t>
+            </w:r>
+          </w:p>
+        </w:tc>
+        <w:tc>
+          <w:tcPr>
+            <w:tcW w:w="0" w:type="auto"/>
+            <w:tcBorders>
+              <w:top w:val="single" w:sz="6" w:space="0" w:color="auto"/>
+              <w:left w:val="single" w:sz="6" w:space="0" w:color="auto"/>
+              <w:bottom w:val="single" w:sz="6" w:space="0" w:color="auto"/>
+              <w:right w:val="single" w:sz="6" w:space="0" w:color="auto"/>
+            </w:tcBorders>
+            <w:tcMar>
+              <w:top w:w="120" w:type="dxa"/>
+              <w:left w:w="180" w:type="dxa"/>
+              <w:bottom w:w="120" w:type="dxa"/>
+              <w:right w:w="180" w:type="dxa"/>
+            </w:tcMar>
+            <w:vAlign w:val="center"/>
+            <w:hideMark/>
+          </w:tcPr>
+          <w:p>
+            <w:pPr>
+              <w:rPr>
+                <w:color w:val="1F1F1F"/>
+              </w:rPr>
+            </w:pPr>
+            <w:r>
+              <w:rPr>
+                <w:color w:val="1F1F1F"/>
+                <w:bdr w:val="none" w:sz="0" w:space="0" w:color="auto" w:frame="1"/>
+              </w:rPr>
+              <w:t>String</w:t>
             </w:r>
           </w:p>
         </w:tc>
@@ -13502,7 +10291,7 @@
                 <w:color w:val="1F1F1F"/>
                 <w:bdr w:val="none" w:sz="0" w:space="0" w:color="auto" w:frame="1"/>
               </w:rPr>
-              <w:t>Ngày đặt.</w:t>
+              <w:t>Giờ bắt đầu (VD: "14:00").</w:t>
             </w:r>
           </w:p>
         </w:tc>
@@ -13542,106 +10331,147 @@
                 <w:color w:val="444746"/>
                 <w:bdr w:val="none" w:sz="0" w:space="0" w:color="auto" w:frame="1"/>
               </w:rPr>
+              <w:t>endTime</w:t>
+            </w:r>
+          </w:p>
+        </w:tc>
+        <w:tc>
+          <w:tcPr>
+            <w:tcW w:w="0" w:type="auto"/>
+            <w:tcBorders>
+              <w:top w:val="single" w:sz="6" w:space="0" w:color="auto"/>
+              <w:left w:val="single" w:sz="6" w:space="0" w:color="auto"/>
+              <w:bottom w:val="single" w:sz="6" w:space="0" w:color="auto"/>
+              <w:right w:val="single" w:sz="6" w:space="0" w:color="auto"/>
+            </w:tcBorders>
+            <w:tcMar>
+              <w:top w:w="120" w:type="dxa"/>
+              <w:left w:w="180" w:type="dxa"/>
+              <w:bottom w:w="120" w:type="dxa"/>
+              <w:right w:w="180" w:type="dxa"/>
+            </w:tcMar>
+            <w:vAlign w:val="center"/>
+            <w:hideMark/>
+          </w:tcPr>
+          <w:p>
+            <w:pPr>
+              <w:rPr>
+                <w:color w:val="1F1F1F"/>
+              </w:rPr>
+            </w:pPr>
+            <w:r>
+              <w:rPr>
+                <w:color w:val="1F1F1F"/>
+                <w:bdr w:val="none" w:sz="0" w:space="0" w:color="auto" w:frame="1"/>
+              </w:rPr>
+              <w:t>String</w:t>
+            </w:r>
+          </w:p>
+        </w:tc>
+        <w:tc>
+          <w:tcPr>
+            <w:tcW w:w="0" w:type="auto"/>
+            <w:tcBorders>
+              <w:top w:val="single" w:sz="6" w:space="0" w:color="auto"/>
+              <w:left w:val="single" w:sz="6" w:space="0" w:color="auto"/>
+              <w:bottom w:val="single" w:sz="6" w:space="0" w:color="auto"/>
+              <w:right w:val="single" w:sz="6" w:space="0" w:color="auto"/>
+            </w:tcBorders>
+            <w:tcMar>
+              <w:top w:w="120" w:type="dxa"/>
+              <w:left w:w="180" w:type="dxa"/>
+              <w:bottom w:w="120" w:type="dxa"/>
+              <w:right w:w="180" w:type="dxa"/>
+            </w:tcMar>
+            <w:vAlign w:val="center"/>
+            <w:hideMark/>
+          </w:tcPr>
+          <w:p>
+            <w:pPr>
+              <w:rPr>
+                <w:color w:val="1F1F1F"/>
+              </w:rPr>
+            </w:pPr>
+            <w:r>
+              <w:rPr>
+                <w:color w:val="1F1F1F"/>
+                <w:bdr w:val="none" w:sz="0" w:space="0" w:color="auto" w:frame="1"/>
+              </w:rPr>
+              <w:t>Yes</w:t>
+            </w:r>
+          </w:p>
+        </w:tc>
+        <w:tc>
+          <w:tcPr>
+            <w:tcW w:w="0" w:type="auto"/>
+            <w:tcBorders>
+              <w:top w:val="single" w:sz="6" w:space="0" w:color="auto"/>
+              <w:left w:val="single" w:sz="6" w:space="0" w:color="auto"/>
+              <w:bottom w:val="single" w:sz="6" w:space="0" w:color="auto"/>
+              <w:right w:val="single" w:sz="6" w:space="0" w:color="auto"/>
+            </w:tcBorders>
+            <w:tcMar>
+              <w:top w:w="120" w:type="dxa"/>
+              <w:left w:w="180" w:type="dxa"/>
+              <w:bottom w:w="120" w:type="dxa"/>
+              <w:right w:w="180" w:type="dxa"/>
+            </w:tcMar>
+            <w:vAlign w:val="center"/>
+            <w:hideMark/>
+          </w:tcPr>
+          <w:p>
+            <w:pPr>
+              <w:rPr>
+                <w:color w:val="1F1F1F"/>
+              </w:rPr>
+            </w:pPr>
+            <w:r>
+              <w:rPr>
+                <w:b/>
+                <w:bCs/>
+                <w:color w:val="1F1F1F"/>
+                <w:bdr w:val="none" w:sz="0" w:space="0" w:color="auto" w:frame="1"/>
+              </w:rPr>
+              <w:t>Auto Calculate</w:t>
+            </w:r>
+            <w:r>
+              <w:rPr>
+                <w:color w:val="1F1F1F"/>
+                <w:bdr w:val="none" w:sz="0" w:space="0" w:color="auto" w:frame="1"/>
+              </w:rPr>
+              <w:t xml:space="preserve">: </w:t>
+            </w:r>
+            <w:r>
+              <w:rPr>
+                <w:rStyle w:val="HTMLCode"/>
+                <w:rFonts w:eastAsiaTheme="minorHAnsi"/>
+                <w:color w:val="444746"/>
+                <w:bdr w:val="none" w:sz="0" w:space="0" w:color="auto" w:frame="1"/>
+              </w:rPr>
               <w:t>startTime</w:t>
             </w:r>
-          </w:p>
-        </w:tc>
-        <w:tc>
-          <w:tcPr>
-            <w:tcW w:w="0" w:type="auto"/>
-            <w:tcBorders>
-              <w:top w:val="single" w:sz="6" w:space="0" w:color="auto"/>
-              <w:left w:val="single" w:sz="6" w:space="0" w:color="auto"/>
-              <w:bottom w:val="single" w:sz="6" w:space="0" w:color="auto"/>
-              <w:right w:val="single" w:sz="6" w:space="0" w:color="auto"/>
-            </w:tcBorders>
-            <w:tcMar>
-              <w:top w:w="120" w:type="dxa"/>
-              <w:left w:w="180" w:type="dxa"/>
-              <w:bottom w:w="120" w:type="dxa"/>
-              <w:right w:w="180" w:type="dxa"/>
-            </w:tcMar>
-            <w:vAlign w:val="center"/>
-            <w:hideMark/>
-          </w:tcPr>
-          <w:p>
-            <w:pPr>
-              <w:rPr>
-                <w:color w:val="1F1F1F"/>
-              </w:rPr>
-            </w:pPr>
-            <w:r>
-              <w:rPr>
-                <w:color w:val="1F1F1F"/>
-                <w:bdr w:val="none" w:sz="0" w:space="0" w:color="auto" w:frame="1"/>
-              </w:rPr>
-              <w:t>String</w:t>
-            </w:r>
-          </w:p>
-        </w:tc>
-        <w:tc>
-          <w:tcPr>
-            <w:tcW w:w="0" w:type="auto"/>
-            <w:tcBorders>
-              <w:top w:val="single" w:sz="6" w:space="0" w:color="auto"/>
-              <w:left w:val="single" w:sz="6" w:space="0" w:color="auto"/>
-              <w:bottom w:val="single" w:sz="6" w:space="0" w:color="auto"/>
-              <w:right w:val="single" w:sz="6" w:space="0" w:color="auto"/>
-            </w:tcBorders>
-            <w:tcMar>
-              <w:top w:w="120" w:type="dxa"/>
-              <w:left w:w="180" w:type="dxa"/>
-              <w:bottom w:w="120" w:type="dxa"/>
-              <w:right w:w="180" w:type="dxa"/>
-            </w:tcMar>
-            <w:vAlign w:val="center"/>
-            <w:hideMark/>
-          </w:tcPr>
-          <w:p>
-            <w:pPr>
-              <w:rPr>
-                <w:color w:val="1F1F1F"/>
-              </w:rPr>
-            </w:pPr>
-            <w:r>
-              <w:rPr>
-                <w:color w:val="1F1F1F"/>
-                <w:bdr w:val="none" w:sz="0" w:space="0" w:color="auto" w:frame="1"/>
-              </w:rPr>
-              <w:t>Yes</w:t>
-            </w:r>
-          </w:p>
-        </w:tc>
-        <w:tc>
-          <w:tcPr>
-            <w:tcW w:w="0" w:type="auto"/>
-            <w:tcBorders>
-              <w:top w:val="single" w:sz="6" w:space="0" w:color="auto"/>
-              <w:left w:val="single" w:sz="6" w:space="0" w:color="auto"/>
-              <w:bottom w:val="single" w:sz="6" w:space="0" w:color="auto"/>
-              <w:right w:val="single" w:sz="6" w:space="0" w:color="auto"/>
-            </w:tcBorders>
-            <w:tcMar>
-              <w:top w:w="120" w:type="dxa"/>
-              <w:left w:w="180" w:type="dxa"/>
-              <w:bottom w:w="120" w:type="dxa"/>
-              <w:right w:w="180" w:type="dxa"/>
-            </w:tcMar>
-            <w:vAlign w:val="center"/>
-            <w:hideMark/>
-          </w:tcPr>
-          <w:p>
-            <w:pPr>
-              <w:rPr>
-                <w:color w:val="1F1F1F"/>
-              </w:rPr>
-            </w:pPr>
-            <w:r>
-              <w:rPr>
-                <w:color w:val="1F1F1F"/>
-                <w:bdr w:val="none" w:sz="0" w:space="0" w:color="auto" w:frame="1"/>
-              </w:rPr>
-              <w:t>Giờ bắt đầu (VD: "14:00").</w:t>
+            <w:r>
+              <w:rPr>
+                <w:color w:val="1F1F1F"/>
+                <w:bdr w:val="none" w:sz="0" w:space="0" w:color="auto" w:frame="1"/>
+              </w:rPr>
+              <w:t xml:space="preserve"> + </w:t>
+            </w:r>
+            <w:r>
+              <w:rPr>
+                <w:rStyle w:val="HTMLCode"/>
+                <w:rFonts w:eastAsiaTheme="minorHAnsi"/>
+                <w:color w:val="444746"/>
+                <w:bdr w:val="none" w:sz="0" w:space="0" w:color="auto" w:frame="1"/>
+              </w:rPr>
+              <w:t>totalDuration</w:t>
+            </w:r>
+            <w:r>
+              <w:rPr>
+                <w:color w:val="1F1F1F"/>
+                <w:bdr w:val="none" w:sz="0" w:space="0" w:color="auto" w:frame="1"/>
+              </w:rPr>
+              <w:t>.</w:t>
             </w:r>
           </w:p>
         </w:tc>
@@ -13681,40 +10511,40 @@
                 <w:color w:val="444746"/>
                 <w:bdr w:val="none" w:sz="0" w:space="0" w:color="auto" w:frame="1"/>
               </w:rPr>
-              <w:t>endTime</w:t>
-            </w:r>
-          </w:p>
-        </w:tc>
-        <w:tc>
-          <w:tcPr>
-            <w:tcW w:w="0" w:type="auto"/>
-            <w:tcBorders>
-              <w:top w:val="single" w:sz="6" w:space="0" w:color="auto"/>
-              <w:left w:val="single" w:sz="6" w:space="0" w:color="auto"/>
-              <w:bottom w:val="single" w:sz="6" w:space="0" w:color="auto"/>
-              <w:right w:val="single" w:sz="6" w:space="0" w:color="auto"/>
-            </w:tcBorders>
-            <w:tcMar>
-              <w:top w:w="120" w:type="dxa"/>
-              <w:left w:w="180" w:type="dxa"/>
-              <w:bottom w:w="120" w:type="dxa"/>
-              <w:right w:w="180" w:type="dxa"/>
-            </w:tcMar>
-            <w:vAlign w:val="center"/>
-            <w:hideMark/>
-          </w:tcPr>
-          <w:p>
-            <w:pPr>
-              <w:rPr>
-                <w:color w:val="1F1F1F"/>
-              </w:rPr>
-            </w:pPr>
-            <w:r>
-              <w:rPr>
-                <w:color w:val="1F1F1F"/>
-                <w:bdr w:val="none" w:sz="0" w:space="0" w:color="auto" w:frame="1"/>
-              </w:rPr>
-              <w:t>String</w:t>
+              <w:t>totalPrice</w:t>
+            </w:r>
+          </w:p>
+        </w:tc>
+        <w:tc>
+          <w:tcPr>
+            <w:tcW w:w="0" w:type="auto"/>
+            <w:tcBorders>
+              <w:top w:val="single" w:sz="6" w:space="0" w:color="auto"/>
+              <w:left w:val="single" w:sz="6" w:space="0" w:color="auto"/>
+              <w:bottom w:val="single" w:sz="6" w:space="0" w:color="auto"/>
+              <w:right w:val="single" w:sz="6" w:space="0" w:color="auto"/>
+            </w:tcBorders>
+            <w:tcMar>
+              <w:top w:w="120" w:type="dxa"/>
+              <w:left w:w="180" w:type="dxa"/>
+              <w:bottom w:w="120" w:type="dxa"/>
+              <w:right w:w="180" w:type="dxa"/>
+            </w:tcMar>
+            <w:vAlign w:val="center"/>
+            <w:hideMark/>
+          </w:tcPr>
+          <w:p>
+            <w:pPr>
+              <w:rPr>
+                <w:color w:val="1F1F1F"/>
+              </w:rPr>
+            </w:pPr>
+            <w:r>
+              <w:rPr>
+                <w:color w:val="1F1F1F"/>
+                <w:bdr w:val="none" w:sz="0" w:space="0" w:color="auto" w:frame="1"/>
+              </w:rPr>
+              <w:t>Number</w:t>
             </w:r>
           </w:p>
         </w:tc>
@@ -13789,39 +10619,7 @@
                 <w:color w:val="1F1F1F"/>
                 <w:bdr w:val="none" w:sz="0" w:space="0" w:color="auto" w:frame="1"/>
               </w:rPr>
-              <w:t xml:space="preserve">: </w:t>
-            </w:r>
-            <w:r>
-              <w:rPr>
-                <w:rStyle w:val="HTMLCode"/>
-                <w:rFonts w:eastAsiaTheme="minorHAnsi"/>
-                <w:color w:val="444746"/>
-                <w:bdr w:val="none" w:sz="0" w:space="0" w:color="auto" w:frame="1"/>
-              </w:rPr>
-              <w:t>startTime</w:t>
-            </w:r>
-            <w:r>
-              <w:rPr>
-                <w:color w:val="1F1F1F"/>
-                <w:bdr w:val="none" w:sz="0" w:space="0" w:color="auto" w:frame="1"/>
-              </w:rPr>
-              <w:t xml:space="preserve"> + </w:t>
-            </w:r>
-            <w:r>
-              <w:rPr>
-                <w:rStyle w:val="HTMLCode"/>
-                <w:rFonts w:eastAsiaTheme="minorHAnsi"/>
-                <w:color w:val="444746"/>
-                <w:bdr w:val="none" w:sz="0" w:space="0" w:color="auto" w:frame="1"/>
-              </w:rPr>
-              <w:t>totalDuration</w:t>
-            </w:r>
-            <w:r>
-              <w:rPr>
-                <w:color w:val="1F1F1F"/>
-                <w:bdr w:val="none" w:sz="0" w:space="0" w:color="auto" w:frame="1"/>
-              </w:rPr>
-              <w:t>.</w:t>
+              <w:t>: Tổng price dịch vụ.</w:t>
             </w:r>
           </w:p>
         </w:tc>
@@ -13861,40 +10659,40 @@
                 <w:color w:val="444746"/>
                 <w:bdr w:val="none" w:sz="0" w:space="0" w:color="auto" w:frame="1"/>
               </w:rPr>
-              <w:t>totalPrice</w:t>
-            </w:r>
-          </w:p>
-        </w:tc>
-        <w:tc>
-          <w:tcPr>
-            <w:tcW w:w="0" w:type="auto"/>
-            <w:tcBorders>
-              <w:top w:val="single" w:sz="6" w:space="0" w:color="auto"/>
-              <w:left w:val="single" w:sz="6" w:space="0" w:color="auto"/>
-              <w:bottom w:val="single" w:sz="6" w:space="0" w:color="auto"/>
-              <w:right w:val="single" w:sz="6" w:space="0" w:color="auto"/>
-            </w:tcBorders>
-            <w:tcMar>
-              <w:top w:w="120" w:type="dxa"/>
-              <w:left w:w="180" w:type="dxa"/>
-              <w:bottom w:w="120" w:type="dxa"/>
-              <w:right w:w="180" w:type="dxa"/>
-            </w:tcMar>
-            <w:vAlign w:val="center"/>
-            <w:hideMark/>
-          </w:tcPr>
-          <w:p>
-            <w:pPr>
-              <w:rPr>
-                <w:color w:val="1F1F1F"/>
-              </w:rPr>
-            </w:pPr>
-            <w:r>
-              <w:rPr>
-                <w:color w:val="1F1F1F"/>
-                <w:bdr w:val="none" w:sz="0" w:space="0" w:color="auto" w:frame="1"/>
-              </w:rPr>
-              <w:t>Number</w:t>
+              <w:t>status</w:t>
+            </w:r>
+          </w:p>
+        </w:tc>
+        <w:tc>
+          <w:tcPr>
+            <w:tcW w:w="0" w:type="auto"/>
+            <w:tcBorders>
+              <w:top w:val="single" w:sz="6" w:space="0" w:color="auto"/>
+              <w:left w:val="single" w:sz="6" w:space="0" w:color="auto"/>
+              <w:bottom w:val="single" w:sz="6" w:space="0" w:color="auto"/>
+              <w:right w:val="single" w:sz="6" w:space="0" w:color="auto"/>
+            </w:tcBorders>
+            <w:tcMar>
+              <w:top w:w="120" w:type="dxa"/>
+              <w:left w:w="180" w:type="dxa"/>
+              <w:bottom w:w="120" w:type="dxa"/>
+              <w:right w:w="180" w:type="dxa"/>
+            </w:tcMar>
+            <w:vAlign w:val="center"/>
+            <w:hideMark/>
+          </w:tcPr>
+          <w:p>
+            <w:pPr>
+              <w:rPr>
+                <w:color w:val="1F1F1F"/>
+              </w:rPr>
+            </w:pPr>
+            <w:r>
+              <w:rPr>
+                <w:color w:val="1F1F1F"/>
+                <w:bdr w:val="none" w:sz="0" w:space="0" w:color="auto" w:frame="1"/>
+              </w:rPr>
+              <w:t>Enum</w:t>
             </w:r>
           </w:p>
         </w:tc>
@@ -13957,19 +10755,67 @@
             </w:pPr>
             <w:r>
               <w:rPr>
-                <w:b/>
-                <w:bCs/>
-                <w:color w:val="1F1F1F"/>
-                <w:bdr w:val="none" w:sz="0" w:space="0" w:color="auto" w:frame="1"/>
-              </w:rPr>
-              <w:t>Auto Calculate</w:t>
-            </w:r>
-            <w:r>
-              <w:rPr>
-                <w:color w:val="1F1F1F"/>
-                <w:bdr w:val="none" w:sz="0" w:space="0" w:color="auto" w:frame="1"/>
-              </w:rPr>
-              <w:t>: Tổng price dịch vụ.</w:t>
+                <w:rStyle w:val="HTMLCode"/>
+                <w:rFonts w:eastAsiaTheme="minorHAnsi"/>
+                <w:color w:val="444746"/>
+                <w:bdr w:val="none" w:sz="0" w:space="0" w:color="auto" w:frame="1"/>
+              </w:rPr>
+              <w:t>PENDING</w:t>
+            </w:r>
+            <w:r>
+              <w:rPr>
+                <w:color w:val="1F1F1F"/>
+                <w:bdr w:val="none" w:sz="0" w:space="0" w:color="auto" w:frame="1"/>
+              </w:rPr>
+              <w:t xml:space="preserve"> -&gt; </w:t>
+            </w:r>
+            <w:r>
+              <w:rPr>
+                <w:rStyle w:val="HTMLCode"/>
+                <w:rFonts w:eastAsiaTheme="minorHAnsi"/>
+                <w:color w:val="444746"/>
+                <w:bdr w:val="none" w:sz="0" w:space="0" w:color="auto" w:frame="1"/>
+              </w:rPr>
+              <w:t>CONFIRMED</w:t>
+            </w:r>
+            <w:r>
+              <w:rPr>
+                <w:color w:val="1F1F1F"/>
+                <w:bdr w:val="none" w:sz="0" w:space="0" w:color="auto" w:frame="1"/>
+              </w:rPr>
+              <w:t xml:space="preserve"> -&gt; </w:t>
+            </w:r>
+            <w:r>
+              <w:rPr>
+                <w:rStyle w:val="HTMLCode"/>
+                <w:rFonts w:eastAsiaTheme="minorHAnsi"/>
+                <w:color w:val="444746"/>
+                <w:bdr w:val="none" w:sz="0" w:space="0" w:color="auto" w:frame="1"/>
+              </w:rPr>
+              <w:t>COMPLETED</w:t>
+            </w:r>
+            <w:r>
+              <w:rPr>
+                <w:color w:val="1F1F1F"/>
+                <w:bdr w:val="none" w:sz="0" w:space="0" w:color="auto" w:frame="1"/>
+              </w:rPr>
+              <w:t xml:space="preserve"> / </w:t>
+            </w:r>
+            <w:r>
+              <w:rPr>
+                <w:rStyle w:val="HTMLCode"/>
+                <w:rFonts w:eastAsiaTheme="minorHAnsi"/>
+                <w:color w:val="444746"/>
+                <w:bdr w:val="none" w:sz="0" w:space="0" w:color="auto" w:frame="1"/>
+              </w:rPr>
+              <w:t>CANCELLED</w:t>
+            </w:r>
+            <w:r>
+              <w:rPr>
+                <w:color w:val="1F1F1F"/>
+                <w:bdr w:val="none" w:sz="0" w:space="0" w:color="auto" w:frame="1"/>
+              </w:rPr>
+              <w:t>.</w:t>
             </w:r>
           </w:p>
         </w:tc>
@@ -14009,7 +10855,8 @@
                 <w:color w:val="444746"/>
                 <w:bdr w:val="none" w:sz="0" w:space="0" w:color="auto" w:frame="1"/>
               </w:rPr>
-              <w:t>status</w:t>
+              <w:lastRenderedPageBreak/>
+              <w:t>paymentStatus</w:t>
             </w:r>
           </w:p>
         </w:tc>
@@ -14101,7 +10948,6 @@
             <w:pPr>
               <w:rPr>
                 <w:color w:val="1F1F1F"/>
-                <w:bdr w:val="none" w:sz="0" w:space="0" w:color="auto" w:frame="1"/>
               </w:rPr>
             </w:pPr>
             <w:r>
@@ -14111,14 +10957,14 @@
                 <w:color w:val="444746"/>
                 <w:bdr w:val="none" w:sz="0" w:space="0" w:color="auto" w:frame="1"/>
               </w:rPr>
-              <w:t>PENDING</w:t>
-            </w:r>
-            <w:r>
-              <w:rPr>
-                <w:color w:val="1F1F1F"/>
-                <w:bdr w:val="none" w:sz="0" w:space="0" w:color="auto" w:frame="1"/>
-              </w:rPr>
-              <w:t xml:space="preserve"> -&gt; </w:t>
+              <w:t>UNPAID</w:t>
+            </w:r>
+            <w:r>
+              <w:rPr>
+                <w:color w:val="1F1F1F"/>
+                <w:bdr w:val="none" w:sz="0" w:space="0" w:color="auto" w:frame="1"/>
+              </w:rPr>
+              <w:t xml:space="preserve">, </w:t>
             </w:r>
             <w:r>
               <w:rPr>
@@ -14127,67 +10973,13 @@
                 <w:color w:val="444746"/>
                 <w:bdr w:val="none" w:sz="0" w:space="0" w:color="auto" w:frame="1"/>
               </w:rPr>
-              <w:t>CONFIRMED</w:t>
-            </w:r>
-            <w:r>
-              <w:rPr>
-                <w:color w:val="1F1F1F"/>
-                <w:bdr w:val="none" w:sz="0" w:space="0" w:color="auto" w:frame="1"/>
-              </w:rPr>
-              <w:t xml:space="preserve"> -&gt; </w:t>
-            </w:r>
-            <w:r>
-              <w:rPr>
-                <w:rStyle w:val="HTMLCode"/>
-                <w:rFonts w:eastAsiaTheme="minorHAnsi"/>
-                <w:color w:val="444746"/>
-                <w:bdr w:val="none" w:sz="0" w:space="0" w:color="auto" w:frame="1"/>
-              </w:rPr>
-              <w:t>COMPLETED</w:t>
-            </w:r>
-            <w:r>
-              <w:rPr>
-                <w:color w:val="1F1F1F"/>
-                <w:bdr w:val="none" w:sz="0" w:space="0" w:color="auto" w:frame="1"/>
-              </w:rPr>
-              <w:t xml:space="preserve"> / </w:t>
-            </w:r>
-            <w:r>
-              <w:rPr>
-                <w:rStyle w:val="HTMLCode"/>
-                <w:rFonts w:eastAsiaTheme="minorHAnsi"/>
-                <w:color w:val="444746"/>
-                <w:bdr w:val="none" w:sz="0" w:space="0" w:color="auto" w:frame="1"/>
-              </w:rPr>
-              <w:t>CANCELLED</w:t>
-            </w:r>
-            <w:r>
-              <w:rPr>
-                <w:color w:val="1F1F1F"/>
-                <w:bdr w:val="none" w:sz="0" w:space="0" w:color="auto" w:frame="1"/>
-              </w:rPr>
-              <w:t>.</w:t>
-            </w:r>
-          </w:p>
-          <w:p>
-            <w:pPr>
-              <w:rPr>
-                <w:color w:val="1F1F1F"/>
-              </w:rPr>
-            </w:pPr>
-            <w:r>
-              <w:t xml:space="preserve">Nếu Salon tạo -&gt; Set luôn là </w:t>
-            </w:r>
-            <w:r>
-              <w:rPr>
-                <w:rStyle w:val="HTMLCode"/>
-                <w:rFonts w:eastAsiaTheme="minorHAnsi"/>
-                <w:b/>
-                <w:bCs/>
-              </w:rPr>
-              <w:t>CONFIRMED</w:t>
-            </w:r>
-            <w:r>
+              <w:t>PAID</w:t>
+            </w:r>
+            <w:r>
+              <w:rPr>
+                <w:color w:val="1F1F1F"/>
+                <w:bdr w:val="none" w:sz="0" w:space="0" w:color="auto" w:frame="1"/>
+              </w:rPr>
               <w:t>.</w:t>
             </w:r>
           </w:p>
@@ -14228,100 +11020,101 @@
                 <w:color w:val="444746"/>
                 <w:bdr w:val="none" w:sz="0" w:space="0" w:color="auto" w:frame="1"/>
               </w:rPr>
-              <w:t>paymentStatus</w:t>
-            </w:r>
-          </w:p>
-        </w:tc>
-        <w:tc>
-          <w:tcPr>
-            <w:tcW w:w="0" w:type="auto"/>
-            <w:tcBorders>
-              <w:top w:val="single" w:sz="6" w:space="0" w:color="auto"/>
-              <w:left w:val="single" w:sz="6" w:space="0" w:color="auto"/>
-              <w:bottom w:val="single" w:sz="6" w:space="0" w:color="auto"/>
-              <w:right w:val="single" w:sz="6" w:space="0" w:color="auto"/>
-            </w:tcBorders>
-            <w:tcMar>
-              <w:top w:w="120" w:type="dxa"/>
-              <w:left w:w="180" w:type="dxa"/>
-              <w:bottom w:w="120" w:type="dxa"/>
-              <w:right w:w="180" w:type="dxa"/>
-            </w:tcMar>
-            <w:vAlign w:val="center"/>
-            <w:hideMark/>
-          </w:tcPr>
-          <w:p>
-            <w:pPr>
-              <w:rPr>
-                <w:color w:val="1F1F1F"/>
-              </w:rPr>
-            </w:pPr>
-            <w:r>
-              <w:rPr>
-                <w:color w:val="1F1F1F"/>
-                <w:bdr w:val="none" w:sz="0" w:space="0" w:color="auto" w:frame="1"/>
-              </w:rPr>
-              <w:t>Enum</w:t>
-            </w:r>
-          </w:p>
-        </w:tc>
-        <w:tc>
-          <w:tcPr>
-            <w:tcW w:w="0" w:type="auto"/>
-            <w:tcBorders>
-              <w:top w:val="single" w:sz="6" w:space="0" w:color="auto"/>
-              <w:left w:val="single" w:sz="6" w:space="0" w:color="auto"/>
-              <w:bottom w:val="single" w:sz="6" w:space="0" w:color="auto"/>
-              <w:right w:val="single" w:sz="6" w:space="0" w:color="auto"/>
-            </w:tcBorders>
-            <w:tcMar>
-              <w:top w:w="120" w:type="dxa"/>
-              <w:left w:w="180" w:type="dxa"/>
-              <w:bottom w:w="120" w:type="dxa"/>
-              <w:right w:w="180" w:type="dxa"/>
-            </w:tcMar>
-            <w:vAlign w:val="center"/>
-            <w:hideMark/>
-          </w:tcPr>
-          <w:p>
-            <w:pPr>
-              <w:rPr>
-                <w:color w:val="1F1F1F"/>
-              </w:rPr>
-            </w:pPr>
-            <w:r>
-              <w:rPr>
-                <w:color w:val="1F1F1F"/>
-                <w:bdr w:val="none" w:sz="0" w:space="0" w:color="auto" w:frame="1"/>
-              </w:rPr>
-              <w:t>Yes</w:t>
-            </w:r>
-          </w:p>
-        </w:tc>
-        <w:tc>
-          <w:tcPr>
-            <w:tcW w:w="0" w:type="auto"/>
-            <w:tcBorders>
-              <w:top w:val="single" w:sz="6" w:space="0" w:color="auto"/>
-              <w:left w:val="single" w:sz="6" w:space="0" w:color="auto"/>
-              <w:bottom w:val="single" w:sz="6" w:space="0" w:color="auto"/>
-              <w:right w:val="single" w:sz="6" w:space="0" w:color="auto"/>
-            </w:tcBorders>
-            <w:tcMar>
-              <w:top w:w="120" w:type="dxa"/>
-              <w:left w:w="180" w:type="dxa"/>
-              <w:bottom w:w="120" w:type="dxa"/>
-              <w:right w:w="180" w:type="dxa"/>
-            </w:tcMar>
-            <w:vAlign w:val="center"/>
-            <w:hideMark/>
-          </w:tcPr>
-          <w:p>
-            <w:pPr>
-              <w:rPr>
-                <w:color w:val="1F1F1F"/>
-              </w:rPr>
-            </w:pPr>
+              <w:t>feedback</w:t>
+            </w:r>
+          </w:p>
+        </w:tc>
+        <w:tc>
+          <w:tcPr>
+            <w:tcW w:w="0" w:type="auto"/>
+            <w:tcBorders>
+              <w:top w:val="single" w:sz="6" w:space="0" w:color="auto"/>
+              <w:left w:val="single" w:sz="6" w:space="0" w:color="auto"/>
+              <w:bottom w:val="single" w:sz="6" w:space="0" w:color="auto"/>
+              <w:right w:val="single" w:sz="6" w:space="0" w:color="auto"/>
+            </w:tcBorders>
+            <w:tcMar>
+              <w:top w:w="120" w:type="dxa"/>
+              <w:left w:w="180" w:type="dxa"/>
+              <w:bottom w:w="120" w:type="dxa"/>
+              <w:right w:w="180" w:type="dxa"/>
+            </w:tcMar>
+            <w:vAlign w:val="center"/>
+            <w:hideMark/>
+          </w:tcPr>
+          <w:p>
+            <w:pPr>
+              <w:rPr>
+                <w:color w:val="1F1F1F"/>
+              </w:rPr>
+            </w:pPr>
+            <w:r>
+              <w:rPr>
+                <w:color w:val="1F1F1F"/>
+                <w:bdr w:val="none" w:sz="0" w:space="0" w:color="auto" w:frame="1"/>
+              </w:rPr>
+              <w:t>Object</w:t>
+            </w:r>
+          </w:p>
+        </w:tc>
+        <w:tc>
+          <w:tcPr>
+            <w:tcW w:w="0" w:type="auto"/>
+            <w:tcBorders>
+              <w:top w:val="single" w:sz="6" w:space="0" w:color="auto"/>
+              <w:left w:val="single" w:sz="6" w:space="0" w:color="auto"/>
+              <w:bottom w:val="single" w:sz="6" w:space="0" w:color="auto"/>
+              <w:right w:val="single" w:sz="6" w:space="0" w:color="auto"/>
+            </w:tcBorders>
+            <w:tcMar>
+              <w:top w:w="120" w:type="dxa"/>
+              <w:left w:w="180" w:type="dxa"/>
+              <w:bottom w:w="120" w:type="dxa"/>
+              <w:right w:w="180" w:type="dxa"/>
+            </w:tcMar>
+            <w:vAlign w:val="center"/>
+            <w:hideMark/>
+          </w:tcPr>
+          <w:p>
+            <w:pPr>
+              <w:rPr>
+                <w:color w:val="1F1F1F"/>
+              </w:rPr>
+            </w:pPr>
+            <w:r>
+              <w:rPr>
+                <w:color w:val="1F1F1F"/>
+                <w:bdr w:val="none" w:sz="0" w:space="0" w:color="auto" w:frame="1"/>
+              </w:rPr>
+              <w:t>No</w:t>
+            </w:r>
+          </w:p>
+        </w:tc>
+        <w:tc>
+          <w:tcPr>
+            <w:tcW w:w="0" w:type="auto"/>
+            <w:tcBorders>
+              <w:top w:val="single" w:sz="6" w:space="0" w:color="auto"/>
+              <w:left w:val="single" w:sz="6" w:space="0" w:color="auto"/>
+              <w:bottom w:val="single" w:sz="6" w:space="0" w:color="auto"/>
+              <w:right w:val="single" w:sz="6" w:space="0" w:color="auto"/>
+            </w:tcBorders>
+            <w:tcMar>
+              <w:top w:w="120" w:type="dxa"/>
+              <w:left w:w="180" w:type="dxa"/>
+              <w:bottom w:w="120" w:type="dxa"/>
+              <w:right w:w="180" w:type="dxa"/>
+            </w:tcMar>
+            <w:vAlign w:val="center"/>
+            <w:hideMark/>
+          </w:tcPr>
+          <w:p>
+            <w:pPr>
+              <w:rPr>
+                <w:color w:val="1F1F1F"/>
+              </w:rPr>
+            </w:pPr>
+            <w:proofErr w:type="gramStart"/>
             <w:r>
               <w:rPr>
                 <w:rStyle w:val="HTMLCode"/>
@@ -14329,15 +11122,9 @@
                 <w:color w:val="444746"/>
                 <w:bdr w:val="none" w:sz="0" w:space="0" w:color="auto" w:frame="1"/>
               </w:rPr>
-              <w:t>UNPAID</w:t>
-            </w:r>
-            <w:r>
-              <w:rPr>
-                <w:color w:val="1F1F1F"/>
-                <w:bdr w:val="none" w:sz="0" w:space="0" w:color="auto" w:frame="1"/>
-              </w:rPr>
-              <w:t xml:space="preserve">, </w:t>
-            </w:r>
+              <w:t>{ rating</w:t>
+            </w:r>
+            <w:proofErr w:type="gramEnd"/>
             <w:r>
               <w:rPr>
                 <w:rStyle w:val="HTMLCode"/>
@@ -14345,155 +11132,7 @@
                 <w:color w:val="444746"/>
                 <w:bdr w:val="none" w:sz="0" w:space="0" w:color="auto" w:frame="1"/>
               </w:rPr>
-              <w:t>PAID</w:t>
-            </w:r>
-            <w:r>
-              <w:rPr>
-                <w:color w:val="1F1F1F"/>
-                <w:bdr w:val="none" w:sz="0" w:space="0" w:color="auto" w:frame="1"/>
-              </w:rPr>
-              <w:t>.</w:t>
-            </w:r>
-          </w:p>
-        </w:tc>
-      </w:tr>
-      <w:tr>
-        <w:trPr>
-          <w:tblCellSpacing w:w="15" w:type="dxa"/>
-        </w:trPr>
-        <w:tc>
-          <w:tcPr>
-            <w:tcW w:w="0" w:type="auto"/>
-            <w:tcBorders>
-              <w:top w:val="single" w:sz="6" w:space="0" w:color="auto"/>
-              <w:left w:val="single" w:sz="6" w:space="0" w:color="auto"/>
-              <w:bottom w:val="single" w:sz="6" w:space="0" w:color="auto"/>
-              <w:right w:val="single" w:sz="6" w:space="0" w:color="auto"/>
-            </w:tcBorders>
-            <w:tcMar>
-              <w:top w:w="120" w:type="dxa"/>
-              <w:left w:w="180" w:type="dxa"/>
-              <w:bottom w:w="120" w:type="dxa"/>
-              <w:right w:w="180" w:type="dxa"/>
-            </w:tcMar>
-            <w:vAlign w:val="center"/>
-            <w:hideMark/>
-          </w:tcPr>
-          <w:p>
-            <w:pPr>
-              <w:rPr>
-                <w:color w:val="1F1F1F"/>
-              </w:rPr>
-            </w:pPr>
-            <w:r>
-              <w:rPr>
-                <w:rStyle w:val="HTMLCode"/>
-                <w:rFonts w:eastAsiaTheme="minorHAnsi"/>
-                <w:color w:val="444746"/>
-                <w:bdr w:val="none" w:sz="0" w:space="0" w:color="auto" w:frame="1"/>
-              </w:rPr>
-              <w:t>feedback</w:t>
-            </w:r>
-          </w:p>
-        </w:tc>
-        <w:tc>
-          <w:tcPr>
-            <w:tcW w:w="0" w:type="auto"/>
-            <w:tcBorders>
-              <w:top w:val="single" w:sz="6" w:space="0" w:color="auto"/>
-              <w:left w:val="single" w:sz="6" w:space="0" w:color="auto"/>
-              <w:bottom w:val="single" w:sz="6" w:space="0" w:color="auto"/>
-              <w:right w:val="single" w:sz="6" w:space="0" w:color="auto"/>
-            </w:tcBorders>
-            <w:tcMar>
-              <w:top w:w="120" w:type="dxa"/>
-              <w:left w:w="180" w:type="dxa"/>
-              <w:bottom w:w="120" w:type="dxa"/>
-              <w:right w:w="180" w:type="dxa"/>
-            </w:tcMar>
-            <w:vAlign w:val="center"/>
-            <w:hideMark/>
-          </w:tcPr>
-          <w:p>
-            <w:pPr>
-              <w:rPr>
-                <w:color w:val="1F1F1F"/>
-              </w:rPr>
-            </w:pPr>
-            <w:r>
-              <w:rPr>
-                <w:color w:val="1F1F1F"/>
-                <w:bdr w:val="none" w:sz="0" w:space="0" w:color="auto" w:frame="1"/>
-              </w:rPr>
-              <w:t>Object</w:t>
-            </w:r>
-          </w:p>
-        </w:tc>
-        <w:tc>
-          <w:tcPr>
-            <w:tcW w:w="0" w:type="auto"/>
-            <w:tcBorders>
-              <w:top w:val="single" w:sz="6" w:space="0" w:color="auto"/>
-              <w:left w:val="single" w:sz="6" w:space="0" w:color="auto"/>
-              <w:bottom w:val="single" w:sz="6" w:space="0" w:color="auto"/>
-              <w:right w:val="single" w:sz="6" w:space="0" w:color="auto"/>
-            </w:tcBorders>
-            <w:tcMar>
-              <w:top w:w="120" w:type="dxa"/>
-              <w:left w:w="180" w:type="dxa"/>
-              <w:bottom w:w="120" w:type="dxa"/>
-              <w:right w:w="180" w:type="dxa"/>
-            </w:tcMar>
-            <w:vAlign w:val="center"/>
-            <w:hideMark/>
-          </w:tcPr>
-          <w:p>
-            <w:pPr>
-              <w:rPr>
-                <w:color w:val="1F1F1F"/>
-              </w:rPr>
-            </w:pPr>
-            <w:r>
-              <w:rPr>
-                <w:color w:val="1F1F1F"/>
-                <w:bdr w:val="none" w:sz="0" w:space="0" w:color="auto" w:frame="1"/>
-              </w:rPr>
-              <w:t>No</w:t>
-            </w:r>
-          </w:p>
-        </w:tc>
-        <w:tc>
-          <w:tcPr>
-            <w:tcW w:w="0" w:type="auto"/>
-            <w:tcBorders>
-              <w:top w:val="single" w:sz="6" w:space="0" w:color="auto"/>
-              <w:left w:val="single" w:sz="6" w:space="0" w:color="auto"/>
-              <w:bottom w:val="single" w:sz="6" w:space="0" w:color="auto"/>
-              <w:right w:val="single" w:sz="6" w:space="0" w:color="auto"/>
-            </w:tcBorders>
-            <w:tcMar>
-              <w:top w:w="120" w:type="dxa"/>
-              <w:left w:w="180" w:type="dxa"/>
-              <w:bottom w:w="120" w:type="dxa"/>
-              <w:right w:w="180" w:type="dxa"/>
-            </w:tcMar>
-            <w:vAlign w:val="center"/>
-            <w:hideMark/>
-          </w:tcPr>
-          <w:p>
-            <w:pPr>
-              <w:rPr>
-                <w:color w:val="1F1F1F"/>
-              </w:rPr>
-            </w:pPr>
-            <w:r>
-              <w:rPr>
-                <w:rStyle w:val="HTMLCode"/>
-                <w:rFonts w:eastAsiaTheme="minorHAnsi"/>
-                <w:color w:val="444746"/>
-                <w:bdr w:val="none" w:sz="0" w:space="0" w:color="auto" w:frame="1"/>
-              </w:rPr>
-              <w:t>{ rating: 5, comment: "..." }</w:t>
+              <w:t>: 5, comment: "..." }</w:t>
             </w:r>
             <w:r>
               <w:rPr>
@@ -15063,12 +11702,21 @@
                 <w:color w:val="1F1F1F"/>
               </w:rPr>
             </w:pPr>
-            <w:r>
-              <w:rPr>
-                <w:color w:val="1F1F1F"/>
-                <w:bdr w:val="none" w:sz="0" w:space="0" w:color="auto" w:frame="1"/>
-              </w:rPr>
-              <w:t>Ref(User)</w:t>
+            <w:proofErr w:type="gramStart"/>
+            <w:r>
+              <w:rPr>
+                <w:color w:val="1F1F1F"/>
+                <w:bdr w:val="none" w:sz="0" w:space="0" w:color="auto" w:frame="1"/>
+              </w:rPr>
+              <w:t>Ref(</w:t>
+            </w:r>
+            <w:proofErr w:type="gramEnd"/>
+            <w:r>
+              <w:rPr>
+                <w:color w:val="1F1F1F"/>
+                <w:bdr w:val="none" w:sz="0" w:space="0" w:color="auto" w:frame="1"/>
+              </w:rPr>
+              <w:t>User)</w:t>
             </w:r>
           </w:p>
         </w:tc>
@@ -15174,7 +11822,6 @@
                 <w:color w:val="444746"/>
                 <w:bdr w:val="none" w:sz="0" w:space="0" w:color="auto" w:frame="1"/>
               </w:rPr>
-              <w:lastRenderedPageBreak/>
               <w:t>amount</w:t>
             </w:r>
           </w:p>
@@ -15908,7 +12555,7 @@
           <w:color w:val="1F1F1F"/>
         </w:rPr>
         <w:pict w14:anchorId="1838035A">
-          <v:rect id="_x0000_i1032" style="width:0;height:1.5pt" o:hralign="center" o:hrstd="t" o:hrnoshade="t" o:hr="t" fillcolor="gray" stroked="f"/>
+          <v:rect id="_x0000_i1030" style="width:0;height:1.5pt" o:hralign="center" o:hrstd="t" o:hrnoshade="t" o:hr="t" fillcolor="gray" stroked="f"/>
         </w:pict>
       </w:r>
     </w:p>
@@ -16019,6 +12666,7 @@
                 <w:color w:val="1F1F1F"/>
                 <w:bdr w:val="none" w:sz="0" w:space="0" w:color="auto" w:frame="1"/>
               </w:rPr>
+              <w:lastRenderedPageBreak/>
               <w:t>Field</w:t>
             </w:r>
           </w:p>
@@ -16328,12 +12976,21 @@
                 <w:color w:val="1F1F1F"/>
               </w:rPr>
             </w:pPr>
-            <w:r>
-              <w:rPr>
-                <w:color w:val="1F1F1F"/>
-                <w:bdr w:val="none" w:sz="0" w:space="0" w:color="auto" w:frame="1"/>
-              </w:rPr>
-              <w:t>Ref(Salon)</w:t>
+            <w:proofErr w:type="gramStart"/>
+            <w:r>
+              <w:rPr>
+                <w:color w:val="1F1F1F"/>
+                <w:bdr w:val="none" w:sz="0" w:space="0" w:color="auto" w:frame="1"/>
+              </w:rPr>
+              <w:t>Ref(</w:t>
+            </w:r>
+            <w:proofErr w:type="gramEnd"/>
+            <w:r>
+              <w:rPr>
+                <w:color w:val="1F1F1F"/>
+                <w:bdr w:val="none" w:sz="0" w:space="0" w:color="auto" w:frame="1"/>
+              </w:rPr>
+              <w:t>Salon)</w:t>
             </w:r>
           </w:p>
         </w:tc>
@@ -17104,7 +13761,6 @@
                 <w:color w:val="1F1F1F"/>
                 <w:bdr w:val="none" w:sz="0" w:space="0" w:color="auto" w:frame="1"/>
               </w:rPr>
-              <w:lastRenderedPageBreak/>
               <w:t>Field</w:t>
             </w:r>
           </w:p>
@@ -17414,12 +14070,21 @@
                 <w:color w:val="1F1F1F"/>
               </w:rPr>
             </w:pPr>
-            <w:r>
-              <w:rPr>
-                <w:color w:val="1F1F1F"/>
-                <w:bdr w:val="none" w:sz="0" w:space="0" w:color="auto" w:frame="1"/>
-              </w:rPr>
-              <w:t>Ref(Salon)</w:t>
+            <w:proofErr w:type="gramStart"/>
+            <w:r>
+              <w:rPr>
+                <w:color w:val="1F1F1F"/>
+                <w:bdr w:val="none" w:sz="0" w:space="0" w:color="auto" w:frame="1"/>
+              </w:rPr>
+              <w:t>Ref(</w:t>
+            </w:r>
+            <w:proofErr w:type="gramEnd"/>
+            <w:r>
+              <w:rPr>
+                <w:color w:val="1F1F1F"/>
+                <w:bdr w:val="none" w:sz="0" w:space="0" w:color="auto" w:frame="1"/>
+              </w:rPr>
+              <w:t>Salon)</w:t>
             </w:r>
           </w:p>
         </w:tc>
@@ -17553,12 +14218,21 @@
                 <w:color w:val="1F1F1F"/>
               </w:rPr>
             </w:pPr>
-            <w:r>
-              <w:rPr>
-                <w:color w:val="1F1F1F"/>
-                <w:bdr w:val="none" w:sz="0" w:space="0" w:color="auto" w:frame="1"/>
-              </w:rPr>
-              <w:t>Ref(Product)</w:t>
+            <w:proofErr w:type="gramStart"/>
+            <w:r>
+              <w:rPr>
+                <w:color w:val="1F1F1F"/>
+                <w:bdr w:val="none" w:sz="0" w:space="0" w:color="auto" w:frame="1"/>
+              </w:rPr>
+              <w:t>Ref(</w:t>
+            </w:r>
+            <w:proofErr w:type="gramEnd"/>
+            <w:r>
+              <w:rPr>
+                <w:color w:val="1F1F1F"/>
+                <w:bdr w:val="none" w:sz="0" w:space="0" w:color="auto" w:frame="1"/>
+              </w:rPr>
+              <w:t>Product)</w:t>
             </w:r>
           </w:p>
         </w:tc>
@@ -17692,12 +14366,21 @@
                 <w:color w:val="1F1F1F"/>
               </w:rPr>
             </w:pPr>
-            <w:r>
-              <w:rPr>
-                <w:color w:val="1F1F1F"/>
-                <w:bdr w:val="none" w:sz="0" w:space="0" w:color="auto" w:frame="1"/>
-              </w:rPr>
-              <w:t>Ref(Staff)</w:t>
+            <w:proofErr w:type="gramStart"/>
+            <w:r>
+              <w:rPr>
+                <w:color w:val="1F1F1F"/>
+                <w:bdr w:val="none" w:sz="0" w:space="0" w:color="auto" w:frame="1"/>
+              </w:rPr>
+              <w:t>Ref(</w:t>
+            </w:r>
+            <w:proofErr w:type="gramEnd"/>
+            <w:r>
+              <w:rPr>
+                <w:color w:val="1F1F1F"/>
+                <w:bdr w:val="none" w:sz="0" w:space="0" w:color="auto" w:frame="1"/>
+              </w:rPr>
+              <w:t>Staff)</w:t>
             </w:r>
           </w:p>
         </w:tc>
@@ -18255,8 +14938,9 @@
         <w:rPr>
           <w:color w:val="1F1F1F"/>
         </w:rPr>
+        <w:lastRenderedPageBreak/>
         <w:pict w14:anchorId="37E55BDA">
-          <v:rect id="_x0000_i1033" style="width:0;height:1.5pt" o:hralign="center" o:hrstd="t" o:hrnoshade="t" o:hr="t" fillcolor="gray" stroked="f"/>
+          <v:rect id="_x0000_i1031" style="width:0;height:1.5pt" o:hralign="center" o:hrstd="t" o:hrnoshade="t" o:hr="t" fillcolor="gray" stroked="f"/>
         </w:pict>
       </w:r>
     </w:p>
@@ -19052,8 +15736,13 @@
                 <w:rFonts w:ascii="Courier New" w:hAnsi="Courier New" w:cs="Courier New"/>
               </w:rPr>
             </w:pPr>
-            <w:r>
-              <w:t>Ref(Salon). Khách dùng Check-in (1 ID). Admin dùng viết bài Top List (Nhiều ID).</w:t>
+            <w:proofErr w:type="gramStart"/>
+            <w:r>
+              <w:t>Ref(</w:t>
+            </w:r>
+            <w:proofErr w:type="gramEnd"/>
+            <w:r>
+              <w:t>Salon). Khách dùng Check-in (1 ID). Admin dùng viết bài Top List (Nhiều ID).</w:t>
             </w:r>
           </w:p>
         </w:tc>
@@ -19093,7 +15782,6 @@
                 <w:color w:val="444746"/>
                 <w:bdr w:val="none" w:sz="0" w:space="0" w:color="auto" w:frame="1"/>
               </w:rPr>
-              <w:lastRenderedPageBreak/>
               <w:t>content</w:t>
             </w:r>
           </w:p>
@@ -19409,12 +16097,21 @@
                 <w:color w:val="1F1F1F"/>
               </w:rPr>
             </w:pPr>
-            <w:r>
-              <w:rPr>
-                <w:color w:val="1F1F1F"/>
-                <w:bdr w:val="none" w:sz="0" w:space="0" w:color="auto" w:frame="1"/>
-              </w:rPr>
-              <w:t>Ref(Service)</w:t>
+            <w:proofErr w:type="gramStart"/>
+            <w:r>
+              <w:rPr>
+                <w:color w:val="1F1F1F"/>
+                <w:bdr w:val="none" w:sz="0" w:space="0" w:color="auto" w:frame="1"/>
+              </w:rPr>
+              <w:t>Ref(</w:t>
+            </w:r>
+            <w:proofErr w:type="gramEnd"/>
+            <w:r>
+              <w:rPr>
+                <w:color w:val="1F1F1F"/>
+                <w:bdr w:val="none" w:sz="0" w:space="0" w:color="auto" w:frame="1"/>
+              </w:rPr>
+              <w:t>Service)</w:t>
             </w:r>
           </w:p>
         </w:tc>
@@ -20046,7 +16743,23 @@
                 <w:color w:val="1F1F1F"/>
                 <w:bdr w:val="none" w:sz="0" w:space="0" w:color="auto" w:frame="1"/>
               </w:rPr>
-              <w:t>[Ref(User)]</w:t>
+              <w:t>[</w:t>
+            </w:r>
+            <w:proofErr w:type="gramStart"/>
+            <w:r>
+              <w:rPr>
+                <w:color w:val="1F1F1F"/>
+                <w:bdr w:val="none" w:sz="0" w:space="0" w:color="auto" w:frame="1"/>
+              </w:rPr>
+              <w:t>Ref(</w:t>
+            </w:r>
+            <w:proofErr w:type="gramEnd"/>
+            <w:r>
+              <w:rPr>
+                <w:color w:val="1F1F1F"/>
+                <w:bdr w:val="none" w:sz="0" w:space="0" w:color="auto" w:frame="1"/>
+              </w:rPr>
+              <w:t>User)]</w:t>
             </w:r>
           </w:p>
         </w:tc>
@@ -20161,6 +16874,7 @@
                 <w:color w:val="444746"/>
                 <w:bdr w:val="none" w:sz="0" w:space="0" w:color="auto" w:frame="1"/>
               </w:rPr>
+              <w:lastRenderedPageBreak/>
               <w:t>lastMessage</w:t>
             </w:r>
           </w:p>
@@ -20271,6 +16985,7 @@
               </w:rPr>
               <w:t xml:space="preserve">. </w:t>
             </w:r>
+            <w:proofErr w:type="gramStart"/>
             <w:r>
               <w:rPr>
                 <w:rStyle w:val="HTMLCode"/>
@@ -20278,7 +16993,17 @@
                 <w:color w:val="444746"/>
                 <w:bdr w:val="none" w:sz="0" w:space="0" w:color="auto" w:frame="1"/>
               </w:rPr>
-              <w:t>{ content, createdAt }</w:t>
+              <w:t>{ content</w:t>
+            </w:r>
+            <w:proofErr w:type="gramEnd"/>
+            <w:r>
+              <w:rPr>
+                <w:rStyle w:val="HTMLCode"/>
+                <w:rFonts w:eastAsiaTheme="minorHAnsi"/>
+                <w:color w:val="444746"/>
+                <w:bdr w:val="none" w:sz="0" w:space="0" w:color="auto" w:frame="1"/>
+              </w:rPr>
+              <w:t>, createdAt }</w:t>
             </w:r>
             <w:r>
               <w:rPr>
@@ -20848,12 +17573,21 @@
                 <w:color w:val="1F1F1F"/>
               </w:rPr>
             </w:pPr>
-            <w:r>
-              <w:rPr>
-                <w:color w:val="1F1F1F"/>
-                <w:bdr w:val="none" w:sz="0" w:space="0" w:color="auto" w:frame="1"/>
-              </w:rPr>
-              <w:t>Ref(Conv)</w:t>
+            <w:proofErr w:type="gramStart"/>
+            <w:r>
+              <w:rPr>
+                <w:color w:val="1F1F1F"/>
+                <w:bdr w:val="none" w:sz="0" w:space="0" w:color="auto" w:frame="1"/>
+              </w:rPr>
+              <w:t>Ref(</w:t>
+            </w:r>
+            <w:proofErr w:type="gramEnd"/>
+            <w:r>
+              <w:rPr>
+                <w:color w:val="1F1F1F"/>
+                <w:bdr w:val="none" w:sz="0" w:space="0" w:color="auto" w:frame="1"/>
+              </w:rPr>
+              <w:t>Conv)</w:t>
             </w:r>
           </w:p>
         </w:tc>
@@ -20959,7 +17693,6 @@
                 <w:color w:val="444746"/>
                 <w:bdr w:val="none" w:sz="0" w:space="0" w:color="auto" w:frame="1"/>
               </w:rPr>
-              <w:lastRenderedPageBreak/>
               <w:t>senderId</w:t>
             </w:r>
           </w:p>
@@ -20988,12 +17721,21 @@
                 <w:color w:val="1F1F1F"/>
               </w:rPr>
             </w:pPr>
-            <w:r>
-              <w:rPr>
-                <w:color w:val="1F1F1F"/>
-                <w:bdr w:val="none" w:sz="0" w:space="0" w:color="auto" w:frame="1"/>
-              </w:rPr>
-              <w:t>Ref(User)</w:t>
+            <w:proofErr w:type="gramStart"/>
+            <w:r>
+              <w:rPr>
+                <w:color w:val="1F1F1F"/>
+                <w:bdr w:val="none" w:sz="0" w:space="0" w:color="auto" w:frame="1"/>
+              </w:rPr>
+              <w:t>Ref(</w:t>
+            </w:r>
+            <w:proofErr w:type="gramEnd"/>
+            <w:r>
+              <w:rPr>
+                <w:color w:val="1F1F1F"/>
+                <w:bdr w:val="none" w:sz="0" w:space="0" w:color="auto" w:frame="1"/>
+              </w:rPr>
+              <w:t>User)</w:t>
             </w:r>
           </w:p>
         </w:tc>
@@ -21659,7 +18401,7 @@
           <w:color w:val="1F1F1F"/>
         </w:rPr>
         <w:pict w14:anchorId="750190F6">
-          <v:rect id="_x0000_i1034" style="width:0;height:1.5pt" o:hralign="center" o:hrstd="t" o:hrnoshade="t" o:hr="t" fillcolor="gray" stroked="f"/>
+          <v:rect id="_x0000_i1032" style="width:0;height:1.5pt" o:hralign="center" o:hrstd="t" o:hrnoshade="t" o:hr="t" fillcolor="gray" stroked="f"/>
         </w:pict>
       </w:r>
     </w:p>
@@ -21770,6 +18512,7 @@
                 <w:color w:val="1F1F1F"/>
                 <w:bdr w:val="none" w:sz="0" w:space="0" w:color="auto" w:frame="1"/>
               </w:rPr>
+              <w:lastRenderedPageBreak/>
               <w:t>Field</w:t>
             </w:r>
           </w:p>
@@ -22079,12 +18822,21 @@
                 <w:color w:val="1F1F1F"/>
               </w:rPr>
             </w:pPr>
-            <w:r>
-              <w:rPr>
-                <w:color w:val="1F1F1F"/>
-                <w:bdr w:val="none" w:sz="0" w:space="0" w:color="auto" w:frame="1"/>
-              </w:rPr>
-              <w:t>Ref(Salon)</w:t>
+            <w:proofErr w:type="gramStart"/>
+            <w:r>
+              <w:rPr>
+                <w:color w:val="1F1F1F"/>
+                <w:bdr w:val="none" w:sz="0" w:space="0" w:color="auto" w:frame="1"/>
+              </w:rPr>
+              <w:t>Ref(</w:t>
+            </w:r>
+            <w:proofErr w:type="gramEnd"/>
+            <w:r>
+              <w:rPr>
+                <w:color w:val="1F1F1F"/>
+                <w:bdr w:val="none" w:sz="0" w:space="0" w:color="auto" w:frame="1"/>
+              </w:rPr>
+              <w:t>Salon)</w:t>
             </w:r>
           </w:p>
         </w:tc>
@@ -22891,7 +19643,6 @@
                 <w:color w:val="444746"/>
                 <w:bdr w:val="none" w:sz="0" w:space="0" w:color="auto" w:frame="1"/>
               </w:rPr>
-              <w:lastRenderedPageBreak/>
               <w:t>createdAt</w:t>
             </w:r>
           </w:p>
@@ -23018,7 +19769,7 @@
           <w:color w:val="1F1F1F"/>
         </w:rPr>
         <w:pict w14:anchorId="5823143E">
-          <v:rect id="_x0000_i1035" style="width:0;height:1.5pt" o:hralign="center" o:hrstd="t" o:hrnoshade="t" o:hr="t" fillcolor="gray" stroked="f"/>
+          <v:rect id="_x0000_i1033" style="width:0;height:1.5pt" o:hralign="center" o:hrstd="t" o:hrnoshade="t" o:hr="t" fillcolor="gray" stroked="f"/>
         </w:pict>
       </w:r>
     </w:p>
@@ -23329,12 +20080,21 @@
             <w:r>
               <w:t xml:space="preserve">Nối về </w:t>
             </w:r>
+            <w:proofErr w:type="gramStart"/>
             <w:r>
               <w:rPr>
                 <w:rStyle w:val="HTMLCode"/>
                 <w:rFonts w:eastAsiaTheme="minorHAnsi"/>
               </w:rPr>
-              <w:t>Users._id</w:t>
+              <w:t>Users._</w:t>
+            </w:r>
+            <w:proofErr w:type="gramEnd"/>
+            <w:r>
+              <w:rPr>
+                <w:rStyle w:val="HTMLCode"/>
+                <w:rFonts w:eastAsiaTheme="minorHAnsi"/>
+              </w:rPr>
+              <w:t>id</w:t>
             </w:r>
             <w:r>
               <w:t>.</w:t>
@@ -23461,12 +20221,21 @@
             <w:r>
               <w:t xml:space="preserve">Nối về </w:t>
             </w:r>
+            <w:proofErr w:type="gramStart"/>
             <w:r>
               <w:rPr>
                 <w:rStyle w:val="HTMLCode"/>
                 <w:rFonts w:eastAsiaTheme="minorHAnsi"/>
               </w:rPr>
-              <w:t>Users._id</w:t>
+              <w:t>Users._</w:t>
+            </w:r>
+            <w:proofErr w:type="gramEnd"/>
+            <w:r>
+              <w:rPr>
+                <w:rStyle w:val="HTMLCode"/>
+                <w:rFonts w:eastAsiaTheme="minorHAnsi"/>
+              </w:rPr>
+              <w:t>id</w:t>
             </w:r>
             <w:r>
               <w:t xml:space="preserve"> (Tài khoản đăng nhập).</w:t>
@@ -23499,6 +20268,7 @@
                 <w:b/>
                 <w:bCs/>
               </w:rPr>
+              <w:lastRenderedPageBreak/>
               <w:t>Staffs</w:t>
             </w:r>
           </w:p>
@@ -23593,12 +20363,21 @@
             <w:r>
               <w:t xml:space="preserve">Nối về </w:t>
             </w:r>
+            <w:proofErr w:type="gramStart"/>
             <w:r>
               <w:rPr>
                 <w:rStyle w:val="HTMLCode"/>
                 <w:rFonts w:eastAsiaTheme="minorHAnsi"/>
               </w:rPr>
-              <w:t>Salons._id</w:t>
+              <w:t>Salons._</w:t>
+            </w:r>
+            <w:proofErr w:type="gramEnd"/>
+            <w:r>
+              <w:rPr>
+                <w:rStyle w:val="HTMLCode"/>
+                <w:rFonts w:eastAsiaTheme="minorHAnsi"/>
+              </w:rPr>
+              <w:t>id</w:t>
             </w:r>
             <w:r>
               <w:t>.</w:t>
@@ -23725,12 +20504,21 @@
             <w:r>
               <w:t xml:space="preserve">Nối về </w:t>
             </w:r>
+            <w:proofErr w:type="gramStart"/>
             <w:r>
               <w:rPr>
                 <w:rStyle w:val="HTMLCode"/>
                 <w:rFonts w:eastAsiaTheme="minorHAnsi"/>
               </w:rPr>
-              <w:t>Salons._id</w:t>
+              <w:t>Salons._</w:t>
+            </w:r>
+            <w:proofErr w:type="gramEnd"/>
+            <w:r>
+              <w:rPr>
+                <w:rStyle w:val="HTMLCode"/>
+                <w:rFonts w:eastAsiaTheme="minorHAnsi"/>
+              </w:rPr>
+              <w:t>id</w:t>
             </w:r>
             <w:r>
               <w:t>.</w:t>
@@ -23867,12 +20655,21 @@
             <w:r>
               <w:t xml:space="preserve"> về </w:t>
             </w:r>
+            <w:proofErr w:type="gramStart"/>
             <w:r>
               <w:rPr>
                 <w:rStyle w:val="HTMLCode"/>
                 <w:rFonts w:eastAsiaTheme="minorHAnsi"/>
               </w:rPr>
-              <w:t>Services._id</w:t>
+              <w:t>Services._</w:t>
+            </w:r>
+            <w:proofErr w:type="gramEnd"/>
+            <w:r>
+              <w:rPr>
+                <w:rStyle w:val="HTMLCode"/>
+                <w:rFonts w:eastAsiaTheme="minorHAnsi"/>
+              </w:rPr>
+              <w:t>id</w:t>
             </w:r>
             <w:r>
               <w:t>.</w:t>
@@ -24153,12 +20950,21 @@
             <w:r>
               <w:t xml:space="preserve">Nối về </w:t>
             </w:r>
+            <w:proofErr w:type="gramStart"/>
             <w:r>
               <w:rPr>
                 <w:rStyle w:val="HTMLCode"/>
                 <w:rFonts w:eastAsiaTheme="minorHAnsi"/>
               </w:rPr>
-              <w:t>Users._id</w:t>
+              <w:t>Users._</w:t>
+            </w:r>
+            <w:proofErr w:type="gramEnd"/>
+            <w:r>
+              <w:rPr>
+                <w:rStyle w:val="HTMLCode"/>
+                <w:rFonts w:eastAsiaTheme="minorHAnsi"/>
+              </w:rPr>
+              <w:t>id</w:t>
             </w:r>
             <w:r>
               <w:t>.</w:t>
@@ -24285,12 +21091,21 @@
             <w:r>
               <w:t xml:space="preserve">Nối về </w:t>
             </w:r>
+            <w:proofErr w:type="gramStart"/>
             <w:r>
               <w:rPr>
                 <w:rStyle w:val="HTMLCode"/>
                 <w:rFonts w:eastAsiaTheme="minorHAnsi"/>
               </w:rPr>
-              <w:t>Salons._id</w:t>
+              <w:t>Salons._</w:t>
+            </w:r>
+            <w:proofErr w:type="gramEnd"/>
+            <w:r>
+              <w:rPr>
+                <w:rStyle w:val="HTMLCode"/>
+                <w:rFonts w:eastAsiaTheme="minorHAnsi"/>
+              </w:rPr>
+              <w:t>id</w:t>
             </w:r>
             <w:r>
               <w:t>.</w:t>
@@ -24323,7 +21138,6 @@
                 <w:b/>
                 <w:bCs/>
               </w:rPr>
-              <w:lastRenderedPageBreak/>
               <w:t>Appointments</w:t>
             </w:r>
           </w:p>
@@ -24560,12 +21374,21 @@
             <w:r>
               <w:t xml:space="preserve"> về </w:t>
             </w:r>
+            <w:proofErr w:type="gramStart"/>
             <w:r>
               <w:rPr>
                 <w:rStyle w:val="HTMLCode"/>
                 <w:rFonts w:eastAsiaTheme="minorHAnsi"/>
               </w:rPr>
-              <w:t>Services._id</w:t>
+              <w:t>Services._</w:t>
+            </w:r>
+            <w:proofErr w:type="gramEnd"/>
+            <w:r>
+              <w:rPr>
+                <w:rStyle w:val="HTMLCode"/>
+                <w:rFonts w:eastAsiaTheme="minorHAnsi"/>
+              </w:rPr>
+              <w:t>id</w:t>
             </w:r>
             <w:r>
               <w:t>.</w:t>
@@ -24692,12 +21515,21 @@
             <w:r>
               <w:t xml:space="preserve">Nối về </w:t>
             </w:r>
+            <w:proofErr w:type="gramStart"/>
             <w:r>
               <w:rPr>
                 <w:rStyle w:val="HTMLCode"/>
                 <w:rFonts w:eastAsiaTheme="minorHAnsi"/>
               </w:rPr>
-              <w:t>Appointments._id</w:t>
+              <w:t>Appointments._</w:t>
+            </w:r>
+            <w:proofErr w:type="gramEnd"/>
+            <w:r>
+              <w:rPr>
+                <w:rStyle w:val="HTMLCode"/>
+                <w:rFonts w:eastAsiaTheme="minorHAnsi"/>
+              </w:rPr>
+              <w:t>id</w:t>
             </w:r>
             <w:r>
               <w:t xml:space="preserve"> (Khi </w:t>
@@ -24834,12 +21666,21 @@
             <w:r>
               <w:t xml:space="preserve">Nối về </w:t>
             </w:r>
+            <w:proofErr w:type="gramStart"/>
             <w:r>
               <w:rPr>
                 <w:rStyle w:val="HTMLCode"/>
                 <w:rFonts w:eastAsiaTheme="minorHAnsi"/>
               </w:rPr>
-              <w:t>Users._id</w:t>
+              <w:t>Users._</w:t>
+            </w:r>
+            <w:proofErr w:type="gramEnd"/>
+            <w:r>
+              <w:rPr>
+                <w:rStyle w:val="HTMLCode"/>
+                <w:rFonts w:eastAsiaTheme="minorHAnsi"/>
+              </w:rPr>
+              <w:t>id</w:t>
             </w:r>
             <w:r>
               <w:t xml:space="preserve"> (Người nạp/trả tiền).</w:t>
@@ -24853,6 +21694,7 @@
         <w:pStyle w:val="Heading3"/>
       </w:pPr>
       <w:r>
+        <w:lastRenderedPageBreak/>
         <w:t>3. Cụm Inventory (Kho hàng)</w:t>
       </w:r>
     </w:p>
@@ -25120,12 +21962,21 @@
             <w:r>
               <w:t xml:space="preserve">Nối về </w:t>
             </w:r>
+            <w:proofErr w:type="gramStart"/>
             <w:r>
               <w:rPr>
                 <w:rStyle w:val="HTMLCode"/>
                 <w:rFonts w:eastAsiaTheme="minorHAnsi"/>
               </w:rPr>
-              <w:t>Salons._id</w:t>
+              <w:t>Salons._</w:t>
+            </w:r>
+            <w:proofErr w:type="gramEnd"/>
+            <w:r>
+              <w:rPr>
+                <w:rStyle w:val="HTMLCode"/>
+                <w:rFonts w:eastAsiaTheme="minorHAnsi"/>
+              </w:rPr>
+              <w:t>id</w:t>
             </w:r>
             <w:r>
               <w:t>.</w:t>
@@ -25252,12 +22103,21 @@
             <w:r>
               <w:t xml:space="preserve">Nối về </w:t>
             </w:r>
+            <w:proofErr w:type="gramStart"/>
             <w:r>
               <w:rPr>
                 <w:rStyle w:val="HTMLCode"/>
                 <w:rFonts w:eastAsiaTheme="minorHAnsi"/>
               </w:rPr>
-              <w:t>Salons._id</w:t>
+              <w:t>Salons._</w:t>
+            </w:r>
+            <w:proofErr w:type="gramEnd"/>
+            <w:r>
+              <w:rPr>
+                <w:rStyle w:val="HTMLCode"/>
+                <w:rFonts w:eastAsiaTheme="minorHAnsi"/>
+              </w:rPr>
+              <w:t>id</w:t>
             </w:r>
             <w:r>
               <w:t>.</w:t>
@@ -25384,12 +22244,21 @@
             <w:r>
               <w:t xml:space="preserve">Nối về </w:t>
             </w:r>
+            <w:proofErr w:type="gramStart"/>
             <w:r>
               <w:rPr>
                 <w:rStyle w:val="HTMLCode"/>
                 <w:rFonts w:eastAsiaTheme="minorHAnsi"/>
               </w:rPr>
-              <w:t>Products._id</w:t>
+              <w:t>Products._</w:t>
+            </w:r>
+            <w:proofErr w:type="gramEnd"/>
+            <w:r>
+              <w:rPr>
+                <w:rStyle w:val="HTMLCode"/>
+                <w:rFonts w:eastAsiaTheme="minorHAnsi"/>
+              </w:rPr>
+              <w:t>id</w:t>
             </w:r>
             <w:r>
               <w:t>.</w:t>
@@ -25802,12 +22671,21 @@
             <w:r>
               <w:t xml:space="preserve">Nối về </w:t>
             </w:r>
+            <w:proofErr w:type="gramStart"/>
             <w:r>
               <w:rPr>
                 <w:rStyle w:val="HTMLCode"/>
                 <w:rFonts w:eastAsiaTheme="minorHAnsi"/>
               </w:rPr>
-              <w:t>Salons._id</w:t>
+              <w:t>Salons._</w:t>
+            </w:r>
+            <w:proofErr w:type="gramEnd"/>
+            <w:r>
+              <w:rPr>
+                <w:rStyle w:val="HTMLCode"/>
+                <w:rFonts w:eastAsiaTheme="minorHAnsi"/>
+              </w:rPr>
+              <w:t>id</w:t>
             </w:r>
             <w:r>
               <w:t>.</w:t>
@@ -25840,7 +22718,6 @@
                 <w:b/>
                 <w:bCs/>
               </w:rPr>
-              <w:lastRenderedPageBreak/>
               <w:t>Notifications</w:t>
             </w:r>
           </w:p>
@@ -25935,12 +22812,21 @@
             <w:r>
               <w:t xml:space="preserve">Nối về </w:t>
             </w:r>
+            <w:proofErr w:type="gramStart"/>
             <w:r>
               <w:rPr>
                 <w:rStyle w:val="HTMLCode"/>
                 <w:rFonts w:eastAsiaTheme="minorHAnsi"/>
               </w:rPr>
-              <w:t>Users._id</w:t>
+              <w:t>Users._</w:t>
+            </w:r>
+            <w:proofErr w:type="gramEnd"/>
+            <w:r>
+              <w:rPr>
+                <w:rStyle w:val="HTMLCode"/>
+                <w:rFonts w:eastAsiaTheme="minorHAnsi"/>
+              </w:rPr>
+              <w:t>id</w:t>
             </w:r>
             <w:r>
               <w:t>.</w:t>
@@ -26077,12 +22963,21 @@
             <w:r>
               <w:t xml:space="preserve"> về </w:t>
             </w:r>
+            <w:proofErr w:type="gramStart"/>
             <w:r>
               <w:rPr>
                 <w:rStyle w:val="HTMLCode"/>
                 <w:rFonts w:eastAsiaTheme="minorHAnsi"/>
               </w:rPr>
-              <w:t>Users._id</w:t>
+              <w:t>Users._</w:t>
+            </w:r>
+            <w:proofErr w:type="gramEnd"/>
+            <w:r>
+              <w:rPr>
+                <w:rStyle w:val="HTMLCode"/>
+                <w:rFonts w:eastAsiaTheme="minorHAnsi"/>
+              </w:rPr>
+              <w:t>id</w:t>
             </w:r>
             <w:r>
               <w:t>.</w:t>
@@ -26209,12 +23104,21 @@
             <w:r>
               <w:t xml:space="preserve">Nối về </w:t>
             </w:r>
+            <w:proofErr w:type="gramStart"/>
             <w:r>
               <w:rPr>
                 <w:rStyle w:val="HTMLCode"/>
                 <w:rFonts w:eastAsiaTheme="minorHAnsi"/>
               </w:rPr>
-              <w:t>Conversations._id</w:t>
+              <w:t>Conversations._</w:t>
+            </w:r>
+            <w:proofErr w:type="gramEnd"/>
+            <w:r>
+              <w:rPr>
+                <w:rStyle w:val="HTMLCode"/>
+                <w:rFonts w:eastAsiaTheme="minorHAnsi"/>
+              </w:rPr>
+              <w:t>id</w:t>
             </w:r>
             <w:r>
               <w:t>.</w:t>
@@ -26341,12 +23245,21 @@
             <w:r>
               <w:t xml:space="preserve">Nối về </w:t>
             </w:r>
+            <w:proofErr w:type="gramStart"/>
             <w:r>
               <w:rPr>
                 <w:rStyle w:val="HTMLCode"/>
                 <w:rFonts w:eastAsiaTheme="minorHAnsi"/>
               </w:rPr>
-              <w:t>Users._id</w:t>
+              <w:t>Users._</w:t>
+            </w:r>
+            <w:proofErr w:type="gramEnd"/>
+            <w:r>
+              <w:rPr>
+                <w:rStyle w:val="HTMLCode"/>
+                <w:rFonts w:eastAsiaTheme="minorHAnsi"/>
+              </w:rPr>
+              <w:t>id</w:t>
             </w:r>
             <w:r>
               <w:t>.</w:t>
@@ -26473,12 +23386,21 @@
             <w:r>
               <w:t xml:space="preserve">Nối về </w:t>
             </w:r>
+            <w:proofErr w:type="gramStart"/>
             <w:r>
               <w:rPr>
                 <w:rStyle w:val="HTMLCode"/>
                 <w:rFonts w:eastAsiaTheme="minorHAnsi"/>
               </w:rPr>
-              <w:t>Users._id</w:t>
+              <w:t>Users._</w:t>
+            </w:r>
+            <w:proofErr w:type="gramEnd"/>
+            <w:r>
+              <w:rPr>
+                <w:rStyle w:val="HTMLCode"/>
+                <w:rFonts w:eastAsiaTheme="minorHAnsi"/>
+              </w:rPr>
+              <w:t>id</w:t>
             </w:r>
             <w:r>
               <w:t xml:space="preserve"> (Nếu </w:t>
@@ -26521,6 +23443,7 @@
                 <w:b/>
                 <w:bCs/>
               </w:rPr>
+              <w:lastRenderedPageBreak/>
               <w:t>Posts</w:t>
             </w:r>
           </w:p>
@@ -26615,12 +23538,21 @@
             <w:r>
               <w:t xml:space="preserve">Nối về </w:t>
             </w:r>
+            <w:proofErr w:type="gramStart"/>
             <w:r>
               <w:rPr>
                 <w:rStyle w:val="HTMLCode"/>
                 <w:rFonts w:eastAsiaTheme="minorHAnsi"/>
               </w:rPr>
-              <w:t>Salons._id</w:t>
+              <w:t>Salons._</w:t>
+            </w:r>
+            <w:proofErr w:type="gramEnd"/>
+            <w:r>
+              <w:rPr>
+                <w:rStyle w:val="HTMLCode"/>
+                <w:rFonts w:eastAsiaTheme="minorHAnsi"/>
+              </w:rPr>
+              <w:t>id</w:t>
             </w:r>
             <w:r>
               <w:t xml:space="preserve"> (Nếu </w:t>
@@ -26757,12 +23689,21 @@
             <w:r>
               <w:t xml:space="preserve">Nối về </w:t>
             </w:r>
+            <w:proofErr w:type="gramStart"/>
             <w:r>
               <w:rPr>
                 <w:rStyle w:val="HTMLCode"/>
                 <w:rFonts w:eastAsiaTheme="minorHAnsi"/>
               </w:rPr>
-              <w:t>Services._id</w:t>
+              <w:t>Services._</w:t>
+            </w:r>
+            <w:proofErr w:type="gramEnd"/>
+            <w:r>
+              <w:rPr>
+                <w:rStyle w:val="HTMLCode"/>
+                <w:rFonts w:eastAsiaTheme="minorHAnsi"/>
+              </w:rPr>
+              <w:t>id</w:t>
             </w:r>
             <w:r>
               <w:t>.</w:t>
@@ -26790,155 +23731,6 @@
 <file path=word/numbering.xml><?xml version="1.0" encoding="utf-8"?>
 <w:numbering xmlns:wpc="http://schemas.microsoft.com/office/word/2010/wordprocessingCanvas" xmlns:cx="http://schemas.microsoft.com/office/drawing/2014/chartex" xmlns:cx1="http://schemas.microsoft.com/office/drawing/2015/9/8/chartex" xmlns:cx2="http://schemas.microsoft.com/office/drawing/2015/10/21/chartex" xmlns:cx3="http://schemas.microsoft.com/office/drawing/2016/5/9/chartex" xmlns:cx4="http://schemas.microsoft.com/office/drawing/2016/5/10/chartex" xmlns:cx5="http://schemas.microsoft.com/office/drawing/2016/5/11/chartex" xmlns:cx6="http://schemas.microsoft.com/office/drawing/2016/5/12/chartex" xmlns:cx7="http://schemas.microsoft.com/office/drawing/2016/5/13/chartex" xmlns:cx8="http://schemas.microsoft.com/office/drawing/2016/5/14/chartex" xmlns:mc="http://schemas.openxmlformats.org/markup-compatibility/2006" xmlns:aink="http://schemas.microsoft.com/office/drawing/2016/ink" xmlns:am3d="http://schemas.microsoft.com/office/drawing/2017/model3d" xmlns:o="urn:schemas-microsoft-com:office:office" xmlns:r="http://schemas.openxmlformats.org/officeDocument/2006/relationships" xmlns:m="http://schemas.openxmlformats.org/officeDocument/2006/math" xmlns:v="urn:schemas-microsoft-com:vml" xmlns:wp14="http://schemas.microsoft.com/office/word/2010/wordprocessingDrawing" xmlns:wp="http://schemas.openxmlformats.org/drawingml/2006/wordprocessingDrawing" xmlns:w10="urn:schemas-microsoft-com:office:word" xmlns:w="http://schemas.openxmlformats.org/wordprocessingml/2006/main" xmlns:w14="http://schemas.microsoft.com/office/word/2010/wordml" xmlns:w15="http://schemas.microsoft.com/office/word/2012/wordml" xmlns:w16cex="http://schemas.microsoft.com/office/word/2018/wordml/cex" xmlns:w16cid="http://schemas.microsoft.com/office/word/2016/wordml/cid" xmlns:w16="http://schemas.microsoft.com/office/word/2018/wordml" xmlns:w16sdtdh="http://schemas.microsoft.com/office/word/2020/wordml/sdtdatahash" xmlns:w16se="http://schemas.microsoft.com/office/word/2015/wordml/symex" xmlns:wpg="http://schemas.microsoft.com/office/word/2010/wordprocessingGroup" xmlns:wpi="http://schemas.microsoft.com/office/word/2010/wordprocessingInk" xmlns:wne="http://schemas.microsoft.com/office/word/2006/wordml" xmlns:wps="http://schemas.microsoft.com/office/word/2010/wordprocessingShape" mc:Ignorable="w14 w15 w16se w16cid w16 w16cex w16sdtdh wp14">
   <w:abstractNum w:abstractNumId="0" w15:restartNumberingAfterBreak="0">
-    <w:nsid w:val="00FA2B54"/>
-    <w:multiLevelType w:val="multilevel"/>
-    <w:tmpl w:val="CFE2A712"/>
-    <w:lvl w:ilvl="0">
-      <w:start w:val="1"/>
-      <w:numFmt w:val="bullet"/>
-      <w:lvlText w:val=""/>
-      <w:lvlJc w:val="left"/>
-      <w:pPr>
-        <w:tabs>
-          <w:tab w:val="num" w:pos="720"/>
-        </w:tabs>
-        <w:ind w:left="720" w:hanging="360"/>
-      </w:pPr>
-      <w:rPr>
-        <w:rFonts w:ascii="Symbol" w:hAnsi="Symbol" w:hint="default"/>
-        <w:sz w:val="20"/>
-      </w:rPr>
-    </w:lvl>
-    <w:lvl w:ilvl="1" w:tentative="1">
-      <w:start w:val="1"/>
-      <w:numFmt w:val="bullet"/>
-      <w:lvlText w:val="o"/>
-      <w:lvlJc w:val="left"/>
-      <w:pPr>
-        <w:tabs>
-          <w:tab w:val="num" w:pos="1440"/>
-        </w:tabs>
-        <w:ind w:left="1440" w:hanging="360"/>
-      </w:pPr>
-      <w:rPr>
-        <w:rFonts w:ascii="Courier New" w:hAnsi="Courier New" w:hint="default"/>
-        <w:sz w:val="20"/>
-      </w:rPr>
-    </w:lvl>
-    <w:lvl w:ilvl="2" w:tentative="1">
-      <w:start w:val="1"/>
-      <w:numFmt w:val="bullet"/>
-      <w:lvlText w:val=""/>
-      <w:lvlJc w:val="left"/>
-      <w:pPr>
-        <w:tabs>
-          <w:tab w:val="num" w:pos="2160"/>
-        </w:tabs>
-        <w:ind w:left="2160" w:hanging="360"/>
-      </w:pPr>
-      <w:rPr>
-        <w:rFonts w:ascii="Wingdings" w:hAnsi="Wingdings" w:hint="default"/>
-        <w:sz w:val="20"/>
-      </w:rPr>
-    </w:lvl>
-    <w:lvl w:ilvl="3" w:tentative="1">
-      <w:start w:val="1"/>
-      <w:numFmt w:val="bullet"/>
-      <w:lvlText w:val=""/>
-      <w:lvlJc w:val="left"/>
-      <w:pPr>
-        <w:tabs>
-          <w:tab w:val="num" w:pos="2880"/>
-        </w:tabs>
-        <w:ind w:left="2880" w:hanging="360"/>
-      </w:pPr>
-      <w:rPr>
-        <w:rFonts w:ascii="Wingdings" w:hAnsi="Wingdings" w:hint="default"/>
-        <w:sz w:val="20"/>
-      </w:rPr>
-    </w:lvl>
-    <w:lvl w:ilvl="4" w:tentative="1">
-      <w:start w:val="1"/>
-      <w:numFmt w:val="bullet"/>
-      <w:lvlText w:val=""/>
-      <w:lvlJc w:val="left"/>
-      <w:pPr>
-        <w:tabs>
-          <w:tab w:val="num" w:pos="3600"/>
-        </w:tabs>
-        <w:ind w:left="3600" w:hanging="360"/>
-      </w:pPr>
-      <w:rPr>
-        <w:rFonts w:ascii="Wingdings" w:hAnsi="Wingdings" w:hint="default"/>
-        <w:sz w:val="20"/>
-      </w:rPr>
-    </w:lvl>
-    <w:lvl w:ilvl="5" w:tentative="1">
-      <w:start w:val="1"/>
-      <w:numFmt w:val="bullet"/>
-      <w:lvlText w:val=""/>
-      <w:lvlJc w:val="left"/>
-      <w:pPr>
-        <w:tabs>
-          <w:tab w:val="num" w:pos="4320"/>
-        </w:tabs>
-        <w:ind w:left="4320" w:hanging="360"/>
-      </w:pPr>
-      <w:rPr>
-        <w:rFonts w:ascii="Wingdings" w:hAnsi="Wingdings" w:hint="default"/>
-        <w:sz w:val="20"/>
-      </w:rPr>
-    </w:lvl>
-    <w:lvl w:ilvl="6" w:tentative="1">
-      <w:start w:val="1"/>
-      <w:numFmt w:val="bullet"/>
-      <w:lvlText w:val=""/>
-      <w:lvlJc w:val="left"/>
-      <w:pPr>
-        <w:tabs>
-          <w:tab w:val="num" w:pos="5040"/>
-        </w:tabs>
-        <w:ind w:left="5040" w:hanging="360"/>
-      </w:pPr>
-      <w:rPr>
-        <w:rFonts w:ascii="Wingdings" w:hAnsi="Wingdings" w:hint="default"/>
-        <w:sz w:val="20"/>
-      </w:rPr>
-    </w:lvl>
-    <w:lvl w:ilvl="7" w:tentative="1">
-      <w:start w:val="1"/>
-      <w:numFmt w:val="bullet"/>
-      <w:lvlText w:val=""/>
-      <w:lvlJc w:val="left"/>
-      <w:pPr>
-        <w:tabs>
-          <w:tab w:val="num" w:pos="5760"/>
-        </w:tabs>
-        <w:ind w:left="5760" w:hanging="360"/>
-      </w:pPr>
-      <w:rPr>
-        <w:rFonts w:ascii="Wingdings" w:hAnsi="Wingdings" w:hint="default"/>
-        <w:sz w:val="20"/>
-      </w:rPr>
-    </w:lvl>
-    <w:lvl w:ilvl="8" w:tentative="1">
-      <w:start w:val="1"/>
-      <w:numFmt w:val="bullet"/>
-      <w:lvlText w:val=""/>
-      <w:lvlJc w:val="left"/>
-      <w:pPr>
-        <w:tabs>
-          <w:tab w:val="num" w:pos="6480"/>
-        </w:tabs>
-        <w:ind w:left="6480" w:hanging="360"/>
-      </w:pPr>
-      <w:rPr>
-        <w:rFonts w:ascii="Wingdings" w:hAnsi="Wingdings" w:hint="default"/>
-        <w:sz w:val="20"/>
-      </w:rPr>
-    </w:lvl>
-  </w:abstractNum>
-  <w:abstractNum w:abstractNumId="1" w15:restartNumberingAfterBreak="0">
     <w:nsid w:val="07016153"/>
     <w:multiLevelType w:val="multilevel"/>
     <w:tmpl w:val="FBA0E17A"/>
@@ -27083,716 +23875,7 @@
       </w:rPr>
     </w:lvl>
   </w:abstractNum>
-  <w:abstractNum w:abstractNumId="2" w15:restartNumberingAfterBreak="0">
-    <w:nsid w:val="0C7644BF"/>
-    <w:multiLevelType w:val="multilevel"/>
-    <w:tmpl w:val="2190DB8E"/>
-    <w:lvl w:ilvl="0">
-      <w:start w:val="1"/>
-      <w:numFmt w:val="decimal"/>
-      <w:lvlText w:val="%1."/>
-      <w:lvlJc w:val="left"/>
-      <w:pPr>
-        <w:tabs>
-          <w:tab w:val="num" w:pos="720"/>
-        </w:tabs>
-        <w:ind w:left="720" w:hanging="360"/>
-      </w:pPr>
-    </w:lvl>
-    <w:lvl w:ilvl="1" w:tentative="1">
-      <w:start w:val="1"/>
-      <w:numFmt w:val="decimal"/>
-      <w:lvlText w:val="%2."/>
-      <w:lvlJc w:val="left"/>
-      <w:pPr>
-        <w:tabs>
-          <w:tab w:val="num" w:pos="1440"/>
-        </w:tabs>
-        <w:ind w:left="1440" w:hanging="360"/>
-      </w:pPr>
-    </w:lvl>
-    <w:lvl w:ilvl="2" w:tentative="1">
-      <w:start w:val="1"/>
-      <w:numFmt w:val="decimal"/>
-      <w:lvlText w:val="%3."/>
-      <w:lvlJc w:val="left"/>
-      <w:pPr>
-        <w:tabs>
-          <w:tab w:val="num" w:pos="2160"/>
-        </w:tabs>
-        <w:ind w:left="2160" w:hanging="360"/>
-      </w:pPr>
-    </w:lvl>
-    <w:lvl w:ilvl="3" w:tentative="1">
-      <w:start w:val="1"/>
-      <w:numFmt w:val="decimal"/>
-      <w:lvlText w:val="%4."/>
-      <w:lvlJc w:val="left"/>
-      <w:pPr>
-        <w:tabs>
-          <w:tab w:val="num" w:pos="2880"/>
-        </w:tabs>
-        <w:ind w:left="2880" w:hanging="360"/>
-      </w:pPr>
-    </w:lvl>
-    <w:lvl w:ilvl="4" w:tentative="1">
-      <w:start w:val="1"/>
-      <w:numFmt w:val="decimal"/>
-      <w:lvlText w:val="%5."/>
-      <w:lvlJc w:val="left"/>
-      <w:pPr>
-        <w:tabs>
-          <w:tab w:val="num" w:pos="3600"/>
-        </w:tabs>
-        <w:ind w:left="3600" w:hanging="360"/>
-      </w:pPr>
-    </w:lvl>
-    <w:lvl w:ilvl="5" w:tentative="1">
-      <w:start w:val="1"/>
-      <w:numFmt w:val="decimal"/>
-      <w:lvlText w:val="%6."/>
-      <w:lvlJc w:val="left"/>
-      <w:pPr>
-        <w:tabs>
-          <w:tab w:val="num" w:pos="4320"/>
-        </w:tabs>
-        <w:ind w:left="4320" w:hanging="360"/>
-      </w:pPr>
-    </w:lvl>
-    <w:lvl w:ilvl="6" w:tentative="1">
-      <w:start w:val="1"/>
-      <w:numFmt w:val="decimal"/>
-      <w:lvlText w:val="%7."/>
-      <w:lvlJc w:val="left"/>
-      <w:pPr>
-        <w:tabs>
-          <w:tab w:val="num" w:pos="5040"/>
-        </w:tabs>
-        <w:ind w:left="5040" w:hanging="360"/>
-      </w:pPr>
-    </w:lvl>
-    <w:lvl w:ilvl="7" w:tentative="1">
-      <w:start w:val="1"/>
-      <w:numFmt w:val="decimal"/>
-      <w:lvlText w:val="%8."/>
-      <w:lvlJc w:val="left"/>
-      <w:pPr>
-        <w:tabs>
-          <w:tab w:val="num" w:pos="5760"/>
-        </w:tabs>
-        <w:ind w:left="5760" w:hanging="360"/>
-      </w:pPr>
-    </w:lvl>
-    <w:lvl w:ilvl="8" w:tentative="1">
-      <w:start w:val="1"/>
-      <w:numFmt w:val="decimal"/>
-      <w:lvlText w:val="%9."/>
-      <w:lvlJc w:val="left"/>
-      <w:pPr>
-        <w:tabs>
-          <w:tab w:val="num" w:pos="6480"/>
-        </w:tabs>
-        <w:ind w:left="6480" w:hanging="360"/>
-      </w:pPr>
-    </w:lvl>
-  </w:abstractNum>
-  <w:abstractNum w:abstractNumId="3" w15:restartNumberingAfterBreak="0">
-    <w:nsid w:val="0D8D7DE5"/>
-    <w:multiLevelType w:val="multilevel"/>
-    <w:tmpl w:val="19923CCE"/>
-    <w:lvl w:ilvl="0">
-      <w:start w:val="1"/>
-      <w:numFmt w:val="bullet"/>
-      <w:lvlText w:val=""/>
-      <w:lvlJc w:val="left"/>
-      <w:pPr>
-        <w:tabs>
-          <w:tab w:val="num" w:pos="720"/>
-        </w:tabs>
-        <w:ind w:left="720" w:hanging="360"/>
-      </w:pPr>
-      <w:rPr>
-        <w:rFonts w:ascii="Symbol" w:hAnsi="Symbol" w:hint="default"/>
-        <w:sz w:val="20"/>
-      </w:rPr>
-    </w:lvl>
-    <w:lvl w:ilvl="1" w:tentative="1">
-      <w:start w:val="1"/>
-      <w:numFmt w:val="bullet"/>
-      <w:lvlText w:val="o"/>
-      <w:lvlJc w:val="left"/>
-      <w:pPr>
-        <w:tabs>
-          <w:tab w:val="num" w:pos="1440"/>
-        </w:tabs>
-        <w:ind w:left="1440" w:hanging="360"/>
-      </w:pPr>
-      <w:rPr>
-        <w:rFonts w:ascii="Courier New" w:hAnsi="Courier New" w:hint="default"/>
-        <w:sz w:val="20"/>
-      </w:rPr>
-    </w:lvl>
-    <w:lvl w:ilvl="2" w:tentative="1">
-      <w:start w:val="1"/>
-      <w:numFmt w:val="bullet"/>
-      <w:lvlText w:val=""/>
-      <w:lvlJc w:val="left"/>
-      <w:pPr>
-        <w:tabs>
-          <w:tab w:val="num" w:pos="2160"/>
-        </w:tabs>
-        <w:ind w:left="2160" w:hanging="360"/>
-      </w:pPr>
-      <w:rPr>
-        <w:rFonts w:ascii="Wingdings" w:hAnsi="Wingdings" w:hint="default"/>
-        <w:sz w:val="20"/>
-      </w:rPr>
-    </w:lvl>
-    <w:lvl w:ilvl="3" w:tentative="1">
-      <w:start w:val="1"/>
-      <w:numFmt w:val="bullet"/>
-      <w:lvlText w:val=""/>
-      <w:lvlJc w:val="left"/>
-      <w:pPr>
-        <w:tabs>
-          <w:tab w:val="num" w:pos="2880"/>
-        </w:tabs>
-        <w:ind w:left="2880" w:hanging="360"/>
-      </w:pPr>
-      <w:rPr>
-        <w:rFonts w:ascii="Wingdings" w:hAnsi="Wingdings" w:hint="default"/>
-        <w:sz w:val="20"/>
-      </w:rPr>
-    </w:lvl>
-    <w:lvl w:ilvl="4" w:tentative="1">
-      <w:start w:val="1"/>
-      <w:numFmt w:val="bullet"/>
-      <w:lvlText w:val=""/>
-      <w:lvlJc w:val="left"/>
-      <w:pPr>
-        <w:tabs>
-          <w:tab w:val="num" w:pos="3600"/>
-        </w:tabs>
-        <w:ind w:left="3600" w:hanging="360"/>
-      </w:pPr>
-      <w:rPr>
-        <w:rFonts w:ascii="Wingdings" w:hAnsi="Wingdings" w:hint="default"/>
-        <w:sz w:val="20"/>
-      </w:rPr>
-    </w:lvl>
-    <w:lvl w:ilvl="5" w:tentative="1">
-      <w:start w:val="1"/>
-      <w:numFmt w:val="bullet"/>
-      <w:lvlText w:val=""/>
-      <w:lvlJc w:val="left"/>
-      <w:pPr>
-        <w:tabs>
-          <w:tab w:val="num" w:pos="4320"/>
-        </w:tabs>
-        <w:ind w:left="4320" w:hanging="360"/>
-      </w:pPr>
-      <w:rPr>
-        <w:rFonts w:ascii="Wingdings" w:hAnsi="Wingdings" w:hint="default"/>
-        <w:sz w:val="20"/>
-      </w:rPr>
-    </w:lvl>
-    <w:lvl w:ilvl="6" w:tentative="1">
-      <w:start w:val="1"/>
-      <w:numFmt w:val="bullet"/>
-      <w:lvlText w:val=""/>
-      <w:lvlJc w:val="left"/>
-      <w:pPr>
-        <w:tabs>
-          <w:tab w:val="num" w:pos="5040"/>
-        </w:tabs>
-        <w:ind w:left="5040" w:hanging="360"/>
-      </w:pPr>
-      <w:rPr>
-        <w:rFonts w:ascii="Wingdings" w:hAnsi="Wingdings" w:hint="default"/>
-        <w:sz w:val="20"/>
-      </w:rPr>
-    </w:lvl>
-    <w:lvl w:ilvl="7" w:tentative="1">
-      <w:start w:val="1"/>
-      <w:numFmt w:val="bullet"/>
-      <w:lvlText w:val=""/>
-      <w:lvlJc w:val="left"/>
-      <w:pPr>
-        <w:tabs>
-          <w:tab w:val="num" w:pos="5760"/>
-        </w:tabs>
-        <w:ind w:left="5760" w:hanging="360"/>
-      </w:pPr>
-      <w:rPr>
-        <w:rFonts w:ascii="Wingdings" w:hAnsi="Wingdings" w:hint="default"/>
-        <w:sz w:val="20"/>
-      </w:rPr>
-    </w:lvl>
-    <w:lvl w:ilvl="8" w:tentative="1">
-      <w:start w:val="1"/>
-      <w:numFmt w:val="bullet"/>
-      <w:lvlText w:val=""/>
-      <w:lvlJc w:val="left"/>
-      <w:pPr>
-        <w:tabs>
-          <w:tab w:val="num" w:pos="6480"/>
-        </w:tabs>
-        <w:ind w:left="6480" w:hanging="360"/>
-      </w:pPr>
-      <w:rPr>
-        <w:rFonts w:ascii="Wingdings" w:hAnsi="Wingdings" w:hint="default"/>
-        <w:sz w:val="20"/>
-      </w:rPr>
-    </w:lvl>
-  </w:abstractNum>
-  <w:abstractNum w:abstractNumId="4" w15:restartNumberingAfterBreak="0">
-    <w:nsid w:val="0F92089E"/>
-    <w:multiLevelType w:val="multilevel"/>
-    <w:tmpl w:val="97B8DD7E"/>
-    <w:lvl w:ilvl="0">
-      <w:start w:val="1"/>
-      <w:numFmt w:val="bullet"/>
-      <w:lvlText w:val=""/>
-      <w:lvlJc w:val="left"/>
-      <w:pPr>
-        <w:tabs>
-          <w:tab w:val="num" w:pos="720"/>
-        </w:tabs>
-        <w:ind w:left="720" w:hanging="360"/>
-      </w:pPr>
-      <w:rPr>
-        <w:rFonts w:ascii="Symbol" w:hAnsi="Symbol" w:hint="default"/>
-        <w:sz w:val="20"/>
-      </w:rPr>
-    </w:lvl>
-    <w:lvl w:ilvl="1" w:tentative="1">
-      <w:start w:val="1"/>
-      <w:numFmt w:val="bullet"/>
-      <w:lvlText w:val="o"/>
-      <w:lvlJc w:val="left"/>
-      <w:pPr>
-        <w:tabs>
-          <w:tab w:val="num" w:pos="1440"/>
-        </w:tabs>
-        <w:ind w:left="1440" w:hanging="360"/>
-      </w:pPr>
-      <w:rPr>
-        <w:rFonts w:ascii="Courier New" w:hAnsi="Courier New" w:hint="default"/>
-        <w:sz w:val="20"/>
-      </w:rPr>
-    </w:lvl>
-    <w:lvl w:ilvl="2" w:tentative="1">
-      <w:start w:val="1"/>
-      <w:numFmt w:val="bullet"/>
-      <w:lvlText w:val=""/>
-      <w:lvlJc w:val="left"/>
-      <w:pPr>
-        <w:tabs>
-          <w:tab w:val="num" w:pos="2160"/>
-        </w:tabs>
-        <w:ind w:left="2160" w:hanging="360"/>
-      </w:pPr>
-      <w:rPr>
-        <w:rFonts w:ascii="Wingdings" w:hAnsi="Wingdings" w:hint="default"/>
-        <w:sz w:val="20"/>
-      </w:rPr>
-    </w:lvl>
-    <w:lvl w:ilvl="3" w:tentative="1">
-      <w:start w:val="1"/>
-      <w:numFmt w:val="bullet"/>
-      <w:lvlText w:val=""/>
-      <w:lvlJc w:val="left"/>
-      <w:pPr>
-        <w:tabs>
-          <w:tab w:val="num" w:pos="2880"/>
-        </w:tabs>
-        <w:ind w:left="2880" w:hanging="360"/>
-      </w:pPr>
-      <w:rPr>
-        <w:rFonts w:ascii="Wingdings" w:hAnsi="Wingdings" w:hint="default"/>
-        <w:sz w:val="20"/>
-      </w:rPr>
-    </w:lvl>
-    <w:lvl w:ilvl="4" w:tentative="1">
-      <w:start w:val="1"/>
-      <w:numFmt w:val="bullet"/>
-      <w:lvlText w:val=""/>
-      <w:lvlJc w:val="left"/>
-      <w:pPr>
-        <w:tabs>
-          <w:tab w:val="num" w:pos="3600"/>
-        </w:tabs>
-        <w:ind w:left="3600" w:hanging="360"/>
-      </w:pPr>
-      <w:rPr>
-        <w:rFonts w:ascii="Wingdings" w:hAnsi="Wingdings" w:hint="default"/>
-        <w:sz w:val="20"/>
-      </w:rPr>
-    </w:lvl>
-    <w:lvl w:ilvl="5" w:tentative="1">
-      <w:start w:val="1"/>
-      <w:numFmt w:val="bullet"/>
-      <w:lvlText w:val=""/>
-      <w:lvlJc w:val="left"/>
-      <w:pPr>
-        <w:tabs>
-          <w:tab w:val="num" w:pos="4320"/>
-        </w:tabs>
-        <w:ind w:left="4320" w:hanging="360"/>
-      </w:pPr>
-      <w:rPr>
-        <w:rFonts w:ascii="Wingdings" w:hAnsi="Wingdings" w:hint="default"/>
-        <w:sz w:val="20"/>
-      </w:rPr>
-    </w:lvl>
-    <w:lvl w:ilvl="6" w:tentative="1">
-      <w:start w:val="1"/>
-      <w:numFmt w:val="bullet"/>
-      <w:lvlText w:val=""/>
-      <w:lvlJc w:val="left"/>
-      <w:pPr>
-        <w:tabs>
-          <w:tab w:val="num" w:pos="5040"/>
-        </w:tabs>
-        <w:ind w:left="5040" w:hanging="360"/>
-      </w:pPr>
-      <w:rPr>
-        <w:rFonts w:ascii="Wingdings" w:hAnsi="Wingdings" w:hint="default"/>
-        <w:sz w:val="20"/>
-      </w:rPr>
-    </w:lvl>
-    <w:lvl w:ilvl="7" w:tentative="1">
-      <w:start w:val="1"/>
-      <w:numFmt w:val="bullet"/>
-      <w:lvlText w:val=""/>
-      <w:lvlJc w:val="left"/>
-      <w:pPr>
-        <w:tabs>
-          <w:tab w:val="num" w:pos="5760"/>
-        </w:tabs>
-        <w:ind w:left="5760" w:hanging="360"/>
-      </w:pPr>
-      <w:rPr>
-        <w:rFonts w:ascii="Wingdings" w:hAnsi="Wingdings" w:hint="default"/>
-        <w:sz w:val="20"/>
-      </w:rPr>
-    </w:lvl>
-    <w:lvl w:ilvl="8" w:tentative="1">
-      <w:start w:val="1"/>
-      <w:numFmt w:val="bullet"/>
-      <w:lvlText w:val=""/>
-      <w:lvlJc w:val="left"/>
-      <w:pPr>
-        <w:tabs>
-          <w:tab w:val="num" w:pos="6480"/>
-        </w:tabs>
-        <w:ind w:left="6480" w:hanging="360"/>
-      </w:pPr>
-      <w:rPr>
-        <w:rFonts w:ascii="Wingdings" w:hAnsi="Wingdings" w:hint="default"/>
-        <w:sz w:val="20"/>
-      </w:rPr>
-    </w:lvl>
-  </w:abstractNum>
-  <w:abstractNum w:abstractNumId="5" w15:restartNumberingAfterBreak="0">
-    <w:nsid w:val="21422092"/>
-    <w:multiLevelType w:val="multilevel"/>
-    <w:tmpl w:val="9076738C"/>
-    <w:lvl w:ilvl="0">
-      <w:start w:val="1"/>
-      <w:numFmt w:val="bullet"/>
-      <w:lvlText w:val=""/>
-      <w:lvlJc w:val="left"/>
-      <w:pPr>
-        <w:tabs>
-          <w:tab w:val="num" w:pos="720"/>
-        </w:tabs>
-        <w:ind w:left="720" w:hanging="360"/>
-      </w:pPr>
-      <w:rPr>
-        <w:rFonts w:ascii="Symbol" w:hAnsi="Symbol" w:hint="default"/>
-        <w:sz w:val="20"/>
-      </w:rPr>
-    </w:lvl>
-    <w:lvl w:ilvl="1" w:tentative="1">
-      <w:start w:val="1"/>
-      <w:numFmt w:val="bullet"/>
-      <w:lvlText w:val="o"/>
-      <w:lvlJc w:val="left"/>
-      <w:pPr>
-        <w:tabs>
-          <w:tab w:val="num" w:pos="1440"/>
-        </w:tabs>
-        <w:ind w:left="1440" w:hanging="360"/>
-      </w:pPr>
-      <w:rPr>
-        <w:rFonts w:ascii="Courier New" w:hAnsi="Courier New" w:hint="default"/>
-        <w:sz w:val="20"/>
-      </w:rPr>
-    </w:lvl>
-    <w:lvl w:ilvl="2" w:tentative="1">
-      <w:start w:val="1"/>
-      <w:numFmt w:val="bullet"/>
-      <w:lvlText w:val=""/>
-      <w:lvlJc w:val="left"/>
-      <w:pPr>
-        <w:tabs>
-          <w:tab w:val="num" w:pos="2160"/>
-        </w:tabs>
-        <w:ind w:left="2160" w:hanging="360"/>
-      </w:pPr>
-      <w:rPr>
-        <w:rFonts w:ascii="Wingdings" w:hAnsi="Wingdings" w:hint="default"/>
-        <w:sz w:val="20"/>
-      </w:rPr>
-    </w:lvl>
-    <w:lvl w:ilvl="3" w:tentative="1">
-      <w:start w:val="1"/>
-      <w:numFmt w:val="bullet"/>
-      <w:lvlText w:val=""/>
-      <w:lvlJc w:val="left"/>
-      <w:pPr>
-        <w:tabs>
-          <w:tab w:val="num" w:pos="2880"/>
-        </w:tabs>
-        <w:ind w:left="2880" w:hanging="360"/>
-      </w:pPr>
-      <w:rPr>
-        <w:rFonts w:ascii="Wingdings" w:hAnsi="Wingdings" w:hint="default"/>
-        <w:sz w:val="20"/>
-      </w:rPr>
-    </w:lvl>
-    <w:lvl w:ilvl="4" w:tentative="1">
-      <w:start w:val="1"/>
-      <w:numFmt w:val="bullet"/>
-      <w:lvlText w:val=""/>
-      <w:lvlJc w:val="left"/>
-      <w:pPr>
-        <w:tabs>
-          <w:tab w:val="num" w:pos="3600"/>
-        </w:tabs>
-        <w:ind w:left="3600" w:hanging="360"/>
-      </w:pPr>
-      <w:rPr>
-        <w:rFonts w:ascii="Wingdings" w:hAnsi="Wingdings" w:hint="default"/>
-        <w:sz w:val="20"/>
-      </w:rPr>
-    </w:lvl>
-    <w:lvl w:ilvl="5" w:tentative="1">
-      <w:start w:val="1"/>
-      <w:numFmt w:val="bullet"/>
-      <w:lvlText w:val=""/>
-      <w:lvlJc w:val="left"/>
-      <w:pPr>
-        <w:tabs>
-          <w:tab w:val="num" w:pos="4320"/>
-        </w:tabs>
-        <w:ind w:left="4320" w:hanging="360"/>
-      </w:pPr>
-      <w:rPr>
-        <w:rFonts w:ascii="Wingdings" w:hAnsi="Wingdings" w:hint="default"/>
-        <w:sz w:val="20"/>
-      </w:rPr>
-    </w:lvl>
-    <w:lvl w:ilvl="6" w:tentative="1">
-      <w:start w:val="1"/>
-      <w:numFmt w:val="bullet"/>
-      <w:lvlText w:val=""/>
-      <w:lvlJc w:val="left"/>
-      <w:pPr>
-        <w:tabs>
-          <w:tab w:val="num" w:pos="5040"/>
-        </w:tabs>
-        <w:ind w:left="5040" w:hanging="360"/>
-      </w:pPr>
-      <w:rPr>
-        <w:rFonts w:ascii="Wingdings" w:hAnsi="Wingdings" w:hint="default"/>
-        <w:sz w:val="20"/>
-      </w:rPr>
-    </w:lvl>
-    <w:lvl w:ilvl="7" w:tentative="1">
-      <w:start w:val="1"/>
-      <w:numFmt w:val="bullet"/>
-      <w:lvlText w:val=""/>
-      <w:lvlJc w:val="left"/>
-      <w:pPr>
-        <w:tabs>
-          <w:tab w:val="num" w:pos="5760"/>
-        </w:tabs>
-        <w:ind w:left="5760" w:hanging="360"/>
-      </w:pPr>
-      <w:rPr>
-        <w:rFonts w:ascii="Wingdings" w:hAnsi="Wingdings" w:hint="default"/>
-        <w:sz w:val="20"/>
-      </w:rPr>
-    </w:lvl>
-    <w:lvl w:ilvl="8" w:tentative="1">
-      <w:start w:val="1"/>
-      <w:numFmt w:val="bullet"/>
-      <w:lvlText w:val=""/>
-      <w:lvlJc w:val="left"/>
-      <w:pPr>
-        <w:tabs>
-          <w:tab w:val="num" w:pos="6480"/>
-        </w:tabs>
-        <w:ind w:left="6480" w:hanging="360"/>
-      </w:pPr>
-      <w:rPr>
-        <w:rFonts w:ascii="Wingdings" w:hAnsi="Wingdings" w:hint="default"/>
-        <w:sz w:val="20"/>
-      </w:rPr>
-    </w:lvl>
-  </w:abstractNum>
-  <w:abstractNum w:abstractNumId="6" w15:restartNumberingAfterBreak="0">
-    <w:nsid w:val="225F5969"/>
-    <w:multiLevelType w:val="multilevel"/>
-    <w:tmpl w:val="CE1CB7F8"/>
-    <w:lvl w:ilvl="0">
-      <w:start w:val="1"/>
-      <w:numFmt w:val="bullet"/>
-      <w:lvlText w:val=""/>
-      <w:lvlJc w:val="left"/>
-      <w:pPr>
-        <w:tabs>
-          <w:tab w:val="num" w:pos="720"/>
-        </w:tabs>
-        <w:ind w:left="720" w:hanging="360"/>
-      </w:pPr>
-      <w:rPr>
-        <w:rFonts w:ascii="Symbol" w:hAnsi="Symbol" w:hint="default"/>
-        <w:sz w:val="20"/>
-      </w:rPr>
-    </w:lvl>
-    <w:lvl w:ilvl="1" w:tentative="1">
-      <w:start w:val="1"/>
-      <w:numFmt w:val="bullet"/>
-      <w:lvlText w:val="o"/>
-      <w:lvlJc w:val="left"/>
-      <w:pPr>
-        <w:tabs>
-          <w:tab w:val="num" w:pos="1440"/>
-        </w:tabs>
-        <w:ind w:left="1440" w:hanging="360"/>
-      </w:pPr>
-      <w:rPr>
-        <w:rFonts w:ascii="Courier New" w:hAnsi="Courier New" w:hint="default"/>
-        <w:sz w:val="20"/>
-      </w:rPr>
-    </w:lvl>
-    <w:lvl w:ilvl="2" w:tentative="1">
-      <w:start w:val="1"/>
-      <w:numFmt w:val="bullet"/>
-      <w:lvlText w:val=""/>
-      <w:lvlJc w:val="left"/>
-      <w:pPr>
-        <w:tabs>
-          <w:tab w:val="num" w:pos="2160"/>
-        </w:tabs>
-        <w:ind w:left="2160" w:hanging="360"/>
-      </w:pPr>
-      <w:rPr>
-        <w:rFonts w:ascii="Wingdings" w:hAnsi="Wingdings" w:hint="default"/>
-        <w:sz w:val="20"/>
-      </w:rPr>
-    </w:lvl>
-    <w:lvl w:ilvl="3" w:tentative="1">
-      <w:start w:val="1"/>
-      <w:numFmt w:val="bullet"/>
-      <w:lvlText w:val=""/>
-      <w:lvlJc w:val="left"/>
-      <w:pPr>
-        <w:tabs>
-          <w:tab w:val="num" w:pos="2880"/>
-        </w:tabs>
-        <w:ind w:left="2880" w:hanging="360"/>
-      </w:pPr>
-      <w:rPr>
-        <w:rFonts w:ascii="Wingdings" w:hAnsi="Wingdings" w:hint="default"/>
-        <w:sz w:val="20"/>
-      </w:rPr>
-    </w:lvl>
-    <w:lvl w:ilvl="4" w:tentative="1">
-      <w:start w:val="1"/>
-      <w:numFmt w:val="bullet"/>
-      <w:lvlText w:val=""/>
-      <w:lvlJc w:val="left"/>
-      <w:pPr>
-        <w:tabs>
-          <w:tab w:val="num" w:pos="3600"/>
-        </w:tabs>
-        <w:ind w:left="3600" w:hanging="360"/>
-      </w:pPr>
-      <w:rPr>
-        <w:rFonts w:ascii="Wingdings" w:hAnsi="Wingdings" w:hint="default"/>
-        <w:sz w:val="20"/>
-      </w:rPr>
-    </w:lvl>
-    <w:lvl w:ilvl="5" w:tentative="1">
-      <w:start w:val="1"/>
-      <w:numFmt w:val="bullet"/>
-      <w:lvlText w:val=""/>
-      <w:lvlJc w:val="left"/>
-      <w:pPr>
-        <w:tabs>
-          <w:tab w:val="num" w:pos="4320"/>
-        </w:tabs>
-        <w:ind w:left="4320" w:hanging="360"/>
-      </w:pPr>
-      <w:rPr>
-        <w:rFonts w:ascii="Wingdings" w:hAnsi="Wingdings" w:hint="default"/>
-        <w:sz w:val="20"/>
-      </w:rPr>
-    </w:lvl>
-    <w:lvl w:ilvl="6" w:tentative="1">
-      <w:start w:val="1"/>
-      <w:numFmt w:val="bullet"/>
-      <w:lvlText w:val=""/>
-      <w:lvlJc w:val="left"/>
-      <w:pPr>
-        <w:tabs>
-          <w:tab w:val="num" w:pos="5040"/>
-        </w:tabs>
-        <w:ind w:left="5040" w:hanging="360"/>
-      </w:pPr>
-      <w:rPr>
-        <w:rFonts w:ascii="Wingdings" w:hAnsi="Wingdings" w:hint="default"/>
-        <w:sz w:val="20"/>
-      </w:rPr>
-    </w:lvl>
-    <w:lvl w:ilvl="7" w:tentative="1">
-      <w:start w:val="1"/>
-      <w:numFmt w:val="bullet"/>
-      <w:lvlText w:val=""/>
-      <w:lvlJc w:val="left"/>
-      <w:pPr>
-        <w:tabs>
-          <w:tab w:val="num" w:pos="5760"/>
-        </w:tabs>
-        <w:ind w:left="5760" w:hanging="360"/>
-      </w:pPr>
-      <w:rPr>
-        <w:rFonts w:ascii="Wingdings" w:hAnsi="Wingdings" w:hint="default"/>
-        <w:sz w:val="20"/>
-      </w:rPr>
-    </w:lvl>
-    <w:lvl w:ilvl="8" w:tentative="1">
-      <w:start w:val="1"/>
-      <w:numFmt w:val="bullet"/>
-      <w:lvlText w:val=""/>
-      <w:lvlJc w:val="left"/>
-      <w:pPr>
-        <w:tabs>
-          <w:tab w:val="num" w:pos="6480"/>
-        </w:tabs>
-        <w:ind w:left="6480" w:hanging="360"/>
-      </w:pPr>
-      <w:rPr>
-        <w:rFonts w:ascii="Wingdings" w:hAnsi="Wingdings" w:hint="default"/>
-        <w:sz w:val="20"/>
-      </w:rPr>
-    </w:lvl>
-  </w:abstractNum>
-  <w:abstractNum w:abstractNumId="7" w15:restartNumberingAfterBreak="0">
+  <w:abstractNum w:abstractNumId="1" w15:restartNumberingAfterBreak="0">
     <w:nsid w:val="2E110239"/>
     <w:multiLevelType w:val="hybridMultilevel"/>
     <w:tmpl w:val="DFD6C648"/>
@@ -27937,539 +24020,7 @@
       </w:rPr>
     </w:lvl>
   </w:abstractNum>
-  <w:abstractNum w:abstractNumId="8" w15:restartNumberingAfterBreak="0">
-    <w:nsid w:val="31CE5821"/>
-    <w:multiLevelType w:val="multilevel"/>
-    <w:tmpl w:val="4C5CD17C"/>
-    <w:lvl w:ilvl="0">
-      <w:start w:val="1"/>
-      <w:numFmt w:val="decimal"/>
-      <w:lvlText w:val="%1."/>
-      <w:lvlJc w:val="left"/>
-      <w:pPr>
-        <w:tabs>
-          <w:tab w:val="num" w:pos="720"/>
-        </w:tabs>
-        <w:ind w:left="720" w:hanging="360"/>
-      </w:pPr>
-    </w:lvl>
-    <w:lvl w:ilvl="1">
-      <w:start w:val="1"/>
-      <w:numFmt w:val="bullet"/>
-      <w:lvlText w:val="o"/>
-      <w:lvlJc w:val="left"/>
-      <w:pPr>
-        <w:tabs>
-          <w:tab w:val="num" w:pos="1440"/>
-        </w:tabs>
-        <w:ind w:left="1440" w:hanging="360"/>
-      </w:pPr>
-      <w:rPr>
-        <w:rFonts w:ascii="Courier New" w:hAnsi="Courier New" w:hint="default"/>
-        <w:sz w:val="20"/>
-      </w:rPr>
-    </w:lvl>
-    <w:lvl w:ilvl="2" w:tentative="1">
-      <w:start w:val="1"/>
-      <w:numFmt w:val="decimal"/>
-      <w:lvlText w:val="%3."/>
-      <w:lvlJc w:val="left"/>
-      <w:pPr>
-        <w:tabs>
-          <w:tab w:val="num" w:pos="2160"/>
-        </w:tabs>
-        <w:ind w:left="2160" w:hanging="360"/>
-      </w:pPr>
-    </w:lvl>
-    <w:lvl w:ilvl="3" w:tentative="1">
-      <w:start w:val="1"/>
-      <w:numFmt w:val="decimal"/>
-      <w:lvlText w:val="%4."/>
-      <w:lvlJc w:val="left"/>
-      <w:pPr>
-        <w:tabs>
-          <w:tab w:val="num" w:pos="2880"/>
-        </w:tabs>
-        <w:ind w:left="2880" w:hanging="360"/>
-      </w:pPr>
-    </w:lvl>
-    <w:lvl w:ilvl="4" w:tentative="1">
-      <w:start w:val="1"/>
-      <w:numFmt w:val="decimal"/>
-      <w:lvlText w:val="%5."/>
-      <w:lvlJc w:val="left"/>
-      <w:pPr>
-        <w:tabs>
-          <w:tab w:val="num" w:pos="3600"/>
-        </w:tabs>
-        <w:ind w:left="3600" w:hanging="360"/>
-      </w:pPr>
-    </w:lvl>
-    <w:lvl w:ilvl="5" w:tentative="1">
-      <w:start w:val="1"/>
-      <w:numFmt w:val="decimal"/>
-      <w:lvlText w:val="%6."/>
-      <w:lvlJc w:val="left"/>
-      <w:pPr>
-        <w:tabs>
-          <w:tab w:val="num" w:pos="4320"/>
-        </w:tabs>
-        <w:ind w:left="4320" w:hanging="360"/>
-      </w:pPr>
-    </w:lvl>
-    <w:lvl w:ilvl="6" w:tentative="1">
-      <w:start w:val="1"/>
-      <w:numFmt w:val="decimal"/>
-      <w:lvlText w:val="%7."/>
-      <w:lvlJc w:val="left"/>
-      <w:pPr>
-        <w:tabs>
-          <w:tab w:val="num" w:pos="5040"/>
-        </w:tabs>
-        <w:ind w:left="5040" w:hanging="360"/>
-      </w:pPr>
-    </w:lvl>
-    <w:lvl w:ilvl="7" w:tentative="1">
-      <w:start w:val="1"/>
-      <w:numFmt w:val="decimal"/>
-      <w:lvlText w:val="%8."/>
-      <w:lvlJc w:val="left"/>
-      <w:pPr>
-        <w:tabs>
-          <w:tab w:val="num" w:pos="5760"/>
-        </w:tabs>
-        <w:ind w:left="5760" w:hanging="360"/>
-      </w:pPr>
-    </w:lvl>
-    <w:lvl w:ilvl="8" w:tentative="1">
-      <w:start w:val="1"/>
-      <w:numFmt w:val="decimal"/>
-      <w:lvlText w:val="%9."/>
-      <w:lvlJc w:val="left"/>
-      <w:pPr>
-        <w:tabs>
-          <w:tab w:val="num" w:pos="6480"/>
-        </w:tabs>
-        <w:ind w:left="6480" w:hanging="360"/>
-      </w:pPr>
-    </w:lvl>
-  </w:abstractNum>
-  <w:abstractNum w:abstractNumId="9" w15:restartNumberingAfterBreak="0">
-    <w:nsid w:val="3CFF31AA"/>
-    <w:multiLevelType w:val="multilevel"/>
-    <w:tmpl w:val="27544E48"/>
-    <w:lvl w:ilvl="0">
-      <w:start w:val="1"/>
-      <w:numFmt w:val="decimal"/>
-      <w:lvlText w:val="%1."/>
-      <w:lvlJc w:val="left"/>
-      <w:pPr>
-        <w:tabs>
-          <w:tab w:val="num" w:pos="720"/>
-        </w:tabs>
-        <w:ind w:left="720" w:hanging="360"/>
-      </w:pPr>
-    </w:lvl>
-    <w:lvl w:ilvl="1">
-      <w:start w:val="1"/>
-      <w:numFmt w:val="bullet"/>
-      <w:lvlText w:val="o"/>
-      <w:lvlJc w:val="left"/>
-      <w:pPr>
-        <w:tabs>
-          <w:tab w:val="num" w:pos="1440"/>
-        </w:tabs>
-        <w:ind w:left="1440" w:hanging="360"/>
-      </w:pPr>
-      <w:rPr>
-        <w:rFonts w:ascii="Courier New" w:hAnsi="Courier New" w:hint="default"/>
-        <w:sz w:val="20"/>
-      </w:rPr>
-    </w:lvl>
-    <w:lvl w:ilvl="2" w:tentative="1">
-      <w:start w:val="1"/>
-      <w:numFmt w:val="decimal"/>
-      <w:lvlText w:val="%3."/>
-      <w:lvlJc w:val="left"/>
-      <w:pPr>
-        <w:tabs>
-          <w:tab w:val="num" w:pos="2160"/>
-        </w:tabs>
-        <w:ind w:left="2160" w:hanging="360"/>
-      </w:pPr>
-    </w:lvl>
-    <w:lvl w:ilvl="3" w:tentative="1">
-      <w:start w:val="1"/>
-      <w:numFmt w:val="decimal"/>
-      <w:lvlText w:val="%4."/>
-      <w:lvlJc w:val="left"/>
-      <w:pPr>
-        <w:tabs>
-          <w:tab w:val="num" w:pos="2880"/>
-        </w:tabs>
-        <w:ind w:left="2880" w:hanging="360"/>
-      </w:pPr>
-    </w:lvl>
-    <w:lvl w:ilvl="4" w:tentative="1">
-      <w:start w:val="1"/>
-      <w:numFmt w:val="decimal"/>
-      <w:lvlText w:val="%5."/>
-      <w:lvlJc w:val="left"/>
-      <w:pPr>
-        <w:tabs>
-          <w:tab w:val="num" w:pos="3600"/>
-        </w:tabs>
-        <w:ind w:left="3600" w:hanging="360"/>
-      </w:pPr>
-    </w:lvl>
-    <w:lvl w:ilvl="5" w:tentative="1">
-      <w:start w:val="1"/>
-      <w:numFmt w:val="decimal"/>
-      <w:lvlText w:val="%6."/>
-      <w:lvlJc w:val="left"/>
-      <w:pPr>
-        <w:tabs>
-          <w:tab w:val="num" w:pos="4320"/>
-        </w:tabs>
-        <w:ind w:left="4320" w:hanging="360"/>
-      </w:pPr>
-    </w:lvl>
-    <w:lvl w:ilvl="6" w:tentative="1">
-      <w:start w:val="1"/>
-      <w:numFmt w:val="decimal"/>
-      <w:lvlText w:val="%7."/>
-      <w:lvlJc w:val="left"/>
-      <w:pPr>
-        <w:tabs>
-          <w:tab w:val="num" w:pos="5040"/>
-        </w:tabs>
-        <w:ind w:left="5040" w:hanging="360"/>
-      </w:pPr>
-    </w:lvl>
-    <w:lvl w:ilvl="7" w:tentative="1">
-      <w:start w:val="1"/>
-      <w:numFmt w:val="decimal"/>
-      <w:lvlText w:val="%8."/>
-      <w:lvlJc w:val="left"/>
-      <w:pPr>
-        <w:tabs>
-          <w:tab w:val="num" w:pos="5760"/>
-        </w:tabs>
-        <w:ind w:left="5760" w:hanging="360"/>
-      </w:pPr>
-    </w:lvl>
-    <w:lvl w:ilvl="8" w:tentative="1">
-      <w:start w:val="1"/>
-      <w:numFmt w:val="decimal"/>
-      <w:lvlText w:val="%9."/>
-      <w:lvlJc w:val="left"/>
-      <w:pPr>
-        <w:tabs>
-          <w:tab w:val="num" w:pos="6480"/>
-        </w:tabs>
-        <w:ind w:left="6480" w:hanging="360"/>
-      </w:pPr>
-    </w:lvl>
-  </w:abstractNum>
-  <w:abstractNum w:abstractNumId="10" w15:restartNumberingAfterBreak="0">
-    <w:nsid w:val="43194E6B"/>
-    <w:multiLevelType w:val="multilevel"/>
-    <w:tmpl w:val="41C237E8"/>
-    <w:lvl w:ilvl="0">
-      <w:start w:val="1"/>
-      <w:numFmt w:val="bullet"/>
-      <w:lvlText w:val=""/>
-      <w:lvlJc w:val="left"/>
-      <w:pPr>
-        <w:tabs>
-          <w:tab w:val="num" w:pos="720"/>
-        </w:tabs>
-        <w:ind w:left="720" w:hanging="360"/>
-      </w:pPr>
-      <w:rPr>
-        <w:rFonts w:ascii="Symbol" w:hAnsi="Symbol" w:hint="default"/>
-        <w:sz w:val="20"/>
-      </w:rPr>
-    </w:lvl>
-    <w:lvl w:ilvl="1" w:tentative="1">
-      <w:start w:val="1"/>
-      <w:numFmt w:val="bullet"/>
-      <w:lvlText w:val="o"/>
-      <w:lvlJc w:val="left"/>
-      <w:pPr>
-        <w:tabs>
-          <w:tab w:val="num" w:pos="1440"/>
-        </w:tabs>
-        <w:ind w:left="1440" w:hanging="360"/>
-      </w:pPr>
-      <w:rPr>
-        <w:rFonts w:ascii="Courier New" w:hAnsi="Courier New" w:hint="default"/>
-        <w:sz w:val="20"/>
-      </w:rPr>
-    </w:lvl>
-    <w:lvl w:ilvl="2" w:tentative="1">
-      <w:start w:val="1"/>
-      <w:numFmt w:val="bullet"/>
-      <w:lvlText w:val=""/>
-      <w:lvlJc w:val="left"/>
-      <w:pPr>
-        <w:tabs>
-          <w:tab w:val="num" w:pos="2160"/>
-        </w:tabs>
-        <w:ind w:left="2160" w:hanging="360"/>
-      </w:pPr>
-      <w:rPr>
-        <w:rFonts w:ascii="Wingdings" w:hAnsi="Wingdings" w:hint="default"/>
-        <w:sz w:val="20"/>
-      </w:rPr>
-    </w:lvl>
-    <w:lvl w:ilvl="3" w:tentative="1">
-      <w:start w:val="1"/>
-      <w:numFmt w:val="bullet"/>
-      <w:lvlText w:val=""/>
-      <w:lvlJc w:val="left"/>
-      <w:pPr>
-        <w:tabs>
-          <w:tab w:val="num" w:pos="2880"/>
-        </w:tabs>
-        <w:ind w:left="2880" w:hanging="360"/>
-      </w:pPr>
-      <w:rPr>
-        <w:rFonts w:ascii="Wingdings" w:hAnsi="Wingdings" w:hint="default"/>
-        <w:sz w:val="20"/>
-      </w:rPr>
-    </w:lvl>
-    <w:lvl w:ilvl="4" w:tentative="1">
-      <w:start w:val="1"/>
-      <w:numFmt w:val="bullet"/>
-      <w:lvlText w:val=""/>
-      <w:lvlJc w:val="left"/>
-      <w:pPr>
-        <w:tabs>
-          <w:tab w:val="num" w:pos="3600"/>
-        </w:tabs>
-        <w:ind w:left="3600" w:hanging="360"/>
-      </w:pPr>
-      <w:rPr>
-        <w:rFonts w:ascii="Wingdings" w:hAnsi="Wingdings" w:hint="default"/>
-        <w:sz w:val="20"/>
-      </w:rPr>
-    </w:lvl>
-    <w:lvl w:ilvl="5" w:tentative="1">
-      <w:start w:val="1"/>
-      <w:numFmt w:val="bullet"/>
-      <w:lvlText w:val=""/>
-      <w:lvlJc w:val="left"/>
-      <w:pPr>
-        <w:tabs>
-          <w:tab w:val="num" w:pos="4320"/>
-        </w:tabs>
-        <w:ind w:left="4320" w:hanging="360"/>
-      </w:pPr>
-      <w:rPr>
-        <w:rFonts w:ascii="Wingdings" w:hAnsi="Wingdings" w:hint="default"/>
-        <w:sz w:val="20"/>
-      </w:rPr>
-    </w:lvl>
-    <w:lvl w:ilvl="6" w:tentative="1">
-      <w:start w:val="1"/>
-      <w:numFmt w:val="bullet"/>
-      <w:lvlText w:val=""/>
-      <w:lvlJc w:val="left"/>
-      <w:pPr>
-        <w:tabs>
-          <w:tab w:val="num" w:pos="5040"/>
-        </w:tabs>
-        <w:ind w:left="5040" w:hanging="360"/>
-      </w:pPr>
-      <w:rPr>
-        <w:rFonts w:ascii="Wingdings" w:hAnsi="Wingdings" w:hint="default"/>
-        <w:sz w:val="20"/>
-      </w:rPr>
-    </w:lvl>
-    <w:lvl w:ilvl="7" w:tentative="1">
-      <w:start w:val="1"/>
-      <w:numFmt w:val="bullet"/>
-      <w:lvlText w:val=""/>
-      <w:lvlJc w:val="left"/>
-      <w:pPr>
-        <w:tabs>
-          <w:tab w:val="num" w:pos="5760"/>
-        </w:tabs>
-        <w:ind w:left="5760" w:hanging="360"/>
-      </w:pPr>
-      <w:rPr>
-        <w:rFonts w:ascii="Wingdings" w:hAnsi="Wingdings" w:hint="default"/>
-        <w:sz w:val="20"/>
-      </w:rPr>
-    </w:lvl>
-    <w:lvl w:ilvl="8" w:tentative="1">
-      <w:start w:val="1"/>
-      <w:numFmt w:val="bullet"/>
-      <w:lvlText w:val=""/>
-      <w:lvlJc w:val="left"/>
-      <w:pPr>
-        <w:tabs>
-          <w:tab w:val="num" w:pos="6480"/>
-        </w:tabs>
-        <w:ind w:left="6480" w:hanging="360"/>
-      </w:pPr>
-      <w:rPr>
-        <w:rFonts w:ascii="Wingdings" w:hAnsi="Wingdings" w:hint="default"/>
-        <w:sz w:val="20"/>
-      </w:rPr>
-    </w:lvl>
-  </w:abstractNum>
-  <w:abstractNum w:abstractNumId="11" w15:restartNumberingAfterBreak="0">
-    <w:nsid w:val="4E096A03"/>
-    <w:multiLevelType w:val="multilevel"/>
-    <w:tmpl w:val="988EFB46"/>
-    <w:lvl w:ilvl="0">
-      <w:start w:val="1"/>
-      <w:numFmt w:val="bullet"/>
-      <w:lvlText w:val=""/>
-      <w:lvlJc w:val="left"/>
-      <w:pPr>
-        <w:tabs>
-          <w:tab w:val="num" w:pos="720"/>
-        </w:tabs>
-        <w:ind w:left="720" w:hanging="360"/>
-      </w:pPr>
-      <w:rPr>
-        <w:rFonts w:ascii="Symbol" w:hAnsi="Symbol" w:hint="default"/>
-        <w:sz w:val="20"/>
-      </w:rPr>
-    </w:lvl>
-    <w:lvl w:ilvl="1" w:tentative="1">
-      <w:start w:val="1"/>
-      <w:numFmt w:val="bullet"/>
-      <w:lvlText w:val="o"/>
-      <w:lvlJc w:val="left"/>
-      <w:pPr>
-        <w:tabs>
-          <w:tab w:val="num" w:pos="1440"/>
-        </w:tabs>
-        <w:ind w:left="1440" w:hanging="360"/>
-      </w:pPr>
-      <w:rPr>
-        <w:rFonts w:ascii="Courier New" w:hAnsi="Courier New" w:hint="default"/>
-        <w:sz w:val="20"/>
-      </w:rPr>
-    </w:lvl>
-    <w:lvl w:ilvl="2" w:tentative="1">
-      <w:start w:val="1"/>
-      <w:numFmt w:val="bullet"/>
-      <w:lvlText w:val=""/>
-      <w:lvlJc w:val="left"/>
-      <w:pPr>
-        <w:tabs>
-          <w:tab w:val="num" w:pos="2160"/>
-        </w:tabs>
-        <w:ind w:left="2160" w:hanging="360"/>
-      </w:pPr>
-      <w:rPr>
-        <w:rFonts w:ascii="Wingdings" w:hAnsi="Wingdings" w:hint="default"/>
-        <w:sz w:val="20"/>
-      </w:rPr>
-    </w:lvl>
-    <w:lvl w:ilvl="3" w:tentative="1">
-      <w:start w:val="1"/>
-      <w:numFmt w:val="bullet"/>
-      <w:lvlText w:val=""/>
-      <w:lvlJc w:val="left"/>
-      <w:pPr>
-        <w:tabs>
-          <w:tab w:val="num" w:pos="2880"/>
-        </w:tabs>
-        <w:ind w:left="2880" w:hanging="360"/>
-      </w:pPr>
-      <w:rPr>
-        <w:rFonts w:ascii="Wingdings" w:hAnsi="Wingdings" w:hint="default"/>
-        <w:sz w:val="20"/>
-      </w:rPr>
-    </w:lvl>
-    <w:lvl w:ilvl="4" w:tentative="1">
-      <w:start w:val="1"/>
-      <w:numFmt w:val="bullet"/>
-      <w:lvlText w:val=""/>
-      <w:lvlJc w:val="left"/>
-      <w:pPr>
-        <w:tabs>
-          <w:tab w:val="num" w:pos="3600"/>
-        </w:tabs>
-        <w:ind w:left="3600" w:hanging="360"/>
-      </w:pPr>
-      <w:rPr>
-        <w:rFonts w:ascii="Wingdings" w:hAnsi="Wingdings" w:hint="default"/>
-        <w:sz w:val="20"/>
-      </w:rPr>
-    </w:lvl>
-    <w:lvl w:ilvl="5" w:tentative="1">
-      <w:start w:val="1"/>
-      <w:numFmt w:val="bullet"/>
-      <w:lvlText w:val=""/>
-      <w:lvlJc w:val="left"/>
-      <w:pPr>
-        <w:tabs>
-          <w:tab w:val="num" w:pos="4320"/>
-        </w:tabs>
-        <w:ind w:left="4320" w:hanging="360"/>
-      </w:pPr>
-      <w:rPr>
-        <w:rFonts w:ascii="Wingdings" w:hAnsi="Wingdings" w:hint="default"/>
-        <w:sz w:val="20"/>
-      </w:rPr>
-    </w:lvl>
-    <w:lvl w:ilvl="6" w:tentative="1">
-      <w:start w:val="1"/>
-      <w:numFmt w:val="bullet"/>
-      <w:lvlText w:val=""/>
-      <w:lvlJc w:val="left"/>
-      <w:pPr>
-        <w:tabs>
-          <w:tab w:val="num" w:pos="5040"/>
-        </w:tabs>
-        <w:ind w:left="5040" w:hanging="360"/>
-      </w:pPr>
-      <w:rPr>
-        <w:rFonts w:ascii="Wingdings" w:hAnsi="Wingdings" w:hint="default"/>
-        <w:sz w:val="20"/>
-      </w:rPr>
-    </w:lvl>
-    <w:lvl w:ilvl="7" w:tentative="1">
-      <w:start w:val="1"/>
-      <w:numFmt w:val="bullet"/>
-      <w:lvlText w:val=""/>
-      <w:lvlJc w:val="left"/>
-      <w:pPr>
-        <w:tabs>
-          <w:tab w:val="num" w:pos="5760"/>
-        </w:tabs>
-        <w:ind w:left="5760" w:hanging="360"/>
-      </w:pPr>
-      <w:rPr>
-        <w:rFonts w:ascii="Wingdings" w:hAnsi="Wingdings" w:hint="default"/>
-        <w:sz w:val="20"/>
-      </w:rPr>
-    </w:lvl>
-    <w:lvl w:ilvl="8" w:tentative="1">
-      <w:start w:val="1"/>
-      <w:numFmt w:val="bullet"/>
-      <w:lvlText w:val=""/>
-      <w:lvlJc w:val="left"/>
-      <w:pPr>
-        <w:tabs>
-          <w:tab w:val="num" w:pos="6480"/>
-        </w:tabs>
-        <w:ind w:left="6480" w:hanging="360"/>
-      </w:pPr>
-      <w:rPr>
-        <w:rFonts w:ascii="Wingdings" w:hAnsi="Wingdings" w:hint="default"/>
-        <w:sz w:val="20"/>
-      </w:rPr>
-    </w:lvl>
-  </w:abstractNum>
-  <w:abstractNum w:abstractNumId="12" w15:restartNumberingAfterBreak="0">
+  <w:abstractNum w:abstractNumId="2" w15:restartNumberingAfterBreak="0">
     <w:nsid w:val="572C6A30"/>
     <w:multiLevelType w:val="multilevel"/>
     <w:tmpl w:val="E6445214"/>
@@ -28590,7 +24141,7 @@
       </w:pPr>
     </w:lvl>
   </w:abstractNum>
-  <w:abstractNum w:abstractNumId="13" w15:restartNumberingAfterBreak="0">
+  <w:abstractNum w:abstractNumId="3" w15:restartNumberingAfterBreak="0">
     <w:nsid w:val="57E123A2"/>
     <w:multiLevelType w:val="multilevel"/>
     <w:tmpl w:val="5E8C76CE"/>
@@ -28739,7 +24290,7 @@
       </w:rPr>
     </w:lvl>
   </w:abstractNum>
-  <w:abstractNum w:abstractNumId="14" w15:restartNumberingAfterBreak="0">
+  <w:abstractNum w:abstractNumId="4" w15:restartNumberingAfterBreak="0">
     <w:nsid w:val="61A7074B"/>
     <w:multiLevelType w:val="multilevel"/>
     <w:tmpl w:val="0F488B5E"/>
@@ -28852,418 +24403,7 @@
       </w:pPr>
     </w:lvl>
   </w:abstractNum>
-  <w:abstractNum w:abstractNumId="15" w15:restartNumberingAfterBreak="0">
-    <w:nsid w:val="65872F17"/>
-    <w:multiLevelType w:val="multilevel"/>
-    <w:tmpl w:val="88A8408E"/>
-    <w:lvl w:ilvl="0">
-      <w:start w:val="1"/>
-      <w:numFmt w:val="bullet"/>
-      <w:lvlText w:val=""/>
-      <w:lvlJc w:val="left"/>
-      <w:pPr>
-        <w:tabs>
-          <w:tab w:val="num" w:pos="720"/>
-        </w:tabs>
-        <w:ind w:left="720" w:hanging="360"/>
-      </w:pPr>
-      <w:rPr>
-        <w:rFonts w:ascii="Symbol" w:hAnsi="Symbol" w:hint="default"/>
-        <w:sz w:val="20"/>
-      </w:rPr>
-    </w:lvl>
-    <w:lvl w:ilvl="1" w:tentative="1">
-      <w:start w:val="1"/>
-      <w:numFmt w:val="bullet"/>
-      <w:lvlText w:val="o"/>
-      <w:lvlJc w:val="left"/>
-      <w:pPr>
-        <w:tabs>
-          <w:tab w:val="num" w:pos="1440"/>
-        </w:tabs>
-        <w:ind w:left="1440" w:hanging="360"/>
-      </w:pPr>
-      <w:rPr>
-        <w:rFonts w:ascii="Courier New" w:hAnsi="Courier New" w:hint="default"/>
-        <w:sz w:val="20"/>
-      </w:rPr>
-    </w:lvl>
-    <w:lvl w:ilvl="2" w:tentative="1">
-      <w:start w:val="1"/>
-      <w:numFmt w:val="bullet"/>
-      <w:lvlText w:val=""/>
-      <w:lvlJc w:val="left"/>
-      <w:pPr>
-        <w:tabs>
-          <w:tab w:val="num" w:pos="2160"/>
-        </w:tabs>
-        <w:ind w:left="2160" w:hanging="360"/>
-      </w:pPr>
-      <w:rPr>
-        <w:rFonts w:ascii="Wingdings" w:hAnsi="Wingdings" w:hint="default"/>
-        <w:sz w:val="20"/>
-      </w:rPr>
-    </w:lvl>
-    <w:lvl w:ilvl="3" w:tentative="1">
-      <w:start w:val="1"/>
-      <w:numFmt w:val="bullet"/>
-      <w:lvlText w:val=""/>
-      <w:lvlJc w:val="left"/>
-      <w:pPr>
-        <w:tabs>
-          <w:tab w:val="num" w:pos="2880"/>
-        </w:tabs>
-        <w:ind w:left="2880" w:hanging="360"/>
-      </w:pPr>
-      <w:rPr>
-        <w:rFonts w:ascii="Wingdings" w:hAnsi="Wingdings" w:hint="default"/>
-        <w:sz w:val="20"/>
-      </w:rPr>
-    </w:lvl>
-    <w:lvl w:ilvl="4" w:tentative="1">
-      <w:start w:val="1"/>
-      <w:numFmt w:val="bullet"/>
-      <w:lvlText w:val=""/>
-      <w:lvlJc w:val="left"/>
-      <w:pPr>
-        <w:tabs>
-          <w:tab w:val="num" w:pos="3600"/>
-        </w:tabs>
-        <w:ind w:left="3600" w:hanging="360"/>
-      </w:pPr>
-      <w:rPr>
-        <w:rFonts w:ascii="Wingdings" w:hAnsi="Wingdings" w:hint="default"/>
-        <w:sz w:val="20"/>
-      </w:rPr>
-    </w:lvl>
-    <w:lvl w:ilvl="5" w:tentative="1">
-      <w:start w:val="1"/>
-      <w:numFmt w:val="bullet"/>
-      <w:lvlText w:val=""/>
-      <w:lvlJc w:val="left"/>
-      <w:pPr>
-        <w:tabs>
-          <w:tab w:val="num" w:pos="4320"/>
-        </w:tabs>
-        <w:ind w:left="4320" w:hanging="360"/>
-      </w:pPr>
-      <w:rPr>
-        <w:rFonts w:ascii="Wingdings" w:hAnsi="Wingdings" w:hint="default"/>
-        <w:sz w:val="20"/>
-      </w:rPr>
-    </w:lvl>
-    <w:lvl w:ilvl="6" w:tentative="1">
-      <w:start w:val="1"/>
-      <w:numFmt w:val="bullet"/>
-      <w:lvlText w:val=""/>
-      <w:lvlJc w:val="left"/>
-      <w:pPr>
-        <w:tabs>
-          <w:tab w:val="num" w:pos="5040"/>
-        </w:tabs>
-        <w:ind w:left="5040" w:hanging="360"/>
-      </w:pPr>
-      <w:rPr>
-        <w:rFonts w:ascii="Wingdings" w:hAnsi="Wingdings" w:hint="default"/>
-        <w:sz w:val="20"/>
-      </w:rPr>
-    </w:lvl>
-    <w:lvl w:ilvl="7" w:tentative="1">
-      <w:start w:val="1"/>
-      <w:numFmt w:val="bullet"/>
-      <w:lvlText w:val=""/>
-      <w:lvlJc w:val="left"/>
-      <w:pPr>
-        <w:tabs>
-          <w:tab w:val="num" w:pos="5760"/>
-        </w:tabs>
-        <w:ind w:left="5760" w:hanging="360"/>
-      </w:pPr>
-      <w:rPr>
-        <w:rFonts w:ascii="Wingdings" w:hAnsi="Wingdings" w:hint="default"/>
-        <w:sz w:val="20"/>
-      </w:rPr>
-    </w:lvl>
-    <w:lvl w:ilvl="8" w:tentative="1">
-      <w:start w:val="1"/>
-      <w:numFmt w:val="bullet"/>
-      <w:lvlText w:val=""/>
-      <w:lvlJc w:val="left"/>
-      <w:pPr>
-        <w:tabs>
-          <w:tab w:val="num" w:pos="6480"/>
-        </w:tabs>
-        <w:ind w:left="6480" w:hanging="360"/>
-      </w:pPr>
-      <w:rPr>
-        <w:rFonts w:ascii="Wingdings" w:hAnsi="Wingdings" w:hint="default"/>
-        <w:sz w:val="20"/>
-      </w:rPr>
-    </w:lvl>
-  </w:abstractNum>
-  <w:abstractNum w:abstractNumId="16" w15:restartNumberingAfterBreak="0">
-    <w:nsid w:val="675C0F11"/>
-    <w:multiLevelType w:val="multilevel"/>
-    <w:tmpl w:val="6652F0A4"/>
-    <w:lvl w:ilvl="0">
-      <w:start w:val="1"/>
-      <w:numFmt w:val="decimal"/>
-      <w:lvlText w:val="%1."/>
-      <w:lvlJc w:val="left"/>
-      <w:pPr>
-        <w:tabs>
-          <w:tab w:val="num" w:pos="720"/>
-        </w:tabs>
-        <w:ind w:left="720" w:hanging="360"/>
-      </w:pPr>
-    </w:lvl>
-    <w:lvl w:ilvl="1" w:tentative="1">
-      <w:start w:val="1"/>
-      <w:numFmt w:val="decimal"/>
-      <w:lvlText w:val="%2."/>
-      <w:lvlJc w:val="left"/>
-      <w:pPr>
-        <w:tabs>
-          <w:tab w:val="num" w:pos="1440"/>
-        </w:tabs>
-        <w:ind w:left="1440" w:hanging="360"/>
-      </w:pPr>
-    </w:lvl>
-    <w:lvl w:ilvl="2" w:tentative="1">
-      <w:start w:val="1"/>
-      <w:numFmt w:val="decimal"/>
-      <w:lvlText w:val="%3."/>
-      <w:lvlJc w:val="left"/>
-      <w:pPr>
-        <w:tabs>
-          <w:tab w:val="num" w:pos="2160"/>
-        </w:tabs>
-        <w:ind w:left="2160" w:hanging="360"/>
-      </w:pPr>
-    </w:lvl>
-    <w:lvl w:ilvl="3" w:tentative="1">
-      <w:start w:val="1"/>
-      <w:numFmt w:val="decimal"/>
-      <w:lvlText w:val="%4."/>
-      <w:lvlJc w:val="left"/>
-      <w:pPr>
-        <w:tabs>
-          <w:tab w:val="num" w:pos="2880"/>
-        </w:tabs>
-        <w:ind w:left="2880" w:hanging="360"/>
-      </w:pPr>
-    </w:lvl>
-    <w:lvl w:ilvl="4" w:tentative="1">
-      <w:start w:val="1"/>
-      <w:numFmt w:val="decimal"/>
-      <w:lvlText w:val="%5."/>
-      <w:lvlJc w:val="left"/>
-      <w:pPr>
-        <w:tabs>
-          <w:tab w:val="num" w:pos="3600"/>
-        </w:tabs>
-        <w:ind w:left="3600" w:hanging="360"/>
-      </w:pPr>
-    </w:lvl>
-    <w:lvl w:ilvl="5" w:tentative="1">
-      <w:start w:val="1"/>
-      <w:numFmt w:val="decimal"/>
-      <w:lvlText w:val="%6."/>
-      <w:lvlJc w:val="left"/>
-      <w:pPr>
-        <w:tabs>
-          <w:tab w:val="num" w:pos="4320"/>
-        </w:tabs>
-        <w:ind w:left="4320" w:hanging="360"/>
-      </w:pPr>
-    </w:lvl>
-    <w:lvl w:ilvl="6" w:tentative="1">
-      <w:start w:val="1"/>
-      <w:numFmt w:val="decimal"/>
-      <w:lvlText w:val="%7."/>
-      <w:lvlJc w:val="left"/>
-      <w:pPr>
-        <w:tabs>
-          <w:tab w:val="num" w:pos="5040"/>
-        </w:tabs>
-        <w:ind w:left="5040" w:hanging="360"/>
-      </w:pPr>
-    </w:lvl>
-    <w:lvl w:ilvl="7" w:tentative="1">
-      <w:start w:val="1"/>
-      <w:numFmt w:val="decimal"/>
-      <w:lvlText w:val="%8."/>
-      <w:lvlJc w:val="left"/>
-      <w:pPr>
-        <w:tabs>
-          <w:tab w:val="num" w:pos="5760"/>
-        </w:tabs>
-        <w:ind w:left="5760" w:hanging="360"/>
-      </w:pPr>
-    </w:lvl>
-    <w:lvl w:ilvl="8" w:tentative="1">
-      <w:start w:val="1"/>
-      <w:numFmt w:val="decimal"/>
-      <w:lvlText w:val="%9."/>
-      <w:lvlJc w:val="left"/>
-      <w:pPr>
-        <w:tabs>
-          <w:tab w:val="num" w:pos="6480"/>
-        </w:tabs>
-        <w:ind w:left="6480" w:hanging="360"/>
-      </w:pPr>
-    </w:lvl>
-  </w:abstractNum>
-  <w:abstractNum w:abstractNumId="17" w15:restartNumberingAfterBreak="0">
-    <w:nsid w:val="6CE71FB5"/>
-    <w:multiLevelType w:val="multilevel"/>
-    <w:tmpl w:val="38AC7AE6"/>
-    <w:lvl w:ilvl="0">
-      <w:start w:val="1"/>
-      <w:numFmt w:val="bullet"/>
-      <w:lvlText w:val=""/>
-      <w:lvlJc w:val="left"/>
-      <w:pPr>
-        <w:tabs>
-          <w:tab w:val="num" w:pos="720"/>
-        </w:tabs>
-        <w:ind w:left="720" w:hanging="360"/>
-      </w:pPr>
-      <w:rPr>
-        <w:rFonts w:ascii="Symbol" w:hAnsi="Symbol" w:hint="default"/>
-        <w:sz w:val="20"/>
-      </w:rPr>
-    </w:lvl>
-    <w:lvl w:ilvl="1" w:tentative="1">
-      <w:start w:val="1"/>
-      <w:numFmt w:val="bullet"/>
-      <w:lvlText w:val="o"/>
-      <w:lvlJc w:val="left"/>
-      <w:pPr>
-        <w:tabs>
-          <w:tab w:val="num" w:pos="1440"/>
-        </w:tabs>
-        <w:ind w:left="1440" w:hanging="360"/>
-      </w:pPr>
-      <w:rPr>
-        <w:rFonts w:ascii="Courier New" w:hAnsi="Courier New" w:hint="default"/>
-        <w:sz w:val="20"/>
-      </w:rPr>
-    </w:lvl>
-    <w:lvl w:ilvl="2" w:tentative="1">
-      <w:start w:val="1"/>
-      <w:numFmt w:val="bullet"/>
-      <w:lvlText w:val=""/>
-      <w:lvlJc w:val="left"/>
-      <w:pPr>
-        <w:tabs>
-          <w:tab w:val="num" w:pos="2160"/>
-        </w:tabs>
-        <w:ind w:left="2160" w:hanging="360"/>
-      </w:pPr>
-      <w:rPr>
-        <w:rFonts w:ascii="Wingdings" w:hAnsi="Wingdings" w:hint="default"/>
-        <w:sz w:val="20"/>
-      </w:rPr>
-    </w:lvl>
-    <w:lvl w:ilvl="3" w:tentative="1">
-      <w:start w:val="1"/>
-      <w:numFmt w:val="bullet"/>
-      <w:lvlText w:val=""/>
-      <w:lvlJc w:val="left"/>
-      <w:pPr>
-        <w:tabs>
-          <w:tab w:val="num" w:pos="2880"/>
-        </w:tabs>
-        <w:ind w:left="2880" w:hanging="360"/>
-      </w:pPr>
-      <w:rPr>
-        <w:rFonts w:ascii="Wingdings" w:hAnsi="Wingdings" w:hint="default"/>
-        <w:sz w:val="20"/>
-      </w:rPr>
-    </w:lvl>
-    <w:lvl w:ilvl="4" w:tentative="1">
-      <w:start w:val="1"/>
-      <w:numFmt w:val="bullet"/>
-      <w:lvlText w:val=""/>
-      <w:lvlJc w:val="left"/>
-      <w:pPr>
-        <w:tabs>
-          <w:tab w:val="num" w:pos="3600"/>
-        </w:tabs>
-        <w:ind w:left="3600" w:hanging="360"/>
-      </w:pPr>
-      <w:rPr>
-        <w:rFonts w:ascii="Wingdings" w:hAnsi="Wingdings" w:hint="default"/>
-        <w:sz w:val="20"/>
-      </w:rPr>
-    </w:lvl>
-    <w:lvl w:ilvl="5" w:tentative="1">
-      <w:start w:val="1"/>
-      <w:numFmt w:val="bullet"/>
-      <w:lvlText w:val=""/>
-      <w:lvlJc w:val="left"/>
-      <w:pPr>
-        <w:tabs>
-          <w:tab w:val="num" w:pos="4320"/>
-        </w:tabs>
-        <w:ind w:left="4320" w:hanging="360"/>
-      </w:pPr>
-      <w:rPr>
-        <w:rFonts w:ascii="Wingdings" w:hAnsi="Wingdings" w:hint="default"/>
-        <w:sz w:val="20"/>
-      </w:rPr>
-    </w:lvl>
-    <w:lvl w:ilvl="6" w:tentative="1">
-      <w:start w:val="1"/>
-      <w:numFmt w:val="bullet"/>
-      <w:lvlText w:val=""/>
-      <w:lvlJc w:val="left"/>
-      <w:pPr>
-        <w:tabs>
-          <w:tab w:val="num" w:pos="5040"/>
-        </w:tabs>
-        <w:ind w:left="5040" w:hanging="360"/>
-      </w:pPr>
-      <w:rPr>
-        <w:rFonts w:ascii="Wingdings" w:hAnsi="Wingdings" w:hint="default"/>
-        <w:sz w:val="20"/>
-      </w:rPr>
-    </w:lvl>
-    <w:lvl w:ilvl="7" w:tentative="1">
-      <w:start w:val="1"/>
-      <w:numFmt w:val="bullet"/>
-      <w:lvlText w:val=""/>
-      <w:lvlJc w:val="left"/>
-      <w:pPr>
-        <w:tabs>
-          <w:tab w:val="num" w:pos="5760"/>
-        </w:tabs>
-        <w:ind w:left="5760" w:hanging="360"/>
-      </w:pPr>
-      <w:rPr>
-        <w:rFonts w:ascii="Wingdings" w:hAnsi="Wingdings" w:hint="default"/>
-        <w:sz w:val="20"/>
-      </w:rPr>
-    </w:lvl>
-    <w:lvl w:ilvl="8" w:tentative="1">
-      <w:start w:val="1"/>
-      <w:numFmt w:val="bullet"/>
-      <w:lvlText w:val=""/>
-      <w:lvlJc w:val="left"/>
-      <w:pPr>
-        <w:tabs>
-          <w:tab w:val="num" w:pos="6480"/>
-        </w:tabs>
-        <w:ind w:left="6480" w:hanging="360"/>
-      </w:pPr>
-      <w:rPr>
-        <w:rFonts w:ascii="Wingdings" w:hAnsi="Wingdings" w:hint="default"/>
-        <w:sz w:val="20"/>
-      </w:rPr>
-    </w:lvl>
-  </w:abstractNum>
-  <w:abstractNum w:abstractNumId="18" w15:restartNumberingAfterBreak="0">
+  <w:abstractNum w:abstractNumId="5" w15:restartNumberingAfterBreak="0">
     <w:nsid w:val="7F390FEE"/>
     <w:multiLevelType w:val="multilevel"/>
     <w:tmpl w:val="94C6001C"/>
@@ -29413,61 +24553,22 @@
     </w:lvl>
   </w:abstractNum>
   <w:num w:numId="1">
-    <w:abstractNumId w:val="18"/>
+    <w:abstractNumId w:val="5"/>
   </w:num>
   <w:num w:numId="2">
-    <w:abstractNumId w:val="13"/>
+    <w:abstractNumId w:val="3"/>
   </w:num>
   <w:num w:numId="3">
-    <w:abstractNumId w:val="7"/>
+    <w:abstractNumId w:val="1"/>
   </w:num>
   <w:num w:numId="4">
-    <w:abstractNumId w:val="1"/>
+    <w:abstractNumId w:val="0"/>
   </w:num>
   <w:num w:numId="5">
-    <w:abstractNumId w:val="12"/>
+    <w:abstractNumId w:val="2"/>
   </w:num>
   <w:num w:numId="6">
-    <w:abstractNumId w:val="14"/>
-  </w:num>
-  <w:num w:numId="7">
-    <w:abstractNumId w:val="2"/>
-  </w:num>
-  <w:num w:numId="8">
-    <w:abstractNumId w:val="10"/>
-  </w:num>
-  <w:num w:numId="9">
-    <w:abstractNumId w:val="6"/>
-  </w:num>
-  <w:num w:numId="10">
-    <w:abstractNumId w:val="0"/>
-  </w:num>
-  <w:num w:numId="11">
-    <w:abstractNumId w:val="16"/>
-  </w:num>
-  <w:num w:numId="12">
-    <w:abstractNumId w:val="17"/>
-  </w:num>
-  <w:num w:numId="13">
-    <w:abstractNumId w:val="5"/>
-  </w:num>
-  <w:num w:numId="14">
-    <w:abstractNumId w:val="3"/>
-  </w:num>
-  <w:num w:numId="15">
     <w:abstractNumId w:val="4"/>
-  </w:num>
-  <w:num w:numId="16">
-    <w:abstractNumId w:val="15"/>
-  </w:num>
-  <w:num w:numId="17">
-    <w:abstractNumId w:val="9"/>
-  </w:num>
-  <w:num w:numId="18">
-    <w:abstractNumId w:val="11"/>
-  </w:num>
-  <w:num w:numId="19">
-    <w:abstractNumId w:val="8"/>
   </w:num>
 </w:numbering>
 </file>
@@ -30019,114 +25120,6 @@
       <w:szCs w:val="24"/>
     </w:rPr>
   </w:style>
-  <w:style w:type="character" w:customStyle="1" w:styleId="ng-tns-c1439560824-87">
-    <w:name w:val="ng-tns-c1439560824-87"/>
-    <w:basedOn w:val="DefaultParagraphFont"/>
-    <w:rsid w:val="007257A0"/>
-  </w:style>
-  <w:style w:type="paragraph" w:styleId="HTMLPreformatted">
-    <w:name w:val="HTML Preformatted"/>
-    <w:basedOn w:val="Normal"/>
-    <w:link w:val="HTMLPreformattedChar"/>
-    <w:uiPriority w:val="99"/>
-    <w:semiHidden/>
-    <w:unhideWhenUsed/>
-    <w:rsid w:val="007257A0"/>
-    <w:pPr>
-      <w:tabs>
-        <w:tab w:val="left" w:pos="916"/>
-        <w:tab w:val="left" w:pos="1832"/>
-        <w:tab w:val="left" w:pos="2748"/>
-        <w:tab w:val="left" w:pos="3664"/>
-        <w:tab w:val="left" w:pos="4580"/>
-        <w:tab w:val="left" w:pos="5496"/>
-        <w:tab w:val="left" w:pos="6412"/>
-        <w:tab w:val="left" w:pos="7328"/>
-        <w:tab w:val="left" w:pos="8244"/>
-        <w:tab w:val="left" w:pos="9160"/>
-        <w:tab w:val="left" w:pos="10076"/>
-        <w:tab w:val="left" w:pos="10992"/>
-        <w:tab w:val="left" w:pos="11908"/>
-        <w:tab w:val="left" w:pos="12824"/>
-        <w:tab w:val="left" w:pos="13740"/>
-        <w:tab w:val="left" w:pos="14656"/>
-      </w:tabs>
-      <w:spacing w:after="0" w:line="240" w:lineRule="auto"/>
-    </w:pPr>
-    <w:rPr>
-      <w:rFonts w:ascii="Courier New" w:eastAsia="Times New Roman" w:hAnsi="Courier New" w:cs="Courier New"/>
-      <w:sz w:val="20"/>
-      <w:szCs w:val="20"/>
-    </w:rPr>
-  </w:style>
-  <w:style w:type="character" w:customStyle="1" w:styleId="HTMLPreformattedChar">
-    <w:name w:val="HTML Preformatted Char"/>
-    <w:basedOn w:val="DefaultParagraphFont"/>
-    <w:link w:val="HTMLPreformatted"/>
-    <w:uiPriority w:val="99"/>
-    <w:semiHidden/>
-    <w:rsid w:val="007257A0"/>
-    <w:rPr>
-      <w:rFonts w:ascii="Courier New" w:eastAsia="Times New Roman" w:hAnsi="Courier New" w:cs="Courier New"/>
-      <w:sz w:val="20"/>
-      <w:szCs w:val="20"/>
-    </w:rPr>
-  </w:style>
-  <w:style w:type="character" w:customStyle="1" w:styleId="hljs-attr">
-    <w:name w:val="hljs-attr"/>
-    <w:basedOn w:val="DefaultParagraphFont"/>
-    <w:rsid w:val="007257A0"/>
-  </w:style>
-  <w:style w:type="character" w:customStyle="1" w:styleId="hljs-string">
-    <w:name w:val="hljs-string"/>
-    <w:basedOn w:val="DefaultParagraphFont"/>
-    <w:rsid w:val="007257A0"/>
-  </w:style>
-  <w:style w:type="character" w:customStyle="1" w:styleId="hljs-number">
-    <w:name w:val="hljs-number"/>
-    <w:basedOn w:val="DefaultParagraphFont"/>
-    <w:rsid w:val="007257A0"/>
-  </w:style>
-  <w:style w:type="character" w:customStyle="1" w:styleId="ng-tns-c1439560824-88">
-    <w:name w:val="ng-tns-c1439560824-88"/>
-    <w:basedOn w:val="DefaultParagraphFont"/>
-    <w:rsid w:val="007257A0"/>
-  </w:style>
-  <w:style w:type="character" w:customStyle="1" w:styleId="hljs-comment">
-    <w:name w:val="hljs-comment"/>
-    <w:basedOn w:val="DefaultParagraphFont"/>
-    <w:rsid w:val="007257A0"/>
-  </w:style>
-  <w:style w:type="character" w:customStyle="1" w:styleId="ng-tns-c1439560824-155">
-    <w:name w:val="ng-tns-c1439560824-155"/>
-    <w:basedOn w:val="DefaultParagraphFont"/>
-    <w:rsid w:val="003F2C2F"/>
-  </w:style>
-  <w:style w:type="character" w:customStyle="1" w:styleId="hljs-literal">
-    <w:name w:val="hljs-literal"/>
-    <w:basedOn w:val="DefaultParagraphFont"/>
-    <w:rsid w:val="003F2C2F"/>
-  </w:style>
-  <w:style w:type="character" w:customStyle="1" w:styleId="ng-tns-c1439560824-156">
-    <w:name w:val="ng-tns-c1439560824-156"/>
-    <w:basedOn w:val="DefaultParagraphFont"/>
-    <w:rsid w:val="003F2C2F"/>
-  </w:style>
-  <w:style w:type="character" w:customStyle="1" w:styleId="hljs-keyword">
-    <w:name w:val="hljs-keyword"/>
-    <w:basedOn w:val="DefaultParagraphFont"/>
-    <w:rsid w:val="003F2C2F"/>
-  </w:style>
-  <w:style w:type="character" w:customStyle="1" w:styleId="hljs-function">
-    <w:name w:val="hljs-function"/>
-    <w:basedOn w:val="DefaultParagraphFont"/>
-    <w:rsid w:val="003F2C2F"/>
-  </w:style>
-  <w:style w:type="character" w:customStyle="1" w:styleId="hljs-params">
-    <w:name w:val="hljs-params"/>
-    <w:basedOn w:val="DefaultParagraphFont"/>
-    <w:rsid w:val="003F2C2F"/>
-  </w:style>
 </w:styles>
 </file>
 
